--- a/reports/paper_draft_2026-10-23/InsPLAD_QA_paper_ko.docx
+++ b/reports/paper_draft_2026-10-23/InsPLAD_QA_paper_ko.docx
@@ -90,7 +90,7 @@
         <w:t xml:space="preserve">InsPLAD-QA</w:t>
       </w:r>
       <w:r>
-        <w:t xml:space="preserve">를 구축한다. 이상탐지 공개본과 결함분류 공개본을 이미지 해시로 정확히 맞추고, 246장·534문항의 gold 세트를 수작업으로 검토한 뒤 동결하였다. 하나의 프롬프트·출력 형식·채점기로 서로 다른 계열의 공개 LVLM 4종과 API 파이프라인 1종을 비교한다. 각 모델은 이미지만, 정상 참조, 결함 참조, 20가지 vision expert 단서 조건에서 평가된다. 정상 참조는 모든 공개 모델의 이상탐지 F1을 높였지만 vision expert 단서는 일관된 이득이 없었다. 이어서 문항별로 독립적으로 재확인하는 검증 에이전트를 별도 개발 세트에서 고른 뒤 gold에서 한 번 평가하였다. 결함 종류 macro-F1은 .522에서 .640으로(</w:t>
+        <w:t xml:space="preserve">를 구축한다. 이상탐지 공개본과 결함분류 공개본을 이미지 해시로 정확히 맞추고, 246장·534문항의 gold 세트를 수작업으로 검토한 뒤 동결하였다. 하나의 프롬프트·출력 형식·채점기로 서로 다른 모델 계열의 공개 LVLM 4종과 API 파이프라인 1종을 비교한다. 다섯 모두 이미지만 주는 조건에서 평가했다. 공개 모델 4종은 정상 참조, 결함 참조, 두 참조를 함께 주는 조건, 20가지 vision expert 단서 조건에서도 평가했다. 정상 참조는 모든 공개 모델의 이상탐지 F1을 높였다. vision expert 단서는 대체로 결함 종류 F1을 올렸지만 이상탐지 F1은 낮췄고, 모든 모델에서 둘 다 올린 단서는 없었다. 이어서 문항별로 독립적으로 재확인하는 검증 에이전트를 별도 개발 세트에서 고른 뒤 gold에서 한 번 평가하였다. 결함 종류 macro-F1은 .522에서 .640으로(</w:t>
       </w:r>
       <w:r>
         <w:t xml:space="preserve">+.118</w:t>
@@ -114,19 +114,13 @@
         <w:t xml:space="preserve">[+.222,+.328]</w:t>
       </w:r>
       <w:r>
-        <w:t xml:space="preserve">) 올랐다. 정상 이미지 오경보도 93/107에서 16/107로 줄었다. 같은 호출 수로 새 근거 없이 다시 묻는 대조군은 에이전트보다 Q2 macro-F1이 .164, 유무 BAcc가 .203 낮았다(CI 모두 0 제외). 따라서 개선은 추가 호출이 아니라 에이전트의 구조에서 온다. 그러나 같은 에이전트는 결함을 더 많이 놓쳤고(4/139 </w:t>
+        <w:t xml:space="preserve">) 올랐다. 정상 이미지 오경보도 93/107에서 16/107로 줄었다. 같은 호출 수로 다시 묻되 에이전트의 정의와 단계 구성은 주지 않은 대조군은 에이전트보다 Q2 macro-F1이 .164, 유무 BAcc가 .203 낮았다(CI 모두 0 제외). 따라서 개선은 추가 호출만으로는 설명되지 않는다. 그러나 같은 에이전트는 결함을 더 많이 놓쳤다(4/139 </w:t>
       </w:r>
       <w:r>
         <w:t xml:space="preserve">→</w:t>
       </w:r>
       <w:r>
-        <w:t xml:space="preserve"> 27/139), 애자 캡 누락은 거의 알아보지 못했다(7/27 </w:t>
-      </w:r>
-      <w:r>
-        <w:t xml:space="preserve">→</w:t>
-      </w:r>
-      <w:r>
-        <w:t xml:space="preserve"> 2/27). 해상도 확대, 다른 LVLM, 이상탐지 모델, 부품 계수 등 열 가지가 넘는 후속 시도도 부품 누락을 복구하지 못했으며, 정답 위치를 잘라 보여줘도 실패하였다. 벤치마크·코드·문항별 모델 답을 공개하며, 점검 벤치마크는 하나의 정확도가 아니라 오경보와 미탐을 따로 보고해야 함을 주장한다. </w:t>
+        <w:t xml:space="preserve"> 27/139). 애자 캡 누락 27장 중 결함 영역을 보고한 것은 9장뿐이었고(직접 질문은 23장), 수정 방식이 결함 종류를 맞힌 것은 27장 중 2장이었다(직접 질문 7장). 해상도 확대, 다른 LVLM, 이상탐지 모델, 부품 근거 도구 등 후속 시도로도 이 결함을 안정적으로 복구하지 못했다. 표시된 위치를 잘라 보여줘도 LVLM은 결함을 보고하지 않았고, 이 결함을 찾아낸 것은 해당 설비 전용으로 지도학습한 분류기뿐이었다. 벤치마크·코드·문항별 모델 답을 공개하며, 점검 벤치마크는 하나의 정확도가 아니라 오경보와 미탐을 따로 보고해야 함을 주장한다. </w:t>
       </w:r>
     </w:p>
     <w:p>
@@ -162,7 +156,7 @@
         <w:jc w:val="left"/>
       </w:pPr>
       <w:r>
-        <w:t xml:space="preserve">본 연구는 세 가지 질문을 다룬다. (i) 공정한 공통 계약 아래에서 현재 공개 LVLM은 송전선 설비 결함을 얼마나 잘 찾고 분류하는가? (ii) 정상 참조 이미지나 이상탐지 모델(“vision expert”) 단서가 도움이 되는가? (iii) 각 문항을 자기 이전 답과 시각적 정의로 다시 보게 하는 학습 없는 검증 에이전트가 답을 개선하는가, 그렇다면 그 대가는 무엇인가?</w:t>
+        <w:t xml:space="preserve">본 연구는 세 가지 질문을 다룬다. (i) 공정한 공통 계약 아래에서 현재 공개 LVLM은 송전선 설비 결함을 얼마나 잘 찾고 분류하는가? (ii) 정상 참조 이미지나 이상탐지 모델(“vision expert”) 단서가 도움이 되는가? (iii) 학습 없는 검증 에이전트가 답을 개선하는가, 그렇다면 그 대가는 무엇인가? 이 에이전트는 각 문항을 따로 다시 본다. 결함 종류는 보기 정의와 그 문항의 이전 답을 함께 보여주고, 결함 영역은 유무를 먼저 물은 뒤 위치를 묻는다.</w:t>
       </w:r>
     </w:p>
     <w:p>
@@ -231,7 +225,7 @@
         <w:jc w:val="left"/>
       </w:pPr>
       <w:r>
-        <w:t xml:space="preserve">동일한 프롬프트·형식·채점으로 4개 LVLM 계열과 API 파이프라인을 통제 비교하였다. 이미지만, 정상 참조, 결함 참조, vision expert 80가지 구성을 다루며, 정확도와 함께 문항 간 일관성도 보고한다(</w:t>
+        <w:t xml:space="preserve">동일한 프롬프트·형식·채점으로 공개 LVLM 4종과 API 파이프라인을 통제 비교하였다. 다섯 모두 이미지만 주는 조건을 시험했다. 공개 모델 4종은 각각 정상·결함·두 참조 조건과 vision expert 20가지 구성도 시험했다. 정확도와 함께 문항 간 일관성도 보고한다(</w:t>
       </w:r>
       <w:r>
         <w:t xml:space="preserve">4</w:t>
@@ -257,7 +251,7 @@
         <w:t xml:space="preserve">5</w:t>
       </w:r>
       <w:r>
-        <w:t xml:space="preserve">절). 호출 수를 맞춘 대조로 개선이 추가 호출이 아니라 구조에서 온다는 것을 보였다. 다시 묻기만 하면 Q2는 좋아지지 않고 답이 “정상” 쪽으로 쏠린다.</w:t>
+        <w:t xml:space="preserve">절). 호출 수를 맞춘 대조로 개선이 추가 호출만으로는 설명되지 않음을 보였다. 정의와 단계 구성 없이 같은 호출 수로 다시 묻기만 하면 개선이 재현되지 않고, 답이 “정상” 쪽으로 쏠린다.</w:t>
       </w:r>
     </w:p>
     <w:p>
@@ -271,7 +265,7 @@
         <w:jc w:val="left"/>
       </w:pPr>
       <w:r>
-        <w:t xml:space="preserve">부품 누락 결함에 대한 부정적 분석. 열 가지가 넘는 시도가 실패했고, 정답 위치를 잘라 보여줘도 모델이 반응하지 않았다(</w:t>
+        <w:t xml:space="preserve">부품 누락 결함 분석. 학습 없는 시도로는 이 결함을 안정적으로 복구하지 못했고, 표시된 위치를 잘라 보여줘도 LVLM은 결함을 보고하지 않았다(</w:t>
       </w:r>
       <w:r>
         <w:t xml:space="preserve">6</w:t>
@@ -406,9 +400,122 @@
     </w:p>
     <w:p>
       <w:pPr>
+        <w:pStyle w:val="Heading2"/>
+        <w:keepNext/>
+      </w:pPr>
+      <w:r>
+        <w:t xml:space="preserve">3.1 </w:t>
+      </w:r>
+      <w:r>
+        <w:t xml:space="preserve">원천 데이터와 라벨 규칙</w:t>
+      </w:r>
+    </w:p>
+    <w:p>
+      <w:pPr>
         <w:spacing w:after="120" w:line="250"/>
         <w:jc w:val="left"/>
       </w:pPr>
+      <w:r>
+        <w:t xml:space="preserve">InsPLAD </w:t>
+      </w:r>
+      <w:r>
+        <w:t xml:space="preserve">[2]</w:t>
+      </w:r>
+      <w:r>
+        <w:t xml:space="preserve">는 두 공개본을 제공한다. 비지도 이상탐지 공개본은 17개 설비 종류, 27,620장으로 train/test로 나뉘며 test는 6,481장이다. 이 중 3개 설비(</w:t>
+      </w:r>
+      <w:r>
+        <w:rPr>
+          <w:rFonts w:ascii="Consolas" w:eastAsia="Malgun Gothic" w:hAnsi="Consolas"/>
+        </w:rPr>
+        <w:t xml:space="preserve">damper-preformed</w:t>
+      </w:r>
+      <w:r>
+        <w:t xml:space="preserve">, </w:t>
+      </w:r>
+      <w:r>
+        <w:rPr>
+          <w:rFonts w:ascii="Consolas" w:eastAsia="Malgun Gothic" w:hAnsi="Consolas"/>
+        </w:rPr>
+        <w:t xml:space="preserve">spacer</w:t>
+      </w:r>
+      <w:r>
+        <w:t xml:space="preserve">, </w:t>
+      </w:r>
+      <w:r>
+        <w:rPr>
+          <w:rFonts w:ascii="Consolas" w:eastAsia="Malgun Gothic" w:hAnsi="Consolas"/>
+        </w:rPr>
+        <w:t xml:space="preserve">yoke</w:t>
+      </w:r>
+      <w:r>
+        <w:t xml:space="preserve">)는 test에 정상만 있다. 지도 결함분류 공개본은 5개 설비, 11,525장으로 train/val로 나뉘며 val은 6,417장이고 test 분할은 없다. </w:t>
+      </w:r>
+      <w:r>
+        <w:rPr>
+          <w:rFonts w:ascii="Consolas" w:eastAsia="Malgun Gothic" w:hAnsi="Consolas"/>
+        </w:rPr>
+        <w:t xml:space="preserve">good</w:t>
+      </w:r>
+      <w:r>
+        <w:t xml:space="preserve">·</w:t>
+      </w:r>
+      <w:r>
+        <w:rPr>
+          <w:rFonts w:ascii="Consolas" w:eastAsia="Malgun Gothic" w:hAnsi="Consolas"/>
+        </w:rPr>
+        <w:t xml:space="preserve">normal</w:t>
+      </w:r>
+      <w:r>
+        <w:t xml:space="preserve"> 폴더는 </w:t>
+      </w:r>
+      <w:r>
+        <w:rPr>
+          <w:i/>
+          <w:iCs/>
+        </w:rPr>
+        <w:t xml:space="preserve">정상</w:t>
+      </w:r>
+      <w:r>
+        <w:t xml:space="preserve">, 모든 결함 폴더는 </w:t>
+      </w:r>
+      <w:r>
+        <w:rPr>
+          <w:i/>
+          <w:iCs/>
+        </w:rPr>
+        <w:t xml:space="preserve">이상</w:t>
+      </w:r>
+      <w:r>
+        <w:t xml:space="preserve">으로 매핑한다. </w:t>
+      </w:r>
+      <w:r>
+        <w:rPr>
+          <w:rFonts w:ascii="Consolas" w:eastAsia="Malgun Gothic" w:hAnsi="Consolas"/>
+        </w:rPr>
+        <w:t xml:space="preserve">corrosão</w:t>
+      </w:r>
+      <w:r>
+        <w:t xml:space="preserve">는 </w:t>
+      </w:r>
+      <w:r>
+        <w:rPr>
+          <w:rFonts w:ascii="Consolas" w:eastAsia="Malgun Gothic" w:hAnsi="Consolas"/>
+        </w:rPr>
+        <w:t xml:space="preserve">corrosao</w:t>
+      </w:r>
+      <w:r>
+        <w:t xml:space="preserve">로 표기만 바꾸며 </w:t>
+      </w:r>
+      <w:r>
+        <w:rPr>
+          <w:rFonts w:ascii="Consolas" w:eastAsia="Malgun Gothic" w:hAnsi="Consolas"/>
+        </w:rPr>
+        <w:t xml:space="preserve">rust</w:t>
+      </w:r>
+      <w:r>
+        <w:t xml:space="preserve">와 합치지 않는다. 지도 주석 파일의 정수 ID는 설비별 클래스 번호이지 이진 라벨이 아니므로, 의미 라벨은 폴더 이름에서 얻는다.</w:t>
+      </w:r>
     </w:p>
     <w:p>
       <w:pPr>
@@ -416,10 +523,10 @@
         <w:keepNext/>
       </w:pPr>
       <w:r>
-        <w:t xml:space="preserve">3.1 </w:t>
-      </w:r>
-      <w:r>
-        <w:t xml:space="preserve">원천 데이터와 라벨 규칙</w:t>
+        <w:t xml:space="preserve">3.2 </w:t>
+      </w:r>
+      <w:r>
+        <w:t xml:space="preserve">트랙과 Aligned Core</w:t>
       </w:r>
     </w:p>
     <w:p>
@@ -428,105 +535,17 @@
         <w:jc w:val="left"/>
       </w:pPr>
       <w:r>
-        <w:t xml:space="preserve">InsPLAD </w:t>
-      </w:r>
-      <w:r>
-        <w:t xml:space="preserve">[2]</w:t>
-      </w:r>
-      <w:r>
-        <w:t xml:space="preserve">는 두 공개본을 제공한다. 비지도 이상탐지 공개본은 17개 설비 종류, 27,620장으로 train/test로 나뉘며 test는 6,481장이다. 이 중 3개 설비(</w:t>
-      </w:r>
-      <w:r>
-        <w:rPr>
-          <w:rFonts w:ascii="Consolas" w:eastAsia="Malgun Gothic" w:hAnsi="Consolas"/>
-        </w:rPr>
-        <w:t xml:space="preserve">damper-preformed</w:t>
-      </w:r>
-      <w:r>
-        <w:t xml:space="preserve">, </w:t>
-      </w:r>
-      <w:r>
-        <w:rPr>
-          <w:rFonts w:ascii="Consolas" w:eastAsia="Malgun Gothic" w:hAnsi="Consolas"/>
-        </w:rPr>
-        <w:t xml:space="preserve">spacer</w:t>
-      </w:r>
-      <w:r>
-        <w:t xml:space="preserve">, </w:t>
-      </w:r>
-      <w:r>
-        <w:rPr>
-          <w:rFonts w:ascii="Consolas" w:eastAsia="Malgun Gothic" w:hAnsi="Consolas"/>
-        </w:rPr>
-        <w:t xml:space="preserve">yoke</w:t>
-      </w:r>
-      <w:r>
-        <w:t xml:space="preserve">)는 test에 정상만 있다. 지도 결함분류 공개본은 5개 설비, 11,525장으로 train/val로 나뉘며 val은 6,417장이고 test 분할은 없다. </w:t>
-      </w:r>
-      <w:r>
-        <w:rPr>
-          <w:rFonts w:ascii="Consolas" w:eastAsia="Malgun Gothic" w:hAnsi="Consolas"/>
-        </w:rPr>
-        <w:t xml:space="preserve">good</w:t>
-      </w:r>
-      <w:r>
-        <w:t xml:space="preserve">·</w:t>
-      </w:r>
-      <w:r>
-        <w:rPr>
-          <w:rFonts w:ascii="Consolas" w:eastAsia="Malgun Gothic" w:hAnsi="Consolas"/>
-        </w:rPr>
-        <w:t xml:space="preserve">normal</w:t>
-      </w:r>
-      <w:r>
-        <w:t xml:space="preserve"> 폴더는 </w:t>
+        <w:t xml:space="preserve">트랙 A(일반 이상탐지)는 비지도 test 6,481장 전체를 zero-shot과 one-shot(정상 참조) 형태로 쓴다. 트랙 B(구조적 결함 이해)는 지도 val 6,417장을 쓰고 이상 여부와 결함 종류를 함께 묻는다. 두 공개본은 SHA-256이 같은 이미지 8,990장을 공유하며, 그중 1,384장은 비지도 test와 지도 val에 동시에 속한다. 이 가운데 이진 라벨이 서로 다른 6장을 빼면 1,378장의 </w:t>
       </w:r>
       <w:r>
         <w:rPr>
           <w:i/>
           <w:iCs/>
         </w:rPr>
-        <w:t xml:space="preserve">정상</w:t>
-      </w:r>
-      <w:r>
-        <w:t xml:space="preserve">, 모든 결함 폴더는 </w:t>
-      </w:r>
-      <w:r>
-        <w:rPr>
-          <w:i/>
-          <w:iCs/>
-        </w:rPr>
-        <w:t xml:space="preserve">이상</w:t>
-      </w:r>
-      <w:r>
-        <w:t xml:space="preserve">으로 매핑한다. </w:t>
-      </w:r>
-      <w:r>
-        <w:rPr>
-          <w:rFonts w:ascii="Consolas" w:eastAsia="Malgun Gothic" w:hAnsi="Consolas"/>
-        </w:rPr>
-        <w:t xml:space="preserve">corros ao</w:t>
-      </w:r>
-      <w:r>
-        <w:t xml:space="preserve">는 </w:t>
-      </w:r>
-      <w:r>
-        <w:rPr>
-          <w:rFonts w:ascii="Consolas" w:eastAsia="Malgun Gothic" w:hAnsi="Consolas"/>
-        </w:rPr>
-        <w:t xml:space="preserve">corrosao</w:t>
-      </w:r>
-      <w:r>
-        <w:t xml:space="preserve">로 표기만 바꾸며 </w:t>
-      </w:r>
-      <w:r>
-        <w:rPr>
-          <w:rFonts w:ascii="Consolas" w:eastAsia="Malgun Gothic" w:hAnsi="Consolas"/>
-        </w:rPr>
-        <w:t xml:space="preserve">rust</w:t>
-      </w:r>
-      <w:r>
-        <w:t xml:space="preserve">와 합치지 않는다. 지도 주석 파일의 정수 ID는 설비별 클래스 번호이지 이진 라벨이 아니므로, 의미 라벨은 폴더 이름에서 얻는다.</w:t>
+        <w:t xml:space="preserve">Aligned Core</w:t>
+      </w:r>
+      <w:r>
+        <w:t xml:space="preserve">가 남는다. 이 이미지들에서는 zero-shot, one-shot, 구조적 답을 같은 바이트의 이미지로 비교할 수 있다.</w:t>
       </w:r>
     </w:p>
     <w:p>
@@ -535,10 +554,10 @@
         <w:keepNext/>
       </w:pPr>
       <w:r>
-        <w:t xml:space="preserve">3.2 </w:t>
-      </w:r>
-      <w:r>
-        <w:t xml:space="preserve">트랙과 Aligned Core</w:t>
+        <w:t xml:space="preserve">3.3 </w:t>
+      </w:r>
+      <w:r>
+        <w:t xml:space="preserve">Gold v2 질의응답 세트</w:t>
       </w:r>
     </w:p>
     <w:p>
@@ -547,37 +566,6 @@
         <w:jc w:val="left"/>
       </w:pPr>
       <w:r>
-        <w:t xml:space="preserve">트랙 A(일반 이상탐지)는 비지도 test 6,481장 전체를 zero-shot과 one-shot(정상 참조) 형태로 쓴다. 트랙 B(구조적 결함 이해)는 지도 val 6,417장을 쓰고 이상 여부와 결함 종류를 함께 묻는다. 두 공개본은 SHA-256이 같은 이미지 8,990장을 공유하며, 그중 1,384장은 비지도 test와 지도 val에 동시에 속한다. 이 가운데 이진 라벨이 서로 다른 6장을 빼면 1,378장의 </w:t>
-      </w:r>
-      <w:r>
-        <w:rPr>
-          <w:i/>
-          <w:iCs/>
-        </w:rPr>
-        <w:t xml:space="preserve">Aligned Core</w:t>
-      </w:r>
-      <w:r>
-        <w:t xml:space="preserve">가 남는다. 이 이미지들에서는 zero-shot, one-shot, 구조적 답을 같은 바이트의 이미지로 비교할 수 있다.</w:t>
-      </w:r>
-    </w:p>
-    <w:p>
-      <w:pPr>
-        <w:pStyle w:val="Heading2"/>
-        <w:keepNext/>
-      </w:pPr>
-      <w:r>
-        <w:t xml:space="preserve">3.3 </w:t>
-      </w:r>
-      <w:r>
-        <w:t xml:space="preserve">Gold v2 질의응답 세트</w:t>
-      </w:r>
-    </w:p>
-    <w:p>
-      <w:pPr>
-        <w:spacing w:after="120" w:line="250"/>
-        <w:jc w:val="left"/>
-      </w:pPr>
-      <w:r>
         <w:t xml:space="preserve">모든 모델의 모든 구성을 전체 트랙에 돌리기는 비용이 크고, 일부 라벨은 수작업 확인이 필요했다. 그래서 Aligned Core에서 gold 세트를 만들었다. 결함 이미지 139장은 전부 넣고, 정상 이미지는 설비별 중앙값으로 상한을 둔 뒤 DINOv2 </w:t>
       </w:r>
       <w:r>
@@ -590,7 +578,7 @@
         <w:t xml:space="preserve">1</w:t>
       </w:r>
       <w:r>
-        <w:t xml:space="preserve">). 각 이미지에는 이진 문항(Q1: “대상 설비는 정상인가 이상인가?”)과 4지선다 결함 종류 문항(Q2: 녹/부식, 새집, 캡 누락, 정상)이 있다. 42장에는 MMAD 방식의 4지선다 위치 문항(Q3)이 추가로 있어 총 534문항이다. 보기 순서는 문항마다 고정되며 정답과 무관하다.</w:t>
+        <w:t xml:space="preserve">). 각 이미지에는 이진 문항(Q1: “대상 송전 설비는 정상인가 이상인가?”)과 4지선다 결함 종류 문항(Q2: 녹/부식, 새집, 캡 누락, 정상)이 있다. 42장에는 MMAD 방식의 4지선다 위치 문항(Q3)이 추가로 있어 총 534문항이다. 보기 순서는 문항마다 고정되며 정답과 무관하다.</w:t>
       </w:r>
     </w:p>
     <w:p>
@@ -2147,7 +2135,7 @@
         <w:t xml:space="preserve">검색</w:t>
       </w:r>
       <w:r>
-        <w:t xml:space="preserve"> 참조는 대상 이미지와 DINOv2-base 코사인 유사도가 가장 높은 이미지다(가중치 고정). dev에서 검색에 지름길이 있음을 확인했다. 정상 대상은 같은 비행의 프레임을 참조로 가져오는 경우가 많았고(정상 44%, 결함 16%), 코사인 유사도만으로도 정상과 결함을 AUROC .886으로 구분할 수 있었다. 그래서 에이전트가 쓰는 검색 조건에서는 같은 촬영일 후보를 모두 제외(</w:t>
+        <w:t xml:space="preserve"> 참조는 대상 이미지와 DINOv2-base 코사인 유사도가 가장 높은 이미지다(가중치 고정). dev에서 검색에 지름길이 있음을 확인했다. 정상 대상은 같은 촬영일의 사진을 참조로 가져오는 경우가 많았고(정상 44%, 결함 16%), 코사인 유사도만으로도 정상과 결함을 AUROC .886으로 구분할 수 있었다. 이 수치는 커밋된 dev 이미지 목록에서 다시 계산한 것이다. 그래서 에이전트가 쓰는 검색 조건에서는 같은 촬영일 후보를 모두 제외(</w:t>
       </w:r>
       <w:r>
         <w:rPr>
@@ -2178,7 +2166,7 @@
         <w:jc w:val="left"/>
       </w:pPr>
       <w:r>
-        <w:t xml:space="preserve">Q1은 F1, 균형정확도(BAcc), 정밀도, 재현율, TP/FP/TN/FN을 보고한다. Q2는 gold에 있는 클래스에 대한 macro-F1과 결함 BAcc를 보고한다. 무효 출력은 오답으로 처리하며, 결함 이미지에서는 미탐(FN), 정상 이미지에서는 오경보(FP)로 센다. </w:t>
+        <w:t xml:space="preserve">Q1은 정확도와 F1을 보고하고, 균형정확도(BAcc)·정밀도·재현율·TP/FP/TN/FN은 공개한 결과 파일에 있다. Q2는 정확도와 gold에 있는 클래스에 대한 macro-F1을 보고하며, 에이전트 표에는 결함 BAcc(있는 클래스의 평균 재현율)도 넣었다. 무효 출력은 오답으로 처리한다. Q1에서 결함 이미지의 무효 답은 미탐(FN)으로 센다. 정상 이미지의 무효 답은 오경보(FP)와 따로 세므로, 특이도는 낮추지만 정밀도에는 영향을 주지 않는다. </w:t>
       </w:r>
       <w:r>
         <w:rPr>
@@ -2231,9 +2219,72 @@
     </w:p>
     <w:p>
       <w:pPr>
+        <w:pStyle w:val="Heading2"/>
+        <w:keepNext/>
+      </w:pPr>
+      <w:r>
+        <w:t xml:space="preserve">4.1 </w:t>
+      </w:r>
+      <w:r>
+        <w:t xml:space="preserve">실험 설정</w:t>
+      </w:r>
+    </w:p>
+    <w:p>
+      <w:pPr>
         <w:spacing w:after="120" w:line="250"/>
         <w:jc w:val="left"/>
       </w:pPr>
+      <w:r>
+        <w:t xml:space="preserve">모델 계열마다 모델을 하나씩 둔다. Qwen3.5-4B </w:t>
+      </w:r>
+      <w:r>
+        <w:t xml:space="preserve">[11]</w:t>
+      </w:r>
+      <w:r>
+        <w:t xml:space="preserve">(thinking 끔), 공식 chat 경로의 InternVL3.5-8B </w:t>
+      </w:r>
+      <w:r>
+        <w:t xml:space="preserve">[12]</w:t>
+      </w:r>
+      <w:r>
+        <w:t xml:space="preserve">, MiniCPM-V-4.5 </w:t>
+      </w:r>
+      <w:r>
+        <w:t xml:space="preserve">[13]</w:t>
+      </w:r>
+      <w:r>
+        <w:t xml:space="preserve">, LLaVA-OneVision-Qwen2-7B </w:t>
+      </w:r>
+      <w:r>
+        <w:t xml:space="preserve">[14]</w:t>
+      </w:r>
+      <w:r>
+        <w:t xml:space="preserve">이다. 이 중 3종은 Qwen 계열 언어 모델을 쓰므로 서로 완전히 독립적이지는 않다. 여기에 2단계 API 파이프라인(Luxia 문서 비전 + 32B 언어 모델)을 더한다. 공개 모델은 모두 양자화 없이 greedy 디코딩으로 실행했다. Transformers는 Colab 노트북에 고정한 5.14.0을 썼고, GPU는 메모리 20 GB 이상이다. 노트북은 L4와 A100을 모두 허용하며, 에이전트·호출 수 대조·MiniCPM 재실행에는 NVIDIA L4(22 GB)가 기록되어 있다. MiniCPM-V-4.5의 chat 인터페이스는 기본값이 샘플링(temperature 0.7)인데, 이를 첫 gold 실행 뒤에야 발견했다. 그래서 이미지만 조건과 참조 3조건을 프롬프트·이미지·참조는 그대로 둔 채 greedy로 다시 돌렸다(2,136회, 오류 0, 무효 출력 0). 표 </w:t>
+      </w:r>
+      <w:r>
+        <w:t xml:space="preserve">2</w:t>
+      </w:r>
+      <w:r>
+        <w:t xml:space="preserve">와 표 </w:t>
+      </w:r>
+      <w:r>
+        <w:t xml:space="preserve">3</w:t>
+      </w:r>
+      <w:r>
+        <w:t xml:space="preserve">의 MiniCPM 행은 이 greedy 결과다. vision expert 20가지 구성만 샘플링으로 한 번 돌린 결과로 남아 있다(</w:t>
+      </w:r>
+      <w:r>
+        <w:t xml:space="preserve">†</w:t>
+      </w:r>
+      <w:r>
+        <w:t xml:space="preserve"> 표시). greedy로 바꾸자 이미지만 조건의 답 534개 중 54개가 달라졌다. 샘플링은 이미지만 조건의 불일치를 부풀리고 있었다. greedy에서는 모순율이 .341에서 .280으로, 결함 오판율이 .411에서 .308로 줄었다. 참조 조건에서는 표의 지표가 .02 이하, Q3 정확도가 .05 이하로 변했다(부록 표 </w:t>
+      </w:r>
+      <w:r>
+        <w:t xml:space="preserve">9</w:t>
+      </w:r>
+      <w:r>
+        <w:t xml:space="preserve">). 에이전트 실험은 모두 greedy다. InternVL은 샘플당 시각 타일 총량을 6으로 고정하고, 이를 이미지 수만큼 나눈다(여러 타일로 나뉜 이미지에는 썸네일이 하나 더 붙는다). 그래서 참조를 하나 넣으면 대상 이미지의 타일이 절반, 둘 넣으면 3분의 1로 준다. 이는 해상도를 공짜로 늘린 것이 아니라 시각 토큰 총량을 고정한 설계로 해석한다.</w:t>
+      </w:r>
     </w:p>
     <w:p>
       <w:pPr>
@@ -2241,10 +2292,10 @@
         <w:keepNext/>
       </w:pPr>
       <w:r>
-        <w:t xml:space="preserve">4.1 </w:t>
-      </w:r>
-      <w:r>
-        <w:t xml:space="preserve">실험 설정</w:t>
+        <w:t xml:space="preserve">4.2 </w:t>
+      </w:r>
+      <w:r>
+        <w:t xml:space="preserve">이미지만 주는 기준선</w:t>
       </w:r>
     </w:p>
     <w:p>
@@ -2253,82 +2304,13 @@
         <w:jc w:val="left"/>
       </w:pPr>
       <w:r>
-        <w:t xml:space="preserve">계열마다 모델을 하나씩 둔다. Qwen3.5-4B </w:t>
-      </w:r>
-      <w:r>
-        <w:t xml:space="preserve">[11]</w:t>
-      </w:r>
-      <w:r>
-        <w:t xml:space="preserve">(thinking 끔), 공식 chat 경로의 InternVL3.5-8B </w:t>
-      </w:r>
-      <w:r>
-        <w:t xml:space="preserve">[12]</w:t>
-      </w:r>
-      <w:r>
-        <w:t xml:space="preserve">, MiniCPM-V-4.5 </w:t>
-      </w:r>
-      <w:r>
-        <w:t xml:space="preserve">[13]</w:t>
-      </w:r>
-      <w:r>
-        <w:t xml:space="preserve">, LLaVA-OneVision-Qwen2-7B </w:t>
-      </w:r>
-      <w:r>
-        <w:t xml:space="preserve">[14]</w:t>
-      </w:r>
-      <w:r>
-        <w:t xml:space="preserve">이다. 여기에 2단계 API 파이프라인(Luxia 문서 비전 + 32B 언어 모델)을 더한다. 공개 모델은 모두 양자화 없이 Transformers 5.14.0으로 NVIDIA L4(22 GB)에서 greedy 디코딩으로 실행했다. MiniCPM-V-4.5의 chat 인터페이스는 기본값이 샘플링(temperature 0.7)인데, 이를 첫 gold 실행 뒤에야 발견했다. 그래서 이미지만 조건과 참조 3조건을 프롬프트·이미지·참조는 그대로 둔 채 greedy로 다시 돌렸다(2,136회, 오류 0, 무효 출력 0). 표 </w:t>
+        <w:t xml:space="preserve">표 </w:t>
       </w:r>
       <w:r>
         <w:t xml:space="preserve">2</w:t>
       </w:r>
       <w:r>
-        <w:t xml:space="preserve">과 표 </w:t>
-      </w:r>
-      <w:r>
-        <w:t xml:space="preserve">3</w:t>
-      </w:r>
-      <w:r>
-        <w:t xml:space="preserve">의 MiniCPM 행은 이 greedy 결과다. vision expert 20가지 구성만 샘플링으로 한 번 돌린 결과로 남아 있다(</w:t>
-      </w:r>
-      <w:r>
-        <w:t xml:space="preserve">†</w:t>
-      </w:r>
-      <w:r>
-        <w:t xml:space="preserve"> 표시). greedy로 바꾸자 이미지만 조건의 답 534개 중 54개가 달라졌다. 샘플링은 이미지만 조건의 불일치를 부풀리고 있었다. greedy에서는 모순율이 .341에서 .280으로, 결함 오판율이 .411에서 .308로 줄었다. 참조 조건의 변화는 .05 이하였다(부록 표 </w:t>
-      </w:r>
-      <w:r>
-        <w:t xml:space="preserve">9</w:t>
-      </w:r>
-      <w:r>
-        <w:t xml:space="preserve">). 에이전트 실험은 모두 greedy다. InternVL은 샘플당 시각 타일 총량을 6으로 고정하므로, 참조 이미지를 넣으면 대상 이미지의 타일이 절반으로 준다. 이는 해상도를 공짜로 늘린 것이 아니라 시각 토큰 총량을 고정한 설계로 해석한다.</w:t>
-      </w:r>
-    </w:p>
-    <w:p>
-      <w:pPr>
-        <w:pStyle w:val="Heading2"/>
-        <w:keepNext/>
-      </w:pPr>
-      <w:r>
-        <w:t xml:space="preserve">4.2 </w:t>
-      </w:r>
-      <w:r>
-        <w:t xml:space="preserve">이미지만 주는 기준선</w:t>
-      </w:r>
-    </w:p>
-    <w:p>
-      <w:pPr>
-        <w:spacing w:after="120" w:line="250"/>
-        <w:jc w:val="left"/>
-      </w:pPr>
-      <w:r>
-        <w:t xml:space="preserve">표 </w:t>
-      </w:r>
-      <w:r>
-        <w:t xml:space="preserve">2</w:t>
-      </w:r>
-      <w:r>
-        <w:t xml:space="preserve">에서 이미지만 준 Q1 F1은 .555–.718, Q2 macro-F1은 .360–.505이다. 원래의 4지선다 Q3는 변별력이 없다. 정답이 “영역 없음”(22문항)과 “중앙”(20문항)뿐이라, 늘 “영역 없음”만 골라도 .524가 나온다. 가장 좋은 모델(.667)도 42문항 중 6문항 더 맞혔을 뿐이다. 그래서 이 Q3는 보조 지표로만 쓰고, 뒤에서는 유무로 채점하는 9구역 문항으로 바꾼다.</w:t>
+        <w:t xml:space="preserve">에서 이미지만 준 Q1 F1은 .555–.718, Q2 macro-F1은 .360–.505이다. 원래의 4지선다 Q3는 변별력이 없다. 정답이 “영역 없음”(22문항)과 “중앙”(20문항)뿐이라, 늘 “영역 없음”만 골라도 .524가 나온다. 가장 좋은 모델들(.667)도 42문항 중 6문항 더 맞혔을 뿐이다. 그래서 이 Q3는 보조 지표로만 쓰고, 뒤에서는 유무로 채점하는 9구역 문항으로 바꾼다.</w:t>
       </w:r>
     </w:p>
     <w:p>
@@ -4299,7 +4281,7 @@
         <w:t xml:space="preserve">3</w:t>
       </w:r>
       <w:r>
-        <w:t xml:space="preserve">는 세 종류의 추가 입력을 비교한다. 첫째는 고정 정상 참조다. 둘째는 </w:t>
+        <w:t xml:space="preserve">은 공개 모델 4종에 참조 이미지와 expert 단서를 더한 결과다. 첫째는 고정 정상 참조다. 둘째는 </w:t>
       </w:r>
       <w:r>
         <w:rPr>
@@ -4309,7 +4291,7 @@
         <w:t xml:space="preserve">결함</w:t>
       </w:r>
       <w:r>
-        <w:t xml:space="preserve"> 참조로, 대상 라벨을 쓰지 않고 지도 train에서 같은 설비의 DINOv2 최근접 결함 이미지를 고른다. 셋째는 vision expert 단서 20가지로, 탐지기 4종(PatchCore, Dinomaly, AnomalyCLIP, 경량 ReconPatch)과 제시 방식 5종(점수, ROI, 열지도, 점수+ROI, 점수+열지도)의 조합이다.</w:t>
+        <w:t xml:space="preserve"> 참조로, 대상 라벨을 쓰지 않고 지도 train에서 같은 설비의 DINOv2 최근접 결함 이미지를 고른다. 셋째는 두 참조를 함께 준다. 넷째는 vision expert 단서 20가지로, 탐지기 4종(PatchCore, Dinomaly, AnomalyCLIP, 경량 ReconPatch)과 제시 방식 5종(점수, ROI, 열지도, 점수+ROI, 점수+열지도)의 조합이다.</w:t>
       </w:r>
     </w:p>
     <w:p>
@@ -4318,19 +4300,31 @@
         <w:jc w:val="left"/>
       </w:pPr>
       <w:r>
-        <w:t xml:space="preserve">정상 참조는 공개 모델 4종 모두의 Q1 F1을 높였다. 예를 들어 InternVL은 .597에서 .794가 되었다. 하지만 답이 더 일관되지는 않았다. InternVL과 MiniCPM은 결함 오판율이 올랐고(.346</w:t>
+        <w:t xml:space="preserve">정상 참조는 공개 모델 4종 모두의 Q1 F1을 높였다. 예를 들어 InternVL은 .597에서 .794가 되었다. 일관성에 미치는 영향은 엇갈렸다. 모순율은 InternVL(.301</w:t>
       </w:r>
       <w:r>
         <w:t xml:space="preserve">→</w:t>
       </w:r>
       <w:r>
-        <w:t xml:space="preserve">.617, .308</w:t>
+        <w:t xml:space="preserve">.215)과 MiniCPM(.280</w:t>
       </w:r>
       <w:r>
         <w:t xml:space="preserve">→</w:t>
       </w:r>
       <w:r>
-        <w:t xml:space="preserve">.841; MiniCPM은 </w:t>
+        <w:t xml:space="preserve">.110)에서는 줄었고, Qwen(.264</w:t>
+      </w:r>
+      <w:r>
+        <w:t xml:space="preserve">→</w:t>
+      </w:r>
+      <w:r>
+        <w:t xml:space="preserve">.341)에서는 늘었으며, LLaVA(.244</w:t>
+      </w:r>
+      <w:r>
+        <w:t xml:space="preserve">→</w:t>
+      </w:r>
+      <w:r>
+        <w:t xml:space="preserve">.593)에서는 두 배 넘게 늘었다. InternVL과 MiniCPM에서 모순이 줄어든 대신, 정상 이미지에 결함 종류를 붙이는 경우가 크게 늘었다. 결함 오판율이 .346에서 .617로, .308에서 .841로 올랐다(MiniCPM은 </w:t>
       </w:r>
       <w:r>
         <w:t xml:space="preserve">+.533</w:t>
@@ -4342,31 +4336,31 @@
         <w:t xml:space="preserve">[+.430,+.634]</w:t>
       </w:r>
       <w:r>
-        <w:t xml:space="preserve">), LLaVA는 모순율이 두 배 넘게 늘었다(.244</w:t>
+        <w:t xml:space="preserve">). 즉 Q1 점수가 높아졌다고 결함 이해가 나아진 것은 아니다. 결함 참조를 주면 4종 중 3종이 결함을 거의 찾지 못하고(Q1 F1 </w:t>
+      </w:r>
+      <w:r>
+        <w:t xml:space="preserve">≤</w:t>
+      </w:r>
+      <w:r>
+        <w:t xml:space="preserve"> .014) 거의 모든 대상을 정상이라 답했다. 모델이 대상을 예시와 비교해서, 예시에 보인 결함이 없으면 “정상”이라 답한다는 가설을 세울 수 있지만 더 검증하지는 않았다. vision expert 단서는 한 문항을 얻으면 다른 문항을 잃는 식이었다. 20가지 평균으로 InternVL(.597</w:t>
       </w:r>
       <w:r>
         <w:t xml:space="preserve">→</w:t>
       </w:r>
       <w:r>
-        <w:t xml:space="preserve">.593). 즉 Q1 점수가 높아졌다고 결함 이해가 일관된 것은 아니다. 결함 참조를 주면 4종 중 3종이 결함을 거의 찾지 못하고(Q1 F1 </w:t>
-      </w:r>
-      <w:r>
-        <w:t xml:space="preserve">≤</w:t>
-      </w:r>
-      <w:r>
-        <w:t xml:space="preserve"> .014) 거의 모든 대상을 정상이라 답했다. 모델이 대상을 예시와 비교해서, 예시에 보인 결함이 없으면 “정상”이라 답한다는 가설을 세울 수 있지만 더 검증하지는 않았다. vision expert 단서는 20가지 평균으로 InternVL(.597</w:t>
+        <w:t xml:space="preserve">.382)과 MiniCPM(.583</w:t>
       </w:r>
       <w:r>
         <w:t xml:space="preserve">→</w:t>
       </w:r>
       <w:r>
-        <w:t xml:space="preserve">.382)과 MiniCPM(.583</w:t>
-      </w:r>
-      <w:r>
-        <w:t xml:space="preserve">→</w:t>
-      </w:r>
-      <w:r>
-        <w:t xml:space="preserve">.417, 샘플링 실행끼리 비교)의 Q1 F1을 떨어뜨렸다. Q2 변화는 모든 모델에서 .04 이하로, 어떤 expert 구성도 일관된 이득을 주지 않았다. expert 점수는 246장 집단 안에서 매긴 백분위(transductive)라 expert 조건에 유리한데도 결론은 같다.</w:t>
+        <w:t xml:space="preserve">.417, 샘플링 실행끼리 비교)의 Q1 F1을 떨어뜨렸고, Q2 macro-F1은 .04 이하로 올렸다. 구성별로 보면 20가지 중 12가지가 4개 모델 모두의 Q2를 올렸다(최대 </w:t>
+      </w:r>
+      <w:r>
+        <w:t xml:space="preserve">+.093</w:t>
+      </w:r>
+      <w:r>
+        <w:t xml:space="preserve">). 그러나 Qwen·InternVL·MiniCPM에서 Q1 F1이 오른 구성은 각각 20가지 중 3가지뿐이었고, 모든 모델에서 Q1과 Q2를 함께 올린 구성은 없었다. expert 점수는 246장 집단 안에서 매긴 백분위(transductive)라 expert 조건에 유리하다.</w:t>
       </w:r>
     </w:p>
     <w:p>
@@ -9288,12 +9282,6 @@
     </w:p>
     <w:p>
       <w:pPr>
-        <w:spacing w:after="120" w:line="250"/>
-        <w:jc w:val="left"/>
-      </w:pPr>
-    </w:p>
-    <w:p>
-      <w:pPr>
         <w:pStyle w:val="Heading2"/>
         <w:keepNext/>
       </w:pPr>
@@ -9310,7 +9298,7 @@
         <w:jc w:val="left"/>
       </w:pPr>
       <w:r>
-        <w:t xml:space="preserve">에이전트는 검색(diffdate) 정상 참조를 준 직접 답에서 출발한다. 각 문항은 따로 재확인한다. 재확인 때 모델은 참조·대상 이미지, 그 문항, 그 문항의 첫 답만 본다. 다른 문항의 답은 보여주지도, 재확인 여부를 정하는 데 쓰지도, 덮어쓰지도 않는다. 문항 간 모순은 최종 답을 모두 저장한 뒤에만 계산한다. Q1은 재확인하지 않는다. 예비 실험에서 Q1을 다시 물었더니 dev에서 InternVL Q1 F1이 .08로 무너졌기 때문이다. 따라서 Q1은 모든 조건에서 같다.</w:t>
+        <w:t xml:space="preserve">에이전트는 검색(diffdate) 정상 참조를 준 직접 답에서 출발한다. 각 문항은 따로 재확인한다. 재확인 때 모델은 참조·대상 이미지, 그 문항, 그 문항의 첫 답만 본다. 다른 문항의 답은 보여주지도, 재확인 여부를 정하는 데 쓰지도, 덮어쓰지도 않는다. 문항 간 모순은 최종 답을 모두 저장한 뒤에만 계산한다. Q1은 재확인하지 않는다. 모든 문항을 다시 물은 dev 예비 실험에서 InternVL Q1 F1이 .82에서 .08로 무너졌기 때문이다. 따라서 Q1은 모든 조건에서 같다.</w:t>
       </w:r>
     </w:p>
     <w:p>
@@ -9352,7 +9340,7 @@
         <w:t xml:space="preserve">Q2, 수정 후보.</w:t>
       </w:r>
       <w:r>
-        <w:t xml:space="preserve"> 이전 답 없이, 녹 단서를 보강해 수정한 정의로 새로 묻는다.</w:t>
+        <w:t xml:space="preserve"> 이전 답 없이, 네 보기의 정의를 모두 고쳐(녹 단서 보강 포함) 새로 묻는다.</w:t>
       </w:r>
     </w:p>
     <w:p>
@@ -9398,7 +9386,7 @@
         <w:jc w:val="left"/>
       </w:pPr>
       <w:r>
-        <w:t xml:space="preserve">에이전트와 수정 후보는 dev에서 고른 뒤 InternVL3.5-8B로 gold에서 한 번 실행했다. 호출은 1,606회(직접 답 492회, 도구 호출 1,114회)였고, 오류와 무효 출력은 모두 0이었다.</w:t>
+        <w:t xml:space="preserve">에이전트와 수정 후보는 dev에서 고른 뒤(수정 후보는 dev 추가 200장을 보고 사후에 고름) InternVL3.5-8B로 gold에서 한 번 실행했다. 호출은 1,606회(직접 답 492회, 도구 호출 1,114회)였고, 오류와 무효 출력은 모두 0이었다.</w:t>
       </w:r>
     </w:p>
     <w:p>
@@ -9473,7 +9461,7 @@
         <w:t xml:space="preserve">+.277</w:t>
       </w:r>
       <w:r>
-        <w:t xml:space="preserve"> 높였고 정상 오경보를 93/107에서 16/107로 줄였다. 수정 후보와 기존 에이전트는 통계적으로 구분되지 않았다(Q2 macro-F1 </w:t>
+        <w:t xml:space="preserve"> 높였고 정상 오경보를 93/107에서 16/107로 줄였다. 수정 후보와 검증 에이전트는 통계적으로 구분되지 않았다(Q2 macro-F1 </w:t>
       </w:r>
       <w:r>
         <w:t xml:space="preserve">−.017</w:t>
@@ -9494,31 +9482,55 @@
         <w:jc w:val="left"/>
       </w:pPr>
       <w:r>
-        <w:t xml:space="preserve">이 개선에는 대가가 따른다. 결함 이미지를 결함 없음으로 판단한 경우가 4/139에서 27/139로 늘었고, 이 증가는 유의하다(</w:t>
+        <w:t xml:space="preserve">이 개선에는 대가가 따른다. 결함 이미지를 결함 없음으로 판단한 경우가 4/139에서 27/139로 늘었고, 이 증가의 CI는 0을 제외한다(</w:t>
       </w:r>
       <w:r>
         <w:t xml:space="preserve">+.165</w:t>
       </w:r>
       <w:r>
-        <w:t xml:space="preserve">, CI </w:t>
+        <w:t xml:space="preserve">, </w:t>
       </w:r>
       <w:r>
         <w:t xml:space="preserve">[+.103,+.234]</w:t>
       </w:r>
       <w:r>
-        <w:t xml:space="preserve">). 표 </w:t>
+        <w:t xml:space="preserve">). 늘어난 미탐은 대부분 캡 누락이다. 단계형 Q3는 캡 누락 27장 중 9장에서만 결함 영역을 보고했고, 직접 질문은 23장이었다(새집 23</w:t>
+      </w:r>
+      <w:r>
+        <w:t xml:space="preserve">→</w:t>
+      </w:r>
+      <w:r>
+        <w:t xml:space="preserve">18/23, 녹 89</w:t>
+      </w:r>
+      <w:r>
+        <w:t xml:space="preserve">→</w:t>
+      </w:r>
+      <w:r>
+        <w:t xml:space="preserve">85/89). 결함 종류에서도 같은 약점이 보인다(표 </w:t>
       </w:r>
       <w:r>
         <w:t xml:space="preserve">6</w:t>
       </w:r>
       <w:r>
-        <w:t xml:space="preserve">를 보면 변화가 어디서 오는지 알 수 있다. 정상과 새집은 좋아졌고 녹은 거의 그대로였지만, 캡 누락은 7/27에서 2/27로 무너졌다. 수정 후보는 캡 누락 27장 중 25장을 “정상”이라 답했다. 설계에 쓰지 않은 dev 200장에서도 같은 방향이 나타났다(부록 표 </w:t>
+        <w:t xml:space="preserve">). 정상과 새집은 좋아졌지만, 녹은 조금 줄었다(에이전트 79</w:t>
+      </w:r>
+      <w:r>
+        <w:t xml:space="preserve">→</w:t>
+      </w:r>
+      <w:r>
+        <w:t xml:space="preserve">73, 수정 후보 74). 캡 누락은 7/27에서 에이전트 5/27, 수정 후보 2/27로 줄었고, 수정 후보는 27장 중 25장을 “정상”이라 답했다. dev 추가 200장은 수정 후보를 고르는 데 쓴 이미지다(부록 표 </w:t>
       </w:r>
       <w:r>
         <w:t xml:space="preserve">8</w:t>
       </w:r>
       <w:r>
-        <w:t xml:space="preserve">).</w:t>
+        <w:t xml:space="preserve">). 여기서 Q3 미탐 증가는 재현됐지만(99장 중 2</w:t>
+      </w:r>
+      <w:r>
+        <w:t xml:space="preserve">→</w:t>
+      </w:r>
+      <w:r>
+        <w:t xml:space="preserve">15), 결함 종류의 양상은 달랐다. 에이전트와 수정 후보가 캡 누락 Q2를 21장 중 1장에서 5장으로 오히려 늘렸다.</w:t>
       </w:r>
     </w:p>
     <w:p>
@@ -10420,7 +10432,7 @@
                 <w:sz w:val="17"/>
                 <w:szCs w:val="17"/>
               </w:rPr>
-              <w:t xml:space="preserve">Q1–Q2 contradiction rate</w:t>
+              <w:t xml:space="preserve">Q1–Q2 consistency error</w:t>
             </w:r>
           </w:p>
         </w:tc>
@@ -13761,7 +13773,7 @@
         <w:jc w:val="left"/>
       </w:pPr>
       <w:r>
-        <w:t xml:space="preserve">직접 질문은 이미지마다 Q2와 Q3를 한 번씩 부르지만, 에이전트는 Q2를 두 번, Q3를 최대 세 번 부른다. 구조의 효과와 호출 수의 효과를 나누기 위해 </w:t>
+        <w:t xml:space="preserve">직접 질문은 이미지마다 Q2와 Q3를 한 번씩 부르지만, 에이전트는 Q2를 두 번, Q3를 최대 세 번 부른다. 개선이 단지 추가 호출 때문인지 보기 위해 </w:t>
       </w:r>
       <w:r>
         <w:rPr>
@@ -13771,7 +13783,13 @@
         <w:t xml:space="preserve">호출 수 맞춘 재질문</w:t>
       </w:r>
       <w:r>
-        <w:t xml:space="preserve"> 조건을 추가한다. 이 조건은 이미지마다 에이전트와 같은 수의 Q2·Q3 호출을 쓰되 새 근거는 주지 않는다. Q2는 정의 없이 자기 답을 보여주고 한 번 다시 묻는다. Q3는 단계형 Q3가 그 이미지에 쓴 호출 수만큼 자기 답을 보여주며 차례로 다시 묻는다. 같은 프롬프트를 그대로 반복하면 greedy 디코딩에서는 첫 답이 그대로 나오므로, 프롬프트 대신 자기 답을 보여주는 방식을 택했다. 에이전트의 gold 호출은 저장된 것을 바이트 단위로 재사용하므로, 새로 필요한 호출은 대조군의 622회뿐이다. 판정 규칙은 실행 전에 정했다. 에이전트가 Q2 macro-F1이나 Q3 유무 BAcc에서 호출 수 맞춘 재질문보다 낫고 CI가 0을 포함하지 않으면 개선을 구조의 효과로 본다. 그렇지 않으면 개선은 추가 호출로 설명된다고 보고한다.</w:t>
+        <w:t xml:space="preserve"> 조건을 추가한다. 이 조건은 이미지마다 에이전트와 같은 수의 Q2·Q3 호출을 쓰되, 정의도 단계 구성도 넣지 않는다. Q2는 정의 없이 자기 답을 보여주고 한 번 다시 묻는다. Q3는 단계형 Q3가 그 이미지에 쓴 호출 수만큼 자기 답을 보여주며 차례로 다시 묻는다. 같은 프롬프트를 그대로 반복하면 greedy 디코딩에서는 첫 답이 그대로 나오므로, 프롬프트 대신 자기 답을 보여주는 방식을 택했다. 에이전트의 gold 호출은 저장된 것을 재사용하므로, 새로 필요한 호출은 대조군의 622회뿐이다. 커밋된 실행 계획서가 실행 전에 핵심 비교(에이전트 </w:t>
+      </w:r>
+      <w:r>
+        <w:t xml:space="preserve">−</w:t>
+      </w:r>
+      <w:r>
+        <w:t xml:space="preserve"> 재질문, 대응 bootstrap)를 고정했다. CI가 0을 제외하면 개선이 추가 호출만으로는 설명되지 않는다는 근거로 본다.</w:t>
       </w:r>
     </w:p>
     <w:p>
@@ -13793,7 +13811,7 @@
           <w:sz w:val="19"/>
           <w:szCs w:val="19"/>
         </w:rPr>
-        <w:t xml:space="preserve">gold v2 호출 수 맞춘 대조. 호출/장은 Q2·Q3 호출이며 Q1은 공유한다. 재질문과 에이전트는 모든 이미지에서 같은 수의 호출을 쓴다(총 Q2 492회, Q3 622회).</w:t>
+        <w:t xml:space="preserve">gold v2 호출 수 맞춘 대조. 호출/장은 Q2·Q3 호출이며 Q1은 공유한다. 재질문(Matched re-ask)은 모든 이미지에서 에이전트와 같은 수의 호출을 쓰지만(총 Q2 492회, Q3 622회) 정의와 단계 구성은 넣지 않는다.</w:t>
       </w:r>
     </w:p>
     <w:tbl>
@@ -13809,12 +13827,12 @@
         </w:tblBorders>
       </w:tblPr>
       <w:tblGrid>
-        <w:gridCol w:w="5134"/>
-        <w:gridCol w:w="641"/>
-        <w:gridCol w:w="802"/>
-        <w:gridCol w:w="1123"/>
-        <w:gridCol w:w="802"/>
-        <w:gridCol w:w="804"/>
+        <w:gridCol w:w="3807"/>
+        <w:gridCol w:w="846"/>
+        <w:gridCol w:w="1057"/>
+        <w:gridCol w:w="1480"/>
+        <w:gridCol w:w="1057"/>
+        <w:gridCol w:w="1059"/>
       </w:tblGrid>
       <w:tr>
         <w:trPr>
@@ -13822,7 +13840,7 @@
         </w:trPr>
         <w:tc>
           <w:tcPr>
-            <w:tcW w:type="dxa" w:w="5134"/>
+            <w:tcW w:type="dxa" w:w="3807"/>
             <w:gridSpan w:val="1"/>
             <w:tcBorders>
               <w:top w:val="single" w:color="000000" w:sz="8"/>
@@ -13856,7 +13874,7 @@
         </w:tc>
         <w:tc>
           <w:tcPr>
-            <w:tcW w:type="dxa" w:w="641"/>
+            <w:tcW w:type="dxa" w:w="846"/>
             <w:gridSpan w:val="1"/>
             <w:tcBorders>
               <w:top w:val="single" w:color="000000" w:sz="8"/>
@@ -13890,7 +13908,7 @@
         </w:tc>
         <w:tc>
           <w:tcPr>
-            <w:tcW w:type="dxa" w:w="802"/>
+            <w:tcW w:type="dxa" w:w="1057"/>
             <w:gridSpan w:val="1"/>
             <w:tcBorders>
               <w:top w:val="single" w:color="000000" w:sz="8"/>
@@ -13924,7 +13942,7 @@
         </w:tc>
         <w:tc>
           <w:tcPr>
-            <w:tcW w:type="dxa" w:w="1123"/>
+            <w:tcW w:type="dxa" w:w="1480"/>
             <w:gridSpan w:val="1"/>
             <w:tcBorders>
               <w:top w:val="single" w:color="000000" w:sz="8"/>
@@ -13958,7 +13976,7 @@
         </w:tc>
         <w:tc>
           <w:tcPr>
-            <w:tcW w:type="dxa" w:w="802"/>
+            <w:tcW w:type="dxa" w:w="1057"/>
             <w:gridSpan w:val="1"/>
             <w:tcBorders>
               <w:top w:val="single" w:color="000000" w:sz="8"/>
@@ -13992,7 +14010,7 @@
         </w:tc>
         <w:tc>
           <w:tcPr>
-            <w:tcW w:type="dxa" w:w="804"/>
+            <w:tcW w:type="dxa" w:w="1059"/>
             <w:gridSpan w:val="1"/>
             <w:tcBorders>
               <w:top w:val="single" w:color="000000" w:sz="8"/>
@@ -14031,7 +14049,7 @@
         </w:trPr>
         <w:tc>
           <w:tcPr>
-            <w:tcW w:type="dxa" w:w="5134"/>
+            <w:tcW w:type="dxa" w:w="3807"/>
             <w:gridSpan w:val="1"/>
             <w:tcBorders>
               <w:top w:val="single" w:color="000000" w:sz="8"/>
@@ -14064,7 +14082,7 @@
         </w:tc>
         <w:tc>
           <w:tcPr>
-            <w:tcW w:type="dxa" w:w="641"/>
+            <w:tcW w:type="dxa" w:w="846"/>
             <w:gridSpan w:val="1"/>
             <w:tcBorders>
               <w:top w:val="single" w:color="000000" w:sz="8"/>
@@ -14097,7 +14115,7 @@
         </w:tc>
         <w:tc>
           <w:tcPr>
-            <w:tcW w:type="dxa" w:w="802"/>
+            <w:tcW w:type="dxa" w:w="1057"/>
             <w:gridSpan w:val="1"/>
             <w:tcBorders>
               <w:top w:val="single" w:color="000000" w:sz="8"/>
@@ -14130,7 +14148,7 @@
         </w:tc>
         <w:tc>
           <w:tcPr>
-            <w:tcW w:type="dxa" w:w="1123"/>
+            <w:tcW w:type="dxa" w:w="1480"/>
             <w:gridSpan w:val="1"/>
             <w:tcBorders>
               <w:top w:val="single" w:color="000000" w:sz="8"/>
@@ -14163,7 +14181,7 @@
         </w:tc>
         <w:tc>
           <w:tcPr>
-            <w:tcW w:type="dxa" w:w="802"/>
+            <w:tcW w:type="dxa" w:w="1057"/>
             <w:gridSpan w:val="1"/>
             <w:tcBorders>
               <w:top w:val="single" w:color="000000" w:sz="8"/>
@@ -14196,7 +14214,7 @@
         </w:tc>
         <w:tc>
           <w:tcPr>
-            <w:tcW w:type="dxa" w:w="804"/>
+            <w:tcW w:type="dxa" w:w="1059"/>
             <w:gridSpan w:val="1"/>
             <w:tcBorders>
               <w:top w:val="single" w:color="000000" w:sz="8"/>
@@ -14218,8 +14236,8 @@
             </w:pPr>
             <w:r>
               <w:rPr>
-                <w:b w:val="false"/>
-                <w:bCs w:val="false"/>
+                <w:b/>
+                <w:bCs/>
                 <w:sz w:val="17"/>
                 <w:szCs w:val="17"/>
               </w:rPr>
@@ -14234,7 +14252,7 @@
         </w:trPr>
         <w:tc>
           <w:tcPr>
-            <w:tcW w:type="dxa" w:w="5134"/>
+            <w:tcW w:type="dxa" w:w="3807"/>
             <w:gridSpan w:val="1"/>
             <w:tcBorders>
               <w:top w:val="none" w:color="FFFFFF" w:sz="0"/>
@@ -14261,13 +14279,13 @@
                 <w:sz w:val="17"/>
                 <w:szCs w:val="17"/>
               </w:rPr>
-              <w:t xml:space="preserve">Matched re-ask (no new evidence)</w:t>
-            </w:r>
-          </w:p>
-        </w:tc>
-        <w:tc>
-          <w:tcPr>
-            <w:tcW w:type="dxa" w:w="641"/>
+              <w:t xml:space="preserve">Matched re-ask</w:t>
+            </w:r>
+          </w:p>
+        </w:tc>
+        <w:tc>
+          <w:tcPr>
+            <w:tcW w:type="dxa" w:w="846"/>
             <w:gridSpan w:val="1"/>
             <w:tcBorders>
               <w:top w:val="none" w:color="FFFFFF" w:sz="0"/>
@@ -14300,7 +14318,7 @@
         </w:tc>
         <w:tc>
           <w:tcPr>
-            <w:tcW w:type="dxa" w:w="802"/>
+            <w:tcW w:type="dxa" w:w="1057"/>
             <w:gridSpan w:val="1"/>
             <w:tcBorders>
               <w:top w:val="none" w:color="FFFFFF" w:sz="0"/>
@@ -14333,7 +14351,7 @@
         </w:tc>
         <w:tc>
           <w:tcPr>
-            <w:tcW w:type="dxa" w:w="1123"/>
+            <w:tcW w:type="dxa" w:w="1480"/>
             <w:gridSpan w:val="1"/>
             <w:tcBorders>
               <w:top w:val="none" w:color="FFFFFF" w:sz="0"/>
@@ -14366,7 +14384,7 @@
         </w:tc>
         <w:tc>
           <w:tcPr>
-            <w:tcW w:type="dxa" w:w="802"/>
+            <w:tcW w:type="dxa" w:w="1057"/>
             <w:gridSpan w:val="1"/>
             <w:tcBorders>
               <w:top w:val="none" w:color="FFFFFF" w:sz="0"/>
@@ -14399,7 +14417,7 @@
         </w:tc>
         <w:tc>
           <w:tcPr>
-            <w:tcW w:type="dxa" w:w="804"/>
+            <w:tcW w:type="dxa" w:w="1059"/>
             <w:gridSpan w:val="1"/>
             <w:tcBorders>
               <w:top w:val="none" w:color="FFFFFF" w:sz="0"/>
@@ -14437,7 +14455,7 @@
         </w:trPr>
         <w:tc>
           <w:tcPr>
-            <w:tcW w:type="dxa" w:w="5134"/>
+            <w:tcW w:type="dxa" w:w="3807"/>
             <w:gridSpan w:val="1"/>
             <w:tcBorders>
               <w:top w:val="none" w:color="FFFFFF" w:sz="0"/>
@@ -14470,7 +14488,7 @@
         </w:tc>
         <w:tc>
           <w:tcPr>
-            <w:tcW w:type="dxa" w:w="641"/>
+            <w:tcW w:type="dxa" w:w="846"/>
             <w:gridSpan w:val="1"/>
             <w:tcBorders>
               <w:top w:val="none" w:color="FFFFFF" w:sz="0"/>
@@ -14503,7 +14521,7 @@
         </w:tc>
         <w:tc>
           <w:tcPr>
-            <w:tcW w:type="dxa" w:w="802"/>
+            <w:tcW w:type="dxa" w:w="1057"/>
             <w:gridSpan w:val="1"/>
             <w:tcBorders>
               <w:top w:val="none" w:color="FFFFFF" w:sz="0"/>
@@ -14536,7 +14554,7 @@
         </w:tc>
         <w:tc>
           <w:tcPr>
-            <w:tcW w:type="dxa" w:w="1123"/>
+            <w:tcW w:type="dxa" w:w="1480"/>
             <w:gridSpan w:val="1"/>
             <w:tcBorders>
               <w:top w:val="none" w:color="FFFFFF" w:sz="0"/>
@@ -14569,7 +14587,7 @@
         </w:tc>
         <w:tc>
           <w:tcPr>
-            <w:tcW w:type="dxa" w:w="802"/>
+            <w:tcW w:type="dxa" w:w="1057"/>
             <w:gridSpan w:val="1"/>
             <w:tcBorders>
               <w:top w:val="none" w:color="FFFFFF" w:sz="0"/>
@@ -14602,7 +14620,7 @@
         </w:tc>
         <w:tc>
           <w:tcPr>
-            <w:tcW w:type="dxa" w:w="804"/>
+            <w:tcW w:type="dxa" w:w="1059"/>
             <w:gridSpan w:val="1"/>
             <w:tcBorders>
               <w:top w:val="none" w:color="FFFFFF" w:sz="0"/>
@@ -14640,7 +14658,7 @@
         </w:trPr>
         <w:tc>
           <w:tcPr>
-            <w:tcW w:type="dxa" w:w="5134"/>
+            <w:tcW w:type="dxa" w:w="3807"/>
             <w:gridSpan w:val="1"/>
             <w:tcBorders>
               <w:top w:val="none" w:color="FFFFFF" w:sz="0"/>
@@ -14673,7 +14691,7 @@
         </w:tc>
         <w:tc>
           <w:tcPr>
-            <w:tcW w:type="dxa" w:w="641"/>
+            <w:tcW w:type="dxa" w:w="846"/>
             <w:gridSpan w:val="1"/>
             <w:tcBorders>
               <w:top w:val="none" w:color="FFFFFF" w:sz="0"/>
@@ -14706,7 +14724,7 @@
         </w:tc>
         <w:tc>
           <w:tcPr>
-            <w:tcW w:type="dxa" w:w="802"/>
+            <w:tcW w:type="dxa" w:w="1057"/>
             <w:gridSpan w:val="1"/>
             <w:tcBorders>
               <w:top w:val="none" w:color="FFFFFF" w:sz="0"/>
@@ -14739,7 +14757,7 @@
         </w:tc>
         <w:tc>
           <w:tcPr>
-            <w:tcW w:type="dxa" w:w="1123"/>
+            <w:tcW w:type="dxa" w:w="1480"/>
             <w:gridSpan w:val="1"/>
             <w:tcBorders>
               <w:top w:val="none" w:color="FFFFFF" w:sz="0"/>
@@ -14772,7 +14790,7 @@
         </w:tc>
         <w:tc>
           <w:tcPr>
-            <w:tcW w:type="dxa" w:w="802"/>
+            <w:tcW w:type="dxa" w:w="1057"/>
             <w:gridSpan w:val="1"/>
             <w:tcBorders>
               <w:top w:val="none" w:color="FFFFFF" w:sz="0"/>
@@ -14805,7 +14823,7 @@
         </w:tc>
         <w:tc>
           <w:tcPr>
-            <w:tcW w:type="dxa" w:w="804"/>
+            <w:tcW w:type="dxa" w:w="1059"/>
             <w:gridSpan w:val="1"/>
             <w:tcBorders>
               <w:top w:val="none" w:color="FFFFFF" w:sz="0"/>
@@ -15034,7 +15052,7 @@
                 <w:sz w:val="17"/>
                 <w:szCs w:val="17"/>
               </w:rPr>
-              <w:t xml:space="preserve">[−.095, +.001]</w:t>
+              <w:t xml:space="preserve">[−.095, +.000]</w:t>
             </w:r>
             <w:r>
               <w:rPr>
@@ -15087,7 +15105,7 @@
         <w:jc w:val="left"/>
       </w:pPr>
       <w:r>
-        <w:t xml:space="preserve">대조 실험은 같은 L4에서 새 호출 622회로 실행했고, 오류와 무효 출력은 모두 0이었다. 기존에 발표한 세 조건도 그대로 재현되었다. 에이전트는 같은 호출 수의 재질문보다 Q2 macro-F1이 </w:t>
+        <w:t xml:space="preserve">대조 실험은 같은 종류의 GPU(L4)에서 새 호출 622회로 실행했고, 오류와 무효 출력은 모두 0이었다. 기존에 발표한 세 조건은 재사용한 호출로 다시 계산해도 바뀌지 않았다. 에이전트는 같은 호출 수의 재질문보다 Q2 macro-F1이 </w:t>
       </w:r>
       <w:r>
         <w:t xml:space="preserve">+.164</w:t>
@@ -15111,13 +15129,13 @@
         <w:t xml:space="preserve">[+.145,+.257]</w:t>
       </w:r>
       <w:r>
-        <w:t xml:space="preserve">) 높았다. 미리 정한 규칙에 따라, 개선은 추가 호출이 아니라 정의와 단계 구조에서 온다고 판단한다(표 </w:t>
+        <w:t xml:space="preserve">) 높았다(표 </w:t>
       </w:r>
       <w:r>
         <w:t xml:space="preserve">7</w:t>
       </w:r>
       <w:r>
-        <w:t xml:space="preserve">).</w:t>
+        <w:t xml:space="preserve">). 따라서 개선은 추가 호출만으로는 설명되지 않는다. 에이전트가 더한 것, 즉 Q2의 보기 정의와 Q3의 유무→위치 단계 구성이 필요하다. 다만 대조군은 이 둘을 한꺼번에 뺐으므로, 정의가 주는 정보와 단계 구성의 효과를 서로 나누지는 못한다.</w:t>
       </w:r>
     </w:p>
     <w:p>
@@ -15135,16 +15153,16 @@
         <w:t xml:space="preserve">, </w:t>
       </w:r>
       <w:r>
-        <w:t xml:space="preserve">[−.095,+.001]</w:t>
-      </w:r>
-      <w:r>
-        <w:t xml:space="preserve">). 대신 답이 “정상” 쪽으로 쏠렸다. 246장 중 “정상” 답이 86개에서 139개로 늘어, 정상 이미지 30장은 바로잡혔지만 녹 26장이 틀리게 되었고 그중 21장은 “정상”으로 바뀌었다(표 </w:t>
+        <w:t xml:space="preserve">[−.095,+.000]</w:t>
+      </w:r>
+      <w:r>
+        <w:t xml:space="preserve">). 대신 답이 “정상” 쪽으로 쏠렸다. 246장 중 “정상” 답이 86개에서 139개로 늘었다. 정상 이미지 30장은 바로잡혔지만 녹 26장이 틀리게 되었고, 그중 21장은 “정상”으로 바뀌었다. 종류별 순변화는 표 </w:t>
       </w:r>
       <w:r>
         <w:t xml:space="preserve">6</w:t>
       </w:r>
       <w:r>
-        <w:t xml:space="preserve">). 에이전트도 같은 방향으로 움직였지만 정도가 약했다(“정상” 답 117개). 정의 덕분에 녹을 지켰고(73/89) 새집도 되찾았다(7 </w:t>
+        <w:t xml:space="preserve">에 있다. Q2 오경보만 보면 다시 묻기만으로도 에이전트와 같아졌다. 둘 다 정상 107장 중 21장에 결함 종류를 붙였다. 에이전트도 같은 방향으로 움직였지만 정도가 약했다(“정상” 답 117개). 정의 덕분에 녹을 73/89로 지켰고(재질문은 54) 새집도 되찾았다(7 </w:t>
       </w:r>
       <w:r>
         <w:t xml:space="preserve">→</w:t>
@@ -15186,7 +15204,7 @@
         <w:t xml:space="preserve">[+.079,+.201]</w:t>
       </w:r>
       <w:r>
-        <w:t xml:space="preserve">). 즉 다시 묻는 것만으로도 모델은 보수적이 되며, 에이전트 구조는 그 변화를 큰 순이득으로 바꾸는 동시에 미탐률도 키운다.</w:t>
+        <w:t xml:space="preserve">). 이 차이의 대부분은 캡 누락이다. 재질문은 캡 누락 27장 중 20장에서 여전히 영역을 보고했지만, 단계형 에이전트는 9장이었다. 즉 다시 묻는 것만으로도 모델은 어느 정도 보수적이 된다. 에이전트가 더한 요소는 그 변화를 큰 순이득으로 바꾸는 동시에 미탐률도 키운다.</w:t>
       </w:r>
     </w:p>
     <w:p>
@@ -15207,7 +15225,7 @@
         <w:jc w:val="left"/>
       </w:pPr>
       <w:r>
-        <w:t xml:space="preserve">캡 누락은 에이전트가 오히려 나빠지게 만든 유일한 결함 종류다. gold의 27장은 모두 유리 애자이고 이 설비의 gold 정상 이미지는 5장뿐이어서, 설비 효과와 결함 효과가 섞여 있다. 그래서 gold가 아닌 dev의 캡 누락 25장으로 분석했다. 아래 시도는 모두 실행 전에 설정과 통과 기준을 고정했고, 실패한 설정을 사후에 조정하지 않았다(부록 표 </w:t>
+        <w:t xml:space="preserve">에이전트가 가장 크게 실패한 결함은 캡 누락이다. 단계형 Q3는 27장 중 9장에서만 결함 영역을 보고했고(직접 질문 23장), 수정 후보는 27장 중 2장에서만 결함 종류를 맞혔다. gold의 27장은 모두 유리 애자이고 이 설비의 gold 정상 이미지는 5장뿐이어서, 설비 효과와 결함 효과가 섞여 있다. 그래서 gold가 아닌 개발 데이터로만 분석했다. dev240에는 캡 누락이 25장 있고, 대부분의 모델 교체 실험에 쓴 40장 설계 부분집합에는 그중 4장이 들어 있다. 시도마다 설정을 고정했고, 통과 기준이 있는 경우에는 실행 전에 정했다. 예외가 하나 있다. 다른 모델 재검토는 무효 출력이 나온 뒤 제안 형식을 바꿔 한 번 다시 돌렸다(부록 표 </w:t>
       </w:r>
       <w:r>
         <w:t xml:space="preserve">10</w:t>
@@ -15234,7 +15252,7 @@
         <w:t xml:space="preserve">입력과 문구.</w:t>
       </w:r>
       <w:r>
-        <w:t xml:space="preserve"> 대상 시각 타일을 두 배로 늘리기, 짧은 결함 근거 문구, 둘 다 적용하기 모두 dev 캡 누락 재현율을 6/25에서 각각 2, 4, 1/25로 낮췄다.</w:t>
+        <w:t xml:space="preserve"> 대상 시각 타일을 두 배로 늘리기, 짧은 결함 근거 문구, 둘 다 적용하기를 시험했다. 수정 정의 Q2 대조군에 비해 셋 모두 dev240 캡 누락 재현율을 6/25에서 각각 2, 4, 1/25로 낮췄다.</w:t>
       </w:r>
     </w:p>
     <w:p>
@@ -15255,7 +15273,13 @@
         <w:t xml:space="preserve">다른 모델과 탐지기.</w:t>
       </w:r>
       <w:r>
-        <w:t xml:space="preserve"> Qwen3-VL-8B나 Ovis2.5-9B로 바꿔도 캡 누락은 회복되지 않았다. Q3 유무에 쓴 이상탐지 모델 3종(AdaCLIP, AnomalyVFM, InCTRL)은 모두 유무 BAcc를 낮췄다.</w:t>
+        <w:t xml:space="preserve"> Q2를 Qwen3-VL-8B나 Ovis2.5-9B로 바꿔도 설계 부분집합의 캡 누락 4장 중 하나도 회복하지 못했다(둘 다 1 </w:t>
+      </w:r>
+      <w:r>
+        <w:t xml:space="preserve">→</w:t>
+      </w:r>
+      <w:r>
+        <w:t xml:space="preserve"> 0). Qwen3-VL을 Q3 유무에 쓰면 dev240 캡 누락 미탐이 25장 중 10장에서 8장으로 줄었지만, 다른 오류가 늘었다. Q3 유무에 쓴 이상탐지 모델 3종(AdaCLIP, AnomalyVFM, InCTRL)은 모두 유무 BAcc를 낮췄다.</w:t>
       </w:r>
     </w:p>
     <w:p>
@@ -15276,7 +15300,7 @@
         <w:t xml:space="preserve">부품 근거.</w:t>
       </w:r>
       <w:r>
-        <w:t xml:space="preserve"> 개방어휘 검출, 계수(CountGD++), SAM 마스크, 정상 참조와의 밀집 대응(SIFT, DIFT) 모두 정상 유리 애자에서 미리 정한 신뢰성 기준을 통과하지 못했다. 어느 것도 부품 개수 근거로 쓸 수 없었다.</w:t>
+        <w:t xml:space="preserve"> 세 도구가 정상 유리 애자에서 미리 정한 신뢰성 기준(7장 중 6장)을 통과하지 못했다. Grounding DINO 개방어휘 검출은 3장, CountGD++ 계수는 2장, SAM 마스크는 4장이었다. SIFT 정합은 합성 대조 검사는 통과했지만 실제 참조–대상 8쌍은 하나도 맞추지 못했다. DIFT 대응은 알려진 좌우 반전 검사 7개를 하나도 통과하지 못했다. 어느 것도 부품 개수 근거로 쓸 수 없었다.</w:t>
       </w:r>
     </w:p>
     <w:p>
@@ -15294,10 +15318,10 @@
           <w:b/>
           <w:bCs/>
         </w:rPr>
-        <w:t xml:space="preserve">정답 위치 crop.</w:t>
-      </w:r>
-      <w:r>
-        <w:t xml:space="preserve"> 사람이 표시한 누락 위치를 잘라 보여줘도 InternVL은 세 가지 crop 방식 모두에서 20건 중 20건 “영역 없음”이라 답했다. “부품이 빠지거나 부서졌는가?”만 따로 물어도 60회 호출 모두 “없음”이라 답했다.</w:t>
+        <w:t xml:space="preserve">위치를 잘라 보여주기.</w:t>
+      </w:r>
+      <w:r>
+        <w:t xml:space="preserve"> 양성 이미지 20장마다 후보 칸, 사람이 표시한 칸, 표시한 박스의 세 가지로 잘라 보여줬다. InternVL은 60회 모두 “영역 없음”이라 답했다. 다만 이 프롬프트에는 모델의 이전 빈 답도 함께 들어 있었다. 이 단서를 뺀 별도 질문으로 부품이 빠지거나 부서졌는지만 물어도, 60회 호출 모두 “없음”이라 답했다. 정상 이미지는 시험하지 않았다.</w:t>
       </w:r>
     </w:p>
     <w:p>
@@ -15318,13 +15342,13 @@
         <w:t xml:space="preserve">지도학습 전문가.</w:t>
       </w:r>
       <w:r>
-        <w:t xml:space="preserve"> 고정 DINOv2 특징에 로지스틱 헤드를 붙이고 유리 애자 train 라벨로 촬영일이 겹치지 않게 학습했다. 이 분류기는 dev 캡 누락 25장을 모두 찾았지만, 학습 없는 전제를 벗어나고 한 설비에만 해당한다. 이 헤드의 가림(occlusion) 분석은 정확한 격자 칸을 24건 중 12건 맞혔고, 고정 중앙 추측은 8건이었다(대응 CI가 0 포함). Integrated gradients </w:t>
+        <w:t xml:space="preserve"> 고정 DINOv2 특징에 로지스틱 헤드를 붙이고 유리 애자 train 라벨로 학습했다. 내부 분할은 촬영일이 겹치지 않게 나눴지만, dev 이미지는 학습 데이터와 촬영일이 겹칠 수 있다. 이 분류기는 dev 캡 누락 25장을 모두 찾았고, dev 정상 25장 중 1장을 잘못 표시했다. 촬영일 분리 내부 시험에서 정상 오경보율은 13.8%였다. 이 결과를 LVLM에 재검토 제안으로 주자, dev 캡 누락 Q2 정답이 25장 중 6장에서 14장으로 늘었다(같은 횟수 재질문은 8장). 이 방식은 학습 없는 전제를 벗어나고 한 설비에만 해당한다. 이 헤드의 가림(occlusion) 분석은 정확한 격자 칸을 24건 중 12건 맞혔고, 고정 중앙 추측은 8건이었다(대응 CI가 0 포함). Integrated gradients </w:t>
       </w:r>
       <w:r>
         <w:t xml:space="preserve">[15]</w:t>
       </w:r>
       <w:r>
-        <w:t xml:space="preserve">는 이보다 낫지 않았고, completeness 잔차가 컸다.</w:t>
+        <w:t xml:space="preserve">는 24건 중 9건 이하였다. 다만 적분 32단계에서는 지도 52개 중 49개가 completeness 검사를 통과하지 못했으므로, 이 IG 시험은 결론을 낼 수 없다.</w:t>
       </w:r>
     </w:p>
     <w:p>
@@ -15333,7 +15357,7 @@
         <w:jc w:val="left"/>
       </w:pPr>
       <w:r>
-        <w:t xml:space="preserve">이 결과들을 종합하면 실패의 원인은 프롬프트나 경로 설계보다 인식에 있다. 이 영상에서 8B LVLM은 원판 하나가 없는 것을 결함으로 인식하지 못하며, 해당 영역을 잘라 줘도 마찬가지다.</w:t>
+        <w:t xml:space="preserve">정리하면, 입력·문구·모델을 바꾸거나 도구를 더하는 학습 없는 방법으로는 해당 영역을 잘라 줘도 8B LVLM이 캡 누락을 결함으로 보고하지 않았다. 반면 지도학습 분류기가 준 명시적 근거는 LVLM의 답을 바꿨다. 이를 이 결함 종류에 대한 인식의 한계로 해석한다. 다만 프롬프트와 경로 설계도 결과를 바꾼다. gold에서는 에이전트 자신의 정의와 단계 구성이 캡 누락 정답을 줄였다. 그러므로 이 요인들이 아무 역할도 하지 않는다고 주장하지는 않는다.</w:t>
       </w:r>
     </w:p>
     <w:p>
@@ -15367,7 +15391,7 @@
         <w:t xml:space="preserve">[8]</w:t>
       </w:r>
       <w:r>
-        <w:t xml:space="preserve">, 에이전트의 정의와 단계 구조가 그것을 실제 이득으로 이끈다. 정상 이미지의 오경보는 대부분 없애지만 미탐은 늘리며, 특히 “무언가 없다”는 미묘한 종류에서 그렇다. 점검에서는 대개 결함을 놓치는 비용이 오경보보다 크다. 하나의 정확도 숫자는 이 차이를 가리므로, 벤치마크는 macro-F1과 함께 정상 오경보율과 종류별 재현율을 보고해야 한다.</w:t>
+        <w:t xml:space="preserve">, 에이전트의 정의와 단계 구조가 그것을 실제 이득으로 이끈다. 에이전트는 정상 이미지의 오경보는 대부분 없애지만 미탐은 늘리며, 특히 “무언가 없다”는 미묘한 종류에서 그렇다. 안전이 중요한 점검에서는 결함을 놓치는 비용이 오경보보다 큰 경우가 많다. 하나의 정확도 숫자는 이 차이를 가리므로, 벤치마크는 macro-F1과 함께 정상 오경보율과 종류별 재현율을 보고해야 한다.</w:t>
       </w:r>
     </w:p>
     <w:p>
@@ -15436,7 +15460,7 @@
         <w:jc w:val="left"/>
       </w:pPr>
       <w:r>
-        <w:t xml:space="preserve">Q3는 위치가 아니라 유무로 채점했다. 공간 라벨이 있는 결함 133건을 따로 주석한 부분집합에서, 정확한 격자 칸 위치 정답은 직접 질문과 단계형 모두 133건 중 12건이었다.</w:t>
+        <w:t xml:space="preserve">Q3는 위치가 아니라 유무로 채점했다. 공간 라벨이 있는 gold 결함 133건에 대해 고정 참조로 별도 복수 위치 실행을 했다. 정확한 격자 칸 위치 정답은 직접 질문과 단계형 모두 133건 중 12건으로, 늘 “중앙”이라고만 답하는 경우(46건)보다 낮았다.</w:t>
       </w:r>
     </w:p>
     <w:p>
@@ -15499,7 +15523,7 @@
         <w:jc w:val="left"/>
       </w:pPr>
       <w:r>
-        <w:t xml:space="preserve">InsPLAD-QA는 공통 프롬프트·형식·채점기를 갖춘, 해시로 정렬하고 수작업으로 검토한 LVLM 송전선 점검 벤치마크다. 정상 참조는 이상탐지를 돕지만 일관성은 높이지 않으며, 이상탐지 모델 단서는 일관되게 돕지 않는다. 문항 독립 검증 에이전트는 결함 종류와 영역 유무를 개선하지만, 그 대가로 오경보를 미탐과 맞바꾼다. 같은 호출 수로 다시 묻기만 해서는 이 개선이 재현되지 않으므로, 개선은 에이전트 구조의 효과다. 부품 누락은 정답 위치 crop을 포함해 시도한 모든 학습 없는 방법에 저항하였다.</w:t>
+        <w:t xml:space="preserve">InsPLAD-QA는 공통 프롬프트·형식·채점기를 갖춘, 해시로 정렬하고 수작업으로 검토한 LVLM 송전선 점검 벤치마크다. 정상 참조는 이상탐지를 돕지만 일관성에 미치는 영향은 엇갈리며, 이상탐지 모델 단서는 이상탐지를 잃고 결함 종류를 얻는 식으로 작용한다. 문항 독립 검증 에이전트는 결함 종류와 영역 유무를 개선하지만, 그 대가로 오경보를 미탐과 맞바꾼다. 같은 호출 수로 다시 묻기만 해서는 이 개선이 재현되지 않으므로, 개선은 추가 호출이 아니라 에이전트가 더한 요소에서 온다. 부품 누락은 표시된 위치를 잘라 보여줘도, 시도한 학습 없는 방법들로는 안정적으로 복구되지 않았다.</w:t>
       </w:r>
     </w:p>
     <w:p>
@@ -15819,7 +15843,7 @@
         <w:t xml:space="preserve">부록 A. </w:t>
       </w:r>
       <w:r>
-        <w:t xml:space="preserve">개발 세트 확인</w:t>
+        <w:t xml:space="preserve">dev 추가 이미지</w:t>
       </w:r>
     </w:p>
     <w:p>
@@ -15841,7 +15865,7 @@
           <w:sz w:val="19"/>
           <w:szCs w:val="19"/>
         </w:rPr>
-        <w:t xml:space="preserve">설계에 쓰지 않은 dev 추가 200장: gold와 같은 방향. 열: 직접 질문 / 에이전트 / 수정 방식.</w:t>
+        <w:t xml:space="preserve">dev 추가 200장(gold 수정 후보를 고르는 데 사용). 열: 직접 질문 / 에이전트 / 수정 방식. “수정”은 수정 Q2에 gold에서는 쓰지 않은(기각된) 재검토 단계 Q3를 붙인 것이며, Q2 값만 gold 수정 후보에 해당한다.</w:t>
       </w:r>
     </w:p>
     <w:tbl>
@@ -17669,7 +17693,7 @@
           <w:sz w:val="19"/>
           <w:szCs w:val="19"/>
         </w:rPr>
-        <w:t xml:space="preserve">결함 미탐을 줄이려는 후속 시도(dev만 사용, 사전 고정 기준, 사후 조정 없음).</w:t>
+        <w:t xml:space="preserve">결함 미탐을 줄이려는 후속 시도(개발 데이터만 사용, 설정 고정, 정의된 경우 통과 기준 사용).</w:t>
       </w:r>
     </w:p>
     <w:tbl>
@@ -18100,6 +18124,15 @@
               </w:rPr>
               <w:t xml:space="preserve">[−.055,+.181]</w:t>
             </w:r>
+            <w:r>
+              <w:rPr>
+                <w:b w:val="false"/>
+                <w:bCs w:val="false"/>
+                <w:sz w:val="17"/>
+                <w:szCs w:val="17"/>
+              </w:rPr>
+              <w:t xml:space="preserve">; 무효 출력 뒤 형식 1회 수정; 추가 200장 실행은 무효 출력으로 제외</w:t>
+            </w:r>
           </w:p>
         </w:tc>
       </w:tr>
@@ -18256,7 +18289,25 @@
                 <w:sz w:val="17"/>
                 <w:szCs w:val="17"/>
               </w:rPr>
-              <w:t xml:space="preserve"> .754)</w:t>
+              <w:t xml:space="preserve"> .754); Q2 캡 누락 1 </w:t>
+            </w:r>
+            <w:r>
+              <w:rPr>
+                <w:b w:val="false"/>
+                <w:bCs w:val="false"/>
+                <w:sz w:val="17"/>
+                <w:szCs w:val="17"/>
+              </w:rPr>
+              <w:t xml:space="preserve">→</w:t>
+            </w:r>
+            <w:r>
+              <w:rPr>
+                <w:b w:val="false"/>
+                <w:bCs w:val="false"/>
+                <w:sz w:val="17"/>
+                <w:szCs w:val="17"/>
+              </w:rPr>
+              <w:t xml:space="preserve"> 0 (/4)</w:t>
             </w:r>
           </w:p>
         </w:tc>
@@ -18764,7 +18815,7 @@
                 <w:sz w:val="17"/>
                 <w:szCs w:val="17"/>
               </w:rPr>
-              <w:t xml:space="preserve">정상 참조와 SIFT / DIFT 정렬</w:t>
+              <w:t xml:space="preserve">SIFT 정합 / DIFT 대응</w:t>
             </w:r>
           </w:p>
         </w:tc>
@@ -18797,7 +18848,7 @@
                 <w:sz w:val="17"/>
                 <w:szCs w:val="17"/>
               </w:rPr>
-              <w:t xml:space="preserve">8쌍 / 정상 7장</w:t>
+              <w:t xml:space="preserve">참조–대상 8쌍 / 정상 7장</w:t>
             </w:r>
           </w:p>
         </w:tc>
@@ -18830,7 +18881,7 @@
                 <w:sz w:val="17"/>
                 <w:szCs w:val="17"/>
               </w:rPr>
-              <w:t xml:space="preserve">0/8, 0/7 통과</w:t>
+              <w:t xml:space="preserve">실제 쌍 0/8 정합; 반전 검사 0/7</w:t>
             </w:r>
           </w:p>
         </w:tc>
@@ -18868,7 +18919,7 @@
                 <w:sz w:val="17"/>
                 <w:szCs w:val="17"/>
               </w:rPr>
-              <w:t xml:space="preserve">정답 위치 crop 제공</w:t>
+              <w:t xml:space="preserve">crop: 후보 칸 / 표시한 칸 / 표시한 박스</w:t>
             </w:r>
           </w:p>
         </w:tc>
@@ -18934,7 +18985,7 @@
                 <w:sz w:val="17"/>
                 <w:szCs w:val="17"/>
               </w:rPr>
-              <w:t xml:space="preserve">세 방식 모두 회복 0/20</w:t>
+              <w:t xml:space="preserve">세 방식 모두 회복 0/20 (프롬프트에 이전 빈 답 포함)</w:t>
             </w:r>
           </w:p>
         </w:tc>
@@ -19142,7 +19193,7 @@
                 <w:sz w:val="17"/>
                 <w:szCs w:val="17"/>
               </w:rPr>
-              <w:t xml:space="preserve">유무 25/25; 정확 위치 12/24, 중앙 추측 8/24</w:t>
+              <w:t xml:space="preserve">유무 25/25 (정상 1/25 오표시); 정확 위치 12/24, 중앙 추측 8/24</w:t>
             </w:r>
           </w:p>
         </w:tc>
@@ -19246,7 +19297,7 @@
                 <w:sz w:val="17"/>
                 <w:szCs w:val="17"/>
               </w:rPr>
-              <w:t xml:space="preserve">정확 위치 9/24 이하; completeness 경고 49/52</w:t>
+              <w:t xml:space="preserve">정확 위치 9/24 이하; completeness 경고 49/52 (결론 불가)</w:t>
             </w:r>
           </w:p>
         </w:tc>
@@ -19275,7 +19326,7 @@
         <w:jc w:val="left"/>
       </w:pPr>
       <w:r>
-        <w:t xml:space="preserve">코드, 프롬프트, 고정 설정, Colab 노트북, 리더보드, 문항별 답을 프로젝트 저장소에 공개한다. 호출별 원시 기록(프롬프트·출력·지연 시간)은 SHA-256 해시와 함께 보관하며 요청 시 제공한다. 모든 실행은 모델 ID, 백엔드, 벤치마크 커밋, GPU, 프로토콜, 상태를 기록한다. 노트북은 추론 전에 정확한 코드 버전을 확인하고, 20회 호출마다 저장한 체크포인트에서 이어서 실행한다.</w:t>
+        <w:t xml:space="preserve">코드, 프롬프트, 고정 설정, Colab 노트북, 리더보드, 문항별 답을 프로젝트 저장소에 공개한다. 호출별 원시 기록(프롬프트·출력·지연 시간)은 SHA-256 해시와 함께 보관하며 요청 시 제공한다. 실행마다 모델 ID, 백엔드, 벤치마크 커밋, 프로토콜, 상태를 기록하며, 이후 실행(에이전트·호출 수 대조·MiniCPM 재실행)은 GPU도 기록한다. 노트북은 추론 전에 정확한 코드 버전을 확인하고, 20회 호출마다 저장한 체크포인트에서 이어서 실행한다.</w:t>
       </w:r>
     </w:p>
     <w:sectPr>

--- a/reports/paper_draft_2026-10-23/InsPLAD_QA_paper_ko.docx
+++ b/reports/paper_draft_2026-10-23/InsPLAD_QA_paper_ko.docx
@@ -90,7 +90,7 @@
         <w:t xml:space="preserve">InsPLAD-QA</w:t>
       </w:r>
       <w:r>
-        <w:t xml:space="preserve">를 구축한다. 이상탐지 공개본과 결함분류 공개본을 이미지 해시로 정확히 맞추고, 246장·534문항의 gold 세트를 수작업으로 검토한 뒤 동결하였다. 하나의 프롬프트·출력 형식·채점기로 서로 다른 모델 계열의 공개 LVLM 4종과 API 파이프라인 1종을 비교한다. 다섯 모두 이미지만 주는 조건에서 평가했다. 공개 모델 4종은 정상 참조, 결함 참조, 두 참조를 함께 주는 조건, 20가지 vision expert 단서 조건에서도 평가했다. 정상 참조는 모든 공개 모델의 이상탐지 F1을 높였다. vision expert 단서는 대체로 결함 종류 F1을 올렸지만 이상탐지 F1은 낮췄고, 모든 모델에서 둘 다 올린 단서는 없었다. 이어서 문항별로 독립적으로 재확인하는 검증 에이전트를 별도 개발 세트에서 고른 뒤 gold에서 한 번 평가하였다. 결함 종류 macro-F1은 .522에서 .640으로(</w:t>
+        <w:t xml:space="preserve">를 구축한다. 이상탐지 공개본과 결함분류 공개본을 이미지 해시로 정확히 맞추고, 246장·534문항의 gold 세트를 수작업으로 검토한 뒤 동결하였다. 하나의 프롬프트·출력 형식·채점기로 서로 다른 모델 계열의 공개 LVLM 4종과 API 파이프라인 1종을 비교한다. 다섯 모두 이미지만 주는 조건에서 평가했다. 공개 모델 4종은 정상 참조, 결함 참조, 두 참조를 함께 주는 조건, 20가지 vision expert 단서 조건에서도 평가했다. 정상 참조는 모든 공개 모델의 이상탐지 F1을 높였다. 다만 MiniCPM-V-4.5는 정상 이미지 대부분을 이상으로 답해서 F1이 오른 것이고, 균형정확도는 .656에서 .587로 떨어졌다. vision expert 단서는 대체로 결함 종류 F1을 올렸지만 이상탐지 F1은 낮췄고, 모든 모델에서 둘 다 올린 단서는 없었다. 이어서 문항별로 독립적으로 재확인하는 검증 에이전트를 별도 개발 세트에서 고른 뒤 gold에서 한 번 평가하였다. 결함 종류 macro-F1은 .522에서 .640으로(</w:t>
       </w:r>
       <w:r>
         <w:t xml:space="preserve">+.118</w:t>
@@ -120,7 +120,7 @@
         <w:t xml:space="preserve">→</w:t>
       </w:r>
       <w:r>
-        <w:t xml:space="preserve"> 27/139). 애자 캡 누락 27장 중 결함 영역을 보고한 것은 9장뿐이었고(직접 질문은 23장), 수정 방식이 결함 종류를 맞힌 것은 27장 중 2장이었다(직접 질문 7장). 해상도 확대, 다른 LVLM, 이상탐지 모델, 부품 근거 도구 등 후속 시도로도 이 결함을 안정적으로 복구하지 못했다. 표시된 위치를 잘라 보여줘도 LVLM은 결함을 보고하지 않았고, 이 결함을 찾아낸 것은 해당 설비 전용으로 지도학습한 분류기뿐이었다. 벤치마크·코드·문항별 모델 답을 공개하며, 점검 벤치마크는 하나의 정확도가 아니라 오경보와 미탐을 따로 보고해야 함을 주장한다. </w:t>
+        <w:t xml:space="preserve"> 27/139). 애자 캡 누락 27장 중 결함 영역을 보고한 것은 9장뿐이었고(직접 질문은 23장), 결함 종류를 맞힌 것은 5장이었다(직접 질문 7장). 수정 방식은 2장만 맞혔다. 해상도 확대, 다른 LVLM, 이상탐지 모델, 부품 근거 도구 등 후속 시도로도 이 결함을 안정적으로 복구하지 못했다. 표시된 위치를 잘라 보여줘도 LVLM은 결함을 보고하지 않았고, 이 결함을 찾아낸 것은 해당 설비 전용으로 지도학습한 분류기뿐이었다. 벤치마크·코드·문항별 모델 답을 공개하며, 점검 벤치마크는 하나의 정확도가 아니라 오경보와 미탐을 따로 보고해야 함을 주장한다. </w:t>
       </w:r>
     </w:p>
     <w:p>
@@ -4300,7 +4300,19 @@
         <w:jc w:val="left"/>
       </w:pPr>
       <w:r>
-        <w:t xml:space="preserve">정상 참조는 공개 모델 4종 모두의 Q1 F1을 높였다. 예를 들어 InternVL은 .597에서 .794가 되었다. 일관성에 미치는 영향은 엇갈렸다. 모순율은 InternVL(.301</w:t>
+        <w:t xml:space="preserve">정상 참조는 공개 모델 4종 모두의 Q1 F1을 높였다. 예를 들어 InternVL은 .597에서 .794가 되었다. MiniCPM은 F1만 보면 이득이 부풀려진다. 정상 107장 중 이상으로 답한 이미지가 22장에서 86장으로 늘었고(재현율 .518 </w:t>
+      </w:r>
+      <w:r>
+        <w:t xml:space="preserve">→</w:t>
+      </w:r>
+      <w:r>
+        <w:t xml:space="preserve"> .978, 특이도 .794 </w:t>
+      </w:r>
+      <w:r>
+        <w:t xml:space="preserve">→</w:t>
+      </w:r>
+      <w:r>
+        <w:t xml:space="preserve"> .196), Q1 균형정확도는 .656에서 .587로 떨어졌다. 일관성에 미치는 영향은 엇갈렸다. 모순율은 InternVL(.301</w:t>
       </w:r>
       <w:r>
         <w:t xml:space="preserve">→</w:t>
@@ -15225,7 +15237,7 @@
         <w:jc w:val="left"/>
       </w:pPr>
       <w:r>
-        <w:t xml:space="preserve">에이전트가 가장 크게 실패한 결함은 캡 누락이다. 단계형 Q3는 27장 중 9장에서만 결함 영역을 보고했고(직접 질문 23장), 수정 후보는 27장 중 2장에서만 결함 종류를 맞혔다. gold의 27장은 모두 유리 애자이고 이 설비의 gold 정상 이미지는 5장뿐이어서, 설비 효과와 결함 효과가 섞여 있다. 그래서 gold가 아닌 개발 데이터로만 분석했다. dev240에는 캡 누락이 25장 있고, 대부분의 모델 교체 실험에 쓴 40장 설계 부분집합에는 그중 4장이 들어 있다. 시도마다 설정을 고정했고, 통과 기준이 있는 경우에는 실행 전에 정했다. 예외가 하나 있다. 다른 모델 재검토는 무효 출력이 나온 뒤 제안 형식을 바꿔 한 번 다시 돌렸다(부록 표 </w:t>
+        <w:t xml:space="preserve">에이전트가 가장 크게 실패한 결함은 캡 누락이다. 단계형 Q3는 27장 중 9장에서만 결함 영역을 보고했고(직접 질문 23장), 결함 종류는 27장 중 5장에서만 맞혔다(직접 질문 7장, 수정 후보 2장). gold의 27장은 모두 유리 애자이고 이 설비의 gold 정상 이미지는 5장뿐이어서, 설비 효과와 결함 효과가 섞여 있다. 그래서 gold가 아닌 개발 데이터로만 분석했다. dev240에는 캡 누락이 25장 있고, 대부분의 모델 교체 실험에 쓴 40장 설계 부분집합에는 그중 4장이 들어 있다. 시도마다 설정을 고정했고, 통과 기준이 있는 경우에는 실행 전에 정했다. 예외가 하나 있다. 다른 모델 재검토는 무효 출력이 나온 뒤 제안 형식을 바꿔 한 번 다시 돌렸다(부록 표 </w:t>
       </w:r>
       <w:r>
         <w:t xml:space="preserve">10</w:t>
@@ -15523,7 +15535,7 @@
         <w:jc w:val="left"/>
       </w:pPr>
       <w:r>
-        <w:t xml:space="preserve">InsPLAD-QA는 공통 프롬프트·형식·채점기를 갖춘, 해시로 정렬하고 수작업으로 검토한 LVLM 송전선 점검 벤치마크다. 정상 참조는 이상탐지를 돕지만 일관성에 미치는 영향은 엇갈리며, 이상탐지 모델 단서는 이상탐지를 잃고 결함 종류를 얻는 식으로 작용한다. 문항 독립 검증 에이전트는 결함 종류와 영역 유무를 개선하지만, 그 대가로 오경보를 미탐과 맞바꾼다. 같은 호출 수로 다시 묻기만 해서는 이 개선이 재현되지 않으므로, 개선은 추가 호출이 아니라 에이전트가 더한 요소에서 온다. 부품 누락은 표시된 위치를 잘라 보여줘도, 시도한 학습 없는 방법들로는 안정적으로 복구되지 않았다.</w:t>
+        <w:t xml:space="preserve">InsPLAD-QA는 공통 프롬프트·형식·채점기를 갖춘, 해시로 정렬하고 수작업으로 검토한 LVLM 송전선 점검 벤치마크다. 정상 참조는 이상탐지 F1을 높이지만 MiniCPM-V-4.5에서는 균형정확도가 떨어지고, 일관성에 미치는 영향도 엇갈리며, 이상탐지 모델 단서는 이상탐지를 잃고 결함 종류를 얻는 식으로 작용한다. 문항 독립 검증 에이전트는 결함 종류와 영역 유무를 개선하지만, 그 대가로 오경보를 미탐과 맞바꾼다. 같은 호출 수로 다시 묻기만 해서는 이 개선이 재현되지 않으므로, 개선은 추가 호출이 아니라 에이전트가 더한 요소에서 온다. 부품 누락은 표시된 위치를 잘라 보여줘도, 시도한 학습 없는 방법들로는 안정적으로 복구되지 않았다.</w:t>
       </w:r>
     </w:p>
     <w:p>
@@ -16612,7 +16624,7 @@
           <w:sz w:val="19"/>
           <w:szCs w:val="19"/>
         </w:rPr>
-        <w:t xml:space="preserve">gold v2에서 MiniCPM-V-4.5의 greedy 재실행 / 발표된 샘플링 실행(temperature 0.7). 프롬프트·이미지·참조는 같고, greedy 호출 2,136회, 오류 0, 무효 출력 0.</w:t>
+        <w:t xml:space="preserve">gold v2에서 MiniCPM-V-4.5의 greedy 재실행 / 발표된 샘플링 실행(temperature 0.7). 프롬프트·이미지·참조는 같고, greedy 호출 2,136회, 오류 0, 무효 출력 0. greedy Q1 균형정확도: 이미지만 .656, 정상 .587, 결함 .494, 둘 다 .645.</w:t>
       </w:r>
     </w:p>
     <w:tbl>

--- a/reports/paper_draft_2026-10-23/InsPLAD_QA_paper_ko.docx
+++ b/reports/paper_draft_2026-10-23/InsPLAD_QA_paper_ko.docx
@@ -19338,7 +19338,7 @@
         <w:jc w:val="left"/>
       </w:pPr>
       <w:r>
-        <w:t xml:space="preserve">코드, 프롬프트, 고정 설정, Colab 노트북, 리더보드, 문항별 답을 프로젝트 저장소에 공개한다. 호출별 원시 기록(프롬프트·출력·지연 시간)은 SHA-256 해시와 함께 보관하며 요청 시 제공한다. 실행마다 모델 ID, 백엔드, 벤치마크 커밋, 프로토콜, 상태를 기록하며, 이후 실행(에이전트·호출 수 대조·MiniCPM 재실행)은 GPU도 기록한다. 노트북은 추론 전에 정확한 코드 버전을 확인하고, 20회 호출마다 저장한 체크포인트에서 이어서 실행한다.</w:t>
+        <w:t xml:space="preserve">주요 결과의 코드, 프롬프트, 고정 설정, Colab 노트북, 리더보드, 문항별 답과 모든 후속 실행의 요약을 프로젝트 저장소에 공개한다. 부록 표 ef{tab:negative}의 dev 후속 실험 중 일부(다른 LVLM, 이상탐지 모델, 다른 모델 재검토, 부품 근거·정렬 도구)는 고정한 소스 묶음으로 실행했고, 그 코드는 저장소 대신 따로 보관한다. 호출별 원시 기록(프롬프트·출력·지연 시간)과 이렇게 보관한 코드는 SHA-256 해시와 함께 두며 요청 시 제공한다. 실행마다 모델 ID, 백엔드, 벤치마크 커밋, 프로토콜, 상태를 기록하며, 이후 실행(에이전트·호출 수 대조·MiniCPM 재실행)은 GPU도 기록한다. 노트북은 추론 전에 정확한 코드 버전을 확인하고, 20회 호출마다 저장한 체크포인트에서 이어서 실행한다.</w:t>
       </w:r>
     </w:p>
     <w:sectPr>

--- a/reports/paper_draft_2026-10-23/InsPLAD_QA_paper_ko.docx
+++ b/reports/paper_draft_2026-10-23/InsPLAD_QA_paper_ko.docx
@@ -19338,7 +19338,13 @@
         <w:jc w:val="left"/>
       </w:pPr>
       <w:r>
-        <w:t xml:space="preserve">주요 결과의 코드, 프롬프트, 고정 설정, Colab 노트북, 리더보드, 문항별 답과 모든 후속 실행의 요약을 프로젝트 저장소에 공개한다. 부록 표 ef{tab:negative}의 dev 후속 실험 중 일부(다른 LVLM, 이상탐지 모델, 다른 모델 재검토, 부품 근거·정렬 도구)는 고정한 소스 묶음으로 실행했고, 그 코드는 저장소 대신 따로 보관한다. 호출별 원시 기록(프롬프트·출력·지연 시간)과 이렇게 보관한 코드는 SHA-256 해시와 함께 두며 요청 시 제공한다. 실행마다 모델 ID, 백엔드, 벤치마크 커밋, 프로토콜, 상태를 기록하며, 이후 실행(에이전트·호출 수 대조·MiniCPM 재실행)은 GPU도 기록한다. 노트북은 추론 전에 정확한 코드 버전을 확인하고, 20회 호출마다 저장한 체크포인트에서 이어서 실행한다.</w:t>
+        <w:t xml:space="preserve">주요 결과의 코드, 프롬프트, 고정 설정, Colab 노트북, 리더보드, 문항별 답과 모든 후속 실행의 요약을 프로젝트 저장소에 공개한다. 부록 표 </w:t>
+      </w:r>
+      <w:r>
+        <w:t xml:space="preserve">10</w:t>
+      </w:r>
+      <w:r>
+        <w:t xml:space="preserve">의 dev 후속 실험 중 일부(다른 LVLM, 이상탐지 모델, 다른 모델 재검토, 부품 근거·정렬 도구)는 고정한 소스 묶음으로 실행했고, 그 코드는 저장소 대신 따로 보관한다. 호출별 원시 기록(프롬프트·출력·지연 시간)과 이렇게 보관한 코드는 SHA-256 해시와 함께 두며 요청 시 제공한다. 실행마다 모델 ID, 백엔드, 벤치마크 커밋, 프로토콜, 상태를 기록하며, 이후 실행(에이전트·호출 수 대조·MiniCPM 재실행)은 GPU도 기록한다. 노트북은 추론 전에 정확한 코드 버전을 확인하고, 20회 호출마다 저장한 체크포인트에서 이어서 실행한다.</w:t>
       </w:r>
     </w:p>
     <w:sectPr>

--- a/reports/paper_draft_2026-10-23/InsPLAD_QA_paper_ko.docx
+++ b/reports/paper_draft_2026-10-23/InsPLAD_QA_paper_ko.docx
@@ -296,22 +296,34 @@
           <w:b/>
           <w:bCs/>
         </w:rPr>
-        <w:t xml:space="preserve">산업 이상탐지를 위한 LVLM. </w:t>
-      </w:r>
-      <w:r>
-        <w:t xml:space="preserve">AnomalyGPT </w:t>
+        <w:t xml:space="preserve">송전선 점검. </w:t>
+      </w:r>
+      <w:r>
+        <w:t xml:space="preserve">전력회사는 송전선을 점점 더 UAV 영상과 딥러닝으로 점검한다 </w:t>
       </w:r>
       <w:r>
         <w:t xml:space="preserve">[3]</w:t>
       </w:r>
       <w:r>
-        <w:t xml:space="preserve">는 모사한 결함으로 LVLM을 미세조정한다. MMAD </w:t>
-      </w:r>
-      <w:r>
-        <w:t xml:space="preserve">[1]</w:t>
-      </w:r>
-      <w:r>
-        <w:t xml:space="preserve">는 산업 부품에 대한 객관식 문항으로 범용 LVLM을 평가하고, 전문가 이상지도와 도메인 지식 검색 같은 에이전트형 보조도 살펴본다. 본 연구는 MMAD의 문항 형식과 정상 참조(1-shot) 설정을 송전선 UAV 영상에 적용하고, 문항 간 일관성 지표를 추가한다.</w:t>
+        <w:t xml:space="preserve">. 공개 데이터는 주로 특정 과제용 모델을 학습하는 데 쓰인다. Tao 등은 항공 영상에서 애자와 그 결함을 다단 CNN으로 찾고 CPLID를 공개했다 </w:t>
+      </w:r>
+      <w:r>
+        <w:t xml:space="preserve">[4]</w:t>
+      </w:r>
+      <w:r>
+        <w:t xml:space="preserve">. STN PLAD는 고해상도 UAV 영상에서 크기가 다양한 설비 5종을 검출하도록 주석을 달았고 </w:t>
+      </w:r>
+      <w:r>
+        <w:t xml:space="preserve">[5]</w:t>
+      </w:r>
+      <w:r>
+        <w:t xml:space="preserve">, InsPLAD는 설비 17종에 대해 이상탐지와 결함분류 분할을 더했다 </w:t>
+      </w:r>
+      <w:r>
+        <w:t xml:space="preserve">[2]</w:t>
+      </w:r>
+      <w:r>
+        <w:t xml:space="preserve">. 그러나 범용 LVLM이 결함을 찾고, 이름을 붙이고, 일관되게 설명하는지를 묻는 데이터는 없다. InsPLAD-QA는 바로 이것을 시험한다.</w:t>
       </w:r>
     </w:p>
     <w:p>
@@ -324,28 +336,22 @@
           <w:b/>
           <w:bCs/>
         </w:rPr>
-        <w:t xml:space="preserve">전문가로서의 이상탐지 모델. </w:t>
-      </w:r>
-      <w:r>
-        <w:t xml:space="preserve">PatchCore </w:t>
-      </w:r>
-      <w:r>
-        <w:t xml:space="preserve">[4]</w:t>
-      </w:r>
-      <w:r>
-        <w:t xml:space="preserve">, Dinomaly </w:t>
-      </w:r>
-      <w:r>
-        <w:t xml:space="preserve">[5]</w:t>
-      </w:r>
-      <w:r>
-        <w:t xml:space="preserve">, AnomalyCLIP </w:t>
+        <w:t xml:space="preserve">산업 이상탐지를 위한 LVLM. </w:t>
+      </w:r>
+      <w:r>
+        <w:t xml:space="preserve">AnomalyGPT </w:t>
       </w:r>
       <w:r>
         <w:t xml:space="preserve">[6]</w:t>
       </w:r>
       <w:r>
-        <w:t xml:space="preserve">은 결함 종류 지도 없이 이미지 점수와 이상지도를 만든다. 본 연구는 이 출력을 점수 문장, 관심 영역(ROI), 열지도 형태로 LVLM에 전달한다.</w:t>
+        <w:t xml:space="preserve">는 모사한 결함으로 LVLM을 미세조정한다. MMAD </w:t>
+      </w:r>
+      <w:r>
+        <w:t xml:space="preserve">[1]</w:t>
+      </w:r>
+      <w:r>
+        <w:t xml:space="preserve">는 산업 부품에 대한 객관식 문항으로 범용 LVLM을 평가하고, 전문가 이상지도와 도메인 지식 검색 같은 에이전트형 보조도 살펴본다. 본 연구는 MMAD의 문항 형식과 정상 참조(1-shot) 설정을 송전선 UAV 영상에 적용하고, 문항 간 일관성 지표를 추가한다.</w:t>
       </w:r>
     </w:p>
     <w:p>
@@ -358,19 +364,59 @@
           <w:b/>
           <w:bCs/>
         </w:rPr>
+        <w:t xml:space="preserve">전문가로서의 이상탐지 모델. </w:t>
+      </w:r>
+      <w:r>
+        <w:t xml:space="preserve">LVLM에 단서를 주는 비지도 이상탐지 모델 4종은 서로 다른 계열에서 하나씩 골랐다. 단서의 효과가 특정 설계에 묶이지 않게 하기 위해서다. PatchCore </w:t>
+      </w:r>
+      <w:r>
+        <w:t xml:space="preserve">[7]</w:t>
+      </w:r>
+      <w:r>
+        <w:t xml:space="preserve">는 정상 이미지의 사전학습 패치 특징을 메모리 뱅크에 저장하고, 가장 가까운 특징까지의 거리로 패치 점수를 매긴다. ReConPatch </w:t>
+      </w:r>
+      <w:r>
+        <w:t xml:space="preserve">[8]</w:t>
+      </w:r>
+      <w:r>
+        <w:t xml:space="preserve">는 그 패치 특징을 먼저 대조학습으로 투영한다. Dinomaly </w:t>
+      </w:r>
+      <w:r>
+        <w:t xml:space="preserve">[9]</w:t>
+      </w:r>
+      <w:r>
+        <w:t xml:space="preserve">는 DINO 특징을 재구성하며 여러 물체 종류를 모델 하나로 학습한다. AnomalyCLIP </w:t>
+      </w:r>
+      <w:r>
+        <w:t xml:space="preserve">[10]</w:t>
+      </w:r>
+      <w:r>
+        <w:t xml:space="preserve">은 학습된 물체 무관 정상·이상 텍스트 프롬프트와 이미지 패치를 비교하므로 대상 도메인 학습이 필요 없다. 넷 모두 이미지 점수와 이상지도를 내며, 결함 종류 라벨은 쓰지 않는다.</w:t>
+      </w:r>
+    </w:p>
+    <w:p>
+      <w:pPr>
+        <w:spacing w:after="120" w:line="250"/>
+        <w:jc w:val="left"/>
+      </w:pPr>
+      <w:r>
+        <w:rPr>
+          <w:b/>
+          <w:bCs/>
+        </w:rPr>
         <w:t xml:space="preserve">자기 검증. </w:t>
       </w:r>
       <w:r>
         <w:t xml:space="preserve">반복적 자기 피드백은 LLM 출력을 개선할 수 있다 </w:t>
       </w:r>
       <w:r>
-        <w:t xml:space="preserve">[7]</w:t>
+        <w:t xml:space="preserve">[11]</w:t>
       </w:r>
       <w:r>
         <w:t xml:space="preserve">. 그러나 새 정보 없이 다시 생각하게 하면 맞던 답이 틀릴 수도 있다 </w:t>
       </w:r>
       <w:r>
-        <w:t xml:space="preserve">[8]</w:t>
+        <w:t xml:space="preserve">[12]</w:t>
       </w:r>
       <w:r>
         <w:t xml:space="preserve">. 그래서 에이전트와 같은 수의 호출을 쓰되 새 근거는 주지 않는 </w:t>
@@ -400,6 +446,90 @@
     </w:p>
     <w:p>
       <w:pPr>
+        <w:spacing w:after="120" w:line="250"/>
+        <w:jc w:val="left"/>
+      </w:pPr>
+      <w:r>
+        <w:t xml:space="preserve">그림 </w:t>
+      </w:r>
+      <w:r>
+        <w:t xml:space="preserve">1</w:t>
+      </w:r>
+      <w:r>
+        <w:t xml:space="preserve">에 벤치마크 구축과 평가 흐름을 요약했다.</w:t>
+      </w:r>
+    </w:p>
+    <w:p>
+      <w:pPr>
+        <w:keepNext/>
+        <w:spacing w:after="80" w:before="200"/>
+        <w:jc w:val="center"/>
+      </w:pPr>
+      <w:r>
+        <w:drawing>
+          <wp:inline distT="0" distB="0" distL="0" distR="0">
+            <wp:extent cx="5905500" cy="2276475"/>
+            <wp:effectExtent t="0" r="0" b="0" l="0"/>
+            <wp:docPr id="1" name=""/>
+            <wp:cNvGraphicFramePr>
+              <a:graphicFrameLocks xmlns:a="http://schemas.openxmlformats.org/drawingml/2006/main" noChangeAspect="1"/>
+            </wp:cNvGraphicFramePr>
+            <a:graphic xmlns:a="http://schemas.openxmlformats.org/drawingml/2006/main">
+              <a:graphicData uri="http://schemas.openxmlformats.org/drawingml/2006/picture">
+                <pic:pic xmlns:pic="http://schemas.openxmlformats.org/drawingml/2006/picture">
+                  <pic:nvPicPr>
+                    <pic:cNvPr id="0" name="" descr=""/>
+                    <pic:cNvPicPr>
+                      <a:picLocks noChangeAspect="1" noChangeArrowheads="1"/>
+                    </pic:cNvPicPr>
+                  </pic:nvPicPr>
+                  <pic:blipFill>
+                    <a:blip r:embed="rId8" cstate="none"/>
+                    <a:srcRect/>
+                    <a:stretch>
+                      <a:fillRect/>
+                    </a:stretch>
+                  </pic:blipFill>
+                  <pic:spPr bwMode="auto">
+                    <a:xfrm>
+                      <a:off x="0" y="0"/>
+                      <a:ext cx="5905500" cy="2276475"/>
+                    </a:xfrm>
+                    <a:prstGeom prst="rect">
+                      <a:avLst/>
+                    </a:prstGeom>
+                  </pic:spPr>
+                </pic:pic>
+              </a:graphicData>
+            </a:graphic>
+          </wp:inline>
+        </w:drawing>
+      </w:r>
+    </w:p>
+    <w:p>
+      <w:pPr>
+        <w:spacing w:after="200"/>
+        <w:jc w:val="left"/>
+      </w:pPr>
+      <w:r>
+        <w:rPr>
+          <w:b/>
+          <w:bCs/>
+          <w:sz w:val="19"/>
+          <w:szCs w:val="19"/>
+        </w:rPr>
+        <w:t xml:space="preserve">그림 1. </w:t>
+      </w:r>
+      <w:r>
+        <w:rPr>
+          <w:sz w:val="19"/>
+          <w:szCs w:val="19"/>
+        </w:rPr>
+        <w:t xml:space="preserve">벤치마크 구축(위)과 평가(아래). 검증 에이전트는 dev 세트에서 설계하고, 동결한 gold 세트에서 한 번 실행한다.</w:t>
+      </w:r>
+    </w:p>
+    <w:p>
+      <w:pPr>
         <w:pStyle w:val="Heading2"/>
         <w:keepNext/>
       </w:pPr>
@@ -569,7 +699,7 @@
         <w:t xml:space="preserve">모든 모델의 모든 구성을 전체 트랙에 돌리기는 비용이 크고, 일부 라벨은 수작업 확인이 필요했다. 그래서 Aligned Core에서 gold 세트를 만들었다. 결함 이미지 139장은 전부 넣고, 정상 이미지는 설비별 중앙값으로 상한을 둔 뒤 DINOv2 </w:t>
       </w:r>
       <w:r>
-        <w:t xml:space="preserve">[9]</w:t>
+        <w:t xml:space="preserve">[13]</w:t>
       </w:r>
       <w:r>
         <w:t xml:space="preserve"> 임베딩으로 다양하게 골랐다. 모든 이미지를 수작업으로 검토했고 제외된 이미지는 없었다. 그 뒤 세트를 동결하였다(표 </w:t>
@@ -578,7 +708,102 @@
         <w:t xml:space="preserve">1</w:t>
       </w:r>
       <w:r>
-        <w:t xml:space="preserve">). 각 이미지에는 이진 문항(Q1: “대상 송전 설비는 정상인가 이상인가?”)과 4지선다 결함 종류 문항(Q2: 녹/부식, 새집, 캡 누락, 정상)이 있다. 42장에는 MMAD 방식의 4지선다 위치 문항(Q3)이 추가로 있어 총 534문항이다. 보기 순서는 문항마다 고정되며 정답과 무관하다.</w:t>
+        <w:t xml:space="preserve">). 각 이미지에는 이진 문항(Q1: “대상 송전 설비는 정상인가 이상인가?”)과 4지선다 결함 종류 문항(Q2: 녹/부식, 새집, 캡 누락, 정상)이 있다. 42장에는 MMAD 방식의 4지선다 위치 문항(Q3)이 추가로 있어 총 534문항이다. 보기 순서는 문항마다 고정되며 정답과 무관하다. 그림 </w:t>
+      </w:r>
+      <w:r>
+        <w:t xml:space="preserve">2</w:t>
+      </w:r>
+      <w:r>
+        <w:t xml:space="preserve">는 종류별 gold 이미지 한 장씩과 그 정답, 직접 질문과 검증 에이전트(</w:t>
+      </w:r>
+      <w:r>
+        <w:t xml:space="preserve">5</w:t>
+      </w:r>
+      <w:r>
+        <w:t xml:space="preserve">절)의 답을 보여준다.</w:t>
+      </w:r>
+    </w:p>
+    <w:p>
+      <w:pPr>
+        <w:keepNext/>
+        <w:spacing w:after="80" w:before="200"/>
+        <w:jc w:val="center"/>
+      </w:pPr>
+      <w:r>
+        <w:drawing>
+          <wp:inline distT="0" distB="0" distL="0" distR="0">
+            <wp:extent cx="5905500" cy="2447925"/>
+            <wp:effectExtent t="0" r="0" b="0" l="0"/>
+            <wp:docPr id="2" name=""/>
+            <wp:cNvGraphicFramePr>
+              <a:graphicFrameLocks xmlns:a="http://schemas.openxmlformats.org/drawingml/2006/main" noChangeAspect="1"/>
+            </wp:cNvGraphicFramePr>
+            <a:graphic xmlns:a="http://schemas.openxmlformats.org/drawingml/2006/main">
+              <a:graphicData uri="http://schemas.openxmlformats.org/drawingml/2006/picture">
+                <pic:pic xmlns:pic="http://schemas.openxmlformats.org/drawingml/2006/picture">
+                  <pic:nvPicPr>
+                    <pic:cNvPr id="0" name="" descr=""/>
+                    <pic:cNvPicPr>
+                      <a:picLocks noChangeAspect="1" noChangeArrowheads="1"/>
+                    </pic:cNvPicPr>
+                  </pic:nvPicPr>
+                  <pic:blipFill>
+                    <a:blip r:embed="rId9" cstate="none"/>
+                    <a:srcRect/>
+                    <a:stretch>
+                      <a:fillRect/>
+                    </a:stretch>
+                  </pic:blipFill>
+                  <pic:spPr bwMode="auto">
+                    <a:xfrm>
+                      <a:off x="0" y="0"/>
+                      <a:ext cx="5905500" cy="2447925"/>
+                    </a:xfrm>
+                    <a:prstGeom prst="rect">
+                      <a:avLst/>
+                    </a:prstGeom>
+                  </pic:spPr>
+                </pic:pic>
+              </a:graphicData>
+            </a:graphic>
+          </wp:inline>
+        </w:drawing>
+      </w:r>
+    </w:p>
+    <w:p>
+      <w:pPr>
+        <w:spacing w:after="200"/>
+        <w:jc w:val="left"/>
+      </w:pPr>
+      <w:r>
+        <w:rPr>
+          <w:b/>
+          <w:bCs/>
+          <w:sz w:val="19"/>
+          <w:szCs w:val="19"/>
+        </w:rPr>
+        <w:t xml:space="preserve">그림 2. </w:t>
+      </w:r>
+      <w:r>
+        <w:rPr>
+          <w:sz w:val="19"/>
+          <w:szCs w:val="19"/>
+        </w:rPr>
+        <w:t xml:space="preserve">종류별 gold 이미지 한 장씩과 정답, InternVL3.5-8B의 답(초록: 정답, 빨강: 오답). Q1: “대상 송전 설비는 정상인가 이상인가?” Q2: “대상 송전 설비의 상태를 가장 잘 설명하는 것은?”(정상, 녹/부식, 캡 누락, 새집). Q3는 유무로 채점하며, “영역”은 결함 영역을 보고했다는 뜻이다. 에이전트는 직접 질문의 Q1 답을 그대로 쓴다. 단계형 Q3는 (a)의 오경보를 없애지만 (d)의 캡 누락은 놓친다. 이미지: InsPLAD </w:t>
+      </w:r>
+      <w:r>
+        <w:rPr>
+          <w:sz w:val="19"/>
+          <w:szCs w:val="19"/>
+        </w:rPr>
+        <w:t xml:space="preserve">[2]</w:t>
+      </w:r>
+      <w:r>
+        <w:rPr>
+          <w:sz w:val="19"/>
+          <w:szCs w:val="19"/>
+        </w:rPr>
+        <w:t xml:space="preserve">, CC BY-NC 3.0.</w:t>
       </w:r>
     </w:p>
     <w:p>
@@ -2199,7 +2424,7 @@
         <w:t xml:space="preserve">은 정상 이미지에 결함 종류를 답한 비율이다. 조건 간 차이는 이미지 단위 대응 bootstrap(2,000회 재표집) </w:t>
       </w:r>
       <w:r>
-        <w:t xml:space="preserve">[10]</w:t>
+        <w:t xml:space="preserve">[14]</w:t>
       </w:r>
       <w:r>
         <w:t xml:space="preserve">으로 검정한다.</w:t>
@@ -2238,25 +2463,25 @@
         <w:t xml:space="preserve">모델 계열마다 모델을 하나씩 둔다. Qwen3.5-4B </w:t>
       </w:r>
       <w:r>
-        <w:t xml:space="preserve">[11]</w:t>
+        <w:t xml:space="preserve">[15]</w:t>
       </w:r>
       <w:r>
         <w:t xml:space="preserve">(thinking 끔), 공식 chat 경로의 InternVL3.5-8B </w:t>
       </w:r>
       <w:r>
-        <w:t xml:space="preserve">[12]</w:t>
+        <w:t xml:space="preserve">[16]</w:t>
       </w:r>
       <w:r>
         <w:t xml:space="preserve">, MiniCPM-V-4.5 </w:t>
       </w:r>
       <w:r>
-        <w:t xml:space="preserve">[13]</w:t>
+        <w:t xml:space="preserve">[17]</w:t>
       </w:r>
       <w:r>
         <w:t xml:space="preserve">, LLaVA-OneVision-Qwen2-7B </w:t>
       </w:r>
       <w:r>
-        <w:t xml:space="preserve">[14]</w:t>
+        <w:t xml:space="preserve">[18]</w:t>
       </w:r>
       <w:r>
         <w:t xml:space="preserve">이다. 이 중 3종은 Qwen 계열 언어 모델을 쓰므로 서로 완전히 독립적이지는 않다. 여기에 2단계 API 파이프라인(Luxia 문서 비전 + 32B 언어 모델)을 더한다. 공개 모델은 모두 양자화 없이 greedy 디코딩으로 실행했다. Transformers는 Colab 노트북에 고정한 5.14.0을 썼고, GPU는 메모리 20 GB 이상이다. 노트북은 L4와 A100을 모두 허용하며, 에이전트·호출 수 대조·MiniCPM 재실행에는 NVIDIA L4(22 GB)가 기록되어 있다. MiniCPM-V-4.5의 chat 인터페이스는 기본값이 샘플링(temperature 0.7)인데, 이를 첫 gold 실행 뒤에야 발견했다. 그래서 이미지만 조건과 참조 3조건을 프롬프트·이미지·참조는 그대로 둔 채 greedy로 다시 돌렸다(2,136회, 오류 0, 무효 출력 0). 표 </w:t>
@@ -2280,7 +2505,7 @@
         <w:t xml:space="preserve"> 표시). greedy로 바꾸자 이미지만 조건의 답 534개 중 54개가 달라졌다. 샘플링은 이미지만 조건의 불일치를 부풀리고 있었다. greedy에서는 모순율이 .341에서 .280으로, 결함 오판율이 .411에서 .308로 줄었다. 참조 조건에서는 표의 지표가 .02 이하, Q3 정확도가 .05 이하로 변했다(부록 표 </w:t>
       </w:r>
       <w:r>
-        <w:t xml:space="preserve">9</w:t>
+        <w:t xml:space="preserve">10</w:t>
       </w:r>
       <w:r>
         <w:t xml:space="preserve">). 에이전트 실험은 모두 greedy다. InternVL은 샘플당 시각 타일 총량을 6으로 고정하고, 이를 이미지 수만큼 나눈다(여러 타일로 나뉜 이미지에는 썸네일이 하나 더 붙는다). 그래서 참조를 하나 넣으면 대상 이미지의 타일이 절반, 둘 넣으면 3분의 1로 준다. 이는 해상도를 공짜로 늘린 것이 아니라 시각 토큰 총량을 고정한 설계로 해석한다.</w:t>
@@ -4291,7 +4516,7 @@
         <w:t xml:space="preserve">결함</w:t>
       </w:r>
       <w:r>
-        <w:t xml:space="preserve"> 참조로, 대상 라벨을 쓰지 않고 지도 train에서 같은 설비의 DINOv2 최근접 결함 이미지를 고른다. 셋째는 두 참조를 함께 준다. 넷째는 vision expert 단서 20가지로, 탐지기 4종(PatchCore, Dinomaly, AnomalyCLIP, 경량 ReconPatch)과 제시 방식 5종(점수, ROI, 열지도, 점수+ROI, 점수+열지도)의 조합이다.</w:t>
+        <w:t xml:space="preserve"> 참조로, 대상 라벨을 쓰지 않고 지도 train에서 같은 설비의 DINOv2 최근접 결함 이미지를 고른다. 셋째는 두 참조를 함께 준다. 넷째는 vision expert 단서 20가지로, 탐지기 4종과 제시 방식 5종의 조합이다. PatchCore(WideResNet-50-2)는 설비별로, Dinomaly는 전체 설비를 모델 하나로, 둘 다 누출 없는 train 정상 이미지로 학습했다. ReConPatch-lite는 같은 백본으로 ReConPatch를 가볍게 다시 구현한 것이고, AnomalyCLIP은 공식 사전학습 체크포인트를 제로샷으로 쓴다. 각 탐지기의 출력은 설비 안에서의 백분위 점수, 관심 영역(ROI) crop, 열지도 오버레이, 또는 점수와 crop·열지도를 함께 주는 방식으로 제시한다.</w:t>
       </w:r>
     </w:p>
     <w:p>
@@ -4354,7 +4579,19 @@
         <w:t xml:space="preserve">≤</w:t>
       </w:r>
       <w:r>
-        <w:t xml:space="preserve"> .014) 거의 모든 대상을 정상이라 답했다. 모델이 대상을 예시와 비교해서, 예시에 보인 결함이 없으면 “정상”이라 답한다는 가설을 세울 수 있지만 더 검증하지는 않았다. vision expert 단서는 한 문항을 얻으면 다른 문항을 잃는 식이었다. 20가지 평균으로 InternVL(.597</w:t>
+        <w:t xml:space="preserve"> .014) 거의 모든 대상을 정상이라 답했다. Qwen만 어느 정도 찾았다(.596). 결함 참조는 지도 train의 결함 이미지 2,670장 중 같은 설비에서 DINOv2-small 코사인 유사도가 가장 높은 한 장이며, 대상 라벨은 쓰지 않았다(설비별 평균 코사인 .67–.90). 대부분의 설비는 train에 결함 종류가 하나뿐이어서 참조는 대개 대상과 같은 종류의 결함을 보여준다(그림 </w:t>
+      </w:r>
+      <w:r>
+        <w:t xml:space="preserve">3</w:t>
+      </w:r>
+      <w:r>
+        <w:t xml:space="preserve">). 14장은 대상과 같은 사진에서 잘라낸 이미지이기까지 하다. 따라서 “예시에 보인 결함이 대상에 없으면 정상이라 답한다”는 쉬운 설명은 맞지 않는다. MiniCPM-V-4.5의 문항별 답은 오히려 반대를 보여준다(표 </w:t>
+      </w:r>
+      <w:r>
+        <w:t xml:space="preserve">4</w:t>
+      </w:r>
+      <w:r>
+        <w:t xml:space="preserve">). 참조가 자기와 같은 종류의 결함을 보여준 대상 106장 중 105장을 정상이라 답했고, 여기에는 캡 누락 27장이 모두 들어 있다. 정상 참조를 함께 주면 탐지가 회복된다(106장 중 63장). 우리는 이를 역할 혼동으로 해석한다. 참조 이미지가 한 장이면 흔한 one-shot 설정처럼 그것을 정상 기준으로 받아들여, 프롬프트의 설명과 달리 참조와 닮은 대상을 정상으로 판단한다는 것이다. 이 조건의 문항별 답은 MiniCPM-V-4.5만 남아 있고, 같은 참조의 라벨만 바꿔 보는 식의 직접 검증은 하지 않았으므로 이는 가설로 남긴다. vision expert 단서는 한 문항을 얻으면 다른 문항을 잃는 식이었다. 20가지 평균으로 InternVL(.597</w:t>
       </w:r>
       <w:r>
         <w:t xml:space="preserve">→</w:t>
@@ -9282,6 +9519,824 @@
     </w:p>
     <w:p>
       <w:pPr>
+        <w:keepNext/>
+        <w:spacing w:after="80" w:before="200"/>
+      </w:pPr>
+      <w:r>
+        <w:rPr>
+          <w:b/>
+          <w:bCs/>
+          <w:sz w:val="19"/>
+          <w:szCs w:val="19"/>
+        </w:rPr>
+        <w:t xml:space="preserve">표 4. </w:t>
+      </w:r>
+      <w:r>
+        <w:rPr>
+          <w:sz w:val="19"/>
+          <w:szCs w:val="19"/>
+        </w:rPr>
+        <w:t xml:space="preserve">gold v2에서 MiniCPM-V-4.5(greedy)의 Q1 정답 수. 검색한 결함 참조가 대상과 같은 종류의 결함을 보여주는지로 나눴다. “다른 결함”은 대부분 참조가 corrosão로 표시된 녹 대상이다(라벨 정책상 합치지 않음).</w:t>
+      </w:r>
+    </w:p>
+    <w:tbl>
+      <w:tblPr>
+        <w:tblW w:type="dxa" w:w="9306"/>
+        <w:tblBorders>
+          <w:top w:val="single" w:color="auto" w:sz="4"/>
+          <w:left w:val="single" w:color="auto" w:sz="4"/>
+          <w:bottom w:val="single" w:color="auto" w:sz="4"/>
+          <w:right w:val="single" w:color="auto" w:sz="4"/>
+          <w:insideH w:val="single" w:color="auto" w:sz="4"/>
+          <w:insideV w:val="single" w:color="auto" w:sz="4"/>
+        </w:tblBorders>
+      </w:tblPr>
+      <w:tblGrid>
+        <w:gridCol w:w="2386"/>
+        <w:gridCol w:w="2624"/>
+        <w:gridCol w:w="2386"/>
+        <w:gridCol w:w="1910"/>
+      </w:tblGrid>
+      <w:tr>
+        <w:trPr>
+          <w:tblHeader/>
+        </w:trPr>
+        <w:tc>
+          <w:tcPr>
+            <w:tcW w:type="dxa" w:w="2386"/>
+            <w:gridSpan w:val="1"/>
+            <w:tcBorders>
+              <w:top w:val="single" w:color="000000" w:sz="8"/>
+              <w:left w:val="none" w:color="FFFFFF" w:sz="0"/>
+              <w:bottom w:val="single" w:color="000000" w:sz="8"/>
+              <w:right w:val="none" w:color="FFFFFF" w:sz="0"/>
+            </w:tcBorders>
+            <w:shd w:fill="EDEDED" w:color="auto" w:val="clear"/>
+            <w:tcMar>
+              <w:top w:type="dxa" w:w="40"/>
+              <w:left w:type="dxa" w:w="80"/>
+              <w:bottom w:type="dxa" w:w="40"/>
+              <w:right w:type="dxa" w:w="80"/>
+            </w:tcMar>
+          </w:tcPr>
+          <w:p>
+            <w:pPr>
+              <w:spacing w:after="0" w:before="0"/>
+              <w:jc w:val="left"/>
+            </w:pPr>
+            <w:r>
+              <w:rPr>
+                <w:b/>
+                <w:bCs/>
+                <w:sz w:val="17"/>
+                <w:szCs w:val="17"/>
+              </w:rPr>
+              <w:t xml:space="preserve">조건</w:t>
+            </w:r>
+          </w:p>
+        </w:tc>
+        <w:tc>
+          <w:tcPr>
+            <w:tcW w:type="dxa" w:w="2624"/>
+            <w:gridSpan w:val="1"/>
+            <w:tcBorders>
+              <w:top w:val="single" w:color="000000" w:sz="8"/>
+              <w:left w:val="none" w:color="FFFFFF" w:sz="0"/>
+              <w:bottom w:val="single" w:color="000000" w:sz="8"/>
+              <w:right w:val="none" w:color="FFFFFF" w:sz="0"/>
+            </w:tcBorders>
+            <w:shd w:fill="EDEDED" w:color="auto" w:val="clear"/>
+            <w:tcMar>
+              <w:top w:type="dxa" w:w="40"/>
+              <w:left w:type="dxa" w:w="80"/>
+              <w:bottom w:type="dxa" w:w="40"/>
+              <w:right w:type="dxa" w:w="80"/>
+            </w:tcMar>
+          </w:tcPr>
+          <w:p>
+            <w:pPr>
+              <w:spacing w:after="0" w:before="0"/>
+              <w:jc w:val="right"/>
+            </w:pPr>
+            <w:r>
+              <w:rPr>
+                <w:b/>
+                <w:bCs/>
+                <w:sz w:val="17"/>
+                <w:szCs w:val="17"/>
+              </w:rPr>
+              <w:t xml:space="preserve">같은 종류 (106)</w:t>
+            </w:r>
+          </w:p>
+        </w:tc>
+        <w:tc>
+          <w:tcPr>
+            <w:tcW w:type="dxa" w:w="2386"/>
+            <w:gridSpan w:val="1"/>
+            <w:tcBorders>
+              <w:top w:val="single" w:color="000000" w:sz="8"/>
+              <w:left w:val="none" w:color="FFFFFF" w:sz="0"/>
+              <w:bottom w:val="single" w:color="000000" w:sz="8"/>
+              <w:right w:val="none" w:color="FFFFFF" w:sz="0"/>
+            </w:tcBorders>
+            <w:shd w:fill="EDEDED" w:color="auto" w:val="clear"/>
+            <w:tcMar>
+              <w:top w:type="dxa" w:w="40"/>
+              <w:left w:type="dxa" w:w="80"/>
+              <w:bottom w:type="dxa" w:w="40"/>
+              <w:right w:type="dxa" w:w="80"/>
+            </w:tcMar>
+          </w:tcPr>
+          <w:p>
+            <w:pPr>
+              <w:spacing w:after="0" w:before="0"/>
+              <w:jc w:val="right"/>
+            </w:pPr>
+            <w:r>
+              <w:rPr>
+                <w:b/>
+                <w:bCs/>
+                <w:sz w:val="17"/>
+                <w:szCs w:val="17"/>
+              </w:rPr>
+              <w:t xml:space="preserve">다른 결함 (33)</w:t>
+            </w:r>
+          </w:p>
+        </w:tc>
+        <w:tc>
+          <w:tcPr>
+            <w:tcW w:type="dxa" w:w="1910"/>
+            <w:gridSpan w:val="1"/>
+            <w:tcBorders>
+              <w:top w:val="single" w:color="000000" w:sz="8"/>
+              <w:left w:val="none" w:color="FFFFFF" w:sz="0"/>
+              <w:bottom w:val="single" w:color="000000" w:sz="8"/>
+              <w:right w:val="none" w:color="FFFFFF" w:sz="0"/>
+            </w:tcBorders>
+            <w:shd w:fill="EDEDED" w:color="auto" w:val="clear"/>
+            <w:tcMar>
+              <w:top w:type="dxa" w:w="40"/>
+              <w:left w:type="dxa" w:w="80"/>
+              <w:bottom w:type="dxa" w:w="40"/>
+              <w:right w:type="dxa" w:w="80"/>
+            </w:tcMar>
+          </w:tcPr>
+          <w:p>
+            <w:pPr>
+              <w:spacing w:after="0" w:before="0"/>
+              <w:jc w:val="right"/>
+            </w:pPr>
+            <w:r>
+              <w:rPr>
+                <w:b/>
+                <w:bCs/>
+                <w:sz w:val="17"/>
+                <w:szCs w:val="17"/>
+              </w:rPr>
+              <w:t xml:space="preserve">정상 (107)</w:t>
+            </w:r>
+          </w:p>
+        </w:tc>
+      </w:tr>
+      <w:tr>
+        <w:trPr>
+          <w:tblHeader w:val="off"/>
+        </w:trPr>
+        <w:tc>
+          <w:tcPr>
+            <w:tcW w:type="dxa" w:w="2386"/>
+            <w:gridSpan w:val="1"/>
+            <w:tcBorders>
+              <w:top w:val="single" w:color="000000" w:sz="8"/>
+              <w:left w:val="none" w:color="FFFFFF" w:sz="0"/>
+              <w:bottom w:val="none" w:color="FFFFFF" w:sz="0"/>
+              <w:right w:val="none" w:color="FFFFFF" w:sz="0"/>
+            </w:tcBorders>
+            <w:tcMar>
+              <w:top w:type="dxa" w:w="40"/>
+              <w:left w:type="dxa" w:w="80"/>
+              <w:bottom w:type="dxa" w:w="40"/>
+              <w:right w:type="dxa" w:w="80"/>
+            </w:tcMar>
+          </w:tcPr>
+          <w:p>
+            <w:pPr>
+              <w:spacing w:after="0" w:before="0"/>
+              <w:jc w:val="left"/>
+            </w:pPr>
+            <w:r>
+              <w:rPr>
+                <w:b w:val="false"/>
+                <w:bCs w:val="false"/>
+                <w:sz w:val="17"/>
+                <w:szCs w:val="17"/>
+              </w:rPr>
+              <w:t xml:space="preserve">이미지만</w:t>
+            </w:r>
+          </w:p>
+        </w:tc>
+        <w:tc>
+          <w:tcPr>
+            <w:tcW w:type="dxa" w:w="2624"/>
+            <w:gridSpan w:val="1"/>
+            <w:tcBorders>
+              <w:top w:val="single" w:color="000000" w:sz="8"/>
+              <w:left w:val="none" w:color="FFFFFF" w:sz="0"/>
+              <w:bottom w:val="none" w:color="FFFFFF" w:sz="0"/>
+              <w:right w:val="none" w:color="FFFFFF" w:sz="0"/>
+            </w:tcBorders>
+            <w:tcMar>
+              <w:top w:type="dxa" w:w="40"/>
+              <w:left w:type="dxa" w:w="80"/>
+              <w:bottom w:type="dxa" w:w="40"/>
+              <w:right w:type="dxa" w:w="80"/>
+            </w:tcMar>
+          </w:tcPr>
+          <w:p>
+            <w:pPr>
+              <w:spacing w:after="0" w:before="0"/>
+              <w:jc w:val="right"/>
+            </w:pPr>
+            <w:r>
+              <w:rPr>
+                <w:b w:val="false"/>
+                <w:bCs w:val="false"/>
+                <w:sz w:val="17"/>
+                <w:szCs w:val="17"/>
+              </w:rPr>
+              <w:t xml:space="preserve">55</w:t>
+            </w:r>
+          </w:p>
+        </w:tc>
+        <w:tc>
+          <w:tcPr>
+            <w:tcW w:type="dxa" w:w="2386"/>
+            <w:gridSpan w:val="1"/>
+            <w:tcBorders>
+              <w:top w:val="single" w:color="000000" w:sz="8"/>
+              <w:left w:val="none" w:color="FFFFFF" w:sz="0"/>
+              <w:bottom w:val="none" w:color="FFFFFF" w:sz="0"/>
+              <w:right w:val="none" w:color="FFFFFF" w:sz="0"/>
+            </w:tcBorders>
+            <w:tcMar>
+              <w:top w:type="dxa" w:w="40"/>
+              <w:left w:type="dxa" w:w="80"/>
+              <w:bottom w:type="dxa" w:w="40"/>
+              <w:right w:type="dxa" w:w="80"/>
+            </w:tcMar>
+          </w:tcPr>
+          <w:p>
+            <w:pPr>
+              <w:spacing w:after="0" w:before="0"/>
+              <w:jc w:val="right"/>
+            </w:pPr>
+            <w:r>
+              <w:rPr>
+                <w:b w:val="false"/>
+                <w:bCs w:val="false"/>
+                <w:sz w:val="17"/>
+                <w:szCs w:val="17"/>
+              </w:rPr>
+              <w:t xml:space="preserve">17</w:t>
+            </w:r>
+          </w:p>
+        </w:tc>
+        <w:tc>
+          <w:tcPr>
+            <w:tcW w:type="dxa" w:w="1910"/>
+            <w:gridSpan w:val="1"/>
+            <w:tcBorders>
+              <w:top w:val="single" w:color="000000" w:sz="8"/>
+              <w:left w:val="none" w:color="FFFFFF" w:sz="0"/>
+              <w:bottom w:val="none" w:color="FFFFFF" w:sz="0"/>
+              <w:right w:val="none" w:color="FFFFFF" w:sz="0"/>
+            </w:tcBorders>
+            <w:tcMar>
+              <w:top w:type="dxa" w:w="40"/>
+              <w:left w:type="dxa" w:w="80"/>
+              <w:bottom w:type="dxa" w:w="40"/>
+              <w:right w:type="dxa" w:w="80"/>
+            </w:tcMar>
+          </w:tcPr>
+          <w:p>
+            <w:pPr>
+              <w:spacing w:after="0" w:before="0"/>
+              <w:jc w:val="right"/>
+            </w:pPr>
+            <w:r>
+              <w:rPr>
+                <w:b w:val="false"/>
+                <w:bCs w:val="false"/>
+                <w:sz w:val="17"/>
+                <w:szCs w:val="17"/>
+              </w:rPr>
+              <w:t xml:space="preserve">85</w:t>
+            </w:r>
+          </w:p>
+        </w:tc>
+      </w:tr>
+      <w:tr>
+        <w:trPr>
+          <w:tblHeader w:val="off"/>
+        </w:trPr>
+        <w:tc>
+          <w:tcPr>
+            <w:tcW w:type="dxa" w:w="2386"/>
+            <w:gridSpan w:val="1"/>
+            <w:tcBorders>
+              <w:top w:val="none" w:color="FFFFFF" w:sz="0"/>
+              <w:left w:val="none" w:color="FFFFFF" w:sz="0"/>
+              <w:bottom w:val="none" w:color="FFFFFF" w:sz="0"/>
+              <w:right w:val="none" w:color="FFFFFF" w:sz="0"/>
+            </w:tcBorders>
+            <w:tcMar>
+              <w:top w:type="dxa" w:w="40"/>
+              <w:left w:type="dxa" w:w="80"/>
+              <w:bottom w:type="dxa" w:w="40"/>
+              <w:right w:type="dxa" w:w="80"/>
+            </w:tcMar>
+          </w:tcPr>
+          <w:p>
+            <w:pPr>
+              <w:spacing w:after="0" w:before="0"/>
+              <w:jc w:val="left"/>
+            </w:pPr>
+            <w:r>
+              <w:rPr>
+                <w:b w:val="false"/>
+                <w:bCs w:val="false"/>
+                <w:sz w:val="17"/>
+                <w:szCs w:val="17"/>
+              </w:rPr>
+              <w:t xml:space="preserve">+ 정상 참조</w:t>
+            </w:r>
+          </w:p>
+        </w:tc>
+        <w:tc>
+          <w:tcPr>
+            <w:tcW w:type="dxa" w:w="2624"/>
+            <w:gridSpan w:val="1"/>
+            <w:tcBorders>
+              <w:top w:val="none" w:color="FFFFFF" w:sz="0"/>
+              <w:left w:val="none" w:color="FFFFFF" w:sz="0"/>
+              <w:bottom w:val="none" w:color="FFFFFF" w:sz="0"/>
+              <w:right w:val="none" w:color="FFFFFF" w:sz="0"/>
+            </w:tcBorders>
+            <w:tcMar>
+              <w:top w:type="dxa" w:w="40"/>
+              <w:left w:type="dxa" w:w="80"/>
+              <w:bottom w:type="dxa" w:w="40"/>
+              <w:right w:type="dxa" w:w="80"/>
+            </w:tcMar>
+          </w:tcPr>
+          <w:p>
+            <w:pPr>
+              <w:spacing w:after="0" w:before="0"/>
+              <w:jc w:val="right"/>
+            </w:pPr>
+            <w:r>
+              <w:rPr>
+                <w:b w:val="false"/>
+                <w:bCs w:val="false"/>
+                <w:sz w:val="17"/>
+                <w:szCs w:val="17"/>
+              </w:rPr>
+              <w:t xml:space="preserve">104</w:t>
+            </w:r>
+          </w:p>
+        </w:tc>
+        <w:tc>
+          <w:tcPr>
+            <w:tcW w:type="dxa" w:w="2386"/>
+            <w:gridSpan w:val="1"/>
+            <w:tcBorders>
+              <w:top w:val="none" w:color="FFFFFF" w:sz="0"/>
+              <w:left w:val="none" w:color="FFFFFF" w:sz="0"/>
+              <w:bottom w:val="none" w:color="FFFFFF" w:sz="0"/>
+              <w:right w:val="none" w:color="FFFFFF" w:sz="0"/>
+            </w:tcBorders>
+            <w:tcMar>
+              <w:top w:type="dxa" w:w="40"/>
+              <w:left w:type="dxa" w:w="80"/>
+              <w:bottom w:type="dxa" w:w="40"/>
+              <w:right w:type="dxa" w:w="80"/>
+            </w:tcMar>
+          </w:tcPr>
+          <w:p>
+            <w:pPr>
+              <w:spacing w:after="0" w:before="0"/>
+              <w:jc w:val="right"/>
+            </w:pPr>
+            <w:r>
+              <w:rPr>
+                <w:b w:val="false"/>
+                <w:bCs w:val="false"/>
+                <w:sz w:val="17"/>
+                <w:szCs w:val="17"/>
+              </w:rPr>
+              <w:t xml:space="preserve">32</w:t>
+            </w:r>
+          </w:p>
+        </w:tc>
+        <w:tc>
+          <w:tcPr>
+            <w:tcW w:type="dxa" w:w="1910"/>
+            <w:gridSpan w:val="1"/>
+            <w:tcBorders>
+              <w:top w:val="none" w:color="FFFFFF" w:sz="0"/>
+              <w:left w:val="none" w:color="FFFFFF" w:sz="0"/>
+              <w:bottom w:val="none" w:color="FFFFFF" w:sz="0"/>
+              <w:right w:val="none" w:color="FFFFFF" w:sz="0"/>
+            </w:tcBorders>
+            <w:tcMar>
+              <w:top w:type="dxa" w:w="40"/>
+              <w:left w:type="dxa" w:w="80"/>
+              <w:bottom w:type="dxa" w:w="40"/>
+              <w:right w:type="dxa" w:w="80"/>
+            </w:tcMar>
+          </w:tcPr>
+          <w:p>
+            <w:pPr>
+              <w:spacing w:after="0" w:before="0"/>
+              <w:jc w:val="right"/>
+            </w:pPr>
+            <w:r>
+              <w:rPr>
+                <w:b w:val="false"/>
+                <w:bCs w:val="false"/>
+                <w:sz w:val="17"/>
+                <w:szCs w:val="17"/>
+              </w:rPr>
+              <w:t xml:space="preserve">21</w:t>
+            </w:r>
+          </w:p>
+        </w:tc>
+      </w:tr>
+      <w:tr>
+        <w:trPr>
+          <w:tblHeader w:val="off"/>
+        </w:trPr>
+        <w:tc>
+          <w:tcPr>
+            <w:tcW w:type="dxa" w:w="2386"/>
+            <w:gridSpan w:val="1"/>
+            <w:tcBorders>
+              <w:top w:val="none" w:color="FFFFFF" w:sz="0"/>
+              <w:left w:val="none" w:color="FFFFFF" w:sz="0"/>
+              <w:bottom w:val="none" w:color="FFFFFF" w:sz="0"/>
+              <w:right w:val="none" w:color="FFFFFF" w:sz="0"/>
+            </w:tcBorders>
+            <w:tcMar>
+              <w:top w:type="dxa" w:w="40"/>
+              <w:left w:type="dxa" w:w="80"/>
+              <w:bottom w:type="dxa" w:w="40"/>
+              <w:right w:type="dxa" w:w="80"/>
+            </w:tcMar>
+          </w:tcPr>
+          <w:p>
+            <w:pPr>
+              <w:spacing w:after="0" w:before="0"/>
+              <w:jc w:val="left"/>
+            </w:pPr>
+            <w:r>
+              <w:rPr>
+                <w:b w:val="false"/>
+                <w:bCs w:val="false"/>
+                <w:sz w:val="17"/>
+                <w:szCs w:val="17"/>
+              </w:rPr>
+              <w:t xml:space="preserve">+ 결함 참조</w:t>
+            </w:r>
+          </w:p>
+        </w:tc>
+        <w:tc>
+          <w:tcPr>
+            <w:tcW w:type="dxa" w:w="2624"/>
+            <w:gridSpan w:val="1"/>
+            <w:tcBorders>
+              <w:top w:val="none" w:color="FFFFFF" w:sz="0"/>
+              <w:left w:val="none" w:color="FFFFFF" w:sz="0"/>
+              <w:bottom w:val="none" w:color="FFFFFF" w:sz="0"/>
+              <w:right w:val="none" w:color="FFFFFF" w:sz="0"/>
+            </w:tcBorders>
+            <w:tcMar>
+              <w:top w:type="dxa" w:w="40"/>
+              <w:left w:type="dxa" w:w="80"/>
+              <w:bottom w:type="dxa" w:w="40"/>
+              <w:right w:type="dxa" w:w="80"/>
+            </w:tcMar>
+          </w:tcPr>
+          <w:p>
+            <w:pPr>
+              <w:spacing w:after="0" w:before="0"/>
+              <w:jc w:val="right"/>
+            </w:pPr>
+            <w:r>
+              <w:rPr>
+                <w:b w:val="false"/>
+                <w:bCs w:val="false"/>
+                <w:sz w:val="17"/>
+                <w:szCs w:val="17"/>
+              </w:rPr>
+              <w:t xml:space="preserve">1</w:t>
+            </w:r>
+          </w:p>
+        </w:tc>
+        <w:tc>
+          <w:tcPr>
+            <w:tcW w:type="dxa" w:w="2386"/>
+            <w:gridSpan w:val="1"/>
+            <w:tcBorders>
+              <w:top w:val="none" w:color="FFFFFF" w:sz="0"/>
+              <w:left w:val="none" w:color="FFFFFF" w:sz="0"/>
+              <w:bottom w:val="none" w:color="FFFFFF" w:sz="0"/>
+              <w:right w:val="none" w:color="FFFFFF" w:sz="0"/>
+            </w:tcBorders>
+            <w:tcMar>
+              <w:top w:type="dxa" w:w="40"/>
+              <w:left w:type="dxa" w:w="80"/>
+              <w:bottom w:type="dxa" w:w="40"/>
+              <w:right w:type="dxa" w:w="80"/>
+            </w:tcMar>
+          </w:tcPr>
+          <w:p>
+            <w:pPr>
+              <w:spacing w:after="0" w:before="0"/>
+              <w:jc w:val="right"/>
+            </w:pPr>
+            <w:r>
+              <w:rPr>
+                <w:b w:val="false"/>
+                <w:bCs w:val="false"/>
+                <w:sz w:val="17"/>
+                <w:szCs w:val="17"/>
+              </w:rPr>
+              <w:t xml:space="preserve">0</w:t>
+            </w:r>
+          </w:p>
+        </w:tc>
+        <w:tc>
+          <w:tcPr>
+            <w:tcW w:type="dxa" w:w="1910"/>
+            <w:gridSpan w:val="1"/>
+            <w:tcBorders>
+              <w:top w:val="none" w:color="FFFFFF" w:sz="0"/>
+              <w:left w:val="none" w:color="FFFFFF" w:sz="0"/>
+              <w:bottom w:val="none" w:color="FFFFFF" w:sz="0"/>
+              <w:right w:val="none" w:color="FFFFFF" w:sz="0"/>
+            </w:tcBorders>
+            <w:tcMar>
+              <w:top w:type="dxa" w:w="40"/>
+              <w:left w:type="dxa" w:w="80"/>
+              <w:bottom w:type="dxa" w:w="40"/>
+              <w:right w:type="dxa" w:w="80"/>
+            </w:tcMar>
+          </w:tcPr>
+          <w:p>
+            <w:pPr>
+              <w:spacing w:after="0" w:before="0"/>
+              <w:jc w:val="right"/>
+            </w:pPr>
+            <w:r>
+              <w:rPr>
+                <w:b w:val="false"/>
+                <w:bCs w:val="false"/>
+                <w:sz w:val="17"/>
+                <w:szCs w:val="17"/>
+              </w:rPr>
+              <w:t xml:space="preserve">105</w:t>
+            </w:r>
+          </w:p>
+        </w:tc>
+      </w:tr>
+      <w:tr>
+        <w:trPr>
+          <w:tblHeader w:val="off"/>
+        </w:trPr>
+        <w:tc>
+          <w:tcPr>
+            <w:tcW w:type="dxa" w:w="2386"/>
+            <w:gridSpan w:val="1"/>
+            <w:tcBorders>
+              <w:top w:val="none" w:color="FFFFFF" w:sz="0"/>
+              <w:left w:val="none" w:color="FFFFFF" w:sz="0"/>
+              <w:bottom w:val="single" w:color="000000" w:sz="8"/>
+              <w:right w:val="none" w:color="FFFFFF" w:sz="0"/>
+            </w:tcBorders>
+            <w:tcMar>
+              <w:top w:type="dxa" w:w="40"/>
+              <w:left w:type="dxa" w:w="80"/>
+              <w:bottom w:type="dxa" w:w="40"/>
+              <w:right w:type="dxa" w:w="80"/>
+            </w:tcMar>
+          </w:tcPr>
+          <w:p>
+            <w:pPr>
+              <w:spacing w:after="0" w:before="0"/>
+              <w:jc w:val="left"/>
+            </w:pPr>
+            <w:r>
+              <w:rPr>
+                <w:b w:val="false"/>
+                <w:bCs w:val="false"/>
+                <w:sz w:val="17"/>
+                <w:szCs w:val="17"/>
+              </w:rPr>
+              <w:t xml:space="preserve">+ 정상·결함 참조</w:t>
+            </w:r>
+          </w:p>
+        </w:tc>
+        <w:tc>
+          <w:tcPr>
+            <w:tcW w:type="dxa" w:w="2624"/>
+            <w:gridSpan w:val="1"/>
+            <w:tcBorders>
+              <w:top w:val="none" w:color="FFFFFF" w:sz="0"/>
+              <w:left w:val="none" w:color="FFFFFF" w:sz="0"/>
+              <w:bottom w:val="single" w:color="000000" w:sz="8"/>
+              <w:right w:val="none" w:color="FFFFFF" w:sz="0"/>
+            </w:tcBorders>
+            <w:tcMar>
+              <w:top w:type="dxa" w:w="40"/>
+              <w:left w:type="dxa" w:w="80"/>
+              <w:bottom w:type="dxa" w:w="40"/>
+              <w:right w:type="dxa" w:w="80"/>
+            </w:tcMar>
+          </w:tcPr>
+          <w:p>
+            <w:pPr>
+              <w:spacing w:after="0" w:before="0"/>
+              <w:jc w:val="right"/>
+            </w:pPr>
+            <w:r>
+              <w:rPr>
+                <w:b w:val="false"/>
+                <w:bCs w:val="false"/>
+                <w:sz w:val="17"/>
+                <w:szCs w:val="17"/>
+              </w:rPr>
+              <w:t xml:space="preserve">63</w:t>
+            </w:r>
+          </w:p>
+        </w:tc>
+        <w:tc>
+          <w:tcPr>
+            <w:tcW w:type="dxa" w:w="2386"/>
+            <w:gridSpan w:val="1"/>
+            <w:tcBorders>
+              <w:top w:val="none" w:color="FFFFFF" w:sz="0"/>
+              <w:left w:val="none" w:color="FFFFFF" w:sz="0"/>
+              <w:bottom w:val="single" w:color="000000" w:sz="8"/>
+              <w:right w:val="none" w:color="FFFFFF" w:sz="0"/>
+            </w:tcBorders>
+            <w:tcMar>
+              <w:top w:type="dxa" w:w="40"/>
+              <w:left w:type="dxa" w:w="80"/>
+              <w:bottom w:type="dxa" w:w="40"/>
+              <w:right w:type="dxa" w:w="80"/>
+            </w:tcMar>
+          </w:tcPr>
+          <w:p>
+            <w:pPr>
+              <w:spacing w:after="0" w:before="0"/>
+              <w:jc w:val="right"/>
+            </w:pPr>
+            <w:r>
+              <w:rPr>
+                <w:b w:val="false"/>
+                <w:bCs w:val="false"/>
+                <w:sz w:val="17"/>
+                <w:szCs w:val="17"/>
+              </w:rPr>
+              <w:t xml:space="preserve">19</w:t>
+            </w:r>
+          </w:p>
+        </w:tc>
+        <w:tc>
+          <w:tcPr>
+            <w:tcW w:type="dxa" w:w="1910"/>
+            <w:gridSpan w:val="1"/>
+            <w:tcBorders>
+              <w:top w:val="none" w:color="FFFFFF" w:sz="0"/>
+              <w:left w:val="none" w:color="FFFFFF" w:sz="0"/>
+              <w:bottom w:val="single" w:color="000000" w:sz="8"/>
+              <w:right w:val="none" w:color="FFFFFF" w:sz="0"/>
+            </w:tcBorders>
+            <w:tcMar>
+              <w:top w:type="dxa" w:w="40"/>
+              <w:left w:type="dxa" w:w="80"/>
+              <w:bottom w:type="dxa" w:w="40"/>
+              <w:right w:type="dxa" w:w="80"/>
+            </w:tcMar>
+          </w:tcPr>
+          <w:p>
+            <w:pPr>
+              <w:spacing w:after="0" w:before="0"/>
+              <w:jc w:val="right"/>
+            </w:pPr>
+            <w:r>
+              <w:rPr>
+                <w:b w:val="false"/>
+                <w:bCs w:val="false"/>
+                <w:sz w:val="17"/>
+                <w:szCs w:val="17"/>
+              </w:rPr>
+              <w:t xml:space="preserve">75</w:t>
+            </w:r>
+          </w:p>
+        </w:tc>
+      </w:tr>
+    </w:tbl>
+    <w:p>
+      <w:pPr>
+        <w:spacing w:after="120"/>
+      </w:pPr>
+    </w:p>
+    <w:p>
+      <w:pPr>
+        <w:keepNext/>
+        <w:spacing w:after="80" w:before="200"/>
+        <w:jc w:val="center"/>
+      </w:pPr>
+      <w:r>
+        <w:drawing>
+          <wp:inline distT="0" distB="0" distL="0" distR="0">
+            <wp:extent cx="5905500" cy="1895475"/>
+            <wp:effectExtent t="0" r="0" b="0" l="0"/>
+            <wp:docPr id="3" name=""/>
+            <wp:cNvGraphicFramePr>
+              <a:graphicFrameLocks xmlns:a="http://schemas.openxmlformats.org/drawingml/2006/main" noChangeAspect="1"/>
+            </wp:cNvGraphicFramePr>
+            <a:graphic xmlns:a="http://schemas.openxmlformats.org/drawingml/2006/main">
+              <a:graphicData uri="http://schemas.openxmlformats.org/drawingml/2006/picture">
+                <pic:pic xmlns:pic="http://schemas.openxmlformats.org/drawingml/2006/picture">
+                  <pic:nvPicPr>
+                    <pic:cNvPr id="0" name="" descr=""/>
+                    <pic:cNvPicPr>
+                      <a:picLocks noChangeAspect="1" noChangeArrowheads="1"/>
+                    </pic:cNvPicPr>
+                  </pic:nvPicPr>
+                  <pic:blipFill>
+                    <a:blip r:embed="rId10" cstate="none"/>
+                    <a:srcRect/>
+                    <a:stretch>
+                      <a:fillRect/>
+                    </a:stretch>
+                  </pic:blipFill>
+                  <pic:spPr bwMode="auto">
+                    <a:xfrm>
+                      <a:off x="0" y="0"/>
+                      <a:ext cx="5905500" cy="1895475"/>
+                    </a:xfrm>
+                    <a:prstGeom prst="rect">
+                      <a:avLst/>
+                    </a:prstGeom>
+                  </pic:spPr>
+                </pic:pic>
+              </a:graphicData>
+            </a:graphic>
+          </wp:inline>
+        </w:drawing>
+      </w:r>
+    </w:p>
+    <w:p>
+      <w:pPr>
+        <w:spacing w:after="200"/>
+        <w:jc w:val="left"/>
+      </w:pPr>
+      <w:r>
+        <w:rPr>
+          <w:b/>
+          <w:bCs/>
+          <w:sz w:val="19"/>
+          <w:szCs w:val="19"/>
+        </w:rPr>
+        <w:t xml:space="preserve">그림 3. </w:t>
+      </w:r>
+      <w:r>
+        <w:rPr>
+          <w:sz w:val="19"/>
+          <w:szCs w:val="19"/>
+        </w:rPr>
+        <w:t xml:space="preserve">gold 대상 2장과 검색된 결함 참조. 참조는 대상과 같은 종류의 결함을 보여준다(캡 누락 참조는 같은 사진의 인접 crop이다). 이 참조를 주자 MiniCPM-V-4.5는 두 대상을 모두 정상이라 답했다. 이미지: InsPLAD </w:t>
+      </w:r>
+      <w:r>
+        <w:rPr>
+          <w:sz w:val="19"/>
+          <w:szCs w:val="19"/>
+        </w:rPr>
+        <w:t xml:space="preserve">[2]</w:t>
+      </w:r>
+      <w:r>
+        <w:rPr>
+          <w:sz w:val="19"/>
+          <w:szCs w:val="19"/>
+        </w:rPr>
+        <w:t xml:space="preserve">, CC BY-NC 3.0.</w:t>
+      </w:r>
+    </w:p>
+    <w:p>
+      <w:pPr>
         <w:pStyle w:val="Heading1"/>
         <w:keepNext/>
       </w:pPr>
@@ -9310,7 +10365,13 @@
         <w:jc w:val="left"/>
       </w:pPr>
       <w:r>
-        <w:t xml:space="preserve">에이전트는 검색(diffdate) 정상 참조를 준 직접 답에서 출발한다. 각 문항은 따로 재확인한다. 재확인 때 모델은 참조·대상 이미지, 그 문항, 그 문항의 첫 답만 본다. 다른 문항의 답은 보여주지도, 재확인 여부를 정하는 데 쓰지도, 덮어쓰지도 않는다. 문항 간 모순은 최종 답을 모두 저장한 뒤에만 계산한다. Q1은 재확인하지 않는다. 모든 문항을 다시 물은 dev 예비 실험에서 InternVL Q1 F1이 .82에서 .08로 무너졌기 때문이다. 따라서 Q1은 모든 조건에서 같다.</w:t>
+        <w:t xml:space="preserve">에이전트는 검색(diffdate) 정상 참조를 준 직접 답에서 출발한다. 각 문항은 따로 재확인한다. 재확인 때 모델은 참조·대상 이미지, 그 문항, 그 문항의 첫 답만 본다. 다른 문항의 답은 보여주지도, 재확인 여부를 정하는 데 쓰지도, 덮어쓰지도 않는다. 문항 간 모순은 최종 답을 모두 저장한 뒤에만 계산한다(그림 </w:t>
+      </w:r>
+      <w:r>
+        <w:t xml:space="preserve">4</w:t>
+      </w:r>
+      <w:r>
+        <w:t xml:space="preserve">). Q1은 재확인하지 않는다. 모든 문항을 다시 물은 dev 예비 실험에서 InternVL Q1 F1이 .82에서 .08로 무너졌기 때문이다. 따라서 Q1은 모든 조건에서 같다.</w:t>
       </w:r>
     </w:p>
     <w:p>
@@ -9394,6 +10455,89 @@
     </w:p>
     <w:p>
       <w:pPr>
+        <w:keepNext/>
+        <w:spacing w:after="80" w:before="200"/>
+        <w:jc w:val="center"/>
+      </w:pPr>
+      <w:r>
+        <w:drawing>
+          <wp:inline distT="0" distB="0" distL="0" distR="0">
+            <wp:extent cx="5905500" cy="2533650"/>
+            <wp:effectExtent t="0" r="0" b="0" l="0"/>
+            <wp:docPr id="4" name=""/>
+            <wp:cNvGraphicFramePr>
+              <a:graphicFrameLocks xmlns:a="http://schemas.openxmlformats.org/drawingml/2006/main" noChangeAspect="1"/>
+            </wp:cNvGraphicFramePr>
+            <a:graphic xmlns:a="http://schemas.openxmlformats.org/drawingml/2006/main">
+              <a:graphicData uri="http://schemas.openxmlformats.org/drawingml/2006/picture">
+                <pic:pic xmlns:pic="http://schemas.openxmlformats.org/drawingml/2006/picture">
+                  <pic:nvPicPr>
+                    <pic:cNvPr id="0" name="" descr=""/>
+                    <pic:cNvPicPr>
+                      <a:picLocks noChangeAspect="1" noChangeArrowheads="1"/>
+                    </pic:cNvPicPr>
+                  </pic:nvPicPr>
+                  <pic:blipFill>
+                    <a:blip r:embed="rId11" cstate="none"/>
+                    <a:srcRect/>
+                    <a:stretch>
+                      <a:fillRect/>
+                    </a:stretch>
+                  </pic:blipFill>
+                  <pic:spPr bwMode="auto">
+                    <a:xfrm>
+                      <a:off x="0" y="0"/>
+                      <a:ext cx="5905500" cy="2533650"/>
+                    </a:xfrm>
+                    <a:prstGeom prst="rect">
+                      <a:avLst/>
+                    </a:prstGeom>
+                  </pic:spPr>
+                </pic:pic>
+              </a:graphicData>
+            </a:graphic>
+          </wp:inline>
+        </w:drawing>
+      </w:r>
+    </w:p>
+    <w:p>
+      <w:pPr>
+        <w:spacing w:after="200"/>
+        <w:jc w:val="left"/>
+      </w:pPr>
+      <w:r>
+        <w:rPr>
+          <w:b/>
+          <w:bCs/>
+          <w:sz w:val="19"/>
+          <w:szCs w:val="19"/>
+        </w:rPr>
+        <w:t xml:space="preserve">그림 4. </w:t>
+      </w:r>
+      <w:r>
+        <w:rPr>
+          <w:sz w:val="19"/>
+          <w:szCs w:val="19"/>
+        </w:rPr>
+        <w:t xml:space="preserve">문항 독립 검증 에이전트와 호출 수 대조군(</w:t>
+      </w:r>
+      <w:r>
+        <w:rPr>
+          <w:sz w:val="19"/>
+          <w:szCs w:val="19"/>
+        </w:rPr>
+        <w:t xml:space="preserve">5.3</w:t>
+      </w:r>
+      <w:r>
+        <w:rPr>
+          <w:sz w:val="19"/>
+          <w:szCs w:val="19"/>
+        </w:rPr>
+        <w:t xml:space="preserve">절). 각 문항은 자기 입력과 자기 이전 답만으로 다시 확인한다.</w:t>
+      </w:r>
+    </w:p>
+    <w:p>
+      <w:pPr>
         <w:spacing w:after="120" w:line="250"/>
         <w:jc w:val="left"/>
       </w:pPr>
@@ -9422,13 +10566,13 @@
         <w:t xml:space="preserve">표 </w:t>
       </w:r>
       <w:r>
-        <w:t xml:space="preserve">4</w:t>
+        <w:t xml:space="preserve">5</w:t>
       </w:r>
       <w:r>
         <w:t xml:space="preserve">와 표 </w:t>
       </w:r>
       <w:r>
-        <w:t xml:space="preserve">5</w:t>
+        <w:t xml:space="preserve">6</w:t>
       </w:r>
       <w:r>
         <w:t xml:space="preserve">에 gold 결과를 정리했다. 직접 질문 대비 Q2 macro-F1은 에이전트가 </w:t>
@@ -9521,7 +10665,7 @@
         <w:t xml:space="preserve">85/89). 결함 종류에서도 같은 약점이 보인다(표 </w:t>
       </w:r>
       <w:r>
-        <w:t xml:space="preserve">6</w:t>
+        <w:t xml:space="preserve">7</w:t>
       </w:r>
       <w:r>
         <w:t xml:space="preserve">). 정상과 새집은 좋아졌지만, 녹은 조금 줄었다(에이전트 79</w:t>
@@ -9533,7 +10677,7 @@
         <w:t xml:space="preserve">73, 수정 후보 74). 캡 누락은 7/27에서 에이전트 5/27, 수정 후보 2/27로 줄었고, 수정 후보는 27장 중 25장을 “정상”이라 답했다. dev 추가 200장은 수정 후보를 고르는 데 쓴 이미지다(부록 표 </w:t>
       </w:r>
       <w:r>
-        <w:t xml:space="preserve">8</w:t>
+        <w:t xml:space="preserve">9</w:t>
       </w:r>
       <w:r>
         <w:t xml:space="preserve">). 여기서 Q3 미탐 증가는 재현됐지만(99장 중 2</w:t>
@@ -9557,7 +10701,7 @@
           <w:sz w:val="19"/>
           <w:szCs w:val="19"/>
         </w:rPr>
-        <w:t xml:space="preserve">표 4. </w:t>
+        <w:t xml:space="preserve">표 5. </w:t>
       </w:r>
       <w:r>
         <w:rPr>
@@ -11114,7 +12258,7 @@
           <w:sz w:val="19"/>
           <w:szCs w:val="19"/>
         </w:rPr>
-        <w:t xml:space="preserve">표 5. </w:t>
+        <w:t xml:space="preserve">표 6. </w:t>
       </w:r>
       <w:r>
         <w:rPr>
@@ -12696,7 +13840,7 @@
           <w:sz w:val="19"/>
           <w:szCs w:val="19"/>
         </w:rPr>
-        <w:t xml:space="preserve">표 6. </w:t>
+        <w:t xml:space="preserve">표 7. </w:t>
       </w:r>
       <w:r>
         <w:rPr>
@@ -13816,7 +14960,7 @@
           <w:sz w:val="19"/>
           <w:szCs w:val="19"/>
         </w:rPr>
-        <w:t xml:space="preserve">표 7. </w:t>
+        <w:t xml:space="preserve">표 8. </w:t>
       </w:r>
       <w:r>
         <w:rPr>
@@ -15144,7 +16288,7 @@
         <w:t xml:space="preserve">) 높았다(표 </w:t>
       </w:r>
       <w:r>
-        <w:t xml:space="preserve">7</w:t>
+        <w:t xml:space="preserve">8</w:t>
       </w:r>
       <w:r>
         <w:t xml:space="preserve">). 따라서 개선은 추가 호출만으로는 설명되지 않는다. 에이전트가 더한 것, 즉 Q2의 보기 정의와 Q3의 유무→위치 단계 구성이 필요하다. 다만 대조군은 이 둘을 한꺼번에 뺐으므로, 정의가 주는 정보와 단계 구성의 효과를 서로 나누지는 못한다.</w:t>
@@ -15171,7 +16315,7 @@
         <w:t xml:space="preserve">). 대신 답이 “정상” 쪽으로 쏠렸다. 246장 중 “정상” 답이 86개에서 139개로 늘었다. 정상 이미지 30장은 바로잡혔지만 녹 26장이 틀리게 되었고, 그중 21장은 “정상”으로 바뀌었다. 종류별 순변화는 표 </w:t>
       </w:r>
       <w:r>
-        <w:t xml:space="preserve">6</w:t>
+        <w:t xml:space="preserve">7</w:t>
       </w:r>
       <w:r>
         <w:t xml:space="preserve">에 있다. Q2 오경보만 보면 다시 묻기만으로도 에이전트와 같아졌다. 둘 다 정상 107장 중 21장에 결함 종류를 붙였다. 에이전트도 같은 방향으로 움직였지만 정도가 약했다(“정상” 답 117개). 정의 덕분에 녹을 73/89로 지켰고(재질문은 54) 새집도 되찾았다(7 </w:t>
@@ -15240,7 +16384,7 @@
         <w:t xml:space="preserve">에이전트가 가장 크게 실패한 결함은 캡 누락이다. 단계형 Q3는 27장 중 9장에서만 결함 영역을 보고했고(직접 질문 23장), 결함 종류는 27장 중 5장에서만 맞혔다(직접 질문 7장, 수정 후보 2장). gold의 27장은 모두 유리 애자이고 이 설비의 gold 정상 이미지는 5장뿐이어서, 설비 효과와 결함 효과가 섞여 있다. 그래서 gold가 아닌 개발 데이터로만 분석했다. dev240에는 캡 누락이 25장 있고, 대부분의 모델 교체 실험에 쓴 40장 설계 부분집합에는 그중 4장이 들어 있다. 시도마다 설정을 고정했고, 통과 기준이 있는 경우에는 실행 전에 정했다. 예외가 하나 있다. 다른 모델 재검토는 무효 출력이 나온 뒤 제안 형식을 바꿔 한 번 다시 돌렸다(부록 표 </w:t>
       </w:r>
       <w:r>
-        <w:t xml:space="preserve">10</w:t>
+        <w:t xml:space="preserve">11</w:t>
       </w:r>
       <w:r>
         <w:t xml:space="preserve">).</w:t>
@@ -15357,7 +16501,7 @@
         <w:t xml:space="preserve"> 고정 DINOv2 특징에 로지스틱 헤드를 붙이고 유리 애자 train 라벨로 학습했다. 내부 분할은 촬영일이 겹치지 않게 나눴지만, dev 이미지는 학습 데이터와 촬영일이 겹칠 수 있다. 이 분류기는 dev 캡 누락 25장을 모두 찾았고, dev 정상 25장 중 1장을 잘못 표시했다. 촬영일 분리 내부 시험에서 정상 오경보율은 13.8%였다. 이 결과를 LVLM에 재검토 제안으로 주자, dev 캡 누락 Q2 정답이 25장 중 6장에서 14장으로 늘었다(같은 횟수 재질문은 8장). 이 방식은 학습 없는 전제를 벗어나고 한 설비에만 해당한다. 이 헤드의 가림(occlusion) 분석은 정확한 격자 칸을 24건 중 12건 맞혔고, 고정 중앙 추측은 8건이었다(대응 CI가 0 포함). Integrated gradients </w:t>
       </w:r>
       <w:r>
-        <w:t xml:space="preserve">[15]</w:t>
+        <w:t xml:space="preserve">[19]</w:t>
       </w:r>
       <w:r>
         <w:t xml:space="preserve">는 24건 중 9건 이하였다. 다만 적분 32단계에서는 지도 52개 중 49개가 completeness 검사를 통과하지 못했으므로, 이 IG 시험은 결론을 낼 수 없다.</w:t>
@@ -15400,10 +16544,104 @@
         <w:t xml:space="preserve">검증 에이전트는 모델을 보수적으로 만든다. 호출 수 맞춘 대조를 보면 이 보수화의 일부는 다시 묻는 것 자체에서 오고 </w:t>
       </w:r>
       <w:r>
-        <w:t xml:space="preserve">[8]</w:t>
+        <w:t xml:space="preserve">[12]</w:t>
       </w:r>
       <w:r>
         <w:t xml:space="preserve">, 에이전트의 정의와 단계 구조가 그것을 실제 이득으로 이끈다. 에이전트는 정상 이미지의 오경보는 대부분 없애지만 미탐은 늘리며, 특히 “무언가 없다”는 미묘한 종류에서 그렇다. 안전이 중요한 점검에서는 결함을 놓치는 비용이 오경보보다 큰 경우가 많다. 하나의 정확도 숫자는 이 차이를 가리므로, 벤치마크는 macro-F1과 함께 정상 오경보율과 종류별 재현율을 보고해야 한다.</w:t>
+      </w:r>
+    </w:p>
+    <w:p>
+      <w:pPr>
+        <w:spacing w:after="120" w:line="250"/>
+        <w:jc w:val="left"/>
+      </w:pPr>
+      <w:r>
+        <w:rPr>
+          <w:b/>
+          <w:bCs/>
+        </w:rPr>
+        <w:t xml:space="preserve">우리의 제안. </w:t>
+      </w:r>
+      <w:r>
+        <w:t xml:space="preserve">문제는 에이전트가 없앤 오경보가 아니라 에이전트가 가린 결함이다. gold에서 단계형 Q3는 직접 질문이 찾은 결함 24장을 “영역 없음”으로 바꿨고, 그중 15장이 캡 누락이었다. 부품이 빠진 결함은 선로 고장으로 이어질 수 있지만, 오경보는 한 번 더 보는 비용에 그친다. 그래서 에이전트의 “결함 없음”을 최종 판정으로 쓰는 것은 권하지 않는다. 데이터로 보면 세 방향이 있다.</w:t>
+      </w:r>
+    </w:p>
+    <w:p>
+      <w:pPr>
+        <w:pStyle w:val="ListParagraph"/>
+        <w:numPr>
+          <w:ilvl w:val="0"/>
+          <w:numId w:val="2"/>
+        </w:numPr>
+        <w:spacing w:after="80" w:line="250"/>
+        <w:jc w:val="left"/>
+      </w:pPr>
+      <w:r>
+        <w:rPr>
+          <w:b/>
+          <w:bCs/>
+        </w:rPr>
+        <w:t xml:space="preserve">엇갈림을 재검토 신호로.</w:t>
+      </w:r>
+      <w:r>
+        <w:t xml:space="preserve"> 직접 질문과 단계형 Q3는 246장 중 102장(41%)에서 답이 엇갈린다. 사람이 이 102장만 검토하고 옳게 판단하면 미탐은 27장에서 3장(모두 캡 누락)으로 줄고, 오경보는 16장이 남는다. 이는 gold에서 사후에 계산한 예시이며 조정한 운영 규칙이 아니다. 두 답을 단순히 합치는 것(OR)은 대안이 되지 못한다. 직접 질문의 정상 오경보 93장이 그대로 돌아오기 때문이다.</w:t>
+      </w:r>
+    </w:p>
+    <w:p>
+      <w:pPr>
+        <w:pStyle w:val="ListParagraph"/>
+        <w:numPr>
+          <w:ilvl w:val="0"/>
+          <w:numId w:val="2"/>
+        </w:numPr>
+        <w:spacing w:after="80" w:line="250"/>
+        <w:jc w:val="left"/>
+      </w:pPr>
+      <w:r>
+        <w:rPr>
+          <w:b/>
+          <w:bCs/>
+        </w:rPr>
+        <w:t xml:space="preserve">부재형 결함에는 명시적 근거를.</w:t>
+      </w:r>
+      <w:r>
+        <w:t xml:space="preserve"> 프롬프트, crop, 다른 LVLM으로는 모델이 캡 누락을 인식하지 못했다. 반면 설비 전용 지도 판별기는 dev 캡 누락 25장을 모두 찾았고, 그 제안은 LVLM의 답을 바꿨다(</w:t>
+      </w:r>
+      <w:r>
+        <w:t xml:space="preserve">6</w:t>
+      </w:r>
+      <w:r>
+        <w:t xml:space="preserve">절). 위험한 결함 종류에 대해 작은 지도 판별기가 “정상” 판정을 거부할 수 있게 하는 혼합 구조는, 학습 없는 방식이라는 전제를 포기하는 대신 안전을 얻는다.</w:t>
+      </w:r>
+    </w:p>
+    <w:p>
+      <w:pPr>
+        <w:pStyle w:val="ListParagraph"/>
+        <w:numPr>
+          <w:ilvl w:val="0"/>
+          <w:numId w:val="2"/>
+        </w:numPr>
+        <w:spacing w:after="80" w:line="250"/>
+        <w:jc w:val="left"/>
+      </w:pPr>
+      <w:r>
+        <w:rPr>
+          <w:b/>
+          <w:bCs/>
+        </w:rPr>
+        <w:t xml:space="preserve">미탐을 따로 보고.</w:t>
+      </w:r>
+      <w:r>
+        <w:t xml:space="preserve"> macro-F1과 동시 정답률은 올랐지만 캡 누락 탐지는 떨어졌다. 종류별 재현율, 정상 오경보율을 고정했을 때의 재현율, 또는 비용 가중 점수를 보고하면 이런 변화가 드러난다.</w:t>
+      </w:r>
+    </w:p>
+    <w:p>
+      <w:pPr>
+        <w:spacing w:after="120" w:line="250"/>
+        <w:jc w:val="left"/>
+      </w:pPr>
+      <w:r>
+        <w:t xml:space="preserve">더 큰 LVLM에서도 같은 트레이드오프가 나타나는지는 열린 질문이다. 본 연구는 4–8B 공개 모델만 시험했다.</w:t>
       </w:r>
     </w:p>
     <w:p>
@@ -15603,7 +16841,7 @@
           <w:sz w:val="19"/>
           <w:szCs w:val="19"/>
         </w:rPr>
-        <w:t xml:space="preserve">Zhaopeng Gu, Bingke Zhu, Guibo Zhu, Yingying Chen, Ming Tang, Jinqiao Wang. AnomalyGPT: Detecting Industrial Anomalies Using Large Vision-Language Models. AAAI Conference on Artificial Intelligence. 2024.</w:t>
+        <w:t xml:space="preserve">Van Nhan Nguyen, Robert Jenssen, Davide Roverso. Automatic Autonomous Vision-Based Power Line Inspection: A Review of Current Status and the Potential Role of Deep Learning. International Journal of Electrical Power \&amp; Energy Systems. pp. 107–120. 2018. doi:10.1016/j.ijepes.2017.12.016.</w:t>
       </w:r>
     </w:p>
     <w:p>
@@ -15623,7 +16861,7 @@
           <w:sz w:val="19"/>
           <w:szCs w:val="19"/>
         </w:rPr>
-        <w:t xml:space="preserve">Karsten Roth, Latha Pemula, Joaquin Zepeda, Bernhard Schölkopf, Thomas Brox, Peter Gehler. Towards Total Recall in Industrial Anomaly Detection. IEEE/CVF Conference on Computer Vision and Pattern Recognition (CVPR). 2022.</w:t>
+        <w:t xml:space="preserve">Xian Tao, Dapeng Zhang, Zihao Wang, Xilong Liu, Hongyan Zhang, De Xu. Detection of Power Line Insulator Defects Using Aerial Images Analyzed With Convolutional Neural Networks. IEEE Transactions on Systems, Man, and Cybernetics: Systems. pp. 1486–1498. 2020. doi:10.1109/TSMC.2018.2871750.</w:t>
       </w:r>
     </w:p>
     <w:p>
@@ -15643,7 +16881,7 @@
           <w:sz w:val="19"/>
           <w:szCs w:val="19"/>
         </w:rPr>
-        <w:t xml:space="preserve">Jia Guo, Shuai Lu, Weihang Zhang, Fang Chen, Huiqi Li, Hongen Liao. Dinomaly: The Less Is More Philosophy in Multi-Class Unsupervised Anomaly Detection. IEEE/CVF Conference on Computer Vision and Pattern Recognition (CVPR). pp. 20405–20415. 2025.</w:t>
+        <w:t xml:space="preserve">André Luiz Buarque Vieira-e-Silva, Heitor Felix, Thiago de Menezes Chaves, Francisco Paulo Magalhães Simões, Veronica Teichrieb, Michel Mozinho dos Santos, Hemir da Cunha Santiago, Virginia Adélia Cordeiro Sgotti, Henrique Baptista Duffles Teixeira Lott Neto. STN PLAD: A Dataset for Multi-Size Power Line Assets Detection in High-Resolution UAV Images. 34th SIBGRAPI Conference on Graphics, Patterns and Images. pp. 215–222. 2021. arXiv:2108.07944.</w:t>
       </w:r>
     </w:p>
     <w:p>
@@ -15663,7 +16901,7 @@
           <w:sz w:val="19"/>
           <w:szCs w:val="19"/>
         </w:rPr>
-        <w:t xml:space="preserve">Qihang Zhou, Guansong Pang, Yu Tian, Shibo He, Jiming Chen. AnomalyCLIP: Object-agnostic Prompt Learning for Zero-shot Anomaly Detection. International Conference on Learning Representations (ICLR). 2024.</w:t>
+        <w:t xml:space="preserve">Zhaopeng Gu, Bingke Zhu, Guibo Zhu, Yingying Chen, Ming Tang, Jinqiao Wang. AnomalyGPT: Detecting Industrial Anomalies Using Large Vision-Language Models. AAAI Conference on Artificial Intelligence. 2024.</w:t>
       </w:r>
     </w:p>
     <w:p>
@@ -15683,7 +16921,7 @@
           <w:sz w:val="19"/>
           <w:szCs w:val="19"/>
         </w:rPr>
-        <w:t xml:space="preserve">Aman Madaan, Niket Tandon, Prakhar Gupta et al. Self-Refine: Iterative Refinement with Self-Feedback. Advances in Neural Information Processing Systems (NeurIPS). 2023.</w:t>
+        <w:t xml:space="preserve">Karsten Roth, Latha Pemula, Joaquin Zepeda, Bernhard Schölkopf, Thomas Brox, Peter Gehler. Towards Total Recall in Industrial Anomaly Detection. IEEE/CVF Conference on Computer Vision and Pattern Recognition (CVPR). 2022.</w:t>
       </w:r>
     </w:p>
     <w:p>
@@ -15703,7 +16941,7 @@
           <w:sz w:val="19"/>
           <w:szCs w:val="19"/>
         </w:rPr>
-        <w:t xml:space="preserve">Jie Huang, Xinyun Chen, Swaroop Mishra, Huaixiu Steven Zheng, Adams Wei Yu, Xinying Song, Denny Zhou. Large Language Models Cannot Self-Correct Reasoning Yet. International Conference on Learning Representations (ICLR). 2024.</w:t>
+        <w:t xml:space="preserve">Jeeho Hyun, Sangyun Kim, Giyoung Jeon, Seung Hwan Kim, Kyunghoon Bae, Byung Jun Kang. ReConPatch: Contrastive Patch Representation Learning for Industrial Anomaly Detection. IEEE/CVF Winter Conference on Applications of Computer Vision (WACV). pp. 2052–2061. 2024.</w:t>
       </w:r>
     </w:p>
     <w:p>
@@ -15723,7 +16961,7 @@
           <w:sz w:val="19"/>
           <w:szCs w:val="19"/>
         </w:rPr>
-        <w:t xml:space="preserve">Maxime Oquab, Timothée Darcet, Théo Moutakanni et al. DINOv2: Learning Robust Visual Features without Supervision. Transactions on Machine Learning Research. 2024.</w:t>
+        <w:t xml:space="preserve">Jia Guo, Shuai Lu, Weihang Zhang, Fang Chen, Huiqi Li, Hongen Liao. Dinomaly: The Less Is More Philosophy in Multi-Class Unsupervised Anomaly Detection. IEEE/CVF Conference on Computer Vision and Pattern Recognition (CVPR). pp. 20405–20415. 2025.</w:t>
       </w:r>
     </w:p>
     <w:p>
@@ -15743,7 +16981,7 @@
           <w:sz w:val="19"/>
           <w:szCs w:val="19"/>
         </w:rPr>
-        <w:t xml:space="preserve">Bradley Efron, Robert J. Tibshirani. An Introduction to the Bootstrap. Chapman and Hall/CRC. 1994.</w:t>
+        <w:t xml:space="preserve">Qihang Zhou, Guansong Pang, Yu Tian, Shibo He, Jiming Chen. AnomalyCLIP: Object-agnostic Prompt Learning for Zero-shot Anomaly Detection. International Conference on Learning Representations (ICLR). 2024.</w:t>
       </w:r>
     </w:p>
     <w:p>
@@ -15763,7 +17001,7 @@
           <w:sz w:val="19"/>
           <w:szCs w:val="19"/>
         </w:rPr>
-        <w:t xml:space="preserve">Qwen Team. Qwen3.5-4B model card. 2026. Hugging Face model card, https://huggingface.co/Qwen/Qwen3.5-4B.</w:t>
+        <w:t xml:space="preserve">Aman Madaan, Niket Tandon, Prakhar Gupta et al. Self-Refine: Iterative Refinement with Self-Feedback. Advances in Neural Information Processing Systems (NeurIPS). 2023.</w:t>
       </w:r>
     </w:p>
     <w:p>
@@ -15783,7 +17021,7 @@
           <w:sz w:val="19"/>
           <w:szCs w:val="19"/>
         </w:rPr>
-        <w:t xml:space="preserve">Weiyun Wang et al. InternVL3.5: Advancing Open-Source Multimodal Models in Versatility, Reasoning, and Efficiency. arXiv preprint arXiv:2508.18265. 2025.</w:t>
+        <w:t xml:space="preserve">Jie Huang, Xinyun Chen, Swaroop Mishra, Huaixiu Steven Zheng, Adams Wei Yu, Xinying Song, Denny Zhou. Large Language Models Cannot Self-Correct Reasoning Yet. International Conference on Learning Representations (ICLR). 2024.</w:t>
       </w:r>
     </w:p>
     <w:p>
@@ -15803,7 +17041,7 @@
           <w:sz w:val="19"/>
           <w:szCs w:val="19"/>
         </w:rPr>
-        <w:t xml:space="preserve">Yuan Yao, Tianyu Yu, Ao Zhang et al. MiniCPM-V: A GPT-4V Level MLLM on Your Phone. arXiv preprint arXiv:2408.01800. 2024.</w:t>
+        <w:t xml:space="preserve">Maxime Oquab, Timothée Darcet, Théo Moutakanni et al. DINOv2: Learning Robust Visual Features without Supervision. Transactions on Machine Learning Research. 2024.</w:t>
       </w:r>
     </w:p>
     <w:p>
@@ -15823,7 +17061,7 @@
           <w:sz w:val="19"/>
           <w:szCs w:val="19"/>
         </w:rPr>
-        <w:t xml:space="preserve">Bo Li, Yuanhan Zhang, Dong Guo et al. LLaVA-OneVision: Easy Visual Task Transfer. arXiv preprint arXiv:2408.03326. 2024.</w:t>
+        <w:t xml:space="preserve">Bradley Efron, Robert J. Tibshirani. An Introduction to the Bootstrap. Chapman and Hall/CRC. 1994.</w:t>
       </w:r>
     </w:p>
     <w:p>
@@ -15843,6 +17081,86 @@
           <w:sz w:val="19"/>
           <w:szCs w:val="19"/>
         </w:rPr>
+        <w:t xml:space="preserve">Qwen Team. Qwen3.5-4B model card. 2026. Hugging Face model card, https://huggingface.co/Qwen/Qwen3.5-4B.</w:t>
+      </w:r>
+    </w:p>
+    <w:p>
+      <w:pPr>
+        <w:spacing w:after="80"/>
+        <w:ind w:left="500" w:hanging="500"/>
+      </w:pPr>
+      <w:r>
+        <w:rPr>
+          <w:sz w:val="19"/>
+          <w:szCs w:val="19"/>
+        </w:rPr>
+        <w:t xml:space="preserve">[16]	</w:t>
+      </w:r>
+      <w:r>
+        <w:rPr>
+          <w:sz w:val="19"/>
+          <w:szCs w:val="19"/>
+        </w:rPr>
+        <w:t xml:space="preserve">Weiyun Wang et al. InternVL3.5: Advancing Open-Source Multimodal Models in Versatility, Reasoning, and Efficiency. arXiv preprint arXiv:2508.18265. 2025.</w:t>
+      </w:r>
+    </w:p>
+    <w:p>
+      <w:pPr>
+        <w:spacing w:after="80"/>
+        <w:ind w:left="500" w:hanging="500"/>
+      </w:pPr>
+      <w:r>
+        <w:rPr>
+          <w:sz w:val="19"/>
+          <w:szCs w:val="19"/>
+        </w:rPr>
+        <w:t xml:space="preserve">[17]	</w:t>
+      </w:r>
+      <w:r>
+        <w:rPr>
+          <w:sz w:val="19"/>
+          <w:szCs w:val="19"/>
+        </w:rPr>
+        <w:t xml:space="preserve">Yuan Yao, Tianyu Yu, Ao Zhang et al. MiniCPM-V: A GPT-4V Level MLLM on Your Phone. arXiv preprint arXiv:2408.01800. 2024.</w:t>
+      </w:r>
+    </w:p>
+    <w:p>
+      <w:pPr>
+        <w:spacing w:after="80"/>
+        <w:ind w:left="500" w:hanging="500"/>
+      </w:pPr>
+      <w:r>
+        <w:rPr>
+          <w:sz w:val="19"/>
+          <w:szCs w:val="19"/>
+        </w:rPr>
+        <w:t xml:space="preserve">[18]	</w:t>
+      </w:r>
+      <w:r>
+        <w:rPr>
+          <w:sz w:val="19"/>
+          <w:szCs w:val="19"/>
+        </w:rPr>
+        <w:t xml:space="preserve">Bo Li, Yuanhan Zhang, Dong Guo et al. LLaVA-OneVision: Easy Visual Task Transfer. arXiv preprint arXiv:2408.03326. 2024.</w:t>
+      </w:r>
+    </w:p>
+    <w:p>
+      <w:pPr>
+        <w:spacing w:after="80"/>
+        <w:ind w:left="500" w:hanging="500"/>
+      </w:pPr>
+      <w:r>
+        <w:rPr>
+          <w:sz w:val="19"/>
+          <w:szCs w:val="19"/>
+        </w:rPr>
+        <w:t xml:space="preserve">[19]	</w:t>
+      </w:r>
+      <w:r>
+        <w:rPr>
+          <w:sz w:val="19"/>
+          <w:szCs w:val="19"/>
+        </w:rPr>
         <w:t xml:space="preserve">Mukund Sundararajan, Ankur Taly, Qiqi Yan. Axiomatic Attribution for Deep Networks. International Conference on Machine Learning (ICML). 2017.</w:t>
       </w:r>
     </w:p>
@@ -15870,7 +17188,7 @@
           <w:sz w:val="19"/>
           <w:szCs w:val="19"/>
         </w:rPr>
-        <w:t xml:space="preserve">표 8. </w:t>
+        <w:t xml:space="preserve">표 9. </w:t>
       </w:r>
       <w:r>
         <w:rPr>
@@ -16617,7 +17935,7 @@
           <w:sz w:val="19"/>
           <w:szCs w:val="19"/>
         </w:rPr>
-        <w:t xml:space="preserve">표 9. </w:t>
+        <w:t xml:space="preserve">표 10. </w:t>
       </w:r>
       <w:r>
         <w:rPr>
@@ -17698,7 +19016,7 @@
           <w:sz w:val="19"/>
           <w:szCs w:val="19"/>
         </w:rPr>
-        <w:t xml:space="preserve">표 10. </w:t>
+        <w:t xml:space="preserve">표 11. </w:t>
       </w:r>
       <w:r>
         <w:rPr>
@@ -19341,10 +20659,31 @@
         <w:t xml:space="preserve">주요 결과의 코드, 프롬프트, 고정 설정, Colab 노트북, 리더보드, 문항별 답과 모든 후속 실행의 요약을 프로젝트 저장소에 공개한다. 부록 표 </w:t>
       </w:r>
       <w:r>
-        <w:t xml:space="preserve">10</w:t>
-      </w:r>
-      <w:r>
-        <w:t xml:space="preserve">의 dev 후속 실험 중 일부(다른 LVLM, 이상탐지 모델, 다른 모델 재검토, 부품 근거·정렬 도구)는 고정한 소스 묶음으로 실행했고, 그 코드는 저장소 대신 따로 보관한다. 호출별 원시 기록(프롬프트·출력·지연 시간)과 이렇게 보관한 코드는 SHA-256 해시와 함께 두며 요청 시 제공한다. 실행마다 모델 ID, 백엔드, 벤치마크 커밋, 프로토콜, 상태를 기록하며, 이후 실행(에이전트·호출 수 대조·MiniCPM 재실행)은 GPU도 기록한다. 노트북은 추론 전에 정확한 코드 버전을 확인하고, 20회 호출마다 저장한 체크포인트에서 이어서 실행한다.</w:t>
+        <w:t xml:space="preserve">11</w:t>
+      </w:r>
+      <w:r>
+        <w:t xml:space="preserve">의 dev 후속 실험 중 일부(다른 LVLM, 이상탐지 모델, 다른 모델 재검토, 부품 근거·정렬 도구)는 고정한 소스 묶음으로 실행했고, 그 코드는 저장소 대신 따로 보관한다. 호출별 원시 기록(프롬프트·출력·지연 시간)과 이렇게 보관한 코드는 SHA-256 해시와 함께 두며 요청 시 제공한다. 실행마다 모델 ID, 백엔드, 벤치마크 커밋, 프로토콜, 상태를 기록하며, 이후 실행(에이전트·호출 수 대조·MiniCPM 재실행)은 GPU도 기록한다. 노트북은 추론 전에 정확한 코드 버전을 확인하고, 20회 호출마다 저장한 체크포인트에서 이어서 실행한다. InsPLAD 이미지는 데이터셋의 CC BY-NC 3.0 라이선스에 따라 사용했고, 그림 </w:t>
+      </w:r>
+      <w:r>
+        <w:t xml:space="preserve">1</w:t>
+      </w:r>
+      <w:r>
+        <w:t xml:space="preserve">–</w:t>
+      </w:r>
+      <w:r>
+        <w:t xml:space="preserve">4</w:t>
+      </w:r>
+      <w:r>
+        <w:t xml:space="preserve">는 공개한 결과 파일로 </w:t>
+      </w:r>
+      <w:r>
+        <w:rPr>
+          <w:rFonts w:ascii="Consolas" w:eastAsia="Malgun Gothic" w:hAnsi="Consolas"/>
+        </w:rPr>
+        <w:t xml:space="preserve">make_figures.py</w:t>
+      </w:r>
+      <w:r>
+        <w:t xml:space="preserve">가 생성한다.</w:t>
       </w:r>
     </w:p>
     <w:sectPr>

--- a/reports/paper_draft_2026-10-23/InsPLAD_QA_paper_ko.docx
+++ b/reports/paper_draft_2026-10-23/InsPLAD_QA_paper_ko.docx
@@ -80,7 +80,7 @@
         <w:jc w:val="left"/>
       </w:pPr>
       <w:r>
-        <w:t xml:space="preserve">대형 시각-언어 모델(LVLM)을 학습 없이 쓰는 점검자로 활용하자는 제안이 늘고 있다. 그러나 송전선 점검 분야에는 모델이 결함을 찾고, 종류를 말하고, 두 답을 서로 모순 없이 하는지를 함께 시험하는 벤치마크가 없다. 본 연구는 공개 UAV 데이터셋 InsPLAD 위에 MMAD 방식의 질의응답 벤치마크 </w:t>
+        <w:t xml:space="preserve">대형 시각-언어 모델(LVLM)을 학습 없이 쓰는 점검자로 활용하자는 제안이 늘고 있지만, 송전선 점검 분야에는 모델이 결함을 찾고, 종류를 말하고, 일관되게 답하는지를 함께 시험하는 벤치마크가 없다. 본 연구는 공개 UAV 데이터셋 InsPLAD 위에 MMAD 방식의 질의응답 벤치마크 </w:t>
       </w:r>
       <w:r>
         <w:rPr>
@@ -90,37 +90,19 @@
         <w:t xml:space="preserve">InsPLAD-QA</w:t>
       </w:r>
       <w:r>
-        <w:t xml:space="preserve">를 구축한다. 이상탐지 공개본과 결함분류 공개본을 이미지 해시로 정확히 맞추고, 246장·534문항의 gold 세트를 수작업으로 검토한 뒤 동결하였다. 하나의 프롬프트·출력 형식·채점기로 서로 다른 모델 계열의 공개 LVLM 4종과 API 파이프라인 1종을 비교한다. 다섯 모두 이미지만 주는 조건에서 평가했다. 공개 모델 4종은 정상 참조, 결함 참조, 두 참조를 함께 주는 조건, 20가지 vision expert 단서 조건에서도 평가했다. 정상 참조는 모든 공개 모델의 이상탐지 F1을 높였다. 다만 MiniCPM-V-4.5는 정상 이미지 대부분을 이상으로 답해서 F1이 오른 것이고, 균형정확도는 .656에서 .587로 떨어졌다. vision expert 단서는 대체로 결함 종류 F1을 올렸지만 이상탐지 F1은 낮췄고, 모든 모델에서 둘 다 올린 단서는 없었다. 이어서 문항별로 독립적으로 재확인하는 검증 에이전트를 별도 개발 세트에서 고른 뒤 gold에서 한 번 평가하였다. 결함 종류 macro-F1은 .522에서 .640으로(</w:t>
-      </w:r>
-      <w:r>
-        <w:t xml:space="preserve">+.118</w:t>
-      </w:r>
-      <w:r>
-        <w:t xml:space="preserve">, 대응 95% CI </w:t>
+        <w:t xml:space="preserve">를 구축한다. 두 공개본을 이미지 해시로 정확히 맞추고, 246장·534문항의 gold 세트를 수작업으로 검토한 뒤 동결하였다. 공개 LVLM 4종과 API 파이프라인 1종을 하나의 프롬프트·출력 형식·채점기로 비교하고, 공개 모델은 정상 참조, 결함 참조, 두 참조, vision expert 단서 20가지 조건에서도 평가했다. 정상 참조는 모든 공개 모델의 이상탐지 F1을 높였지만, MiniCPM-V-4.5는 정상 이미지 대부분을 이상으로 답해 균형정확도가 .656에서 .587로 떨어졌다. vision expert 단서는 대체로 결함 종류 F1을 올리고 이상탐지 F1을 낮췄다. 별도 개발 세트에서 고른 뒤 gold에서 한 번 실행한 문항 독립 검증 에이전트는 결함 종류 macro-F1을 .522에서 .640으로(개선의 대응 95% CI </w:t>
       </w:r>
       <w:r>
         <w:t xml:space="preserve">[+.043,+.199]</w:t>
       </w:r>
       <w:r>
-        <w:t xml:space="preserve">), 결함 영역 유무 균형정확도는 .551에서 .828로(</w:t>
-      </w:r>
-      <w:r>
-        <w:t xml:space="preserve">+.277</w:t>
-      </w:r>
-      <w:r>
-        <w:t xml:space="preserve">, </w:t>
-      </w:r>
-      <w:r>
-        <w:t xml:space="preserve">[+.222,+.328]</w:t>
-      </w:r>
-      <w:r>
-        <w:t xml:space="preserve">) 올랐다. 정상 이미지 오경보도 93/107에서 16/107로 줄었다. 같은 호출 수로 다시 묻되 에이전트의 정의와 단계 구성은 주지 않은 대조군은 에이전트보다 Q2 macro-F1이 .164, 유무 BAcc가 .203 낮았다(CI 모두 0 제외). 따라서 개선은 추가 호출만으로는 설명되지 않는다. 그러나 같은 에이전트는 결함을 더 많이 놓쳤다(4/139 </w:t>
+        <w:t xml:space="preserve">), 결함 영역 유무 균형정확도를 .551에서 .828로 올렸고, 정상 이미지 오경보를 93/107에서 16/107로 줄였다. 같은 호출 수로 다시 묻되 에이전트의 정의와 단계 구성은 주지 않은 대조군은 에이전트보다 Q2 macro-F1이 .164, 유무 BAcc가 .203 낮았다(두 CI 모두 0 제외). 추가 호출만으로는 개선을 설명할 수 없다는 뜻이다. 한편 에이전트는 결함을 더 많이 놓쳤다(4/139 </w:t>
       </w:r>
       <w:r>
         <w:t xml:space="preserve">→</w:t>
       </w:r>
       <w:r>
-        <w:t xml:space="preserve"> 27/139). 애자 캡 누락 27장 중 결함 영역을 보고한 것은 9장뿐이었고(직접 질문은 23장), 결함 종류를 맞힌 것은 5장이었다(직접 질문 7장). 수정 방식은 2장만 맞혔다. 해상도 확대, 다른 LVLM, 이상탐지 모델, 부품 근거 도구 등 후속 시도로도 이 결함을 안정적으로 복구하지 못했다. 표시된 위치를 잘라 보여줘도 LVLM은 결함을 보고하지 않았고, 이 결함을 찾아낸 것은 해당 설비 전용으로 지도학습한 분류기뿐이었다. 벤치마크·코드·문항별 모델 답을 공개하며, 점검 벤치마크는 하나의 정확도가 아니라 오경보와 미탐을 따로 보고해야 함을 주장한다. </w:t>
+        <w:t xml:space="preserve"> 27/139). 대부분 애자 캡 누락으로, 27장 중 결함 영역을 보고한 것은 9장(직접 질문 23장), 결함 종류를 맞힌 것은 5장(직접 질문 7장)이었다. 해상도 확대, 다른 LVLM, 이상탐지 모델, 부품 근거 도구로도 이 결함을 안정적으로 복구하지 못했고, 표시된 위치를 잘라 보여줘도 LVLM은 결함을 보고하지 않았다. 이 결함을 찾아낸 것은 해당 설비 전용 지도학습 분류기뿐이었다. 벤치마크·코드·문항별 답을 공개하며, 점검 벤치마크가 오경보와 미탐을 따로 보고할 것을 제안한다. </w:t>
       </w:r>
     </w:p>
     <w:p>
@@ -245,13 +227,13 @@
         <w:jc w:val="left"/>
       </w:pPr>
       <w:r>
-        <w:t xml:space="preserve">별도 개발 세트에서 고른 뒤 gold에서 한 번 평가한 문항 독립 검증 에이전트. 결함 종류와 영역 유무의 개선이 미탐 증가와 함께 나타남을 측정하였고, 이를 순수 개선이 아닌 트레이드오프로 보고한다(</w:t>
+        <w:t xml:space="preserve">별도 개발 세트에서 고른 뒤 gold에서 한 번 평가한 문항 독립 검증 에이전트. 결함 종류와 영역 유무가 좋아지는 동시에 미탐이 늘었고, 둘을 함께 보고한다(</w:t>
       </w:r>
       <w:r>
         <w:t xml:space="preserve">5</w:t>
       </w:r>
       <w:r>
-        <w:t xml:space="preserve">절). 호출 수를 맞춘 대조로 개선이 추가 호출만으로는 설명되지 않음을 보였다. 정의와 단계 구성 없이 같은 호출 수로 다시 묻기만 하면 개선이 재현되지 않고, 답이 “정상” 쪽으로 쏠린다.</w:t>
+        <w:t xml:space="preserve">절). 정의와 단계 구성 없이 같은 호출 수로 다시 묻는 대조군은 개선을 재현하지 못했고, 답을 “정상” 쪽으로 쏠리게 했다.</w:t>
       </w:r>
     </w:p>
     <w:p>
@@ -468,7 +450,7 @@
       <w:r>
         <w:drawing>
           <wp:inline distT="0" distB="0" distL="0" distR="0">
-            <wp:extent cx="5905500" cy="2276475"/>
+            <wp:extent cx="5905500" cy="2486025"/>
             <wp:effectExtent t="0" r="0" b="0" l="0"/>
             <wp:docPr id="1" name=""/>
             <wp:cNvGraphicFramePr>
@@ -493,7 +475,7 @@
                   <pic:spPr bwMode="auto">
                     <a:xfrm>
                       <a:off x="0" y="0"/>
-                      <a:ext cx="5905500" cy="2276475"/>
+                      <a:ext cx="5905500" cy="2486025"/>
                     </a:xfrm>
                     <a:prstGeom prst="rect">
                       <a:avLst/>
@@ -525,7 +507,7 @@
           <w:sz w:val="19"/>
           <w:szCs w:val="19"/>
         </w:rPr>
-        <w:t xml:space="preserve">벤치마크 구축(위)과 평가(아래). 검증 에이전트는 dev 세트에서 설계하고, 동결한 gold 세트에서 한 번 실행한다.</w:t>
+        <w:t xml:space="preserve">벤치마크를 만들고 쓰는 흐름. 위: 동결한 gold 세트와 기준선 비교. 아래: dev 세트에서 검증 에이전트를 설계한 뒤 gold에서 한 번 실행한다.</w:t>
       </w:r>
     </w:p>
     <w:p>
@@ -732,7 +714,7 @@
       <w:r>
         <w:drawing>
           <wp:inline distT="0" distB="0" distL="0" distR="0">
-            <wp:extent cx="5905500" cy="2447925"/>
+            <wp:extent cx="5905500" cy="2886075"/>
             <wp:effectExtent t="0" r="0" b="0" l="0"/>
             <wp:docPr id="2" name=""/>
             <wp:cNvGraphicFramePr>
@@ -757,7 +739,7 @@
                   <pic:spPr bwMode="auto">
                     <a:xfrm>
                       <a:off x="0" y="0"/>
-                      <a:ext cx="5905500" cy="2447925"/>
+                      <a:ext cx="5905500" cy="2886075"/>
                     </a:xfrm>
                     <a:prstGeom prst="rect">
                       <a:avLst/>
@@ -2484,7 +2466,16 @@
         <w:t xml:space="preserve">[18]</w:t>
       </w:r>
       <w:r>
-        <w:t xml:space="preserve">이다. 이 중 3종은 Qwen 계열 언어 모델을 쓰므로 서로 완전히 독립적이지는 않다. 여기에 2단계 API 파이프라인(Luxia 문서 비전 + 32B 언어 모델)을 더한다. 공개 모델은 모두 양자화 없이 greedy 디코딩으로 실행했다. Transformers는 Colab 노트북에 고정한 5.14.0을 썼고, GPU는 메모리 20 GB 이상이다. 노트북은 L4와 A100을 모두 허용하며, 에이전트·호출 수 대조·MiniCPM 재실행에는 NVIDIA L4(22 GB)가 기록되어 있다. MiniCPM-V-4.5의 chat 인터페이스는 기본값이 샘플링(temperature 0.7)인데, 이를 첫 gold 실행 뒤에야 발견했다. 그래서 이미지만 조건과 참조 3조건을 프롬프트·이미지·참조는 그대로 둔 채 greedy로 다시 돌렸다(2,136회, 오류 0, 무효 출력 0). 표 </w:t>
+        <w:t xml:space="preserve">이다. 이 중 3종은 Qwen 계열 언어 모델을 쓰므로 서로 완전히 독립적이지는 않다. 여기에 2단계 API 파이프라인(Luxia 문서 비전 + 32B 언어 모델)을 더한다. 공개 모델은 모두 양자화 없이 greedy 디코딩으로 실행했다. Transformers는 Colab 노트북에 고정한 5.14.0을 썼고, GPU는 메모리 20 GB 이상이다. 노트북은 L4와 A100을 모두 허용하며, 에이전트·호출 수 대조·MiniCPM 재실행에는 NVIDIA L4(22 GB)가 기록되어 있다.</w:t>
+      </w:r>
+    </w:p>
+    <w:p>
+      <w:pPr>
+        <w:spacing w:after="120" w:line="250"/>
+        <w:jc w:val="left"/>
+      </w:pPr>
+      <w:r>
+        <w:t xml:space="preserve">MiniCPM-V-4.5의 chat 인터페이스는 기본값이 샘플링(temperature 0.7)인데, 이를 첫 gold 실행 뒤에야 발견했다. 그래서 이미지만 조건과 참조 3조건을 프롬프트·이미지·참조는 그대로 둔 채 greedy로 다시 돌렸다(2,136회, 오류 0, 무효 출력 0). 표 </w:t>
       </w:r>
       <w:r>
         <w:t xml:space="preserve">2</w:t>
@@ -2508,7 +2499,16 @@
         <w:t xml:space="preserve">10</w:t>
       </w:r>
       <w:r>
-        <w:t xml:space="preserve">). 에이전트 실험은 모두 greedy다. InternVL은 샘플당 시각 타일 총량을 6으로 고정하고, 이를 이미지 수만큼 나눈다(여러 타일로 나뉜 이미지에는 썸네일이 하나 더 붙는다). 그래서 참조를 하나 넣으면 대상 이미지의 타일이 절반, 둘 넣으면 3분의 1로 준다. 이는 해상도를 공짜로 늘린 것이 아니라 시각 토큰 총량을 고정한 설계로 해석한다.</w:t>
+        <w:t xml:space="preserve">). 에이전트 실험은 모두 greedy다.</w:t>
+      </w:r>
+    </w:p>
+    <w:p>
+      <w:pPr>
+        <w:spacing w:after="120" w:line="250"/>
+        <w:jc w:val="left"/>
+      </w:pPr>
+      <w:r>
+        <w:t xml:space="preserve">InternVL은 샘플당 시각 타일 총량을 6으로 고정하고, 이를 이미지 수만큼 나눈다(여러 타일로 나뉜 이미지에는 썸네일이 하나 더 붙는다). 참조를 하나 넣으면 대상 이미지의 타일이 절반, 둘 넣으면 3분의 1로 줄어든다. 참조를 넣을수록 맥락을 얻는 대신 대상 해상도를 내주는 셈이다.</w:t>
       </w:r>
     </w:p>
     <w:p>
@@ -4573,7 +4573,16 @@
         <w:t xml:space="preserve">[+.430,+.634]</w:t>
       </w:r>
       <w:r>
-        <w:t xml:space="preserve">). 즉 Q1 점수가 높아졌다고 결함 이해가 나아진 것은 아니다. 결함 참조를 주면 4종 중 3종이 결함을 거의 찾지 못하고(Q1 F1 </w:t>
+        <w:t xml:space="preserve">). 즉 Q1 점수가 높아졌다고 결함 이해가 나아진 것은 아니다.</w:t>
+      </w:r>
+    </w:p>
+    <w:p>
+      <w:pPr>
+        <w:spacing w:after="120" w:line="250"/>
+        <w:jc w:val="left"/>
+      </w:pPr>
+      <w:r>
+        <w:t xml:space="preserve">결함 참조를 주면 4종 중 3종이 결함을 거의 찾지 못하고(Q1 F1 </w:t>
       </w:r>
       <w:r>
         <w:t xml:space="preserve">≤</w:t>
@@ -4585,13 +4594,22 @@
         <w:t xml:space="preserve">3</w:t>
       </w:r>
       <w:r>
-        <w:t xml:space="preserve">). 14장은 대상과 같은 사진에서 잘라낸 이미지이기까지 하다. 따라서 “예시에 보인 결함이 대상에 없으면 정상이라 답한다”는 쉬운 설명은 맞지 않는다. MiniCPM-V-4.5의 문항별 답은 오히려 반대를 보여준다(표 </w:t>
+        <w:t xml:space="preserve">). 14장은 대상과 같은 사진에서 잘라낸 이미지이기까지 하다. 따라서 “예시에 보인 결함이 대상에 없으면 정상이라 답한다”는 단순한 설명은 맞지 않는다. MiniCPM-V-4.5의 문항별 답은 오히려 반대를 보여준다(표 </w:t>
       </w:r>
       <w:r>
         <w:t xml:space="preserve">4</w:t>
       </w:r>
       <w:r>
-        <w:t xml:space="preserve">). 참조가 자기와 같은 종류의 결함을 보여준 대상 106장 중 105장을 정상이라 답했고, 여기에는 캡 누락 27장이 모두 들어 있다. 정상 참조를 함께 주면 탐지가 회복된다(106장 중 63장). 우리는 이를 역할 혼동으로 해석한다. 참조 이미지가 한 장이면 흔한 one-shot 설정처럼 그것을 정상 기준으로 받아들여, 프롬프트의 설명과 달리 참조와 닮은 대상을 정상으로 판단한다는 것이다. 이 조건의 문항별 답은 MiniCPM-V-4.5만 남아 있고, 같은 참조의 라벨만 바꿔 보는 식의 직접 검증은 하지 않았으므로 이는 가설로 남긴다. vision expert 단서는 한 문항을 얻으면 다른 문항을 잃는 식이었다. 20가지 평균으로 InternVL(.597</w:t>
+        <w:t xml:space="preserve">). 참조가 자기와 같은 종류의 결함을 보여준 대상 106장 중 105장을 정상이라 답했고, 여기에는 캡 누락 27장이 모두 들어 있다. 정상 참조를 함께 주면 탐지가 회복된다(106장 중 63장). 우리는 이를 역할 혼동으로 해석한다. 참조 이미지가 한 장이면 흔한 one-shot 설정처럼 그것을 정상 기준으로 받아들여, 프롬프트의 설명과 달리 참조와 닮은 대상을 정상으로 판단한다는 것이다. 이 조건의 문항별 답은 MiniCPM-V-4.5만 남아 있고, 같은 참조의 라벨만 바꿔 보는 식의 직접 검증은 하지 않았으므로 이는 가설로 남긴다.</w:t>
+      </w:r>
+    </w:p>
+    <w:p>
+      <w:pPr>
+        <w:spacing w:after="120" w:line="250"/>
+        <w:jc w:val="left"/>
+      </w:pPr>
+      <w:r>
+        <w:t xml:space="preserve">vision expert 단서는 한 문항을 얻으면 다른 문항을 잃는 식이었다. 20가지 평균으로 InternVL(.597</w:t>
       </w:r>
       <w:r>
         <w:t xml:space="preserve">→</w:t>
@@ -10261,7 +10279,7 @@
       <w:r>
         <w:drawing>
           <wp:inline distT="0" distB="0" distL="0" distR="0">
-            <wp:extent cx="5905500" cy="1895475"/>
+            <wp:extent cx="5905500" cy="2038350"/>
             <wp:effectExtent t="0" r="0" b="0" l="0"/>
             <wp:docPr id="3" name=""/>
             <wp:cNvGraphicFramePr>
@@ -10286,7 +10304,7 @@
                   <pic:spPr bwMode="auto">
                     <a:xfrm>
                       <a:off x="0" y="0"/>
-                      <a:ext cx="5905500" cy="1895475"/>
+                      <a:ext cx="5905500" cy="2038350"/>
                     </a:xfrm>
                     <a:prstGeom prst="rect">
                       <a:avLst/>
@@ -10462,7 +10480,7 @@
       <w:r>
         <w:drawing>
           <wp:inline distT="0" distB="0" distL="0" distR="0">
-            <wp:extent cx="5905500" cy="2533650"/>
+            <wp:extent cx="5905500" cy="2486025"/>
             <wp:effectExtent t="0" r="0" b="0" l="0"/>
             <wp:docPr id="4" name=""/>
             <wp:cNvGraphicFramePr>
@@ -10487,7 +10505,7 @@
                   <pic:spPr bwMode="auto">
                     <a:xfrm>
                       <a:off x="0" y="0"/>
-                      <a:ext cx="5905500" cy="2533650"/>
+                      <a:ext cx="5905500" cy="2486025"/>
                     </a:xfrm>
                     <a:prstGeom prst="rect">
                       <a:avLst/>
@@ -10638,7 +10656,7 @@
         <w:jc w:val="left"/>
       </w:pPr>
       <w:r>
-        <w:t xml:space="preserve">이 개선에는 대가가 따른다. 결함 이미지를 결함 없음으로 판단한 경우가 4/139에서 27/139로 늘었고, 이 증가의 CI는 0을 제외한다(</w:t>
+        <w:t xml:space="preserve">에이전트는 결함도 더 많이 놓쳤다. 결함 이미지를 결함 없음으로 판단한 경우가 4/139에서 27/139로 늘었고, 이 증가의 CI는 0을 제외한다(</w:t>
       </w:r>
       <w:r>
         <w:t xml:space="preserve">+.165</w:t>
@@ -16291,7 +16309,7 @@
         <w:t xml:space="preserve">8</w:t>
       </w:r>
       <w:r>
-        <w:t xml:space="preserve">). 따라서 개선은 추가 호출만으로는 설명되지 않는다. 에이전트가 더한 것, 즉 Q2의 보기 정의와 Q3의 유무→위치 단계 구성이 필요하다. 다만 대조군은 이 둘을 한꺼번에 뺐으므로, 정의가 주는 정보와 단계 구성의 효과를 서로 나누지는 못한다.</w:t>
+        <w:t xml:space="preserve">). 따라서 추가 호출만으로는 개선을 설명할 수 없고, 에이전트가 더한 Q2의 보기 정의와 Q3의 유무→위치 단계 구성이 필요하다. 다만 대조군은 이 둘을 한꺼번에 뺐으므로, 정의가 주는 정보와 단계 구성의 효과를 나누지는 못한다.</w:t>
       </w:r>
     </w:p>
     <w:p>
@@ -16360,7 +16378,7 @@
         <w:t xml:space="preserve">[+.079,+.201]</w:t>
       </w:r>
       <w:r>
-        <w:t xml:space="preserve">). 이 차이의 대부분은 캡 누락이다. 재질문은 캡 누락 27장 중 20장에서 여전히 영역을 보고했지만, 단계형 에이전트는 9장이었다. 즉 다시 묻는 것만으로도 모델은 어느 정도 보수적이 된다. 에이전트가 더한 요소는 그 변화를 큰 순이득으로 바꾸는 동시에 미탐률도 키운다.</w:t>
+        <w:t xml:space="preserve">). 이 차이의 대부분은 캡 누락이다. 재질문은 캡 누락 27장 중 20장에서 여전히 영역을 보고했지만, 단계형 에이전트는 9장이었다. 다시 묻는 것만으로도 모델은 어느 정도 보수적이 되고, 에이전트가 더한 요소는 그 변화를 큰 순이득으로 바꾸면서 미탐률도 키운다.</w:t>
       </w:r>
     </w:p>
     <w:p>
@@ -16513,7 +16531,7 @@
         <w:jc w:val="left"/>
       </w:pPr>
       <w:r>
-        <w:t xml:space="preserve">정리하면, 입력·문구·모델을 바꾸거나 도구를 더하는 학습 없는 방법으로는 해당 영역을 잘라 줘도 8B LVLM이 캡 누락을 결함으로 보고하지 않았다. 반면 지도학습 분류기가 준 명시적 근거는 LVLM의 답을 바꿨다. 이를 이 결함 종류에 대한 인식의 한계로 해석한다. 다만 프롬프트와 경로 설계도 결과를 바꾼다. gold에서는 에이전트 자신의 정의와 단계 구성이 캡 누락 정답을 줄였다. 그러므로 이 요인들이 아무 역할도 하지 않는다고 주장하지는 않는다.</w:t>
+        <w:t xml:space="preserve">정리하면, 입력·문구·모델을 바꾸거나 도구를 더하는 학습 없는 방법으로는 해당 영역을 잘라 줘도 8B LVLM이 캡 누락을 결함으로 보고하지 않았다. 반면 지도학습 분류기가 준 명시적 근거는 LVLM의 답을 바꿨다. 이를 이 결함 종류에 대한 인식의 한계로 해석하며, 프롬프트와 경로 설계도 결과를 바꾼다. gold에서는 에이전트 자신의 정의와 단계 구성이 캡 누락 정답을 줄였다.</w:t>
       </w:r>
     </w:p>
     <w:p>
@@ -16538,7 +16556,7 @@
           <w:b/>
           <w:bCs/>
         </w:rPr>
-        <w:t xml:space="preserve">공짜 개선이 아닌 트레이드오프. </w:t>
+        <w:t xml:space="preserve">오경보는 줄고 미탐은 늘었다. </w:t>
       </w:r>
       <w:r>
         <w:t xml:space="preserve">검증 에이전트는 모델을 보수적으로 만든다. 호출 수 맞춘 대조를 보면 이 보수화의 일부는 다시 묻는 것 자체에서 오고 </w:t>
@@ -16563,7 +16581,7 @@
         <w:t xml:space="preserve">우리의 제안. </w:t>
       </w:r>
       <w:r>
-        <w:t xml:space="preserve">문제는 에이전트가 없앤 오경보가 아니라 에이전트가 가린 결함이다. gold에서 단계형 Q3는 직접 질문이 찾은 결함 24장을 “영역 없음”으로 바꿨고, 그중 15장이 캡 누락이었다. 부품이 빠진 결함은 선로 고장으로 이어질 수 있지만, 오경보는 한 번 더 보는 비용에 그친다. 그래서 에이전트의 “결함 없음”을 최종 판정으로 쓰는 것은 권하지 않는다. 데이터로 보면 세 방향이 있다.</w:t>
+        <w:t xml:space="preserve">위험은 에이전트가 가린 결함에 있다. gold에서 단계형 Q3는 직접 질문이 찾은 결함 24장을 “영역 없음”으로 바꿨고, 그중 15장이 캡 누락이었다. 부품이 빠진 결함은 선로 고장으로 이어질 수 있지만, 오경보는 한 번 더 보는 비용에 그친다. 그래서 에이전트의 “결함 없음”을 최종 판정으로 쓰는 것은 권하지 않는다. 데이터로 보면 세 방향이 있다.</w:t>
       </w:r>
     </w:p>
     <w:p>
@@ -16584,7 +16602,7 @@
         <w:t xml:space="preserve">엇갈림을 재검토 신호로.</w:t>
       </w:r>
       <w:r>
-        <w:t xml:space="preserve"> 직접 질문과 단계형 Q3는 246장 중 102장(41%)에서 답이 엇갈린다. 사람이 이 102장만 검토하고 옳게 판단하면 미탐은 27장에서 3장(모두 캡 누락)으로 줄고, 오경보는 16장이 남는다. 이는 gold에서 사후에 계산한 예시이며 조정한 운영 규칙이 아니다. 두 답을 단순히 합치는 것(OR)은 대안이 되지 못한다. 직접 질문의 정상 오경보 93장이 그대로 돌아오기 때문이다.</w:t>
+        <w:t xml:space="preserve"> 직접 질문과 단계형 Q3는 246장 중 102장(41%)에서 답이 엇갈린다. 사람이 이 102장만 검토하고 옳게 판단하면 미탐은 27장에서 3장(모두 캡 누락)으로 줄고, 오경보는 16장이 남는다. 이 수치는 gold에서 사후에 계산한 예시이고, 검토 규칙을 따로 조정하지는 않았다. 두 답을 단순히 합치면(OR) 직접 질문의 정상 오경보 93장이 그대로 돌아온다.</w:t>
       </w:r>
     </w:p>
     <w:p>
@@ -16611,7 +16629,7 @@
         <w:t xml:space="preserve">6</w:t>
       </w:r>
       <w:r>
-        <w:t xml:space="preserve">절). 위험한 결함 종류에 대해 작은 지도 판별기가 “정상” 판정을 거부할 수 있게 하는 혼합 구조는, 학습 없는 방식이라는 전제를 포기하는 대신 안전을 얻는다.</w:t>
+        <w:t xml:space="preserve">절). 위험한 결함 종류에 대해 작은 지도 판별기가 “정상” 판정을 거부할 수 있게 하는 혼합 구조는, 학습 없는 방식이라는 전제를 내주고 안전을 얻는다.</w:t>
       </w:r>
     </w:p>
     <w:p>
@@ -16773,7 +16791,7 @@
         <w:jc w:val="left"/>
       </w:pPr>
       <w:r>
-        <w:t xml:space="preserve">InsPLAD-QA는 공통 프롬프트·형식·채점기를 갖춘, 해시로 정렬하고 수작업으로 검토한 LVLM 송전선 점검 벤치마크다. 정상 참조는 이상탐지 F1을 높이지만 MiniCPM-V-4.5에서는 균형정확도가 떨어지고, 일관성에 미치는 영향도 엇갈리며, 이상탐지 모델 단서는 이상탐지를 잃고 결함 종류를 얻는 식으로 작용한다. 문항 독립 검증 에이전트는 결함 종류와 영역 유무를 개선하지만, 그 대가로 오경보를 미탐과 맞바꾼다. 같은 호출 수로 다시 묻기만 해서는 이 개선이 재현되지 않으므로, 개선은 추가 호출이 아니라 에이전트가 더한 요소에서 온다. 부품 누락은 표시된 위치를 잘라 보여줘도, 시도한 학습 없는 방법들로는 안정적으로 복구되지 않았다.</w:t>
+        <w:t xml:space="preserve">InsPLAD-QA는 공통 프롬프트·형식·채점기를 갖춘, 해시로 정렬하고 수작업으로 검토한 LVLM 송전선 점검 벤치마크다. 정상 참조는 이상탐지 F1을 높이지만 MiniCPM-V-4.5에서는 균형정확도가 떨어지고, 일관성에 미치는 영향도 엇갈린다. 이상탐지 모델 단서는 이상탐지를 잃고 결함 종류를 얻는 식으로 작용한다. 문항 독립 검증 에이전트는 결함 종류와 영역 유무를 개선하고, 오경보를 미탐과 맞바꾼다. 같은 호출 수로 다시 묻기만 해서는 이 개선이 재현되지 않으므로, 개선은 에이전트의 정의와 단계 구성에서 온다. 시도한 학습 없는 방법들로는 표시된 위치를 잘라 보여줘도 부품 누락을 안정적으로 복구하지 못했다.</w:t>
       </w:r>
     </w:p>
     <w:p>

--- a/reports/paper_draft_2026-10-23/InsPLAD_QA_paper_ko.docx
+++ b/reports/paper_draft_2026-10-23/InsPLAD_QA_paper_ko.docx
@@ -14,7 +14,7 @@
           <w:sz w:val="32"/>
           <w:szCs w:val="32"/>
         </w:rPr>
-        <w:t xml:space="preserve">오경보는 줄고 미탐은 늘었다:</w:t>
+        <w:t xml:space="preserve">InsPLAD-QA: 송전선 점검을 위한</w:t>
       </w:r>
     </w:p>
     <w:p>
@@ -29,22 +29,7 @@
           <w:sz w:val="32"/>
           <w:szCs w:val="32"/>
         </w:rPr>
-        <w:t xml:space="preserve">InsPLAD 송전선 점검을 위한 시각-언어 모델과</w:t>
-      </w:r>
-    </w:p>
-    <w:p>
-      <w:pPr>
-        <w:spacing w:after="60"/>
-        <w:jc w:val="center"/>
-      </w:pPr>
-      <w:r>
-        <w:rPr>
-          <w:b/>
-          <w:bCs/>
-          <w:sz w:val="32"/>
-          <w:szCs w:val="32"/>
-        </w:rPr>
-        <w:t xml:space="preserve">검증 에이전트 벤치마크</w:t>
+        <w:t xml:space="preserve">시각-언어 모델과 검증 에이전트 벤치마크</w:t>
       </w:r>
     </w:p>
     <w:p>
@@ -90,19 +75,13 @@
         <w:t xml:space="preserve">InsPLAD-QA</w:t>
       </w:r>
       <w:r>
-        <w:t xml:space="preserve">를 구축한다. 두 공개본을 이미지 해시로 정확히 맞추고, 246장·534문항의 gold 세트를 수작업으로 검토한 뒤 동결하였다. 공개 LVLM 4종과 API 파이프라인 1종을 하나의 프롬프트·출력 형식·채점기로 비교하고, 공개 모델은 정상 참조, 결함 참조, 두 참조, vision expert 단서 20가지 조건에서도 평가했다. 정상 참조는 모든 공개 모델의 이상탐지 F1을 높였지만, MiniCPM-V-4.5는 정상 이미지 대부분을 이상으로 답해 균형정확도가 .656에서 .587로 떨어졌다. vision expert 단서는 대체로 결함 종류 F1을 올리고 이상탐지 F1을 낮췄다. 별도 개발 세트에서 고른 뒤 gold에서 한 번 실행한 문항 독립 검증 에이전트는 결함 종류 macro-F1을 .522에서 .640으로(개선의 대응 95% CI </w:t>
+        <w:t xml:space="preserve">를 구축한다. 두 공개본을 이미지 해시로 정확히 맞추고, 246장·534문항의 gold 세트를 수작업으로 검토한 뒤 동결하였다. 공개 LVLM 4종과 API 파이프라인 1종을 하나의 프롬프트·출력 형식·채점기로 비교하고, 공개 모델은 정상 참조, 결함 참조, 두 참조, vision expert 단서 20가지 조건에서도 평가했다. 정상 참조는 모든 공개 모델의 이상탐지 F1을 높였지만, 균형정확도가 뚜렷이 오른 모델은 두 개뿐이었다. MiniCPM-V-4.5는 정상 이미지 대부분을 이상으로 답해 균형정확도가 .656에서 .587로 떨어졌다. vision expert 단서는 대체로 결함 종류 F1을 올리고 이상탐지 F1을 낮췄다. 별도 개발 세트에서 고른 뒤 gold에서 한 번 실행한 문항 독립 검증 에이전트는 “정상”을 포함한 4지선다 종류 문항의 macro-F1을 .522에서 .640으로 올렸다(개선의 대응 95% CI </w:t>
       </w:r>
       <w:r>
         <w:t xml:space="preserve">[+.043,+.199]</w:t>
       </w:r>
       <w:r>
-        <w:t xml:space="preserve">), 결함 영역 유무 균형정확도를 .551에서 .828로 올렸고, 정상 이미지 오경보를 93/107에서 16/107로 줄였다. 같은 호출 수로 다시 묻되 에이전트의 정의와 단계 구성은 주지 않은 대조군은 에이전트보다 Q2 macro-F1이 .164, 유무 BAcc가 .203 낮았다(두 CI 모두 0 제외). 추가 호출만으로는 개선을 설명할 수 없다는 뜻이다. 한편 에이전트는 결함을 더 많이 놓쳤다(4/139 </w:t>
-      </w:r>
-      <w:r>
-        <w:t xml:space="preserve">→</w:t>
-      </w:r>
-      <w:r>
-        <w:t xml:space="preserve"> 27/139). 대부분 애자 캡 누락으로, 27장 중 결함 영역을 보고한 것은 9장(직접 질문 23장), 결함 종류를 맞힌 것은 5장(직접 질문 7장)이었다. 해상도 확대, 다른 LVLM, 이상탐지 모델, 부품 근거 도구로도 이 결함을 안정적으로 복구하지 못했고, 표시된 위치를 잘라 보여줘도 LVLM은 결함을 보고하지 않았다. 이 결함을 찾아낸 것은 해당 설비 전용 지도학습 분류기뿐이었다. 벤치마크·코드·문항별 답을 공개하며, 점검 벤치마크가 오경보와 미탐을 따로 보고할 것을 제안한다. </w:t>
+        <w:t xml:space="preserve">). 늘어난 정답 27개 중 23개는 정상 이미지이고, 결함 이미지 139장에서 종류를 맞힌 수는 93장에서 97장으로 늘었을 뿐이다. 에이전트의 단계형 영역 문항은 정상 이미지의 잘못된 영역 보고를 93/107에서 16/107로 줄이고, 결함 미탐을 4/139에서 27/139로 늘렸다. 그러나 비교 대상인 직접 영역 질문은 거의 모든 이미지에 영역이 있다고 답한다. 같은 모델의 이진 문항(오경보 17, 미탐 40)과 비교하면 단계형 답은 두 지표 모두 낫고, 결함 위치는 늘 “중앙”이라고 답하는 것보다 잘 맞히지 못했다. 같은 호출 수로 다시 묻되 에이전트의 정의와 단계 구성은 주지 않은 대조군은 에이전트보다 Q2 macro-F1이 .164, 유무 BAcc가 .203 낮았다(두 CI 모두 0 제외). 추가 호출만으로는 개선을 설명할 수 없다는 뜻이다. 가장 큰 실패는 애자 캡 누락이다. 27장 중 이진 문항은 3장, 단계형 영역 문항은 9장만 결함으로 답했다. 개발 데이터에서 해상도 확대, 다른 LVLM, 이상탐지 모델, 부품 근거 도구로도 이 결함을 안정적으로 복구하지 못했고, 표시된 위치를 잘라 보여줘도 InternVL3.5-8B는 결함을 보고하지 않았다. 설비 전용 지도학습 분류기는 개발 세트의 캡 누락 25장을 모두 찾았지만, 이 이미지들은 학습 데이터와 촬영일이 겹칠 수 있다. 벤치마크·코드·문항별 답을 공개하며, 점검 벤치마크가 오경보와 미탐을 따로 보고하고 모든 답을 상수 기준선과 비교할 것을 제안한다. </w:t>
       </w:r>
     </w:p>
     <w:p>
@@ -227,7 +206,7 @@
         <w:jc w:val="left"/>
       </w:pPr>
       <w:r>
-        <w:t xml:space="preserve">별도 개발 세트에서 고른 뒤 gold에서 한 번 평가한 문항 독립 검증 에이전트. 결함 종류와 영역 유무가 좋아지는 동시에 미탐이 늘었고, 둘을 함께 보고한다(</w:t>
+        <w:t xml:space="preserve">별도 개발 세트에서 고른 뒤 gold에서 한 번 평가한 문항 독립 검증 에이전트. 4지선다 종류 답이 좋아졌지만 늘어난 정답 27개 중 23개는 정상 이미지였고, 단계형 영역 유무 답은 같은 모델의 이진 답보다 오경보와 미탐이 모두 적었다. 결함 위치는 더 잘 맞히지 못했다(</w:t>
       </w:r>
       <w:r>
         <w:t xml:space="preserve">5</w:t>
@@ -247,7 +226,7 @@
         <w:jc w:val="left"/>
       </w:pPr>
       <w:r>
-        <w:t xml:space="preserve">부품 누락 결함 분석. 학습 없는 시도로는 이 결함을 안정적으로 복구하지 못했고, 표시된 위치를 잘라 보여줘도 LVLM은 결함을 보고하지 않았다(</w:t>
+        <w:t xml:space="preserve">부품 누락 결함 분석. 어떤 문항도 이 결함을 안정적으로 찾지 못했다. 개발 데이터에서 학습 없는 시도로는 이 결함을 복구하지 못했고, 표시된 위치를 잘라 보여줘도 InternVL3.5-8B는 결함을 보고하지 않았다(</w:t>
       </w:r>
       <w:r>
         <w:t xml:space="preserve">6</w:t>
@@ -2373,7 +2352,7 @@
         <w:jc w:val="left"/>
       </w:pPr>
       <w:r>
-        <w:t xml:space="preserve">Q1은 정확도와 F1을 보고하고, 균형정확도(BAcc)·정밀도·재현율·TP/FP/TN/FN은 공개한 결과 파일에 있다. Q2는 정확도와 gold에 있는 클래스에 대한 macro-F1을 보고하며, 에이전트 표에는 결함 BAcc(있는 클래스의 평균 재현율)도 넣었다. 무효 출력은 오답으로 처리한다. Q1에서 결함 이미지의 무효 답은 미탐(FN)으로 센다. 정상 이미지의 무효 답은 오경보(FP)와 따로 세므로, 특이도는 낮추지만 정밀도에는 영향을 주지 않는다. </w:t>
+        <w:t xml:space="preserve">Q1은 정확도와 F1을 보고하고, 균형정확도(BAcc)·정밀도·재현율·TP/FP/TN/FN은 공개한 결과 파일에 있다. Q2는 정확도와 gold에 있는 클래스에 대한 macro-F1을 보고하며, 에이전트 표에는 Q2 BAcc(있는 클래스의 평균 재현율)도 넣었다. Q2는 “정상”을 포함한 4지선다이므로 이 점수들은 정상 이미지에 “정상”이라고 맞힌 답도 반영한다. 그래서 에이전트 표에는 결함 이미지에서 종류를 맞힌 수를 따로 넣었다. 무효 출력은 오답으로 처리한다. Q1에서 결함 이미지의 무효 답은 미탐(FN)으로 센다. 정상 이미지의 무효 답은 오경보(FP)와 따로 세므로, 특이도는 낮추지만 정밀도에는 영향을 주지 않는다. </w:t>
       </w:r>
       <w:r>
         <w:rPr>
@@ -2535,7 +2514,7 @@
         <w:t xml:space="preserve">2</w:t>
       </w:r>
       <w:r>
-        <w:t xml:space="preserve">에서 이미지만 준 Q1 F1은 .555–.718, Q2 macro-F1은 .360–.505이다. 원래의 4지선다 Q3는 변별력이 없다. 정답이 “영역 없음”(22문항)과 “중앙”(20문항)뿐이라, 늘 “영역 없음”만 골라도 .524가 나온다. 가장 좋은 모델들(.667)도 42문항 중 6문항 더 맞혔을 뿐이다. 그래서 이 Q3는 보조 지표로만 쓰고, 뒤에서는 유무로 채점하는 9구역 문항으로 바꾼다.</w:t>
+        <w:t xml:space="preserve">에서 이미지만 준 Q1 F1은 .555–.718, Q2 macro-F1은 .360–.505이다. 원래의 4지선다 Q3는 변별력이 없다. 정답이 “영역 없음”(22문항)과 “중앙”(20문항)뿐이라, 늘 “영역 없음”만 골라도 .524가 나온다. 가장 좋은 모델들(.667)도 42문항 중 6문항 더 맞혔을 뿐이다. 그래서 이 Q3는 보조 지표로만 쓰고, 뒤에서는 9구역 문항으로 바꿔 유무를 채점하고, 위치 박스가 있는 이미지에서는 위치도 채점한다.</w:t>
       </w:r>
     </w:p>
     <w:p>
@@ -4525,7 +4504,25 @@
         <w:jc w:val="left"/>
       </w:pPr>
       <w:r>
-        <w:t xml:space="preserve">정상 참조는 공개 모델 4종 모두의 Q1 F1을 높였다. 예를 들어 InternVL은 .597에서 .794가 되었다. MiniCPM은 F1만 보면 이득이 부풀려진다. 정상 107장 중 이상으로 답한 이미지가 22장에서 86장으로 늘었고(재현율 .518 </w:t>
+        <w:t xml:space="preserve">정상 참조는 공개 모델 4종 모두의 Q1 F1을 높였다. 예를 들어 InternVL은 .597에서 .794가 되었다. 정상과 결함 이미지를 같은 무게로 보는 균형정확도는 InternVL(.663 </w:t>
+      </w:r>
+      <w:r>
+        <w:t xml:space="preserve">→</w:t>
+      </w:r>
+      <w:r>
+        <w:t xml:space="preserve"> .751)과 Qwen(.579 </w:t>
+      </w:r>
+      <w:r>
+        <w:t xml:space="preserve">→</w:t>
+      </w:r>
+      <w:r>
+        <w:t xml:space="preserve"> .625)에서만 뚜렷이 올랐고, LLaVA는 거의 그대로였다(.600 </w:t>
+      </w:r>
+      <w:r>
+        <w:t xml:space="preserve">→</w:t>
+      </w:r>
+      <w:r>
+        <w:t xml:space="preserve"> .616). MiniCPM은 F1만 보면 이득이 부풀려진다. 정상 107장 중 이상으로 답한 이미지가 22장에서 86장으로 늘었고(재현율 .518 </w:t>
       </w:r>
       <w:r>
         <w:t xml:space="preserve">→</w:t>
@@ -4621,7 +4618,13 @@
         <w:t xml:space="preserve">→</w:t>
       </w:r>
       <w:r>
-        <w:t xml:space="preserve">.417, 샘플링 실행끼리 비교)의 Q1 F1을 떨어뜨렸고, Q2 macro-F1은 .04 이하로 올렸다. 구성별로 보면 20가지 중 12가지가 4개 모델 모두의 Q2를 올렸다(최대 </w:t>
+        <w:t xml:space="preserve">.417, 샘플링 실행끼리 비교)의 Q1 F1을 떨어뜨렸고, Q2 macro-F1은 .04 이하로 올렸다. Q1 균형정확도는 4종 중 3종에서 떨어졌고(InternVL .663</w:t>
+      </w:r>
+      <w:r>
+        <w:t xml:space="preserve">→</w:t>
+      </w:r>
+      <w:r>
+        <w:t xml:space="preserve">.551), LLaVA는 .60에 머물렀다. 구성별로 보면 20가지 중 12가지가 4개 모델 모두의 Q2를 올렸다(최대 </w:t>
       </w:r>
       <w:r>
         <w:t xml:space="preserve">+.093</w:t>
@@ -4663,7 +4666,7 @@
           <w:sz w:val="19"/>
           <w:szCs w:val="19"/>
         </w:rPr>
-        <w:t xml:space="preserve"> 제시 방식 5종의 평균. CE: 모순율, FDR: 정상 이미지 결함 오판율. </w:t>
+        <w:t xml:space="preserve"> 제시 방식 5종의 평균. Q1 BAcc: Q1 균형정확도(정상 107장, 결함 139장). CE: 모순율, FDR: 정상 이미지 결함 오판율. </w:t>
       </w:r>
       <w:r>
         <w:rPr>
@@ -4693,13 +4696,14 @@
         </w:tblBorders>
       </w:tblPr>
       <w:tblGrid>
-        <w:gridCol w:w="2101"/>
-        <w:gridCol w:w="3752"/>
-        <w:gridCol w:w="750"/>
-        <w:gridCol w:w="750"/>
-        <w:gridCol w:w="750"/>
-        <w:gridCol w:w="600"/>
-        <w:gridCol w:w="603"/>
+        <w:gridCol w:w="1888"/>
+        <w:gridCol w:w="3371"/>
+        <w:gridCol w:w="674"/>
+        <w:gridCol w:w="944"/>
+        <w:gridCol w:w="674"/>
+        <w:gridCol w:w="674"/>
+        <w:gridCol w:w="539"/>
+        <w:gridCol w:w="542"/>
       </w:tblGrid>
       <w:tr>
         <w:trPr>
@@ -4707,7 +4711,7 @@
         </w:trPr>
         <w:tc>
           <w:tcPr>
-            <w:tcW w:type="dxa" w:w="2101"/>
+            <w:tcW w:type="dxa" w:w="1888"/>
             <w:gridSpan w:val="1"/>
             <w:tcBorders>
               <w:top w:val="single" w:color="000000" w:sz="8"/>
@@ -4741,7 +4745,7 @@
         </w:tc>
         <w:tc>
           <w:tcPr>
-            <w:tcW w:type="dxa" w:w="3752"/>
+            <w:tcW w:type="dxa" w:w="3371"/>
             <w:gridSpan w:val="1"/>
             <w:tcBorders>
               <w:top w:val="single" w:color="000000" w:sz="8"/>
@@ -4775,7 +4779,7 @@
         </w:tc>
         <w:tc>
           <w:tcPr>
-            <w:tcW w:type="dxa" w:w="750"/>
+            <w:tcW w:type="dxa" w:w="674"/>
             <w:gridSpan w:val="1"/>
             <w:tcBorders>
               <w:top w:val="single" w:color="000000" w:sz="8"/>
@@ -4809,7 +4813,7 @@
         </w:tc>
         <w:tc>
           <w:tcPr>
-            <w:tcW w:type="dxa" w:w="750"/>
+            <w:tcW w:type="dxa" w:w="944"/>
             <w:gridSpan w:val="1"/>
             <w:tcBorders>
               <w:top w:val="single" w:color="000000" w:sz="8"/>
@@ -4837,13 +4841,13 @@
                 <w:sz w:val="17"/>
                 <w:szCs w:val="17"/>
               </w:rPr>
-              <w:t xml:space="preserve">Q2 F1</w:t>
-            </w:r>
-          </w:p>
-        </w:tc>
-        <w:tc>
-          <w:tcPr>
-            <w:tcW w:type="dxa" w:w="750"/>
+              <w:t xml:space="preserve">Q1 BAcc</w:t>
+            </w:r>
+          </w:p>
+        </w:tc>
+        <w:tc>
+          <w:tcPr>
+            <w:tcW w:type="dxa" w:w="674"/>
             <w:gridSpan w:val="1"/>
             <w:tcBorders>
               <w:top w:val="single" w:color="000000" w:sz="8"/>
@@ -4871,13 +4875,13 @@
                 <w:sz w:val="17"/>
                 <w:szCs w:val="17"/>
               </w:rPr>
-              <w:t xml:space="preserve">Joint</w:t>
-            </w:r>
-          </w:p>
-        </w:tc>
-        <w:tc>
-          <w:tcPr>
-            <w:tcW w:type="dxa" w:w="600"/>
+              <w:t xml:space="preserve">Q2 F1</w:t>
+            </w:r>
+          </w:p>
+        </w:tc>
+        <w:tc>
+          <w:tcPr>
+            <w:tcW w:type="dxa" w:w="674"/>
             <w:gridSpan w:val="1"/>
             <w:tcBorders>
               <w:top w:val="single" w:color="000000" w:sz="8"/>
@@ -4905,13 +4909,47 @@
                 <w:sz w:val="17"/>
                 <w:szCs w:val="17"/>
               </w:rPr>
+              <w:t xml:space="preserve">Joint</w:t>
+            </w:r>
+          </w:p>
+        </w:tc>
+        <w:tc>
+          <w:tcPr>
+            <w:tcW w:type="dxa" w:w="539"/>
+            <w:gridSpan w:val="1"/>
+            <w:tcBorders>
+              <w:top w:val="single" w:color="000000" w:sz="8"/>
+              <w:left w:val="none" w:color="FFFFFF" w:sz="0"/>
+              <w:bottom w:val="single" w:color="000000" w:sz="8"/>
+              <w:right w:val="none" w:color="FFFFFF" w:sz="0"/>
+            </w:tcBorders>
+            <w:shd w:fill="EDEDED" w:color="auto" w:val="clear"/>
+            <w:tcMar>
+              <w:top w:type="dxa" w:w="40"/>
+              <w:left w:type="dxa" w:w="80"/>
+              <w:bottom w:type="dxa" w:w="40"/>
+              <w:right w:type="dxa" w:w="80"/>
+            </w:tcMar>
+          </w:tcPr>
+          <w:p>
+            <w:pPr>
+              <w:spacing w:after="0" w:before="0"/>
+              <w:jc w:val="right"/>
+            </w:pPr>
+            <w:r>
+              <w:rPr>
+                <w:b/>
+                <w:bCs/>
+                <w:sz w:val="17"/>
+                <w:szCs w:val="17"/>
+              </w:rPr>
               <w:t xml:space="preserve">CE</w:t>
             </w:r>
           </w:p>
         </w:tc>
         <w:tc>
           <w:tcPr>
-            <w:tcW w:type="dxa" w:w="603"/>
+            <w:tcW w:type="dxa" w:w="542"/>
             <w:gridSpan w:val="1"/>
             <w:tcBorders>
               <w:top w:val="single" w:color="000000" w:sz="8"/>
@@ -4950,7 +4988,7 @@
         </w:trPr>
         <w:tc>
           <w:tcPr>
-            <w:tcW w:type="dxa" w:w="2101"/>
+            <w:tcW w:type="dxa" w:w="1888"/>
             <w:gridSpan w:val="1"/>
             <w:tcBorders>
               <w:top w:val="single" w:color="000000" w:sz="8"/>
@@ -4983,7 +5021,7 @@
         </w:tc>
         <w:tc>
           <w:tcPr>
-            <w:tcW w:type="dxa" w:w="3752"/>
+            <w:tcW w:type="dxa" w:w="3371"/>
             <w:gridSpan w:val="1"/>
             <w:tcBorders>
               <w:top w:val="single" w:color="000000" w:sz="8"/>
@@ -5016,7 +5054,7 @@
         </w:tc>
         <w:tc>
           <w:tcPr>
-            <w:tcW w:type="dxa" w:w="750"/>
+            <w:tcW w:type="dxa" w:w="674"/>
             <w:gridSpan w:val="1"/>
             <w:tcBorders>
               <w:top w:val="single" w:color="000000" w:sz="8"/>
@@ -5049,7 +5087,7 @@
         </w:tc>
         <w:tc>
           <w:tcPr>
-            <w:tcW w:type="dxa" w:w="750"/>
+            <w:tcW w:type="dxa" w:w="944"/>
             <w:gridSpan w:val="1"/>
             <w:tcBorders>
               <w:top w:val="single" w:color="000000" w:sz="8"/>
@@ -5076,13 +5114,46 @@
                 <w:sz w:val="17"/>
                 <w:szCs w:val="17"/>
               </w:rPr>
+              <w:t xml:space="preserve">.579</w:t>
+            </w:r>
+          </w:p>
+        </w:tc>
+        <w:tc>
+          <w:tcPr>
+            <w:tcW w:type="dxa" w:w="674"/>
+            <w:gridSpan w:val="1"/>
+            <w:tcBorders>
+              <w:top w:val="single" w:color="000000" w:sz="8"/>
+              <w:left w:val="none" w:color="FFFFFF" w:sz="0"/>
+              <w:bottom w:val="none" w:color="FFFFFF" w:sz="0"/>
+              <w:right w:val="none" w:color="FFFFFF" w:sz="0"/>
+            </w:tcBorders>
+            <w:tcMar>
+              <w:top w:type="dxa" w:w="40"/>
+              <w:left w:type="dxa" w:w="80"/>
+              <w:bottom w:type="dxa" w:w="40"/>
+              <w:right w:type="dxa" w:w="80"/>
+            </w:tcMar>
+          </w:tcPr>
+          <w:p>
+            <w:pPr>
+              <w:spacing w:after="0" w:before="0"/>
+              <w:jc w:val="right"/>
+            </w:pPr>
+            <w:r>
+              <w:rPr>
+                <w:b w:val="false"/>
+                <w:bCs w:val="false"/>
+                <w:sz w:val="17"/>
+                <w:szCs w:val="17"/>
+              </w:rPr>
               <w:t xml:space="preserve">.445</w:t>
             </w:r>
           </w:p>
         </w:tc>
         <w:tc>
           <w:tcPr>
-            <w:tcW w:type="dxa" w:w="750"/>
+            <w:tcW w:type="dxa" w:w="674"/>
             <w:gridSpan w:val="1"/>
             <w:tcBorders>
               <w:top w:val="single" w:color="000000" w:sz="8"/>
@@ -5115,7 +5186,7 @@
         </w:tc>
         <w:tc>
           <w:tcPr>
-            <w:tcW w:type="dxa" w:w="600"/>
+            <w:tcW w:type="dxa" w:w="539"/>
             <w:gridSpan w:val="1"/>
             <w:tcBorders>
               <w:top w:val="single" w:color="000000" w:sz="8"/>
@@ -5148,7 +5219,7 @@
         </w:tc>
         <w:tc>
           <w:tcPr>
-            <w:tcW w:type="dxa" w:w="603"/>
+            <w:tcW w:type="dxa" w:w="542"/>
             <w:gridSpan w:val="1"/>
             <w:tcBorders>
               <w:top w:val="single" w:color="000000" w:sz="8"/>
@@ -5186,7 +5257,7 @@
         </w:trPr>
         <w:tc>
           <w:tcPr>
-            <w:tcW w:type="dxa" w:w="2101"/>
+            <w:tcW w:type="dxa" w:w="1888"/>
             <w:gridSpan w:val="1"/>
             <w:tcBorders>
               <w:top w:val="none" w:color="FFFFFF" w:sz="0"/>
@@ -5210,7 +5281,7 @@
         </w:tc>
         <w:tc>
           <w:tcPr>
-            <w:tcW w:type="dxa" w:w="3752"/>
+            <w:tcW w:type="dxa" w:w="3371"/>
             <w:gridSpan w:val="1"/>
             <w:tcBorders>
               <w:top w:val="none" w:color="FFFFFF" w:sz="0"/>
@@ -5243,7 +5314,7 @@
         </w:tc>
         <w:tc>
           <w:tcPr>
-            <w:tcW w:type="dxa" w:w="750"/>
+            <w:tcW w:type="dxa" w:w="674"/>
             <w:gridSpan w:val="1"/>
             <w:tcBorders>
               <w:top w:val="none" w:color="FFFFFF" w:sz="0"/>
@@ -5276,7 +5347,40 @@
         </w:tc>
         <w:tc>
           <w:tcPr>
-            <w:tcW w:type="dxa" w:w="750"/>
+            <w:tcW w:type="dxa" w:w="944"/>
+            <w:gridSpan w:val="1"/>
+            <w:tcBorders>
+              <w:top w:val="none" w:color="FFFFFF" w:sz="0"/>
+              <w:left w:val="none" w:color="FFFFFF" w:sz="0"/>
+              <w:bottom w:val="none" w:color="FFFFFF" w:sz="0"/>
+              <w:right w:val="none" w:color="FFFFFF" w:sz="0"/>
+            </w:tcBorders>
+            <w:tcMar>
+              <w:top w:type="dxa" w:w="40"/>
+              <w:left w:type="dxa" w:w="80"/>
+              <w:bottom w:type="dxa" w:w="40"/>
+              <w:right w:type="dxa" w:w="80"/>
+            </w:tcMar>
+          </w:tcPr>
+          <w:p>
+            <w:pPr>
+              <w:spacing w:after="0" w:before="0"/>
+              <w:jc w:val="right"/>
+            </w:pPr>
+            <w:r>
+              <w:rPr>
+                <w:b w:val="false"/>
+                <w:bCs w:val="false"/>
+                <w:sz w:val="17"/>
+                <w:szCs w:val="17"/>
+              </w:rPr>
+              <w:t xml:space="preserve">.625</w:t>
+            </w:r>
+          </w:p>
+        </w:tc>
+        <w:tc>
+          <w:tcPr>
+            <w:tcW w:type="dxa" w:w="674"/>
             <w:gridSpan w:val="1"/>
             <w:tcBorders>
               <w:top w:val="none" w:color="FFFFFF" w:sz="0"/>
@@ -5309,7 +5413,7 @@
         </w:tc>
         <w:tc>
           <w:tcPr>
-            <w:tcW w:type="dxa" w:w="750"/>
+            <w:tcW w:type="dxa" w:w="674"/>
             <w:gridSpan w:val="1"/>
             <w:tcBorders>
               <w:top w:val="none" w:color="FFFFFF" w:sz="0"/>
@@ -5342,7 +5446,7 @@
         </w:tc>
         <w:tc>
           <w:tcPr>
-            <w:tcW w:type="dxa" w:w="600"/>
+            <w:tcW w:type="dxa" w:w="539"/>
             <w:gridSpan w:val="1"/>
             <w:tcBorders>
               <w:top w:val="none" w:color="FFFFFF" w:sz="0"/>
@@ -5375,7 +5479,7 @@
         </w:tc>
         <w:tc>
           <w:tcPr>
-            <w:tcW w:type="dxa" w:w="603"/>
+            <w:tcW w:type="dxa" w:w="542"/>
             <w:gridSpan w:val="1"/>
             <w:tcBorders>
               <w:top w:val="none" w:color="FFFFFF" w:sz="0"/>
@@ -5413,7 +5517,7 @@
         </w:trPr>
         <w:tc>
           <w:tcPr>
-            <w:tcW w:type="dxa" w:w="2101"/>
+            <w:tcW w:type="dxa" w:w="1888"/>
             <w:gridSpan w:val="1"/>
             <w:tcBorders>
               <w:top w:val="none" w:color="FFFFFF" w:sz="0"/>
@@ -5437,7 +5541,7 @@
         </w:tc>
         <w:tc>
           <w:tcPr>
-            <w:tcW w:type="dxa" w:w="3752"/>
+            <w:tcW w:type="dxa" w:w="3371"/>
             <w:gridSpan w:val="1"/>
             <w:tcBorders>
               <w:top w:val="none" w:color="FFFFFF" w:sz="0"/>
@@ -5470,7 +5574,7 @@
         </w:tc>
         <w:tc>
           <w:tcPr>
-            <w:tcW w:type="dxa" w:w="750"/>
+            <w:tcW w:type="dxa" w:w="674"/>
             <w:gridSpan w:val="1"/>
             <w:tcBorders>
               <w:top w:val="none" w:color="FFFFFF" w:sz="0"/>
@@ -5503,7 +5607,40 @@
         </w:tc>
         <w:tc>
           <w:tcPr>
-            <w:tcW w:type="dxa" w:w="750"/>
+            <w:tcW w:type="dxa" w:w="944"/>
+            <w:gridSpan w:val="1"/>
+            <w:tcBorders>
+              <w:top w:val="none" w:color="FFFFFF" w:sz="0"/>
+              <w:left w:val="none" w:color="FFFFFF" w:sz="0"/>
+              <w:bottom w:val="none" w:color="FFFFFF" w:sz="0"/>
+              <w:right w:val="none" w:color="FFFFFF" w:sz="0"/>
+            </w:tcBorders>
+            <w:tcMar>
+              <w:top w:type="dxa" w:w="40"/>
+              <w:left w:type="dxa" w:w="80"/>
+              <w:bottom w:type="dxa" w:w="40"/>
+              <w:right w:type="dxa" w:w="80"/>
+            </w:tcMar>
+          </w:tcPr>
+          <w:p>
+            <w:pPr>
+              <w:spacing w:after="0" w:before="0"/>
+              <w:jc w:val="right"/>
+            </w:pPr>
+            <w:r>
+              <w:rPr>
+                <w:b w:val="false"/>
+                <w:bCs w:val="false"/>
+                <w:sz w:val="17"/>
+                <w:szCs w:val="17"/>
+              </w:rPr>
+              <w:t xml:space="preserve">.526</w:t>
+            </w:r>
+          </w:p>
+        </w:tc>
+        <w:tc>
+          <w:tcPr>
+            <w:tcW w:type="dxa" w:w="674"/>
             <w:gridSpan w:val="1"/>
             <w:tcBorders>
               <w:top w:val="none" w:color="FFFFFF" w:sz="0"/>
@@ -5536,7 +5673,7 @@
         </w:tc>
         <w:tc>
           <w:tcPr>
-            <w:tcW w:type="dxa" w:w="750"/>
+            <w:tcW w:type="dxa" w:w="674"/>
             <w:gridSpan w:val="1"/>
             <w:tcBorders>
               <w:top w:val="none" w:color="FFFFFF" w:sz="0"/>
@@ -5569,7 +5706,7 @@
         </w:tc>
         <w:tc>
           <w:tcPr>
-            <w:tcW w:type="dxa" w:w="600"/>
+            <w:tcW w:type="dxa" w:w="539"/>
             <w:gridSpan w:val="1"/>
             <w:tcBorders>
               <w:top w:val="none" w:color="FFFFFF" w:sz="0"/>
@@ -5602,7 +5739,7 @@
         </w:tc>
         <w:tc>
           <w:tcPr>
-            <w:tcW w:type="dxa" w:w="603"/>
+            <w:tcW w:type="dxa" w:w="542"/>
             <w:gridSpan w:val="1"/>
             <w:tcBorders>
               <w:top w:val="none" w:color="FFFFFF" w:sz="0"/>
@@ -5640,7 +5777,7 @@
         </w:trPr>
         <w:tc>
           <w:tcPr>
-            <w:tcW w:type="dxa" w:w="2101"/>
+            <w:tcW w:type="dxa" w:w="1888"/>
             <w:gridSpan w:val="1"/>
             <w:tcBorders>
               <w:top w:val="none" w:color="FFFFFF" w:sz="0"/>
@@ -5664,7 +5801,7 @@
         </w:tc>
         <w:tc>
           <w:tcPr>
-            <w:tcW w:type="dxa" w:w="3752"/>
+            <w:tcW w:type="dxa" w:w="3371"/>
             <w:gridSpan w:val="1"/>
             <w:tcBorders>
               <w:top w:val="none" w:color="FFFFFF" w:sz="0"/>
@@ -5697,7 +5834,7 @@
         </w:tc>
         <w:tc>
           <w:tcPr>
-            <w:tcW w:type="dxa" w:w="750"/>
+            <w:tcW w:type="dxa" w:w="674"/>
             <w:gridSpan w:val="1"/>
             <w:tcBorders>
               <w:top w:val="none" w:color="FFFFFF" w:sz="0"/>
@@ -5730,7 +5867,40 @@
         </w:tc>
         <w:tc>
           <w:tcPr>
-            <w:tcW w:type="dxa" w:w="750"/>
+            <w:tcW w:type="dxa" w:w="944"/>
+            <w:gridSpan w:val="1"/>
+            <w:tcBorders>
+              <w:top w:val="none" w:color="FFFFFF" w:sz="0"/>
+              <w:left w:val="none" w:color="FFFFFF" w:sz="0"/>
+              <w:bottom w:val="none" w:color="FFFFFF" w:sz="0"/>
+              <w:right w:val="none" w:color="FFFFFF" w:sz="0"/>
+            </w:tcBorders>
+            <w:tcMar>
+              <w:top w:type="dxa" w:w="40"/>
+              <w:left w:type="dxa" w:w="80"/>
+              <w:bottom w:type="dxa" w:w="40"/>
+              <w:right w:type="dxa" w:w="80"/>
+            </w:tcMar>
+          </w:tcPr>
+          <w:p>
+            <w:pPr>
+              <w:spacing w:after="0" w:before="0"/>
+              <w:jc w:val="right"/>
+            </w:pPr>
+            <w:r>
+              <w:rPr>
+                <w:b w:val="false"/>
+                <w:bCs w:val="false"/>
+                <w:sz w:val="17"/>
+                <w:szCs w:val="17"/>
+              </w:rPr>
+              <w:t xml:space="preserve">.556</w:t>
+            </w:r>
+          </w:p>
+        </w:tc>
+        <w:tc>
+          <w:tcPr>
+            <w:tcW w:type="dxa" w:w="674"/>
             <w:gridSpan w:val="1"/>
             <w:tcBorders>
               <w:top w:val="none" w:color="FFFFFF" w:sz="0"/>
@@ -5763,7 +5933,7 @@
         </w:tc>
         <w:tc>
           <w:tcPr>
-            <w:tcW w:type="dxa" w:w="750"/>
+            <w:tcW w:type="dxa" w:w="674"/>
             <w:gridSpan w:val="1"/>
             <w:tcBorders>
               <w:top w:val="none" w:color="FFFFFF" w:sz="0"/>
@@ -5796,7 +5966,7 @@
         </w:tc>
         <w:tc>
           <w:tcPr>
-            <w:tcW w:type="dxa" w:w="600"/>
+            <w:tcW w:type="dxa" w:w="539"/>
             <w:gridSpan w:val="1"/>
             <w:tcBorders>
               <w:top w:val="none" w:color="FFFFFF" w:sz="0"/>
@@ -5829,7 +5999,7 @@
         </w:tc>
         <w:tc>
           <w:tcPr>
-            <w:tcW w:type="dxa" w:w="603"/>
+            <w:tcW w:type="dxa" w:w="542"/>
             <w:gridSpan w:val="1"/>
             <w:tcBorders>
               <w:top w:val="none" w:color="FFFFFF" w:sz="0"/>
@@ -5867,7 +6037,7 @@
         </w:trPr>
         <w:tc>
           <w:tcPr>
-            <w:tcW w:type="dxa" w:w="2101"/>
+            <w:tcW w:type="dxa" w:w="1888"/>
             <w:gridSpan w:val="1"/>
             <w:tcBorders>
               <w:top w:val="none" w:color="FFFFFF" w:sz="0"/>
@@ -5891,7 +6061,7 @@
         </w:tc>
         <w:tc>
           <w:tcPr>
-            <w:tcW w:type="dxa" w:w="3752"/>
+            <w:tcW w:type="dxa" w:w="3371"/>
             <w:gridSpan w:val="1"/>
             <w:tcBorders>
               <w:top w:val="none" w:color="FFFFFF" w:sz="0"/>
@@ -5924,7 +6094,7 @@
         </w:tc>
         <w:tc>
           <w:tcPr>
-            <w:tcW w:type="dxa" w:w="750"/>
+            <w:tcW w:type="dxa" w:w="674"/>
             <w:gridSpan w:val="1"/>
             <w:tcBorders>
               <w:top w:val="none" w:color="FFFFFF" w:sz="0"/>
@@ -5957,7 +6127,40 @@
         </w:tc>
         <w:tc>
           <w:tcPr>
-            <w:tcW w:type="dxa" w:w="750"/>
+            <w:tcW w:type="dxa" w:w="944"/>
+            <w:gridSpan w:val="1"/>
+            <w:tcBorders>
+              <w:top w:val="none" w:color="FFFFFF" w:sz="0"/>
+              <w:left w:val="none" w:color="FFFFFF" w:sz="0"/>
+              <w:bottom w:val="none" w:color="FFFFFF" w:sz="0"/>
+              <w:right w:val="none" w:color="FFFFFF" w:sz="0"/>
+            </w:tcBorders>
+            <w:tcMar>
+              <w:top w:type="dxa" w:w="40"/>
+              <w:left w:type="dxa" w:w="80"/>
+              <w:bottom w:type="dxa" w:w="40"/>
+              <w:right w:type="dxa" w:w="80"/>
+            </w:tcMar>
+          </w:tcPr>
+          <w:p>
+            <w:pPr>
+              <w:spacing w:after="0" w:before="0"/>
+              <w:jc w:val="right"/>
+            </w:pPr>
+            <w:r>
+              <w:rPr>
+                <w:b w:val="false"/>
+                <w:bCs w:val="false"/>
+                <w:sz w:val="17"/>
+                <w:szCs w:val="17"/>
+              </w:rPr>
+              <w:t xml:space="preserve">.550</w:t>
+            </w:r>
+          </w:p>
+        </w:tc>
+        <w:tc>
+          <w:tcPr>
+            <w:tcW w:type="dxa" w:w="674"/>
             <w:gridSpan w:val="1"/>
             <w:tcBorders>
               <w:top w:val="none" w:color="FFFFFF" w:sz="0"/>
@@ -5990,7 +6193,7 @@
         </w:tc>
         <w:tc>
           <w:tcPr>
-            <w:tcW w:type="dxa" w:w="750"/>
+            <w:tcW w:type="dxa" w:w="674"/>
             <w:gridSpan w:val="1"/>
             <w:tcBorders>
               <w:top w:val="none" w:color="FFFFFF" w:sz="0"/>
@@ -6023,7 +6226,7 @@
         </w:tc>
         <w:tc>
           <w:tcPr>
-            <w:tcW w:type="dxa" w:w="600"/>
+            <w:tcW w:type="dxa" w:w="539"/>
             <w:gridSpan w:val="1"/>
             <w:tcBorders>
               <w:top w:val="none" w:color="FFFFFF" w:sz="0"/>
@@ -6056,7 +6259,7 @@
         </w:tc>
         <w:tc>
           <w:tcPr>
-            <w:tcW w:type="dxa" w:w="603"/>
+            <w:tcW w:type="dxa" w:w="542"/>
             <w:gridSpan w:val="1"/>
             <w:tcBorders>
               <w:top w:val="none" w:color="FFFFFF" w:sz="0"/>
@@ -6094,7 +6297,7 @@
         </w:trPr>
         <w:tc>
           <w:tcPr>
-            <w:tcW w:type="dxa" w:w="2101"/>
+            <w:tcW w:type="dxa" w:w="1888"/>
             <w:gridSpan w:val="1"/>
             <w:tcBorders>
               <w:top w:val="single" w:color="000000" w:sz="8"/>
@@ -6127,7 +6330,7 @@
         </w:tc>
         <w:tc>
           <w:tcPr>
-            <w:tcW w:type="dxa" w:w="3752"/>
+            <w:tcW w:type="dxa" w:w="3371"/>
             <w:gridSpan w:val="1"/>
             <w:tcBorders>
               <w:top w:val="single" w:color="000000" w:sz="8"/>
@@ -6160,7 +6363,7 @@
         </w:tc>
         <w:tc>
           <w:tcPr>
-            <w:tcW w:type="dxa" w:w="750"/>
+            <w:tcW w:type="dxa" w:w="674"/>
             <w:gridSpan w:val="1"/>
             <w:tcBorders>
               <w:top w:val="single" w:color="000000" w:sz="8"/>
@@ -6193,7 +6396,7 @@
         </w:tc>
         <w:tc>
           <w:tcPr>
-            <w:tcW w:type="dxa" w:w="750"/>
+            <w:tcW w:type="dxa" w:w="944"/>
             <w:gridSpan w:val="1"/>
             <w:tcBorders>
               <w:top w:val="single" w:color="000000" w:sz="8"/>
@@ -6220,13 +6423,46 @@
                 <w:sz w:val="17"/>
                 <w:szCs w:val="17"/>
               </w:rPr>
+              <w:t xml:space="preserve">.663</w:t>
+            </w:r>
+          </w:p>
+        </w:tc>
+        <w:tc>
+          <w:tcPr>
+            <w:tcW w:type="dxa" w:w="674"/>
+            <w:gridSpan w:val="1"/>
+            <w:tcBorders>
+              <w:top w:val="single" w:color="000000" w:sz="8"/>
+              <w:left w:val="none" w:color="FFFFFF" w:sz="0"/>
+              <w:bottom w:val="none" w:color="FFFFFF" w:sz="0"/>
+              <w:right w:val="none" w:color="FFFFFF" w:sz="0"/>
+            </w:tcBorders>
+            <w:tcMar>
+              <w:top w:type="dxa" w:w="40"/>
+              <w:left w:type="dxa" w:w="80"/>
+              <w:bottom w:type="dxa" w:w="40"/>
+              <w:right w:type="dxa" w:w="80"/>
+            </w:tcMar>
+          </w:tcPr>
+          <w:p>
+            <w:pPr>
+              <w:spacing w:after="0" w:before="0"/>
+              <w:jc w:val="right"/>
+            </w:pPr>
+            <w:r>
+              <w:rPr>
+                <w:b w:val="false"/>
+                <w:bCs w:val="false"/>
+                <w:sz w:val="17"/>
+                <w:szCs w:val="17"/>
+              </w:rPr>
               <w:t xml:space="preserve">.438</w:t>
             </w:r>
           </w:p>
         </w:tc>
         <w:tc>
           <w:tcPr>
-            <w:tcW w:type="dxa" w:w="750"/>
+            <w:tcW w:type="dxa" w:w="674"/>
             <w:gridSpan w:val="1"/>
             <w:tcBorders>
               <w:top w:val="single" w:color="000000" w:sz="8"/>
@@ -6259,7 +6495,7 @@
         </w:tc>
         <w:tc>
           <w:tcPr>
-            <w:tcW w:type="dxa" w:w="600"/>
+            <w:tcW w:type="dxa" w:w="539"/>
             <w:gridSpan w:val="1"/>
             <w:tcBorders>
               <w:top w:val="single" w:color="000000" w:sz="8"/>
@@ -6292,7 +6528,7 @@
         </w:tc>
         <w:tc>
           <w:tcPr>
-            <w:tcW w:type="dxa" w:w="603"/>
+            <w:tcW w:type="dxa" w:w="542"/>
             <w:gridSpan w:val="1"/>
             <w:tcBorders>
               <w:top w:val="single" w:color="000000" w:sz="8"/>
@@ -6330,7 +6566,7 @@
         </w:trPr>
         <w:tc>
           <w:tcPr>
-            <w:tcW w:type="dxa" w:w="2101"/>
+            <w:tcW w:type="dxa" w:w="1888"/>
             <w:gridSpan w:val="1"/>
             <w:tcBorders>
               <w:top w:val="none" w:color="FFFFFF" w:sz="0"/>
@@ -6354,7 +6590,7 @@
         </w:tc>
         <w:tc>
           <w:tcPr>
-            <w:tcW w:type="dxa" w:w="3752"/>
+            <w:tcW w:type="dxa" w:w="3371"/>
             <w:gridSpan w:val="1"/>
             <w:tcBorders>
               <w:top w:val="none" w:color="FFFFFF" w:sz="0"/>
@@ -6387,7 +6623,7 @@
         </w:tc>
         <w:tc>
           <w:tcPr>
-            <w:tcW w:type="dxa" w:w="750"/>
+            <w:tcW w:type="dxa" w:w="674"/>
             <w:gridSpan w:val="1"/>
             <w:tcBorders>
               <w:top w:val="none" w:color="FFFFFF" w:sz="0"/>
@@ -6420,7 +6656,40 @@
         </w:tc>
         <w:tc>
           <w:tcPr>
-            <w:tcW w:type="dxa" w:w="750"/>
+            <w:tcW w:type="dxa" w:w="944"/>
+            <w:gridSpan w:val="1"/>
+            <w:tcBorders>
+              <w:top w:val="none" w:color="FFFFFF" w:sz="0"/>
+              <w:left w:val="none" w:color="FFFFFF" w:sz="0"/>
+              <w:bottom w:val="none" w:color="FFFFFF" w:sz="0"/>
+              <w:right w:val="none" w:color="FFFFFF" w:sz="0"/>
+            </w:tcBorders>
+            <w:tcMar>
+              <w:top w:type="dxa" w:w="40"/>
+              <w:left w:type="dxa" w:w="80"/>
+              <w:bottom w:type="dxa" w:w="40"/>
+              <w:right w:type="dxa" w:w="80"/>
+            </w:tcMar>
+          </w:tcPr>
+          <w:p>
+            <w:pPr>
+              <w:spacing w:after="0" w:before="0"/>
+              <w:jc w:val="right"/>
+            </w:pPr>
+            <w:r>
+              <w:rPr>
+                <w:b w:val="false"/>
+                <w:bCs w:val="false"/>
+                <w:sz w:val="17"/>
+                <w:szCs w:val="17"/>
+              </w:rPr>
+              <w:t xml:space="preserve">.751</w:t>
+            </w:r>
+          </w:p>
+        </w:tc>
+        <w:tc>
+          <w:tcPr>
+            <w:tcW w:type="dxa" w:w="674"/>
             <w:gridSpan w:val="1"/>
             <w:tcBorders>
               <w:top w:val="none" w:color="FFFFFF" w:sz="0"/>
@@ -6453,7 +6722,7 @@
         </w:tc>
         <w:tc>
           <w:tcPr>
-            <w:tcW w:type="dxa" w:w="750"/>
+            <w:tcW w:type="dxa" w:w="674"/>
             <w:gridSpan w:val="1"/>
             <w:tcBorders>
               <w:top w:val="none" w:color="FFFFFF" w:sz="0"/>
@@ -6486,7 +6755,7 @@
         </w:tc>
         <w:tc>
           <w:tcPr>
-            <w:tcW w:type="dxa" w:w="600"/>
+            <w:tcW w:type="dxa" w:w="539"/>
             <w:gridSpan w:val="1"/>
             <w:tcBorders>
               <w:top w:val="none" w:color="FFFFFF" w:sz="0"/>
@@ -6519,7 +6788,7 @@
         </w:tc>
         <w:tc>
           <w:tcPr>
-            <w:tcW w:type="dxa" w:w="603"/>
+            <w:tcW w:type="dxa" w:w="542"/>
             <w:gridSpan w:val="1"/>
             <w:tcBorders>
               <w:top w:val="none" w:color="FFFFFF" w:sz="0"/>
@@ -6557,7 +6826,7 @@
         </w:trPr>
         <w:tc>
           <w:tcPr>
-            <w:tcW w:type="dxa" w:w="2101"/>
+            <w:tcW w:type="dxa" w:w="1888"/>
             <w:gridSpan w:val="1"/>
             <w:tcBorders>
               <w:top w:val="none" w:color="FFFFFF" w:sz="0"/>
@@ -6581,7 +6850,7 @@
         </w:tc>
         <w:tc>
           <w:tcPr>
-            <w:tcW w:type="dxa" w:w="3752"/>
+            <w:tcW w:type="dxa" w:w="3371"/>
             <w:gridSpan w:val="1"/>
             <w:tcBorders>
               <w:top w:val="none" w:color="FFFFFF" w:sz="0"/>
@@ -6614,7 +6883,7 @@
         </w:tc>
         <w:tc>
           <w:tcPr>
-            <w:tcW w:type="dxa" w:w="750"/>
+            <w:tcW w:type="dxa" w:w="674"/>
             <w:gridSpan w:val="1"/>
             <w:tcBorders>
               <w:top w:val="none" w:color="FFFFFF" w:sz="0"/>
@@ -6647,7 +6916,40 @@
         </w:tc>
         <w:tc>
           <w:tcPr>
-            <w:tcW w:type="dxa" w:w="750"/>
+            <w:tcW w:type="dxa" w:w="944"/>
+            <w:gridSpan w:val="1"/>
+            <w:tcBorders>
+              <w:top w:val="none" w:color="FFFFFF" w:sz="0"/>
+              <w:left w:val="none" w:color="FFFFFF" w:sz="0"/>
+              <w:bottom w:val="none" w:color="FFFFFF" w:sz="0"/>
+              <w:right w:val="none" w:color="FFFFFF" w:sz="0"/>
+            </w:tcBorders>
+            <w:tcMar>
+              <w:top w:type="dxa" w:w="40"/>
+              <w:left w:type="dxa" w:w="80"/>
+              <w:bottom w:type="dxa" w:w="40"/>
+              <w:right w:type="dxa" w:w="80"/>
+            </w:tcMar>
+          </w:tcPr>
+          <w:p>
+            <w:pPr>
+              <w:spacing w:after="0" w:before="0"/>
+              <w:jc w:val="right"/>
+            </w:pPr>
+            <w:r>
+              <w:rPr>
+                <w:b w:val="false"/>
+                <w:bCs w:val="false"/>
+                <w:sz w:val="17"/>
+                <w:szCs w:val="17"/>
+              </w:rPr>
+              <w:t xml:space="preserve">.486</w:t>
+            </w:r>
+          </w:p>
+        </w:tc>
+        <w:tc>
+          <w:tcPr>
+            <w:tcW w:type="dxa" w:w="674"/>
             <w:gridSpan w:val="1"/>
             <w:tcBorders>
               <w:top w:val="none" w:color="FFFFFF" w:sz="0"/>
@@ -6680,7 +6982,7 @@
         </w:tc>
         <w:tc>
           <w:tcPr>
-            <w:tcW w:type="dxa" w:w="750"/>
+            <w:tcW w:type="dxa" w:w="674"/>
             <w:gridSpan w:val="1"/>
             <w:tcBorders>
               <w:top w:val="none" w:color="FFFFFF" w:sz="0"/>
@@ -6713,7 +7015,7 @@
         </w:tc>
         <w:tc>
           <w:tcPr>
-            <w:tcW w:type="dxa" w:w="600"/>
+            <w:tcW w:type="dxa" w:w="539"/>
             <w:gridSpan w:val="1"/>
             <w:tcBorders>
               <w:top w:val="none" w:color="FFFFFF" w:sz="0"/>
@@ -6746,7 +7048,7 @@
         </w:tc>
         <w:tc>
           <w:tcPr>
-            <w:tcW w:type="dxa" w:w="603"/>
+            <w:tcW w:type="dxa" w:w="542"/>
             <w:gridSpan w:val="1"/>
             <w:tcBorders>
               <w:top w:val="none" w:color="FFFFFF" w:sz="0"/>
@@ -6784,7 +7086,7 @@
         </w:trPr>
         <w:tc>
           <w:tcPr>
-            <w:tcW w:type="dxa" w:w="2101"/>
+            <w:tcW w:type="dxa" w:w="1888"/>
             <w:gridSpan w:val="1"/>
             <w:tcBorders>
               <w:top w:val="none" w:color="FFFFFF" w:sz="0"/>
@@ -6808,7 +7110,7 @@
         </w:tc>
         <w:tc>
           <w:tcPr>
-            <w:tcW w:type="dxa" w:w="3752"/>
+            <w:tcW w:type="dxa" w:w="3371"/>
             <w:gridSpan w:val="1"/>
             <w:tcBorders>
               <w:top w:val="none" w:color="FFFFFF" w:sz="0"/>
@@ -6841,7 +7143,7 @@
         </w:tc>
         <w:tc>
           <w:tcPr>
-            <w:tcW w:type="dxa" w:w="750"/>
+            <w:tcW w:type="dxa" w:w="674"/>
             <w:gridSpan w:val="1"/>
             <w:tcBorders>
               <w:top w:val="none" w:color="FFFFFF" w:sz="0"/>
@@ -6874,7 +7176,40 @@
         </w:tc>
         <w:tc>
           <w:tcPr>
-            <w:tcW w:type="dxa" w:w="750"/>
+            <w:tcW w:type="dxa" w:w="944"/>
+            <w:gridSpan w:val="1"/>
+            <w:tcBorders>
+              <w:top w:val="none" w:color="FFFFFF" w:sz="0"/>
+              <w:left w:val="none" w:color="FFFFFF" w:sz="0"/>
+              <w:bottom w:val="none" w:color="FFFFFF" w:sz="0"/>
+              <w:right w:val="none" w:color="FFFFFF" w:sz="0"/>
+            </w:tcBorders>
+            <w:tcMar>
+              <w:top w:type="dxa" w:w="40"/>
+              <w:left w:type="dxa" w:w="80"/>
+              <w:bottom w:type="dxa" w:w="40"/>
+              <w:right w:type="dxa" w:w="80"/>
+            </w:tcMar>
+          </w:tcPr>
+          <w:p>
+            <w:pPr>
+              <w:spacing w:after="0" w:before="0"/>
+              <w:jc w:val="right"/>
+            </w:pPr>
+            <w:r>
+              <w:rPr>
+                <w:b w:val="false"/>
+                <w:bCs w:val="false"/>
+                <w:sz w:val="17"/>
+                <w:szCs w:val="17"/>
+              </w:rPr>
+              <w:t xml:space="preserve">.749</w:t>
+            </w:r>
+          </w:p>
+        </w:tc>
+        <w:tc>
+          <w:tcPr>
+            <w:tcW w:type="dxa" w:w="674"/>
             <w:gridSpan w:val="1"/>
             <w:tcBorders>
               <w:top w:val="none" w:color="FFFFFF" w:sz="0"/>
@@ -6907,7 +7242,7 @@
         </w:tc>
         <w:tc>
           <w:tcPr>
-            <w:tcW w:type="dxa" w:w="750"/>
+            <w:tcW w:type="dxa" w:w="674"/>
             <w:gridSpan w:val="1"/>
             <w:tcBorders>
               <w:top w:val="none" w:color="FFFFFF" w:sz="0"/>
@@ -6940,7 +7275,7 @@
         </w:tc>
         <w:tc>
           <w:tcPr>
-            <w:tcW w:type="dxa" w:w="600"/>
+            <w:tcW w:type="dxa" w:w="539"/>
             <w:gridSpan w:val="1"/>
             <w:tcBorders>
               <w:top w:val="none" w:color="FFFFFF" w:sz="0"/>
@@ -6973,7 +7308,7 @@
         </w:tc>
         <w:tc>
           <w:tcPr>
-            <w:tcW w:type="dxa" w:w="603"/>
+            <w:tcW w:type="dxa" w:w="542"/>
             <w:gridSpan w:val="1"/>
             <w:tcBorders>
               <w:top w:val="none" w:color="FFFFFF" w:sz="0"/>
@@ -7011,7 +7346,7 @@
         </w:trPr>
         <w:tc>
           <w:tcPr>
-            <w:tcW w:type="dxa" w:w="2101"/>
+            <w:tcW w:type="dxa" w:w="1888"/>
             <w:gridSpan w:val="1"/>
             <w:tcBorders>
               <w:top w:val="none" w:color="FFFFFF" w:sz="0"/>
@@ -7035,7 +7370,7 @@
         </w:tc>
         <w:tc>
           <w:tcPr>
-            <w:tcW w:type="dxa" w:w="3752"/>
+            <w:tcW w:type="dxa" w:w="3371"/>
             <w:gridSpan w:val="1"/>
             <w:tcBorders>
               <w:top w:val="none" w:color="FFFFFF" w:sz="0"/>
@@ -7068,7 +7403,7 @@
         </w:tc>
         <w:tc>
           <w:tcPr>
-            <w:tcW w:type="dxa" w:w="750"/>
+            <w:tcW w:type="dxa" w:w="674"/>
             <w:gridSpan w:val="1"/>
             <w:tcBorders>
               <w:top w:val="none" w:color="FFFFFF" w:sz="0"/>
@@ -7101,7 +7436,40 @@
         </w:tc>
         <w:tc>
           <w:tcPr>
-            <w:tcW w:type="dxa" w:w="750"/>
+            <w:tcW w:type="dxa" w:w="944"/>
+            <w:gridSpan w:val="1"/>
+            <w:tcBorders>
+              <w:top w:val="none" w:color="FFFFFF" w:sz="0"/>
+              <w:left w:val="none" w:color="FFFFFF" w:sz="0"/>
+              <w:bottom w:val="none" w:color="FFFFFF" w:sz="0"/>
+              <w:right w:val="none" w:color="FFFFFF" w:sz="0"/>
+            </w:tcBorders>
+            <w:tcMar>
+              <w:top w:type="dxa" w:w="40"/>
+              <w:left w:type="dxa" w:w="80"/>
+              <w:bottom w:type="dxa" w:w="40"/>
+              <w:right w:type="dxa" w:w="80"/>
+            </w:tcMar>
+          </w:tcPr>
+          <w:p>
+            <w:pPr>
+              <w:spacing w:after="0" w:before="0"/>
+              <w:jc w:val="right"/>
+            </w:pPr>
+            <w:r>
+              <w:rPr>
+                <w:b w:val="false"/>
+                <w:bCs w:val="false"/>
+                <w:sz w:val="17"/>
+                <w:szCs w:val="17"/>
+              </w:rPr>
+              <w:t xml:space="preserve">.551</w:t>
+            </w:r>
+          </w:p>
+        </w:tc>
+        <w:tc>
+          <w:tcPr>
+            <w:tcW w:type="dxa" w:w="674"/>
             <w:gridSpan w:val="1"/>
             <w:tcBorders>
               <w:top w:val="none" w:color="FFFFFF" w:sz="0"/>
@@ -7134,7 +7502,7 @@
         </w:tc>
         <w:tc>
           <w:tcPr>
-            <w:tcW w:type="dxa" w:w="750"/>
+            <w:tcW w:type="dxa" w:w="674"/>
             <w:gridSpan w:val="1"/>
             <w:tcBorders>
               <w:top w:val="none" w:color="FFFFFF" w:sz="0"/>
@@ -7167,7 +7535,7 @@
         </w:tc>
         <w:tc>
           <w:tcPr>
-            <w:tcW w:type="dxa" w:w="600"/>
+            <w:tcW w:type="dxa" w:w="539"/>
             <w:gridSpan w:val="1"/>
             <w:tcBorders>
               <w:top w:val="none" w:color="FFFFFF" w:sz="0"/>
@@ -7200,7 +7568,7 @@
         </w:tc>
         <w:tc>
           <w:tcPr>
-            <w:tcW w:type="dxa" w:w="603"/>
+            <w:tcW w:type="dxa" w:w="542"/>
             <w:gridSpan w:val="1"/>
             <w:tcBorders>
               <w:top w:val="none" w:color="FFFFFF" w:sz="0"/>
@@ -7238,7 +7606,7 @@
         </w:trPr>
         <w:tc>
           <w:tcPr>
-            <w:tcW w:type="dxa" w:w="2101"/>
+            <w:tcW w:type="dxa" w:w="1888"/>
             <w:gridSpan w:val="1"/>
             <w:tcBorders>
               <w:top w:val="single" w:color="000000" w:sz="8"/>
@@ -7271,7 +7639,7 @@
         </w:tc>
         <w:tc>
           <w:tcPr>
-            <w:tcW w:type="dxa" w:w="3752"/>
+            <w:tcW w:type="dxa" w:w="3371"/>
             <w:gridSpan w:val="1"/>
             <w:tcBorders>
               <w:top w:val="single" w:color="000000" w:sz="8"/>
@@ -7304,7 +7672,7 @@
         </w:tc>
         <w:tc>
           <w:tcPr>
-            <w:tcW w:type="dxa" w:w="750"/>
+            <w:tcW w:type="dxa" w:w="674"/>
             <w:gridSpan w:val="1"/>
             <w:tcBorders>
               <w:top w:val="single" w:color="000000" w:sz="8"/>
@@ -7337,7 +7705,7 @@
         </w:tc>
         <w:tc>
           <w:tcPr>
-            <w:tcW w:type="dxa" w:w="750"/>
+            <w:tcW w:type="dxa" w:w="944"/>
             <w:gridSpan w:val="1"/>
             <w:tcBorders>
               <w:top w:val="single" w:color="000000" w:sz="8"/>
@@ -7364,13 +7732,46 @@
                 <w:sz w:val="17"/>
                 <w:szCs w:val="17"/>
               </w:rPr>
+              <w:t xml:space="preserve">.656</w:t>
+            </w:r>
+          </w:p>
+        </w:tc>
+        <w:tc>
+          <w:tcPr>
+            <w:tcW w:type="dxa" w:w="674"/>
+            <w:gridSpan w:val="1"/>
+            <w:tcBorders>
+              <w:top w:val="single" w:color="000000" w:sz="8"/>
+              <w:left w:val="none" w:color="FFFFFF" w:sz="0"/>
+              <w:bottom w:val="none" w:color="FFFFFF" w:sz="0"/>
+              <w:right w:val="none" w:color="FFFFFF" w:sz="0"/>
+            </w:tcBorders>
+            <w:tcMar>
+              <w:top w:type="dxa" w:w="40"/>
+              <w:left w:type="dxa" w:w="80"/>
+              <w:bottom w:type="dxa" w:w="40"/>
+              <w:right w:type="dxa" w:w="80"/>
+            </w:tcMar>
+          </w:tcPr>
+          <w:p>
+            <w:pPr>
+              <w:spacing w:after="0" w:before="0"/>
+              <w:jc w:val="right"/>
+            </w:pPr>
+            <w:r>
+              <w:rPr>
+                <w:b w:val="false"/>
+                <w:bCs w:val="false"/>
+                <w:sz w:val="17"/>
+                <w:szCs w:val="17"/>
+              </w:rPr>
               <w:t xml:space="preserve">.483</w:t>
             </w:r>
           </w:p>
         </w:tc>
         <w:tc>
           <w:tcPr>
-            <w:tcW w:type="dxa" w:w="750"/>
+            <w:tcW w:type="dxa" w:w="674"/>
             <w:gridSpan w:val="1"/>
             <w:tcBorders>
               <w:top w:val="single" w:color="000000" w:sz="8"/>
@@ -7403,7 +7804,7 @@
         </w:tc>
         <w:tc>
           <w:tcPr>
-            <w:tcW w:type="dxa" w:w="600"/>
+            <w:tcW w:type="dxa" w:w="539"/>
             <w:gridSpan w:val="1"/>
             <w:tcBorders>
               <w:top w:val="single" w:color="000000" w:sz="8"/>
@@ -7436,7 +7837,7 @@
         </w:tc>
         <w:tc>
           <w:tcPr>
-            <w:tcW w:type="dxa" w:w="603"/>
+            <w:tcW w:type="dxa" w:w="542"/>
             <w:gridSpan w:val="1"/>
             <w:tcBorders>
               <w:top w:val="single" w:color="000000" w:sz="8"/>
@@ -7474,7 +7875,7 @@
         </w:trPr>
         <w:tc>
           <w:tcPr>
-            <w:tcW w:type="dxa" w:w="2101"/>
+            <w:tcW w:type="dxa" w:w="1888"/>
             <w:gridSpan w:val="1"/>
             <w:tcBorders>
               <w:top w:val="none" w:color="FFFFFF" w:sz="0"/>
@@ -7498,7 +7899,7 @@
         </w:tc>
         <w:tc>
           <w:tcPr>
-            <w:tcW w:type="dxa" w:w="3752"/>
+            <w:tcW w:type="dxa" w:w="3371"/>
             <w:gridSpan w:val="1"/>
             <w:tcBorders>
               <w:top w:val="none" w:color="FFFFFF" w:sz="0"/>
@@ -7531,7 +7932,7 @@
         </w:tc>
         <w:tc>
           <w:tcPr>
-            <w:tcW w:type="dxa" w:w="750"/>
+            <w:tcW w:type="dxa" w:w="674"/>
             <w:gridSpan w:val="1"/>
             <w:tcBorders>
               <w:top w:val="none" w:color="FFFFFF" w:sz="0"/>
@@ -7564,7 +7965,40 @@
         </w:tc>
         <w:tc>
           <w:tcPr>
-            <w:tcW w:type="dxa" w:w="750"/>
+            <w:tcW w:type="dxa" w:w="944"/>
+            <w:gridSpan w:val="1"/>
+            <w:tcBorders>
+              <w:top w:val="none" w:color="FFFFFF" w:sz="0"/>
+              <w:left w:val="none" w:color="FFFFFF" w:sz="0"/>
+              <w:bottom w:val="none" w:color="FFFFFF" w:sz="0"/>
+              <w:right w:val="none" w:color="FFFFFF" w:sz="0"/>
+            </w:tcBorders>
+            <w:tcMar>
+              <w:top w:type="dxa" w:w="40"/>
+              <w:left w:type="dxa" w:w="80"/>
+              <w:bottom w:type="dxa" w:w="40"/>
+              <w:right w:type="dxa" w:w="80"/>
+            </w:tcMar>
+          </w:tcPr>
+          <w:p>
+            <w:pPr>
+              <w:spacing w:after="0" w:before="0"/>
+              <w:jc w:val="right"/>
+            </w:pPr>
+            <w:r>
+              <w:rPr>
+                <w:b w:val="false"/>
+                <w:bCs w:val="false"/>
+                <w:sz w:val="17"/>
+                <w:szCs w:val="17"/>
+              </w:rPr>
+              <w:t xml:space="preserve">.587</w:t>
+            </w:r>
+          </w:p>
+        </w:tc>
+        <w:tc>
+          <w:tcPr>
+            <w:tcW w:type="dxa" w:w="674"/>
             <w:gridSpan w:val="1"/>
             <w:tcBorders>
               <w:top w:val="none" w:color="FFFFFF" w:sz="0"/>
@@ -7597,7 +8031,7 @@
         </w:tc>
         <w:tc>
           <w:tcPr>
-            <w:tcW w:type="dxa" w:w="750"/>
+            <w:tcW w:type="dxa" w:w="674"/>
             <w:gridSpan w:val="1"/>
             <w:tcBorders>
               <w:top w:val="none" w:color="FFFFFF" w:sz="0"/>
@@ -7630,7 +8064,7 @@
         </w:tc>
         <w:tc>
           <w:tcPr>
-            <w:tcW w:type="dxa" w:w="600"/>
+            <w:tcW w:type="dxa" w:w="539"/>
             <w:gridSpan w:val="1"/>
             <w:tcBorders>
               <w:top w:val="none" w:color="FFFFFF" w:sz="0"/>
@@ -7663,7 +8097,7 @@
         </w:tc>
         <w:tc>
           <w:tcPr>
-            <w:tcW w:type="dxa" w:w="603"/>
+            <w:tcW w:type="dxa" w:w="542"/>
             <w:gridSpan w:val="1"/>
             <w:tcBorders>
               <w:top w:val="none" w:color="FFFFFF" w:sz="0"/>
@@ -7701,7 +8135,7 @@
         </w:trPr>
         <w:tc>
           <w:tcPr>
-            <w:tcW w:type="dxa" w:w="2101"/>
+            <w:tcW w:type="dxa" w:w="1888"/>
             <w:gridSpan w:val="1"/>
             <w:tcBorders>
               <w:top w:val="none" w:color="FFFFFF" w:sz="0"/>
@@ -7725,7 +8159,7 @@
         </w:tc>
         <w:tc>
           <w:tcPr>
-            <w:tcW w:type="dxa" w:w="3752"/>
+            <w:tcW w:type="dxa" w:w="3371"/>
             <w:gridSpan w:val="1"/>
             <w:tcBorders>
               <w:top w:val="none" w:color="FFFFFF" w:sz="0"/>
@@ -7758,7 +8192,7 @@
         </w:tc>
         <w:tc>
           <w:tcPr>
-            <w:tcW w:type="dxa" w:w="750"/>
+            <w:tcW w:type="dxa" w:w="674"/>
             <w:gridSpan w:val="1"/>
             <w:tcBorders>
               <w:top w:val="none" w:color="FFFFFF" w:sz="0"/>
@@ -7791,7 +8225,40 @@
         </w:tc>
         <w:tc>
           <w:tcPr>
-            <w:tcW w:type="dxa" w:w="750"/>
+            <w:tcW w:type="dxa" w:w="944"/>
+            <w:gridSpan w:val="1"/>
+            <w:tcBorders>
+              <w:top w:val="none" w:color="FFFFFF" w:sz="0"/>
+              <w:left w:val="none" w:color="FFFFFF" w:sz="0"/>
+              <w:bottom w:val="none" w:color="FFFFFF" w:sz="0"/>
+              <w:right w:val="none" w:color="FFFFFF" w:sz="0"/>
+            </w:tcBorders>
+            <w:tcMar>
+              <w:top w:type="dxa" w:w="40"/>
+              <w:left w:type="dxa" w:w="80"/>
+              <w:bottom w:type="dxa" w:w="40"/>
+              <w:right w:type="dxa" w:w="80"/>
+            </w:tcMar>
+          </w:tcPr>
+          <w:p>
+            <w:pPr>
+              <w:spacing w:after="0" w:before="0"/>
+              <w:jc w:val="right"/>
+            </w:pPr>
+            <w:r>
+              <w:rPr>
+                <w:b w:val="false"/>
+                <w:bCs w:val="false"/>
+                <w:sz w:val="17"/>
+                <w:szCs w:val="17"/>
+              </w:rPr>
+              <w:t xml:space="preserve">.494</w:t>
+            </w:r>
+          </w:p>
+        </w:tc>
+        <w:tc>
+          <w:tcPr>
+            <w:tcW w:type="dxa" w:w="674"/>
             <w:gridSpan w:val="1"/>
             <w:tcBorders>
               <w:top w:val="none" w:color="FFFFFF" w:sz="0"/>
@@ -7824,7 +8291,7 @@
         </w:tc>
         <w:tc>
           <w:tcPr>
-            <w:tcW w:type="dxa" w:w="750"/>
+            <w:tcW w:type="dxa" w:w="674"/>
             <w:gridSpan w:val="1"/>
             <w:tcBorders>
               <w:top w:val="none" w:color="FFFFFF" w:sz="0"/>
@@ -7857,7 +8324,7 @@
         </w:tc>
         <w:tc>
           <w:tcPr>
-            <w:tcW w:type="dxa" w:w="600"/>
+            <w:tcW w:type="dxa" w:w="539"/>
             <w:gridSpan w:val="1"/>
             <w:tcBorders>
               <w:top w:val="none" w:color="FFFFFF" w:sz="0"/>
@@ -7890,7 +8357,7 @@
         </w:tc>
         <w:tc>
           <w:tcPr>
-            <w:tcW w:type="dxa" w:w="603"/>
+            <w:tcW w:type="dxa" w:w="542"/>
             <w:gridSpan w:val="1"/>
             <w:tcBorders>
               <w:top w:val="none" w:color="FFFFFF" w:sz="0"/>
@@ -7928,7 +8395,7 @@
         </w:trPr>
         <w:tc>
           <w:tcPr>
-            <w:tcW w:type="dxa" w:w="2101"/>
+            <w:tcW w:type="dxa" w:w="1888"/>
             <w:gridSpan w:val="1"/>
             <w:tcBorders>
               <w:top w:val="none" w:color="FFFFFF" w:sz="0"/>
@@ -7952,7 +8419,7 @@
         </w:tc>
         <w:tc>
           <w:tcPr>
-            <w:tcW w:type="dxa" w:w="3752"/>
+            <w:tcW w:type="dxa" w:w="3371"/>
             <w:gridSpan w:val="1"/>
             <w:tcBorders>
               <w:top w:val="none" w:color="FFFFFF" w:sz="0"/>
@@ -7985,7 +8452,7 @@
         </w:tc>
         <w:tc>
           <w:tcPr>
-            <w:tcW w:type="dxa" w:w="750"/>
+            <w:tcW w:type="dxa" w:w="674"/>
             <w:gridSpan w:val="1"/>
             <w:tcBorders>
               <w:top w:val="none" w:color="FFFFFF" w:sz="0"/>
@@ -8018,7 +8485,40 @@
         </w:tc>
         <w:tc>
           <w:tcPr>
-            <w:tcW w:type="dxa" w:w="750"/>
+            <w:tcW w:type="dxa" w:w="944"/>
+            <w:gridSpan w:val="1"/>
+            <w:tcBorders>
+              <w:top w:val="none" w:color="FFFFFF" w:sz="0"/>
+              <w:left w:val="none" w:color="FFFFFF" w:sz="0"/>
+              <w:bottom w:val="none" w:color="FFFFFF" w:sz="0"/>
+              <w:right w:val="none" w:color="FFFFFF" w:sz="0"/>
+            </w:tcBorders>
+            <w:tcMar>
+              <w:top w:type="dxa" w:w="40"/>
+              <w:left w:type="dxa" w:w="80"/>
+              <w:bottom w:type="dxa" w:w="40"/>
+              <w:right w:type="dxa" w:w="80"/>
+            </w:tcMar>
+          </w:tcPr>
+          <w:p>
+            <w:pPr>
+              <w:spacing w:after="0" w:before="0"/>
+              <w:jc w:val="right"/>
+            </w:pPr>
+            <w:r>
+              <w:rPr>
+                <w:b w:val="false"/>
+                <w:bCs w:val="false"/>
+                <w:sz w:val="17"/>
+                <w:szCs w:val="17"/>
+              </w:rPr>
+              <w:t xml:space="preserve">.645</w:t>
+            </w:r>
+          </w:p>
+        </w:tc>
+        <w:tc>
+          <w:tcPr>
+            <w:tcW w:type="dxa" w:w="674"/>
             <w:gridSpan w:val="1"/>
             <w:tcBorders>
               <w:top w:val="none" w:color="FFFFFF" w:sz="0"/>
@@ -8051,7 +8551,7 @@
         </w:tc>
         <w:tc>
           <w:tcPr>
-            <w:tcW w:type="dxa" w:w="750"/>
+            <w:tcW w:type="dxa" w:w="674"/>
             <w:gridSpan w:val="1"/>
             <w:tcBorders>
               <w:top w:val="none" w:color="FFFFFF" w:sz="0"/>
@@ -8084,7 +8584,7 @@
         </w:tc>
         <w:tc>
           <w:tcPr>
-            <w:tcW w:type="dxa" w:w="600"/>
+            <w:tcW w:type="dxa" w:w="539"/>
             <w:gridSpan w:val="1"/>
             <w:tcBorders>
               <w:top w:val="none" w:color="FFFFFF" w:sz="0"/>
@@ -8117,7 +8617,7 @@
         </w:tc>
         <w:tc>
           <w:tcPr>
-            <w:tcW w:type="dxa" w:w="603"/>
+            <w:tcW w:type="dxa" w:w="542"/>
             <w:gridSpan w:val="1"/>
             <w:tcBorders>
               <w:top w:val="none" w:color="FFFFFF" w:sz="0"/>
@@ -8155,7 +8655,7 @@
         </w:trPr>
         <w:tc>
           <w:tcPr>
-            <w:tcW w:type="dxa" w:w="2101"/>
+            <w:tcW w:type="dxa" w:w="1888"/>
             <w:gridSpan w:val="1"/>
             <w:tcBorders>
               <w:top w:val="none" w:color="FFFFFF" w:sz="0"/>
@@ -8179,7 +8679,7 @@
         </w:tc>
         <w:tc>
           <w:tcPr>
-            <w:tcW w:type="dxa" w:w="3752"/>
+            <w:tcW w:type="dxa" w:w="3371"/>
             <w:gridSpan w:val="1"/>
             <w:tcBorders>
               <w:top w:val="none" w:color="FFFFFF" w:sz="0"/>
@@ -8221,7 +8721,7 @@
         </w:tc>
         <w:tc>
           <w:tcPr>
-            <w:tcW w:type="dxa" w:w="750"/>
+            <w:tcW w:type="dxa" w:w="674"/>
             <w:gridSpan w:val="1"/>
             <w:tcBorders>
               <w:top w:val="none" w:color="FFFFFF" w:sz="0"/>
@@ -8254,7 +8754,40 @@
         </w:tc>
         <w:tc>
           <w:tcPr>
-            <w:tcW w:type="dxa" w:w="750"/>
+            <w:tcW w:type="dxa" w:w="944"/>
+            <w:gridSpan w:val="1"/>
+            <w:tcBorders>
+              <w:top w:val="none" w:color="FFFFFF" w:sz="0"/>
+              <w:left w:val="none" w:color="FFFFFF" w:sz="0"/>
+              <w:bottom w:val="none" w:color="FFFFFF" w:sz="0"/>
+              <w:right w:val="none" w:color="FFFFFF" w:sz="0"/>
+            </w:tcBorders>
+            <w:tcMar>
+              <w:top w:type="dxa" w:w="40"/>
+              <w:left w:type="dxa" w:w="80"/>
+              <w:bottom w:type="dxa" w:w="40"/>
+              <w:right w:type="dxa" w:w="80"/>
+            </w:tcMar>
+          </w:tcPr>
+          <w:p>
+            <w:pPr>
+              <w:spacing w:after="0" w:before="0"/>
+              <w:jc w:val="right"/>
+            </w:pPr>
+            <w:r>
+              <w:rPr>
+                <w:b w:val="false"/>
+                <w:bCs w:val="false"/>
+                <w:sz w:val="17"/>
+                <w:szCs w:val="17"/>
+              </w:rPr>
+              <w:t xml:space="preserve">.564</w:t>
+            </w:r>
+          </w:p>
+        </w:tc>
+        <w:tc>
+          <w:tcPr>
+            <w:tcW w:type="dxa" w:w="674"/>
             <w:gridSpan w:val="1"/>
             <w:tcBorders>
               <w:top w:val="none" w:color="FFFFFF" w:sz="0"/>
@@ -8287,7 +8820,7 @@
         </w:tc>
         <w:tc>
           <w:tcPr>
-            <w:tcW w:type="dxa" w:w="750"/>
+            <w:tcW w:type="dxa" w:w="674"/>
             <w:gridSpan w:val="1"/>
             <w:tcBorders>
               <w:top w:val="none" w:color="FFFFFF" w:sz="0"/>
@@ -8320,7 +8853,7 @@
         </w:tc>
         <w:tc>
           <w:tcPr>
-            <w:tcW w:type="dxa" w:w="600"/>
+            <w:tcW w:type="dxa" w:w="539"/>
             <w:gridSpan w:val="1"/>
             <w:tcBorders>
               <w:top w:val="none" w:color="FFFFFF" w:sz="0"/>
@@ -8353,7 +8886,7 @@
         </w:tc>
         <w:tc>
           <w:tcPr>
-            <w:tcW w:type="dxa" w:w="603"/>
+            <w:tcW w:type="dxa" w:w="542"/>
             <w:gridSpan w:val="1"/>
             <w:tcBorders>
               <w:top w:val="none" w:color="FFFFFF" w:sz="0"/>
@@ -8391,7 +8924,7 @@
         </w:trPr>
         <w:tc>
           <w:tcPr>
-            <w:tcW w:type="dxa" w:w="2101"/>
+            <w:tcW w:type="dxa" w:w="1888"/>
             <w:gridSpan w:val="1"/>
             <w:tcBorders>
               <w:top w:val="single" w:color="000000" w:sz="8"/>
@@ -8424,7 +8957,7 @@
         </w:tc>
         <w:tc>
           <w:tcPr>
-            <w:tcW w:type="dxa" w:w="3752"/>
+            <w:tcW w:type="dxa" w:w="3371"/>
             <w:gridSpan w:val="1"/>
             <w:tcBorders>
               <w:top w:val="single" w:color="000000" w:sz="8"/>
@@ -8457,7 +8990,7 @@
         </w:tc>
         <w:tc>
           <w:tcPr>
-            <w:tcW w:type="dxa" w:w="750"/>
+            <w:tcW w:type="dxa" w:w="674"/>
             <w:gridSpan w:val="1"/>
             <w:tcBorders>
               <w:top w:val="single" w:color="000000" w:sz="8"/>
@@ -8490,7 +9023,7 @@
         </w:tc>
         <w:tc>
           <w:tcPr>
-            <w:tcW w:type="dxa" w:w="750"/>
+            <w:tcW w:type="dxa" w:w="944"/>
             <w:gridSpan w:val="1"/>
             <w:tcBorders>
               <w:top w:val="single" w:color="000000" w:sz="8"/>
@@ -8517,13 +9050,46 @@
                 <w:sz w:val="17"/>
                 <w:szCs w:val="17"/>
               </w:rPr>
+              <w:t xml:space="preserve">.600</w:t>
+            </w:r>
+          </w:p>
+        </w:tc>
+        <w:tc>
+          <w:tcPr>
+            <w:tcW w:type="dxa" w:w="674"/>
+            <w:gridSpan w:val="1"/>
+            <w:tcBorders>
+              <w:top w:val="single" w:color="000000" w:sz="8"/>
+              <w:left w:val="none" w:color="FFFFFF" w:sz="0"/>
+              <w:bottom w:val="none" w:color="FFFFFF" w:sz="0"/>
+              <w:right w:val="none" w:color="FFFFFF" w:sz="0"/>
+            </w:tcBorders>
+            <w:tcMar>
+              <w:top w:type="dxa" w:w="40"/>
+              <w:left w:type="dxa" w:w="80"/>
+              <w:bottom w:type="dxa" w:w="40"/>
+              <w:right w:type="dxa" w:w="80"/>
+            </w:tcMar>
+          </w:tcPr>
+          <w:p>
+            <w:pPr>
+              <w:spacing w:after="0" w:before="0"/>
+              <w:jc w:val="right"/>
+            </w:pPr>
+            <w:r>
+              <w:rPr>
+                <w:b w:val="false"/>
+                <w:bCs w:val="false"/>
+                <w:sz w:val="17"/>
+                <w:szCs w:val="17"/>
+              </w:rPr>
               <w:t xml:space="preserve">.505</w:t>
             </w:r>
           </w:p>
         </w:tc>
         <w:tc>
           <w:tcPr>
-            <w:tcW w:type="dxa" w:w="750"/>
+            <w:tcW w:type="dxa" w:w="674"/>
             <w:gridSpan w:val="1"/>
             <w:tcBorders>
               <w:top w:val="single" w:color="000000" w:sz="8"/>
@@ -8556,7 +9122,7 @@
         </w:tc>
         <w:tc>
           <w:tcPr>
-            <w:tcW w:type="dxa" w:w="600"/>
+            <w:tcW w:type="dxa" w:w="539"/>
             <w:gridSpan w:val="1"/>
             <w:tcBorders>
               <w:top w:val="single" w:color="000000" w:sz="8"/>
@@ -8589,7 +9155,7 @@
         </w:tc>
         <w:tc>
           <w:tcPr>
-            <w:tcW w:type="dxa" w:w="603"/>
+            <w:tcW w:type="dxa" w:w="542"/>
             <w:gridSpan w:val="1"/>
             <w:tcBorders>
               <w:top w:val="single" w:color="000000" w:sz="8"/>
@@ -8627,7 +9193,7 @@
         </w:trPr>
         <w:tc>
           <w:tcPr>
-            <w:tcW w:type="dxa" w:w="2101"/>
+            <w:tcW w:type="dxa" w:w="1888"/>
             <w:gridSpan w:val="1"/>
             <w:tcBorders>
               <w:top w:val="none" w:color="FFFFFF" w:sz="0"/>
@@ -8651,7 +9217,7 @@
         </w:tc>
         <w:tc>
           <w:tcPr>
-            <w:tcW w:type="dxa" w:w="3752"/>
+            <w:tcW w:type="dxa" w:w="3371"/>
             <w:gridSpan w:val="1"/>
             <w:tcBorders>
               <w:top w:val="none" w:color="FFFFFF" w:sz="0"/>
@@ -8684,7 +9250,7 @@
         </w:tc>
         <w:tc>
           <w:tcPr>
-            <w:tcW w:type="dxa" w:w="750"/>
+            <w:tcW w:type="dxa" w:w="674"/>
             <w:gridSpan w:val="1"/>
             <w:tcBorders>
               <w:top w:val="none" w:color="FFFFFF" w:sz="0"/>
@@ -8717,7 +9283,40 @@
         </w:tc>
         <w:tc>
           <w:tcPr>
-            <w:tcW w:type="dxa" w:w="750"/>
+            <w:tcW w:type="dxa" w:w="944"/>
+            <w:gridSpan w:val="1"/>
+            <w:tcBorders>
+              <w:top w:val="none" w:color="FFFFFF" w:sz="0"/>
+              <w:left w:val="none" w:color="FFFFFF" w:sz="0"/>
+              <w:bottom w:val="none" w:color="FFFFFF" w:sz="0"/>
+              <w:right w:val="none" w:color="FFFFFF" w:sz="0"/>
+            </w:tcBorders>
+            <w:tcMar>
+              <w:top w:type="dxa" w:w="40"/>
+              <w:left w:type="dxa" w:w="80"/>
+              <w:bottom w:type="dxa" w:w="40"/>
+              <w:right w:type="dxa" w:w="80"/>
+            </w:tcMar>
+          </w:tcPr>
+          <w:p>
+            <w:pPr>
+              <w:spacing w:after="0" w:before="0"/>
+              <w:jc w:val="right"/>
+            </w:pPr>
+            <w:r>
+              <w:rPr>
+                <w:b w:val="false"/>
+                <w:bCs w:val="false"/>
+                <w:sz w:val="17"/>
+                <w:szCs w:val="17"/>
+              </w:rPr>
+              <w:t xml:space="preserve">.616</w:t>
+            </w:r>
+          </w:p>
+        </w:tc>
+        <w:tc>
+          <w:tcPr>
+            <w:tcW w:type="dxa" w:w="674"/>
             <w:gridSpan w:val="1"/>
             <w:tcBorders>
               <w:top w:val="none" w:color="FFFFFF" w:sz="0"/>
@@ -8750,7 +9349,7 @@
         </w:tc>
         <w:tc>
           <w:tcPr>
-            <w:tcW w:type="dxa" w:w="750"/>
+            <w:tcW w:type="dxa" w:w="674"/>
             <w:gridSpan w:val="1"/>
             <w:tcBorders>
               <w:top w:val="none" w:color="FFFFFF" w:sz="0"/>
@@ -8783,7 +9382,7 @@
         </w:tc>
         <w:tc>
           <w:tcPr>
-            <w:tcW w:type="dxa" w:w="600"/>
+            <w:tcW w:type="dxa" w:w="539"/>
             <w:gridSpan w:val="1"/>
             <w:tcBorders>
               <w:top w:val="none" w:color="FFFFFF" w:sz="0"/>
@@ -8816,7 +9415,7 @@
         </w:tc>
         <w:tc>
           <w:tcPr>
-            <w:tcW w:type="dxa" w:w="603"/>
+            <w:tcW w:type="dxa" w:w="542"/>
             <w:gridSpan w:val="1"/>
             <w:tcBorders>
               <w:top w:val="none" w:color="FFFFFF" w:sz="0"/>
@@ -8854,7 +9453,7 @@
         </w:trPr>
         <w:tc>
           <w:tcPr>
-            <w:tcW w:type="dxa" w:w="2101"/>
+            <w:tcW w:type="dxa" w:w="1888"/>
             <w:gridSpan w:val="1"/>
             <w:tcBorders>
               <w:top w:val="none" w:color="FFFFFF" w:sz="0"/>
@@ -8878,7 +9477,7 @@
         </w:tc>
         <w:tc>
           <w:tcPr>
-            <w:tcW w:type="dxa" w:w="3752"/>
+            <w:tcW w:type="dxa" w:w="3371"/>
             <w:gridSpan w:val="1"/>
             <w:tcBorders>
               <w:top w:val="none" w:color="FFFFFF" w:sz="0"/>
@@ -8911,7 +9510,7 @@
         </w:tc>
         <w:tc>
           <w:tcPr>
-            <w:tcW w:type="dxa" w:w="750"/>
+            <w:tcW w:type="dxa" w:w="674"/>
             <w:gridSpan w:val="1"/>
             <w:tcBorders>
               <w:top w:val="none" w:color="FFFFFF" w:sz="0"/>
@@ -8944,7 +9543,40 @@
         </w:tc>
         <w:tc>
           <w:tcPr>
-            <w:tcW w:type="dxa" w:w="750"/>
+            <w:tcW w:type="dxa" w:w="944"/>
+            <w:gridSpan w:val="1"/>
+            <w:tcBorders>
+              <w:top w:val="none" w:color="FFFFFF" w:sz="0"/>
+              <w:left w:val="none" w:color="FFFFFF" w:sz="0"/>
+              <w:bottom w:val="none" w:color="FFFFFF" w:sz="0"/>
+              <w:right w:val="none" w:color="FFFFFF" w:sz="0"/>
+            </w:tcBorders>
+            <w:tcMar>
+              <w:top w:type="dxa" w:w="40"/>
+              <w:left w:type="dxa" w:w="80"/>
+              <w:bottom w:type="dxa" w:w="40"/>
+              <w:right w:type="dxa" w:w="80"/>
+            </w:tcMar>
+          </w:tcPr>
+          <w:p>
+            <w:pPr>
+              <w:spacing w:after="0" w:before="0"/>
+              <w:jc w:val="right"/>
+            </w:pPr>
+            <w:r>
+              <w:rPr>
+                <w:b w:val="false"/>
+                <w:bCs w:val="false"/>
+                <w:sz w:val="17"/>
+                <w:szCs w:val="17"/>
+              </w:rPr>
+              <w:t xml:space="preserve">.491</w:t>
+            </w:r>
+          </w:p>
+        </w:tc>
+        <w:tc>
+          <w:tcPr>
+            <w:tcW w:type="dxa" w:w="674"/>
             <w:gridSpan w:val="1"/>
             <w:tcBorders>
               <w:top w:val="none" w:color="FFFFFF" w:sz="0"/>
@@ -8977,7 +9609,7 @@
         </w:tc>
         <w:tc>
           <w:tcPr>
-            <w:tcW w:type="dxa" w:w="750"/>
+            <w:tcW w:type="dxa" w:w="674"/>
             <w:gridSpan w:val="1"/>
             <w:tcBorders>
               <w:top w:val="none" w:color="FFFFFF" w:sz="0"/>
@@ -9010,7 +9642,7 @@
         </w:tc>
         <w:tc>
           <w:tcPr>
-            <w:tcW w:type="dxa" w:w="600"/>
+            <w:tcW w:type="dxa" w:w="539"/>
             <w:gridSpan w:val="1"/>
             <w:tcBorders>
               <w:top w:val="none" w:color="FFFFFF" w:sz="0"/>
@@ -9043,7 +9675,7 @@
         </w:tc>
         <w:tc>
           <w:tcPr>
-            <w:tcW w:type="dxa" w:w="603"/>
+            <w:tcW w:type="dxa" w:w="542"/>
             <w:gridSpan w:val="1"/>
             <w:tcBorders>
               <w:top w:val="none" w:color="FFFFFF" w:sz="0"/>
@@ -9081,7 +9713,7 @@
         </w:trPr>
         <w:tc>
           <w:tcPr>
-            <w:tcW w:type="dxa" w:w="2101"/>
+            <w:tcW w:type="dxa" w:w="1888"/>
             <w:gridSpan w:val="1"/>
             <w:tcBorders>
               <w:top w:val="none" w:color="FFFFFF" w:sz="0"/>
@@ -9105,7 +9737,7 @@
         </w:tc>
         <w:tc>
           <w:tcPr>
-            <w:tcW w:type="dxa" w:w="3752"/>
+            <w:tcW w:type="dxa" w:w="3371"/>
             <w:gridSpan w:val="1"/>
             <w:tcBorders>
               <w:top w:val="none" w:color="FFFFFF" w:sz="0"/>
@@ -9138,7 +9770,7 @@
         </w:tc>
         <w:tc>
           <w:tcPr>
-            <w:tcW w:type="dxa" w:w="750"/>
+            <w:tcW w:type="dxa" w:w="674"/>
             <w:gridSpan w:val="1"/>
             <w:tcBorders>
               <w:top w:val="none" w:color="FFFFFF" w:sz="0"/>
@@ -9171,7 +9803,40 @@
         </w:tc>
         <w:tc>
           <w:tcPr>
-            <w:tcW w:type="dxa" w:w="750"/>
+            <w:tcW w:type="dxa" w:w="944"/>
+            <w:gridSpan w:val="1"/>
+            <w:tcBorders>
+              <w:top w:val="none" w:color="FFFFFF" w:sz="0"/>
+              <w:left w:val="none" w:color="FFFFFF" w:sz="0"/>
+              <w:bottom w:val="none" w:color="FFFFFF" w:sz="0"/>
+              <w:right w:val="none" w:color="FFFFFF" w:sz="0"/>
+            </w:tcBorders>
+            <w:tcMar>
+              <w:top w:type="dxa" w:w="40"/>
+              <w:left w:type="dxa" w:w="80"/>
+              <w:bottom w:type="dxa" w:w="40"/>
+              <w:right w:type="dxa" w:w="80"/>
+            </w:tcMar>
+          </w:tcPr>
+          <w:p>
+            <w:pPr>
+              <w:spacing w:after="0" w:before="0"/>
+              <w:jc w:val="right"/>
+            </w:pPr>
+            <w:r>
+              <w:rPr>
+                <w:b w:val="false"/>
+                <w:bCs w:val="false"/>
+                <w:sz w:val="17"/>
+                <w:szCs w:val="17"/>
+              </w:rPr>
+              <w:t xml:space="preserve">.502</w:t>
+            </w:r>
+          </w:p>
+        </w:tc>
+        <w:tc>
+          <w:tcPr>
+            <w:tcW w:type="dxa" w:w="674"/>
             <w:gridSpan w:val="1"/>
             <w:tcBorders>
               <w:top w:val="none" w:color="FFFFFF" w:sz="0"/>
@@ -9204,7 +9869,7 @@
         </w:tc>
         <w:tc>
           <w:tcPr>
-            <w:tcW w:type="dxa" w:w="750"/>
+            <w:tcW w:type="dxa" w:w="674"/>
             <w:gridSpan w:val="1"/>
             <w:tcBorders>
               <w:top w:val="none" w:color="FFFFFF" w:sz="0"/>
@@ -9237,7 +9902,7 @@
         </w:tc>
         <w:tc>
           <w:tcPr>
-            <w:tcW w:type="dxa" w:w="600"/>
+            <w:tcW w:type="dxa" w:w="539"/>
             <w:gridSpan w:val="1"/>
             <w:tcBorders>
               <w:top w:val="none" w:color="FFFFFF" w:sz="0"/>
@@ -9270,7 +9935,7 @@
         </w:tc>
         <w:tc>
           <w:tcPr>
-            <w:tcW w:type="dxa" w:w="603"/>
+            <w:tcW w:type="dxa" w:w="542"/>
             <w:gridSpan w:val="1"/>
             <w:tcBorders>
               <w:top w:val="none" w:color="FFFFFF" w:sz="0"/>
@@ -9308,7 +9973,7 @@
         </w:trPr>
         <w:tc>
           <w:tcPr>
-            <w:tcW w:type="dxa" w:w="2101"/>
+            <w:tcW w:type="dxa" w:w="1888"/>
             <w:gridSpan w:val="1"/>
             <w:tcBorders>
               <w:top w:val="none" w:color="FFFFFF" w:sz="0"/>
@@ -9332,7 +9997,7 @@
         </w:tc>
         <w:tc>
           <w:tcPr>
-            <w:tcW w:type="dxa" w:w="3752"/>
+            <w:tcW w:type="dxa" w:w="3371"/>
             <w:gridSpan w:val="1"/>
             <w:tcBorders>
               <w:top w:val="none" w:color="FFFFFF" w:sz="0"/>
@@ -9365,7 +10030,7 @@
         </w:tc>
         <w:tc>
           <w:tcPr>
-            <w:tcW w:type="dxa" w:w="750"/>
+            <w:tcW w:type="dxa" w:w="674"/>
             <w:gridSpan w:val="1"/>
             <w:tcBorders>
               <w:top w:val="none" w:color="FFFFFF" w:sz="0"/>
@@ -9398,7 +10063,7 @@
         </w:tc>
         <w:tc>
           <w:tcPr>
-            <w:tcW w:type="dxa" w:w="750"/>
+            <w:tcW w:type="dxa" w:w="944"/>
             <w:gridSpan w:val="1"/>
             <w:tcBorders>
               <w:top w:val="none" w:color="FFFFFF" w:sz="0"/>
@@ -9425,13 +10090,46 @@
                 <w:sz w:val="17"/>
                 <w:szCs w:val="17"/>
               </w:rPr>
+              <w:t xml:space="preserve">.602</w:t>
+            </w:r>
+          </w:p>
+        </w:tc>
+        <w:tc>
+          <w:tcPr>
+            <w:tcW w:type="dxa" w:w="674"/>
+            <w:gridSpan w:val="1"/>
+            <w:tcBorders>
+              <w:top w:val="none" w:color="FFFFFF" w:sz="0"/>
+              <w:left w:val="none" w:color="FFFFFF" w:sz="0"/>
+              <w:bottom w:val="single" w:color="000000" w:sz="8"/>
+              <w:right w:val="none" w:color="FFFFFF" w:sz="0"/>
+            </w:tcBorders>
+            <w:tcMar>
+              <w:top w:type="dxa" w:w="40"/>
+              <w:left w:type="dxa" w:w="80"/>
+              <w:bottom w:type="dxa" w:w="40"/>
+              <w:right w:type="dxa" w:w="80"/>
+            </w:tcMar>
+          </w:tcPr>
+          <w:p>
+            <w:pPr>
+              <w:spacing w:after="0" w:before="0"/>
+              <w:jc w:val="right"/>
+            </w:pPr>
+            <w:r>
+              <w:rPr>
+                <w:b w:val="false"/>
+                <w:bCs w:val="false"/>
+                <w:sz w:val="17"/>
+                <w:szCs w:val="17"/>
+              </w:rPr>
               <w:t xml:space="preserve">.543</w:t>
             </w:r>
           </w:p>
         </w:tc>
         <w:tc>
           <w:tcPr>
-            <w:tcW w:type="dxa" w:w="750"/>
+            <w:tcW w:type="dxa" w:w="674"/>
             <w:gridSpan w:val="1"/>
             <w:tcBorders>
               <w:top w:val="none" w:color="FFFFFF" w:sz="0"/>
@@ -9464,7 +10162,7 @@
         </w:tc>
         <w:tc>
           <w:tcPr>
-            <w:tcW w:type="dxa" w:w="600"/>
+            <w:tcW w:type="dxa" w:w="539"/>
             <w:gridSpan w:val="1"/>
             <w:tcBorders>
               <w:top w:val="none" w:color="FFFFFF" w:sz="0"/>
@@ -9497,7 +10195,7 @@
         </w:tc>
         <w:tc>
           <w:tcPr>
-            <w:tcW w:type="dxa" w:w="603"/>
+            <w:tcW w:type="dxa" w:w="542"/>
             <w:gridSpan w:val="1"/>
             <w:tcBorders>
               <w:top w:val="none" w:color="FFFFFF" w:sz="0"/>
@@ -10383,7 +11081,23 @@
         <w:jc w:val="left"/>
       </w:pPr>
       <w:r>
-        <w:t xml:space="preserve">에이전트는 검색(diffdate) 정상 참조를 준 직접 답에서 출발한다. 각 문항은 따로 재확인한다. 재확인 때 모델은 참조·대상 이미지, 그 문항, 그 문항의 첫 답만 본다. 다른 문항의 답은 보여주지도, 재확인 여부를 정하는 데 쓰지도, 덮어쓰지도 않는다. 문항 간 모순은 최종 답을 모두 저장한 뒤에만 계산한다(그림 </w:t>
+        <w:t xml:space="preserve">에이전트는 검색(diffdate) 정상 참조를 준 직접 답에서 출발한다. 이 </w:t>
+      </w:r>
+      <w:r>
+        <w:rPr>
+          <w:i/>
+          <w:iCs/>
+        </w:rPr>
+        <w:t xml:space="preserve">직접</w:t>
+      </w:r>
+      <w:r>
+        <w:t xml:space="preserve"> 조건은 표 </w:t>
+      </w:r>
+      <w:r>
+        <w:t xml:space="preserve">3</w:t>
+      </w:r>
+      <w:r>
+        <w:t xml:space="preserve">의 고정 정상 참조와 다른 조건이며, 이때 InternVL의 Q1 F1은 .776, 균형정확도는 .777이다. 각 문항은 따로 재확인한다. 재확인 때 모델은 참조·대상 이미지, 그 문항, 그 문항의 첫 답만 본다. 다른 문항의 답은 보여주지도, 재확인 여부를 정하는 데 쓰지도, 덮어쓰지도 않는다. 문항 간 모순은 최종 답을 모두 저장한 뒤에만 계산한다(그림 </w:t>
       </w:r>
       <w:r>
         <w:t xml:space="preserve">4</w:t>
@@ -10458,17 +11172,33 @@
         <w:t xml:space="preserve">3×3</w:t>
       </w:r>
       <w:r>
-        <w:t xml:space="preserve"> 위치를 묻는다. 이 규모에서는 위치 정답이 없어 Q3는 </w:t>
+        <w:t xml:space="preserve"> 위치를 묻는다. Q3는 주로 </w:t>
       </w:r>
       <w:r>
         <w:rPr>
           <w:i/>
           <w:iCs/>
         </w:rPr>
-        <w:t xml:space="preserve">유무만</w:t>
-      </w:r>
-      <w:r>
-        <w:t xml:space="preserve"> 채점한다. 결함 이미지에서 위치를 틀려도 “결함 있음”으로 센다.</w:t>
+        <w:t xml:space="preserve">영역 유무</w:t>
+      </w:r>
+      <w:r>
+        <w:t xml:space="preserve">(영역 대 “없음”)로 채점하므로, 결함 이미지에서 위치를 틀려도 “결함 있음”으로 센다. 위치는 위치 박스가 있는 결함 이미지 133장에서 따로 채점한다(사람이 그린 박스 113장, InsPLAD-seg 인스턴스 라벨 20장. 녹 6장은 결함 위치를 특정할 수 없어 뺐다). 보고한 칸에 그 이미지 박스 중 하나의 중심이 들어 있으면 </w:t>
+      </w:r>
+      <w:r>
+        <w:rPr>
+          <w:i/>
+          <w:iCs/>
+        </w:rPr>
+        <w:t xml:space="preserve">위치 적중</w:t>
+      </w:r>
+      <w:r>
+        <w:t xml:space="preserve">으로 센다. 복수 위치 실행(</w:t>
+      </w:r>
+      <w:r>
+        <w:t xml:space="preserve">6</w:t>
+      </w:r>
+      <w:r>
+        <w:t xml:space="preserve">절)과 같은 칸 규칙이다. 이 위치 점수는 gold 실행 뒤에 추가했고, 저장된 답으로 계산했다.</w:t>
       </w:r>
     </w:p>
     <w:p>
@@ -10629,13 +11359,25 @@
         <w:t xml:space="preserve">+.093</w:t>
       </w:r>
       <w:r>
-        <w:t xml:space="preserve"> 올랐다. 단계형 Q3는 유무 BAcc를 </w:t>
-      </w:r>
-      <w:r>
-        <w:t xml:space="preserve">+.277</w:t>
-      </w:r>
-      <w:r>
-        <w:t xml:space="preserve"> 높였고 정상 오경보를 93/107에서 16/107로 줄였다. 수정 후보와 검증 에이전트는 통계적으로 구분되지 않았다(Q2 macro-F1 </w:t>
+        <w:t xml:space="preserve"> 올랐다. Q2는 “정상”을 포함한 4지선다다. 에이전트에서 늘어난 정답 27개 중 23개는 정상 이미지다(63 </w:t>
+      </w:r>
+      <w:r>
+        <w:t xml:space="preserve">→</w:t>
+      </w:r>
+      <w:r>
+        <w:t xml:space="preserve"> 86). 결함 이미지 139장에서 종류를 맞힌 수는 에이전트가 93에서 97로, 수정 후보가 94로 늘었을 뿐이다(표 </w:t>
+      </w:r>
+      <w:r>
+        <w:t xml:space="preserve">7</w:t>
+      </w:r>
+      <w:r>
+        <w:t xml:space="preserve">). macro-F1이 이 개수보다 크게 오른 이유는 두 가지다. 잘못된 결함 종류를 받는 이미지가 줄어 결함 클래스의 정밀도가 올랐다. 예를 들어 직접 질문은 캡 누락이 아닌 이미지 43장에 “캡 누락”이라고 답했고, 에이전트는 17장이었다. 또 새집을 맞힌 수가 늘었다(23장 중 7 </w:t>
+      </w:r>
+      <w:r>
+        <w:t xml:space="preserve">→</w:t>
+      </w:r>
+      <w:r>
+        <w:t xml:space="preserve"> 19). 수정 후보와 검증 에이전트는 통계적으로 구분되지 않았다(Q2 macro-F1 </w:t>
       </w:r>
       <w:r>
         <w:t xml:space="preserve">−.017</w:t>
@@ -10656,7 +11398,43 @@
         <w:jc w:val="left"/>
       </w:pPr>
       <w:r>
-        <w:t xml:space="preserve">에이전트는 결함도 더 많이 놓쳤다. 결함 이미지를 결함 없음으로 판단한 경우가 4/139에서 27/139로 늘었고, 이 증가의 CI는 0을 제외한다(</w:t>
+        <w:t xml:space="preserve">단계형 Q3는 영역 유무 BAcc를 </w:t>
+      </w:r>
+      <w:r>
+        <w:t xml:space="preserve">+.277</w:t>
+      </w:r>
+      <w:r>
+        <w:t xml:space="preserve"> 높였고 정상 이미지의 잘못된 영역 보고를 93/107에서 16/107로 줄였다. 그런데 직접 영역 질문은 거의 모든 이미지에 영역이 있다고 답한다. 정상 107장 중 93장, 녹·새집 112장 전부, 캡 누락 27장 중 23장이다. 그래서 직접 질문의 유무 BAcc(.551)는 늘 “영역 있음”이라고 답하는 상수 답(.500)보다 조금 높을 뿐이다. 더 엄격한 비교 대상은 같은 모델의 이진 문항 Q1이다. Q1은 같은 참조로 한 번 묻고 모든 조건이 공유한다. Q1은 오경보 17장, 미탐 40장이고, 단계형 Q3는 오경보 16장, 미탐 27장으로 두 지표 모두 낫다. 반면 잘못된 영역 보고가 크게 준 것은 대부분 직접 영역 질문이 약했기 때문이다.</w:t>
+      </w:r>
+    </w:p>
+    <w:p>
+      <w:pPr>
+        <w:spacing w:after="120" w:line="250"/>
+        <w:jc w:val="left"/>
+      </w:pPr>
+      <w:r>
+        <w:t xml:space="preserve">위치는 나아지지 않았다. 위치 박스가 있는 결함 133장에서 보고한 칸이 위치 적중인 경우는 직접 질문 29장, 에이전트 31장이었다(대응 차이 </w:t>
+      </w:r>
+      <w:r>
+        <w:t xml:space="preserve">+.015</w:t>
+      </w:r>
+      <w:r>
+        <w:t xml:space="preserve">, CI </w:t>
+      </w:r>
+      <w:r>
+        <w:t xml:space="preserve">[−.045,+.075]</w:t>
+      </w:r>
+      <w:r>
+        <w:t xml:space="preserve">). 모든 이미지에 “중앙”이라고 답하면 72장이 맞는다. 영역을 보고한 이미지만 세면 적중률은 직접 질문 22%, 에이전트 29%다. 단계 구성은 틀린 칸 일부를 없앴을 뿐, 남은 답의 위치를 더 잘 맞히지는 못했다.</w:t>
+      </w:r>
+    </w:p>
+    <w:p>
+      <w:pPr>
+        <w:spacing w:after="120" w:line="250"/>
+        <w:jc w:val="left"/>
+      </w:pPr>
+      <w:r>
+        <w:t xml:space="preserve">직접 질문과 비교하면 에이전트는 결함을 더 많이 놓쳤다. 결함 이미지를 결함 없음으로 판단한 경우가 4/139에서 27/139로 늘었고, 이 증가의 CI는 0을 제외한다(</w:t>
       </w:r>
       <w:r>
         <w:t xml:space="preserve">+.165</w:t>
@@ -10680,7 +11458,7 @@
         <w:t xml:space="preserve">→</w:t>
       </w:r>
       <w:r>
-        <w:t xml:space="preserve">85/89). 결함 종류에서도 같은 약점이 보인다(표 </w:t>
+        <w:t xml:space="preserve">85/89). 직접 질문은 거의 모든 이미지에 영역이 있다고 답하므로, 이 23장이 모델이 캡 누락을 알아봤다는 뜻은 아니다. Q1은 27장 중 3장만 이상으로 답했다. 결함 종류에서도 같은 약점이 보인다(표 </w:t>
       </w:r>
       <w:r>
         <w:t xml:space="preserve">7</w:t>
@@ -10726,7 +11504,21 @@
           <w:sz w:val="19"/>
           <w:szCs w:val="19"/>
         </w:rPr>
-        <w:t xml:space="preserve">gold v2에서 검증 에이전트 결과(InternVL3.5-8B, 246장). Q1은 고정, Q3는 유무만 채점. 열: 직접 질문 / 에이전트 / 수정 후보.</w:t>
+        <w:t xml:space="preserve">gold v2에서 검증 에이전트 결과(InternVL3.5-8B, 246장). 열: 직접 질문 / 에이전트 / 수정 후보. 직접: 같은 모델에 검색(diffdate) 정상 참조를 준 조건으로, 표 </w:t>
+      </w:r>
+      <w:r>
+        <w:rPr>
+          <w:sz w:val="19"/>
+          <w:szCs w:val="19"/>
+        </w:rPr>
+        <w:t xml:space="preserve">3</w:t>
+      </w:r>
+      <w:r>
+        <w:rPr>
+          <w:sz w:val="19"/>
+          <w:szCs w:val="19"/>
+        </w:rPr>
+        <w:t xml:space="preserve">과 다른 조건이다. Q1은 한 번 묻고 모든 조건이 공유한다. Q2는 “정상”을 포함한 4지선다 종류 문항이다. Q3 유무는 영역을 보고하면 “결함 있음”으로 센다. Q3 위치는 위치 박스가 있는 결함 133장에서 사후에 매긴 점수다.</w:t>
       </w:r>
     </w:p>
     <w:tbl>
@@ -10742,10 +11534,10 @@
         </w:tblBorders>
       </w:tblPr>
       <w:tblGrid>
-        <w:gridCol w:w="7106"/>
-        <w:gridCol w:w="676"/>
-        <w:gridCol w:w="676"/>
-        <w:gridCol w:w="848"/>
+        <w:gridCol w:w="6252"/>
+        <w:gridCol w:w="1017"/>
+        <w:gridCol w:w="1017"/>
+        <w:gridCol w:w="1020"/>
       </w:tblGrid>
       <w:tr>
         <w:trPr>
@@ -10753,7 +11545,7 @@
         </w:trPr>
         <w:tc>
           <w:tcPr>
-            <w:tcW w:type="dxa" w:w="7106"/>
+            <w:tcW w:type="dxa" w:w="6252"/>
             <w:gridSpan w:val="1"/>
             <w:tcBorders>
               <w:top w:val="single" w:color="000000" w:sz="8"/>
@@ -10787,7 +11579,7 @@
         </w:tc>
         <w:tc>
           <w:tcPr>
-            <w:tcW w:type="dxa" w:w="676"/>
+            <w:tcW w:type="dxa" w:w="1017"/>
             <w:gridSpan w:val="1"/>
             <w:tcBorders>
               <w:top w:val="single" w:color="000000" w:sz="8"/>
@@ -10821,7 +11613,7 @@
         </w:tc>
         <w:tc>
           <w:tcPr>
-            <w:tcW w:type="dxa" w:w="676"/>
+            <w:tcW w:type="dxa" w:w="1017"/>
             <w:gridSpan w:val="1"/>
             <w:tcBorders>
               <w:top w:val="single" w:color="000000" w:sz="8"/>
@@ -10855,7 +11647,7 @@
         </w:tc>
         <w:tc>
           <w:tcPr>
-            <w:tcW w:type="dxa" w:w="848"/>
+            <w:tcW w:type="dxa" w:w="1020"/>
             <w:gridSpan w:val="1"/>
             <w:tcBorders>
               <w:top w:val="single" w:color="000000" w:sz="8"/>
@@ -10894,7 +11686,7 @@
         </w:trPr>
         <w:tc>
           <w:tcPr>
-            <w:tcW w:type="dxa" w:w="7106"/>
+            <w:tcW w:type="dxa" w:w="6252"/>
             <w:gridSpan w:val="1"/>
             <w:tcBorders>
               <w:top w:val="single" w:color="000000" w:sz="8"/>
@@ -10921,13 +11713,13 @@
                 <w:sz w:val="17"/>
                 <w:szCs w:val="17"/>
               </w:rPr>
-              <w:t xml:space="preserve">Q1 anomaly F1 (fixed in all policies)</w:t>
-            </w:r>
-          </w:p>
-        </w:tc>
-        <w:tc>
-          <w:tcPr>
-            <w:tcW w:type="dxa" w:w="676"/>
+              <w:t xml:space="preserve">Q1 anomaly F1 (asked once, shared)</w:t>
+            </w:r>
+          </w:p>
+        </w:tc>
+        <w:tc>
+          <w:tcPr>
+            <w:tcW w:type="dxa" w:w="1017"/>
             <w:gridSpan w:val="1"/>
             <w:tcBorders>
               <w:top w:val="single" w:color="000000" w:sz="8"/>
@@ -10960,7 +11752,7 @@
         </w:tc>
         <w:tc>
           <w:tcPr>
-            <w:tcW w:type="dxa" w:w="676"/>
+            <w:tcW w:type="dxa" w:w="1017"/>
             <w:gridSpan w:val="1"/>
             <w:tcBorders>
               <w:top w:val="single" w:color="000000" w:sz="8"/>
@@ -10993,7 +11785,7 @@
         </w:tc>
         <w:tc>
           <w:tcPr>
-            <w:tcW w:type="dxa" w:w="848"/>
+            <w:tcW w:type="dxa" w:w="1020"/>
             <w:gridSpan w:val="1"/>
             <w:tcBorders>
               <w:top w:val="single" w:color="000000" w:sz="8"/>
@@ -11031,7 +11823,7 @@
         </w:trPr>
         <w:tc>
           <w:tcPr>
-            <w:tcW w:type="dxa" w:w="7106"/>
+            <w:tcW w:type="dxa" w:w="6252"/>
             <w:gridSpan w:val="1"/>
             <w:tcBorders>
               <w:top w:val="none" w:color="FFFFFF" w:sz="0"/>
@@ -11058,106 +11850,106 @@
                 <w:sz w:val="17"/>
                 <w:szCs w:val="17"/>
               </w:rPr>
-              <w:t xml:space="preserve">Q2 defect macro-F1</w:t>
-            </w:r>
-          </w:p>
-        </w:tc>
-        <w:tc>
-          <w:tcPr>
-            <w:tcW w:type="dxa" w:w="676"/>
-            <w:gridSpan w:val="1"/>
-            <w:tcBorders>
-              <w:top w:val="none" w:color="FFFFFF" w:sz="0"/>
-              <w:left w:val="none" w:color="FFFFFF" w:sz="0"/>
-              <w:bottom w:val="none" w:color="FFFFFF" w:sz="0"/>
-              <w:right w:val="none" w:color="FFFFFF" w:sz="0"/>
-            </w:tcBorders>
-            <w:tcMar>
-              <w:top w:type="dxa" w:w="40"/>
-              <w:left w:type="dxa" w:w="80"/>
-              <w:bottom w:type="dxa" w:w="40"/>
-              <w:right w:type="dxa" w:w="80"/>
-            </w:tcMar>
-          </w:tcPr>
-          <w:p>
-            <w:pPr>
-              <w:spacing w:after="0" w:before="0"/>
-              <w:jc w:val="right"/>
-            </w:pPr>
-            <w:r>
-              <w:rPr>
-                <w:b w:val="false"/>
-                <w:bCs w:val="false"/>
-                <w:sz w:val="17"/>
-                <w:szCs w:val="17"/>
-              </w:rPr>
-              <w:t xml:space="preserve">.522</w:t>
-            </w:r>
-          </w:p>
-        </w:tc>
-        <w:tc>
-          <w:tcPr>
-            <w:tcW w:type="dxa" w:w="676"/>
-            <w:gridSpan w:val="1"/>
-            <w:tcBorders>
-              <w:top w:val="none" w:color="FFFFFF" w:sz="0"/>
-              <w:left w:val="none" w:color="FFFFFF" w:sz="0"/>
-              <w:bottom w:val="none" w:color="FFFFFF" w:sz="0"/>
-              <w:right w:val="none" w:color="FFFFFF" w:sz="0"/>
-            </w:tcBorders>
-            <w:tcMar>
-              <w:top w:type="dxa" w:w="40"/>
-              <w:left w:type="dxa" w:w="80"/>
-              <w:bottom w:type="dxa" w:w="40"/>
-              <w:right w:type="dxa" w:w="80"/>
-            </w:tcMar>
-          </w:tcPr>
-          <w:p>
-            <w:pPr>
-              <w:spacing w:after="0" w:before="0"/>
-              <w:jc w:val="right"/>
-            </w:pPr>
-            <w:r>
-              <w:rPr>
-                <w:b/>
-                <w:bCs/>
-                <w:sz w:val="17"/>
-                <w:szCs w:val="17"/>
-              </w:rPr>
-              <w:t xml:space="preserve">.640</w:t>
-            </w:r>
-          </w:p>
-        </w:tc>
-        <w:tc>
-          <w:tcPr>
-            <w:tcW w:type="dxa" w:w="848"/>
-            <w:gridSpan w:val="1"/>
-            <w:tcBorders>
-              <w:top w:val="none" w:color="FFFFFF" w:sz="0"/>
-              <w:left w:val="none" w:color="FFFFFF" w:sz="0"/>
-              <w:bottom w:val="none" w:color="FFFFFF" w:sz="0"/>
-              <w:right w:val="none" w:color="FFFFFF" w:sz="0"/>
-            </w:tcBorders>
-            <w:tcMar>
-              <w:top w:type="dxa" w:w="40"/>
-              <w:left w:type="dxa" w:w="80"/>
-              <w:bottom w:type="dxa" w:w="40"/>
-              <w:right w:type="dxa" w:w="80"/>
-            </w:tcMar>
-          </w:tcPr>
-          <w:p>
-            <w:pPr>
-              <w:spacing w:after="0" w:before="0"/>
-              <w:jc w:val="right"/>
-            </w:pPr>
-            <w:r>
-              <w:rPr>
-                <w:b w:val="false"/>
-                <w:bCs w:val="false"/>
-                <w:sz w:val="17"/>
-                <w:szCs w:val="17"/>
-              </w:rPr>
-              <w:t xml:space="preserve">.623</w:t>
+              <w:t xml:space="preserve">Q1 anomaly balanced accuracy</w:t>
+            </w:r>
+          </w:p>
+        </w:tc>
+        <w:tc>
+          <w:tcPr>
+            <w:tcW w:type="dxa" w:w="1017"/>
+            <w:gridSpan w:val="1"/>
+            <w:tcBorders>
+              <w:top w:val="none" w:color="FFFFFF" w:sz="0"/>
+              <w:left w:val="none" w:color="FFFFFF" w:sz="0"/>
+              <w:bottom w:val="none" w:color="FFFFFF" w:sz="0"/>
+              <w:right w:val="none" w:color="FFFFFF" w:sz="0"/>
+            </w:tcBorders>
+            <w:tcMar>
+              <w:top w:type="dxa" w:w="40"/>
+              <w:left w:type="dxa" w:w="80"/>
+              <w:bottom w:type="dxa" w:w="40"/>
+              <w:right w:type="dxa" w:w="80"/>
+            </w:tcMar>
+          </w:tcPr>
+          <w:p>
+            <w:pPr>
+              <w:spacing w:after="0" w:before="0"/>
+              <w:jc w:val="right"/>
+            </w:pPr>
+            <w:r>
+              <w:rPr>
+                <w:b w:val="false"/>
+                <w:bCs w:val="false"/>
+                <w:sz w:val="17"/>
+                <w:szCs w:val="17"/>
+              </w:rPr>
+              <w:t xml:space="preserve">.777</w:t>
+            </w:r>
+          </w:p>
+        </w:tc>
+        <w:tc>
+          <w:tcPr>
+            <w:tcW w:type="dxa" w:w="1017"/>
+            <w:gridSpan w:val="1"/>
+            <w:tcBorders>
+              <w:top w:val="none" w:color="FFFFFF" w:sz="0"/>
+              <w:left w:val="none" w:color="FFFFFF" w:sz="0"/>
+              <w:bottom w:val="none" w:color="FFFFFF" w:sz="0"/>
+              <w:right w:val="none" w:color="FFFFFF" w:sz="0"/>
+            </w:tcBorders>
+            <w:tcMar>
+              <w:top w:type="dxa" w:w="40"/>
+              <w:left w:type="dxa" w:w="80"/>
+              <w:bottom w:type="dxa" w:w="40"/>
+              <w:right w:type="dxa" w:w="80"/>
+            </w:tcMar>
+          </w:tcPr>
+          <w:p>
+            <w:pPr>
+              <w:spacing w:after="0" w:before="0"/>
+              <w:jc w:val="right"/>
+            </w:pPr>
+            <w:r>
+              <w:rPr>
+                <w:b w:val="false"/>
+                <w:bCs w:val="false"/>
+                <w:sz w:val="17"/>
+                <w:szCs w:val="17"/>
+              </w:rPr>
+              <w:t xml:space="preserve">.777</w:t>
+            </w:r>
+          </w:p>
+        </w:tc>
+        <w:tc>
+          <w:tcPr>
+            <w:tcW w:type="dxa" w:w="1020"/>
+            <w:gridSpan w:val="1"/>
+            <w:tcBorders>
+              <w:top w:val="none" w:color="FFFFFF" w:sz="0"/>
+              <w:left w:val="none" w:color="FFFFFF" w:sz="0"/>
+              <w:bottom w:val="none" w:color="FFFFFF" w:sz="0"/>
+              <w:right w:val="none" w:color="FFFFFF" w:sz="0"/>
+            </w:tcBorders>
+            <w:tcMar>
+              <w:top w:type="dxa" w:w="40"/>
+              <w:left w:type="dxa" w:w="80"/>
+              <w:bottom w:type="dxa" w:w="40"/>
+              <w:right w:type="dxa" w:w="80"/>
+            </w:tcMar>
+          </w:tcPr>
+          <w:p>
+            <w:pPr>
+              <w:spacing w:after="0" w:before="0"/>
+              <w:jc w:val="right"/>
+            </w:pPr>
+            <w:r>
+              <w:rPr>
+                <w:b w:val="false"/>
+                <w:bCs w:val="false"/>
+                <w:sz w:val="17"/>
+                <w:szCs w:val="17"/>
+              </w:rPr>
+              <w:t xml:space="preserve">.777</w:t>
             </w:r>
           </w:p>
         </w:tc>
@@ -11168,7 +11960,7 @@
         </w:trPr>
         <w:tc>
           <w:tcPr>
-            <w:tcW w:type="dxa" w:w="7106"/>
+            <w:tcW w:type="dxa" w:w="6252"/>
             <w:gridSpan w:val="1"/>
             <w:tcBorders>
               <w:top w:val="none" w:color="FFFFFF" w:sz="0"/>
@@ -11195,106 +11987,106 @@
                 <w:sz w:val="17"/>
                 <w:szCs w:val="17"/>
               </w:rPr>
-              <w:t xml:space="preserve">Q2 defect balanced accuracy</w:t>
-            </w:r>
-          </w:p>
-        </w:tc>
-        <w:tc>
-          <w:tcPr>
-            <w:tcW w:type="dxa" w:w="676"/>
-            <w:gridSpan w:val="1"/>
-            <w:tcBorders>
-              <w:top w:val="none" w:color="FFFFFF" w:sz="0"/>
-              <w:left w:val="none" w:color="FFFFFF" w:sz="0"/>
-              <w:bottom w:val="none" w:color="FFFFFF" w:sz="0"/>
-              <w:right w:val="none" w:color="FFFFFF" w:sz="0"/>
-            </w:tcBorders>
-            <w:tcMar>
-              <w:top w:type="dxa" w:w="40"/>
-              <w:left w:type="dxa" w:w="80"/>
-              <w:bottom w:type="dxa" w:w="40"/>
-              <w:right w:type="dxa" w:w="80"/>
-            </w:tcMar>
-          </w:tcPr>
-          <w:p>
-            <w:pPr>
-              <w:spacing w:after="0" w:before="0"/>
-              <w:jc w:val="right"/>
-            </w:pPr>
-            <w:r>
-              <w:rPr>
-                <w:b w:val="false"/>
-                <w:bCs w:val="false"/>
-                <w:sz w:val="17"/>
-                <w:szCs w:val="17"/>
-              </w:rPr>
-              <w:t xml:space="preserve">.510</w:t>
-            </w:r>
-          </w:p>
-        </w:tc>
-        <w:tc>
-          <w:tcPr>
-            <w:tcW w:type="dxa" w:w="676"/>
-            <w:gridSpan w:val="1"/>
-            <w:tcBorders>
-              <w:top w:val="none" w:color="FFFFFF" w:sz="0"/>
-              <w:left w:val="none" w:color="FFFFFF" w:sz="0"/>
-              <w:bottom w:val="none" w:color="FFFFFF" w:sz="0"/>
-              <w:right w:val="none" w:color="FFFFFF" w:sz="0"/>
-            </w:tcBorders>
-            <w:tcMar>
-              <w:top w:type="dxa" w:w="40"/>
-              <w:left w:type="dxa" w:w="80"/>
-              <w:bottom w:type="dxa" w:w="40"/>
-              <w:right w:type="dxa" w:w="80"/>
-            </w:tcMar>
-          </w:tcPr>
-          <w:p>
-            <w:pPr>
-              <w:spacing w:after="0" w:before="0"/>
-              <w:jc w:val="right"/>
-            </w:pPr>
-            <w:r>
-              <w:rPr>
-                <w:b/>
-                <w:bCs/>
-                <w:sz w:val="17"/>
-                <w:szCs w:val="17"/>
-              </w:rPr>
-              <w:t xml:space="preserve">.659</w:t>
-            </w:r>
-          </w:p>
-        </w:tc>
-        <w:tc>
-          <w:tcPr>
-            <w:tcW w:type="dxa" w:w="848"/>
-            <w:gridSpan w:val="1"/>
-            <w:tcBorders>
-              <w:top w:val="none" w:color="FFFFFF" w:sz="0"/>
-              <w:left w:val="none" w:color="FFFFFF" w:sz="0"/>
-              <w:bottom w:val="none" w:color="FFFFFF" w:sz="0"/>
-              <w:right w:val="none" w:color="FFFFFF" w:sz="0"/>
-            </w:tcBorders>
-            <w:tcMar>
-              <w:top w:type="dxa" w:w="40"/>
-              <w:left w:type="dxa" w:w="80"/>
-              <w:bottom w:type="dxa" w:w="40"/>
-              <w:right w:type="dxa" w:w="80"/>
-            </w:tcMar>
-          </w:tcPr>
-          <w:p>
-            <w:pPr>
-              <w:spacing w:after="0" w:before="0"/>
-              <w:jc w:val="right"/>
-            </w:pPr>
-            <w:r>
-              <w:rPr>
-                <w:b w:val="false"/>
-                <w:bCs w:val="false"/>
-                <w:sz w:val="17"/>
-                <w:szCs w:val="17"/>
-              </w:rPr>
-              <w:t xml:space="preserve">.639</w:t>
+              <w:t xml:space="preserve">Q1 false alarms (/107) / misses (/139)</w:t>
+            </w:r>
+          </w:p>
+        </w:tc>
+        <w:tc>
+          <w:tcPr>
+            <w:tcW w:type="dxa" w:w="1017"/>
+            <w:gridSpan w:val="1"/>
+            <w:tcBorders>
+              <w:top w:val="none" w:color="FFFFFF" w:sz="0"/>
+              <w:left w:val="none" w:color="FFFFFF" w:sz="0"/>
+              <w:bottom w:val="none" w:color="FFFFFF" w:sz="0"/>
+              <w:right w:val="none" w:color="FFFFFF" w:sz="0"/>
+            </w:tcBorders>
+            <w:tcMar>
+              <w:top w:type="dxa" w:w="40"/>
+              <w:left w:type="dxa" w:w="80"/>
+              <w:bottom w:type="dxa" w:w="40"/>
+              <w:right w:type="dxa" w:w="80"/>
+            </w:tcMar>
+          </w:tcPr>
+          <w:p>
+            <w:pPr>
+              <w:spacing w:after="0" w:before="0"/>
+              <w:jc w:val="right"/>
+            </w:pPr>
+            <w:r>
+              <w:rPr>
+                <w:b w:val="false"/>
+                <w:bCs w:val="false"/>
+                <w:sz w:val="17"/>
+                <w:szCs w:val="17"/>
+              </w:rPr>
+              <w:t xml:space="preserve">17 / 40</w:t>
+            </w:r>
+          </w:p>
+        </w:tc>
+        <w:tc>
+          <w:tcPr>
+            <w:tcW w:type="dxa" w:w="1017"/>
+            <w:gridSpan w:val="1"/>
+            <w:tcBorders>
+              <w:top w:val="none" w:color="FFFFFF" w:sz="0"/>
+              <w:left w:val="none" w:color="FFFFFF" w:sz="0"/>
+              <w:bottom w:val="none" w:color="FFFFFF" w:sz="0"/>
+              <w:right w:val="none" w:color="FFFFFF" w:sz="0"/>
+            </w:tcBorders>
+            <w:tcMar>
+              <w:top w:type="dxa" w:w="40"/>
+              <w:left w:type="dxa" w:w="80"/>
+              <w:bottom w:type="dxa" w:w="40"/>
+              <w:right w:type="dxa" w:w="80"/>
+            </w:tcMar>
+          </w:tcPr>
+          <w:p>
+            <w:pPr>
+              <w:spacing w:after="0" w:before="0"/>
+              <w:jc w:val="right"/>
+            </w:pPr>
+            <w:r>
+              <w:rPr>
+                <w:b w:val="false"/>
+                <w:bCs w:val="false"/>
+                <w:sz w:val="17"/>
+                <w:szCs w:val="17"/>
+              </w:rPr>
+              <w:t xml:space="preserve">17 / 40</w:t>
+            </w:r>
+          </w:p>
+        </w:tc>
+        <w:tc>
+          <w:tcPr>
+            <w:tcW w:type="dxa" w:w="1020"/>
+            <w:gridSpan w:val="1"/>
+            <w:tcBorders>
+              <w:top w:val="none" w:color="FFFFFF" w:sz="0"/>
+              <w:left w:val="none" w:color="FFFFFF" w:sz="0"/>
+              <w:bottom w:val="none" w:color="FFFFFF" w:sz="0"/>
+              <w:right w:val="none" w:color="FFFFFF" w:sz="0"/>
+            </w:tcBorders>
+            <w:tcMar>
+              <w:top w:type="dxa" w:w="40"/>
+              <w:left w:type="dxa" w:w="80"/>
+              <w:bottom w:type="dxa" w:w="40"/>
+              <w:right w:type="dxa" w:w="80"/>
+            </w:tcMar>
+          </w:tcPr>
+          <w:p>
+            <w:pPr>
+              <w:spacing w:after="0" w:before="0"/>
+              <w:jc w:val="right"/>
+            </w:pPr>
+            <w:r>
+              <w:rPr>
+                <w:b w:val="false"/>
+                <w:bCs w:val="false"/>
+                <w:sz w:val="17"/>
+                <w:szCs w:val="17"/>
+              </w:rPr>
+              <w:t xml:space="preserve">17 / 40</w:t>
             </w:r>
           </w:p>
         </w:tc>
@@ -11305,10 +12097,10 @@
         </w:trPr>
         <w:tc>
           <w:tcPr>
-            <w:tcW w:type="dxa" w:w="7106"/>
-            <w:gridSpan w:val="1"/>
-            <w:tcBorders>
-              <w:top w:val="none" w:color="FFFFFF" w:sz="0"/>
+            <w:tcW w:type="dxa" w:w="6252"/>
+            <w:gridSpan w:val="1"/>
+            <w:tcBorders>
+              <w:top w:val="single" w:color="000000" w:sz="8"/>
               <w:left w:val="none" w:color="FFFFFF" w:sz="0"/>
               <w:bottom w:val="none" w:color="FFFFFF" w:sz="0"/>
               <w:right w:val="none" w:color="FFFFFF" w:sz="0"/>
@@ -11332,82 +12124,49 @@
                 <w:sz w:val="17"/>
                 <w:szCs w:val="17"/>
               </w:rPr>
-              <w:t xml:space="preserve">Q2 correct (/246)</w:t>
-            </w:r>
-          </w:p>
-        </w:tc>
-        <w:tc>
-          <w:tcPr>
-            <w:tcW w:type="dxa" w:w="676"/>
-            <w:gridSpan w:val="1"/>
-            <w:tcBorders>
-              <w:top w:val="none" w:color="FFFFFF" w:sz="0"/>
-              <w:left w:val="none" w:color="FFFFFF" w:sz="0"/>
-              <w:bottom w:val="none" w:color="FFFFFF" w:sz="0"/>
-              <w:right w:val="none" w:color="FFFFFF" w:sz="0"/>
-            </w:tcBorders>
-            <w:tcMar>
-              <w:top w:type="dxa" w:w="40"/>
-              <w:left w:type="dxa" w:w="80"/>
-              <w:bottom w:type="dxa" w:w="40"/>
-              <w:right w:type="dxa" w:w="80"/>
-            </w:tcMar>
-          </w:tcPr>
-          <w:p>
-            <w:pPr>
-              <w:spacing w:after="0" w:before="0"/>
-              <w:jc w:val="right"/>
-            </w:pPr>
-            <w:r>
-              <w:rPr>
-                <w:b w:val="false"/>
-                <w:bCs w:val="false"/>
-                <w:sz w:val="17"/>
-                <w:szCs w:val="17"/>
-              </w:rPr>
-              <w:t xml:space="preserve">156</w:t>
-            </w:r>
-          </w:p>
-        </w:tc>
-        <w:tc>
-          <w:tcPr>
-            <w:tcW w:type="dxa" w:w="676"/>
-            <w:gridSpan w:val="1"/>
-            <w:tcBorders>
-              <w:top w:val="none" w:color="FFFFFF" w:sz="0"/>
-              <w:left w:val="none" w:color="FFFFFF" w:sz="0"/>
-              <w:bottom w:val="none" w:color="FFFFFF" w:sz="0"/>
-              <w:right w:val="none" w:color="FFFFFF" w:sz="0"/>
-            </w:tcBorders>
-            <w:tcMar>
-              <w:top w:type="dxa" w:w="40"/>
-              <w:left w:type="dxa" w:w="80"/>
-              <w:bottom w:type="dxa" w:w="40"/>
-              <w:right w:type="dxa" w:w="80"/>
-            </w:tcMar>
-          </w:tcPr>
-          <w:p>
-            <w:pPr>
-              <w:spacing w:after="0" w:before="0"/>
-              <w:jc w:val="right"/>
-            </w:pPr>
-            <w:r>
-              <w:rPr>
-                <w:b w:val="false"/>
-                <w:bCs w:val="false"/>
-                <w:sz w:val="17"/>
-                <w:szCs w:val="17"/>
-              </w:rPr>
-              <w:t xml:space="preserve">183</w:t>
-            </w:r>
-          </w:p>
-        </w:tc>
-        <w:tc>
-          <w:tcPr>
-            <w:tcW w:type="dxa" w:w="848"/>
-            <w:gridSpan w:val="1"/>
-            <w:tcBorders>
-              <w:top w:val="none" w:color="FFFFFF" w:sz="0"/>
+              <w:t xml:space="preserve">Q2 four-way macro-F1 (incl. normal)</w:t>
+            </w:r>
+          </w:p>
+        </w:tc>
+        <w:tc>
+          <w:tcPr>
+            <w:tcW w:type="dxa" w:w="1017"/>
+            <w:gridSpan w:val="1"/>
+            <w:tcBorders>
+              <w:top w:val="single" w:color="000000" w:sz="8"/>
+              <w:left w:val="none" w:color="FFFFFF" w:sz="0"/>
+              <w:bottom w:val="none" w:color="FFFFFF" w:sz="0"/>
+              <w:right w:val="none" w:color="FFFFFF" w:sz="0"/>
+            </w:tcBorders>
+            <w:tcMar>
+              <w:top w:type="dxa" w:w="40"/>
+              <w:left w:type="dxa" w:w="80"/>
+              <w:bottom w:type="dxa" w:w="40"/>
+              <w:right w:type="dxa" w:w="80"/>
+            </w:tcMar>
+          </w:tcPr>
+          <w:p>
+            <w:pPr>
+              <w:spacing w:after="0" w:before="0"/>
+              <w:jc w:val="right"/>
+            </w:pPr>
+            <w:r>
+              <w:rPr>
+                <w:b w:val="false"/>
+                <w:bCs w:val="false"/>
+                <w:sz w:val="17"/>
+                <w:szCs w:val="17"/>
+              </w:rPr>
+              <w:t xml:space="preserve">.522</w:t>
+            </w:r>
+          </w:p>
+        </w:tc>
+        <w:tc>
+          <w:tcPr>
+            <w:tcW w:type="dxa" w:w="1017"/>
+            <w:gridSpan w:val="1"/>
+            <w:tcBorders>
+              <w:top w:val="single" w:color="000000" w:sz="8"/>
               <w:left w:val="none" w:color="FFFFFF" w:sz="0"/>
               <w:bottom w:val="none" w:color="FFFFFF" w:sz="0"/>
               <w:right w:val="none" w:color="FFFFFF" w:sz="0"/>
@@ -11431,7 +12190,40 @@
                 <w:sz w:val="17"/>
                 <w:szCs w:val="17"/>
               </w:rPr>
-              <w:t xml:space="preserve">187</w:t>
+              <w:t xml:space="preserve">.640</w:t>
+            </w:r>
+          </w:p>
+        </w:tc>
+        <w:tc>
+          <w:tcPr>
+            <w:tcW w:type="dxa" w:w="1020"/>
+            <w:gridSpan w:val="1"/>
+            <w:tcBorders>
+              <w:top w:val="single" w:color="000000" w:sz="8"/>
+              <w:left w:val="none" w:color="FFFFFF" w:sz="0"/>
+              <w:bottom w:val="none" w:color="FFFFFF" w:sz="0"/>
+              <w:right w:val="none" w:color="FFFFFF" w:sz="0"/>
+            </w:tcBorders>
+            <w:tcMar>
+              <w:top w:type="dxa" w:w="40"/>
+              <w:left w:type="dxa" w:w="80"/>
+              <w:bottom w:type="dxa" w:w="40"/>
+              <w:right w:type="dxa" w:w="80"/>
+            </w:tcMar>
+          </w:tcPr>
+          <w:p>
+            <w:pPr>
+              <w:spacing w:after="0" w:before="0"/>
+              <w:jc w:val="right"/>
+            </w:pPr>
+            <w:r>
+              <w:rPr>
+                <w:b w:val="false"/>
+                <w:bCs w:val="false"/>
+                <w:sz w:val="17"/>
+                <w:szCs w:val="17"/>
+              </w:rPr>
+              <w:t xml:space="preserve">.623</w:t>
             </w:r>
           </w:p>
         </w:tc>
@@ -11442,7 +12234,7 @@
         </w:trPr>
         <w:tc>
           <w:tcPr>
-            <w:tcW w:type="dxa" w:w="7106"/>
+            <w:tcW w:type="dxa" w:w="6252"/>
             <w:gridSpan w:val="1"/>
             <w:tcBorders>
               <w:top w:val="none" w:color="FFFFFF" w:sz="0"/>
@@ -11469,79 +12261,46 @@
                 <w:sz w:val="17"/>
                 <w:szCs w:val="17"/>
               </w:rPr>
-              <w:t xml:space="preserve">Q1–Q2 joint correct (/246)</w:t>
-            </w:r>
-          </w:p>
-        </w:tc>
-        <w:tc>
-          <w:tcPr>
-            <w:tcW w:type="dxa" w:w="676"/>
-            <w:gridSpan w:val="1"/>
-            <w:tcBorders>
-              <w:top w:val="none" w:color="FFFFFF" w:sz="0"/>
-              <w:left w:val="none" w:color="FFFFFF" w:sz="0"/>
-              <w:bottom w:val="none" w:color="FFFFFF" w:sz="0"/>
-              <w:right w:val="none" w:color="FFFFFF" w:sz="0"/>
-            </w:tcBorders>
-            <w:tcMar>
-              <w:top w:type="dxa" w:w="40"/>
-              <w:left w:type="dxa" w:w="80"/>
-              <w:bottom w:type="dxa" w:w="40"/>
-              <w:right w:type="dxa" w:w="80"/>
-            </w:tcMar>
-          </w:tcPr>
-          <w:p>
-            <w:pPr>
-              <w:spacing w:after="0" w:before="0"/>
-              <w:jc w:val="right"/>
-            </w:pPr>
-            <w:r>
-              <w:rPr>
-                <w:b w:val="false"/>
-                <w:bCs w:val="false"/>
-                <w:sz w:val="17"/>
-                <w:szCs w:val="17"/>
-              </w:rPr>
-              <w:t xml:space="preserve">142</w:t>
-            </w:r>
-          </w:p>
-        </w:tc>
-        <w:tc>
-          <w:tcPr>
-            <w:tcW w:type="dxa" w:w="676"/>
-            <w:gridSpan w:val="1"/>
-            <w:tcBorders>
-              <w:top w:val="none" w:color="FFFFFF" w:sz="0"/>
-              <w:left w:val="none" w:color="FFFFFF" w:sz="0"/>
-              <w:bottom w:val="none" w:color="FFFFFF" w:sz="0"/>
-              <w:right w:val="none" w:color="FFFFFF" w:sz="0"/>
-            </w:tcBorders>
-            <w:tcMar>
-              <w:top w:type="dxa" w:w="40"/>
-              <w:left w:type="dxa" w:w="80"/>
-              <w:bottom w:type="dxa" w:w="40"/>
-              <w:right w:type="dxa" w:w="80"/>
-            </w:tcMar>
-          </w:tcPr>
-          <w:p>
-            <w:pPr>
-              <w:spacing w:after="0" w:before="0"/>
-              <w:jc w:val="right"/>
-            </w:pPr>
-            <w:r>
-              <w:rPr>
-                <w:b w:val="false"/>
-                <w:bCs w:val="false"/>
-                <w:sz w:val="17"/>
-                <w:szCs w:val="17"/>
-              </w:rPr>
-              <w:t xml:space="preserve">163</w:t>
-            </w:r>
-          </w:p>
-        </w:tc>
-        <w:tc>
-          <w:tcPr>
-            <w:tcW w:type="dxa" w:w="848"/>
+              <w:t xml:space="preserve">Q2 four-way balanced accuracy</w:t>
+            </w:r>
+          </w:p>
+        </w:tc>
+        <w:tc>
+          <w:tcPr>
+            <w:tcW w:type="dxa" w:w="1017"/>
+            <w:gridSpan w:val="1"/>
+            <w:tcBorders>
+              <w:top w:val="none" w:color="FFFFFF" w:sz="0"/>
+              <w:left w:val="none" w:color="FFFFFF" w:sz="0"/>
+              <w:bottom w:val="none" w:color="FFFFFF" w:sz="0"/>
+              <w:right w:val="none" w:color="FFFFFF" w:sz="0"/>
+            </w:tcBorders>
+            <w:tcMar>
+              <w:top w:type="dxa" w:w="40"/>
+              <w:left w:type="dxa" w:w="80"/>
+              <w:bottom w:type="dxa" w:w="40"/>
+              <w:right w:type="dxa" w:w="80"/>
+            </w:tcMar>
+          </w:tcPr>
+          <w:p>
+            <w:pPr>
+              <w:spacing w:after="0" w:before="0"/>
+              <w:jc w:val="right"/>
+            </w:pPr>
+            <w:r>
+              <w:rPr>
+                <w:b w:val="false"/>
+                <w:bCs w:val="false"/>
+                <w:sz w:val="17"/>
+                <w:szCs w:val="17"/>
+              </w:rPr>
+              <w:t xml:space="preserve">.510</w:t>
+            </w:r>
+          </w:p>
+        </w:tc>
+        <w:tc>
+          <w:tcPr>
+            <w:tcW w:type="dxa" w:w="1017"/>
             <w:gridSpan w:val="1"/>
             <w:tcBorders>
               <w:top w:val="none" w:color="FFFFFF" w:sz="0"/>
@@ -11568,7 +12327,40 @@
                 <w:sz w:val="17"/>
                 <w:szCs w:val="17"/>
               </w:rPr>
-              <w:t xml:space="preserve">165</w:t>
+              <w:t xml:space="preserve">.659</w:t>
+            </w:r>
+          </w:p>
+        </w:tc>
+        <w:tc>
+          <w:tcPr>
+            <w:tcW w:type="dxa" w:w="1020"/>
+            <w:gridSpan w:val="1"/>
+            <w:tcBorders>
+              <w:top w:val="none" w:color="FFFFFF" w:sz="0"/>
+              <w:left w:val="none" w:color="FFFFFF" w:sz="0"/>
+              <w:bottom w:val="none" w:color="FFFFFF" w:sz="0"/>
+              <w:right w:val="none" w:color="FFFFFF" w:sz="0"/>
+            </w:tcBorders>
+            <w:tcMar>
+              <w:top w:type="dxa" w:w="40"/>
+              <w:left w:type="dxa" w:w="80"/>
+              <w:bottom w:type="dxa" w:w="40"/>
+              <w:right w:type="dxa" w:w="80"/>
+            </w:tcMar>
+          </w:tcPr>
+          <w:p>
+            <w:pPr>
+              <w:spacing w:after="0" w:before="0"/>
+              <w:jc w:val="right"/>
+            </w:pPr>
+            <w:r>
+              <w:rPr>
+                <w:b w:val="false"/>
+                <w:bCs w:val="false"/>
+                <w:sz w:val="17"/>
+                <w:szCs w:val="17"/>
+              </w:rPr>
+              <w:t xml:space="preserve">.639</w:t>
             </w:r>
           </w:p>
         </w:tc>
@@ -11579,7 +12371,7 @@
         </w:trPr>
         <w:tc>
           <w:tcPr>
-            <w:tcW w:type="dxa" w:w="7106"/>
+            <w:tcW w:type="dxa" w:w="6252"/>
             <w:gridSpan w:val="1"/>
             <w:tcBorders>
               <w:top w:val="none" w:color="FFFFFF" w:sz="0"/>
@@ -11606,79 +12398,79 @@
                 <w:sz w:val="17"/>
                 <w:szCs w:val="17"/>
               </w:rPr>
-              <w:t xml:space="preserve">Q1–Q2 consistency error</w:t>
-            </w:r>
-          </w:p>
-        </w:tc>
-        <w:tc>
-          <w:tcPr>
-            <w:tcW w:type="dxa" w:w="676"/>
-            <w:gridSpan w:val="1"/>
-            <w:tcBorders>
-              <w:top w:val="none" w:color="FFFFFF" w:sz="0"/>
-              <w:left w:val="none" w:color="FFFFFF" w:sz="0"/>
-              <w:bottom w:val="none" w:color="FFFFFF" w:sz="0"/>
-              <w:right w:val="none" w:color="FFFFFF" w:sz="0"/>
-            </w:tcBorders>
-            <w:tcMar>
-              <w:top w:type="dxa" w:w="40"/>
-              <w:left w:type="dxa" w:w="80"/>
-              <w:bottom w:type="dxa" w:w="40"/>
-              <w:right w:type="dxa" w:w="80"/>
-            </w:tcMar>
-          </w:tcPr>
-          <w:p>
-            <w:pPr>
-              <w:spacing w:after="0" w:before="0"/>
-              <w:jc w:val="right"/>
-            </w:pPr>
-            <w:r>
-              <w:rPr>
-                <w:b w:val="false"/>
-                <w:bCs w:val="false"/>
-                <w:sz w:val="17"/>
-                <w:szCs w:val="17"/>
-              </w:rPr>
-              <w:t xml:space="preserve">.211</w:t>
-            </w:r>
-          </w:p>
-        </w:tc>
-        <w:tc>
-          <w:tcPr>
-            <w:tcW w:type="dxa" w:w="676"/>
-            <w:gridSpan w:val="1"/>
-            <w:tcBorders>
-              <w:top w:val="none" w:color="FFFFFF" w:sz="0"/>
-              <w:left w:val="none" w:color="FFFFFF" w:sz="0"/>
-              <w:bottom w:val="none" w:color="FFFFFF" w:sz="0"/>
-              <w:right w:val="none" w:color="FFFFFF" w:sz="0"/>
-            </w:tcBorders>
-            <w:tcMar>
-              <w:top w:type="dxa" w:w="40"/>
-              <w:left w:type="dxa" w:w="80"/>
-              <w:bottom w:type="dxa" w:w="40"/>
-              <w:right w:type="dxa" w:w="80"/>
-            </w:tcMar>
-          </w:tcPr>
-          <w:p>
-            <w:pPr>
-              <w:spacing w:after="0" w:before="0"/>
-              <w:jc w:val="right"/>
-            </w:pPr>
-            <w:r>
-              <w:rPr>
-                <w:b w:val="false"/>
-                <w:bCs w:val="false"/>
-                <w:sz w:val="17"/>
-                <w:szCs w:val="17"/>
-              </w:rPr>
-              <w:t xml:space="preserve">.167</w:t>
-            </w:r>
-          </w:p>
-        </w:tc>
-        <w:tc>
-          <w:tcPr>
-            <w:tcW w:type="dxa" w:w="848"/>
+              <w:t xml:space="preserve">Q2 correct (/246)</w:t>
+            </w:r>
+          </w:p>
+        </w:tc>
+        <w:tc>
+          <w:tcPr>
+            <w:tcW w:type="dxa" w:w="1017"/>
+            <w:gridSpan w:val="1"/>
+            <w:tcBorders>
+              <w:top w:val="none" w:color="FFFFFF" w:sz="0"/>
+              <w:left w:val="none" w:color="FFFFFF" w:sz="0"/>
+              <w:bottom w:val="none" w:color="FFFFFF" w:sz="0"/>
+              <w:right w:val="none" w:color="FFFFFF" w:sz="0"/>
+            </w:tcBorders>
+            <w:tcMar>
+              <w:top w:type="dxa" w:w="40"/>
+              <w:left w:type="dxa" w:w="80"/>
+              <w:bottom w:type="dxa" w:w="40"/>
+              <w:right w:type="dxa" w:w="80"/>
+            </w:tcMar>
+          </w:tcPr>
+          <w:p>
+            <w:pPr>
+              <w:spacing w:after="0" w:before="0"/>
+              <w:jc w:val="right"/>
+            </w:pPr>
+            <w:r>
+              <w:rPr>
+                <w:b w:val="false"/>
+                <w:bCs w:val="false"/>
+                <w:sz w:val="17"/>
+                <w:szCs w:val="17"/>
+              </w:rPr>
+              <w:t xml:space="preserve">156</w:t>
+            </w:r>
+          </w:p>
+        </w:tc>
+        <w:tc>
+          <w:tcPr>
+            <w:tcW w:type="dxa" w:w="1017"/>
+            <w:gridSpan w:val="1"/>
+            <w:tcBorders>
+              <w:top w:val="none" w:color="FFFFFF" w:sz="0"/>
+              <w:left w:val="none" w:color="FFFFFF" w:sz="0"/>
+              <w:bottom w:val="none" w:color="FFFFFF" w:sz="0"/>
+              <w:right w:val="none" w:color="FFFFFF" w:sz="0"/>
+            </w:tcBorders>
+            <w:tcMar>
+              <w:top w:type="dxa" w:w="40"/>
+              <w:left w:type="dxa" w:w="80"/>
+              <w:bottom w:type="dxa" w:w="40"/>
+              <w:right w:type="dxa" w:w="80"/>
+            </w:tcMar>
+          </w:tcPr>
+          <w:p>
+            <w:pPr>
+              <w:spacing w:after="0" w:before="0"/>
+              <w:jc w:val="right"/>
+            </w:pPr>
+            <w:r>
+              <w:rPr>
+                <w:b w:val="false"/>
+                <w:bCs w:val="false"/>
+                <w:sz w:val="17"/>
+                <w:szCs w:val="17"/>
+              </w:rPr>
+              <w:t xml:space="preserve">183</w:t>
+            </w:r>
+          </w:p>
+        </w:tc>
+        <w:tc>
+          <w:tcPr>
+            <w:tcW w:type="dxa" w:w="1020"/>
             <w:gridSpan w:val="1"/>
             <w:tcBorders>
               <w:top w:val="none" w:color="FFFFFF" w:sz="0"/>
@@ -11705,7 +12497,7 @@
                 <w:sz w:val="17"/>
                 <w:szCs w:val="17"/>
               </w:rPr>
-              <w:t xml:space="preserve">.150</w:t>
+              <w:t xml:space="preserve">187</w:t>
             </w:r>
           </w:p>
         </w:tc>
@@ -11716,10 +12508,10 @@
         </w:trPr>
         <w:tc>
           <w:tcPr>
-            <w:tcW w:type="dxa" w:w="7106"/>
-            <w:gridSpan w:val="1"/>
-            <w:tcBorders>
-              <w:top w:val="single" w:color="000000" w:sz="8"/>
+            <w:tcW w:type="dxa" w:w="6252"/>
+            <w:gridSpan w:val="1"/>
+            <w:tcBorders>
+              <w:top w:val="none" w:color="FFFFFF" w:sz="0"/>
               <w:left w:val="none" w:color="FFFFFF" w:sz="0"/>
               <w:bottom w:val="none" w:color="FFFFFF" w:sz="0"/>
               <w:right w:val="none" w:color="FFFFFF" w:sz="0"/>
@@ -11743,49 +12535,49 @@
                 <w:sz w:val="17"/>
                 <w:szCs w:val="17"/>
               </w:rPr>
-              <w:t xml:space="preserve">Q3 presence balanced accuracy</w:t>
-            </w:r>
-          </w:p>
-        </w:tc>
-        <w:tc>
-          <w:tcPr>
-            <w:tcW w:type="dxa" w:w="676"/>
-            <w:gridSpan w:val="1"/>
-            <w:tcBorders>
-              <w:top w:val="single" w:color="000000" w:sz="8"/>
-              <w:left w:val="none" w:color="FFFFFF" w:sz="0"/>
-              <w:bottom w:val="none" w:color="FFFFFF" w:sz="0"/>
-              <w:right w:val="none" w:color="FFFFFF" w:sz="0"/>
-            </w:tcBorders>
-            <w:tcMar>
-              <w:top w:type="dxa" w:w="40"/>
-              <w:left w:type="dxa" w:w="80"/>
-              <w:bottom w:type="dxa" w:w="40"/>
-              <w:right w:type="dxa" w:w="80"/>
-            </w:tcMar>
-          </w:tcPr>
-          <w:p>
-            <w:pPr>
-              <w:spacing w:after="0" w:before="0"/>
-              <w:jc w:val="right"/>
-            </w:pPr>
-            <w:r>
-              <w:rPr>
-                <w:b w:val="false"/>
-                <w:bCs w:val="false"/>
-                <w:sz w:val="17"/>
-                <w:szCs w:val="17"/>
-              </w:rPr>
-              <w:t xml:space="preserve">.551</w:t>
-            </w:r>
-          </w:p>
-        </w:tc>
-        <w:tc>
-          <w:tcPr>
-            <w:tcW w:type="dxa" w:w="676"/>
-            <w:gridSpan w:val="1"/>
-            <w:tcBorders>
-              <w:top w:val="single" w:color="000000" w:sz="8"/>
+              <w:t xml:space="preserve">Q2 correct on defective images (/139)</w:t>
+            </w:r>
+          </w:p>
+        </w:tc>
+        <w:tc>
+          <w:tcPr>
+            <w:tcW w:type="dxa" w:w="1017"/>
+            <w:gridSpan w:val="1"/>
+            <w:tcBorders>
+              <w:top w:val="none" w:color="FFFFFF" w:sz="0"/>
+              <w:left w:val="none" w:color="FFFFFF" w:sz="0"/>
+              <w:bottom w:val="none" w:color="FFFFFF" w:sz="0"/>
+              <w:right w:val="none" w:color="FFFFFF" w:sz="0"/>
+            </w:tcBorders>
+            <w:tcMar>
+              <w:top w:type="dxa" w:w="40"/>
+              <w:left w:type="dxa" w:w="80"/>
+              <w:bottom w:type="dxa" w:w="40"/>
+              <w:right w:type="dxa" w:w="80"/>
+            </w:tcMar>
+          </w:tcPr>
+          <w:p>
+            <w:pPr>
+              <w:spacing w:after="0" w:before="0"/>
+              <w:jc w:val="right"/>
+            </w:pPr>
+            <w:r>
+              <w:rPr>
+                <w:b w:val="false"/>
+                <w:bCs w:val="false"/>
+                <w:sz w:val="17"/>
+                <w:szCs w:val="17"/>
+              </w:rPr>
+              <w:t xml:space="preserve">93</w:t>
+            </w:r>
+          </w:p>
+        </w:tc>
+        <w:tc>
+          <w:tcPr>
+            <w:tcW w:type="dxa" w:w="1017"/>
+            <w:gridSpan w:val="1"/>
+            <w:tcBorders>
+              <w:top w:val="none" w:color="FFFFFF" w:sz="0"/>
               <w:left w:val="none" w:color="FFFFFF" w:sz="0"/>
               <w:bottom w:val="none" w:color="FFFFFF" w:sz="0"/>
               <w:right w:val="none" w:color="FFFFFF" w:sz="0"/>
@@ -11809,40 +12601,40 @@
                 <w:sz w:val="17"/>
                 <w:szCs w:val="17"/>
               </w:rPr>
-              <w:t xml:space="preserve">.828</w:t>
-            </w:r>
-          </w:p>
-        </w:tc>
-        <w:tc>
-          <w:tcPr>
-            <w:tcW w:type="dxa" w:w="848"/>
-            <w:gridSpan w:val="1"/>
-            <w:tcBorders>
-              <w:top w:val="single" w:color="000000" w:sz="8"/>
-              <w:left w:val="none" w:color="FFFFFF" w:sz="0"/>
-              <w:bottom w:val="none" w:color="FFFFFF" w:sz="0"/>
-              <w:right w:val="none" w:color="FFFFFF" w:sz="0"/>
-            </w:tcBorders>
-            <w:tcMar>
-              <w:top w:type="dxa" w:w="40"/>
-              <w:left w:type="dxa" w:w="80"/>
-              <w:bottom w:type="dxa" w:w="40"/>
-              <w:right w:type="dxa" w:w="80"/>
-            </w:tcMar>
-          </w:tcPr>
-          <w:p>
-            <w:pPr>
-              <w:spacing w:after="0" w:before="0"/>
-              <w:jc w:val="right"/>
-            </w:pPr>
-            <w:r>
-              <w:rPr>
-                <w:b/>
-                <w:bCs/>
-                <w:sz w:val="17"/>
-                <w:szCs w:val="17"/>
-              </w:rPr>
-              <w:t xml:space="preserve">.828</w:t>
+              <w:t xml:space="preserve">97</w:t>
+            </w:r>
+          </w:p>
+        </w:tc>
+        <w:tc>
+          <w:tcPr>
+            <w:tcW w:type="dxa" w:w="1020"/>
+            <w:gridSpan w:val="1"/>
+            <w:tcBorders>
+              <w:top w:val="none" w:color="FFFFFF" w:sz="0"/>
+              <w:left w:val="none" w:color="FFFFFF" w:sz="0"/>
+              <w:bottom w:val="none" w:color="FFFFFF" w:sz="0"/>
+              <w:right w:val="none" w:color="FFFFFF" w:sz="0"/>
+            </w:tcBorders>
+            <w:tcMar>
+              <w:top w:type="dxa" w:w="40"/>
+              <w:left w:type="dxa" w:w="80"/>
+              <w:bottom w:type="dxa" w:w="40"/>
+              <w:right w:type="dxa" w:w="80"/>
+            </w:tcMar>
+          </w:tcPr>
+          <w:p>
+            <w:pPr>
+              <w:spacing w:after="0" w:before="0"/>
+              <w:jc w:val="right"/>
+            </w:pPr>
+            <w:r>
+              <w:rPr>
+                <w:b w:val="false"/>
+                <w:bCs w:val="false"/>
+                <w:sz w:val="17"/>
+                <w:szCs w:val="17"/>
+              </w:rPr>
+              <w:t xml:space="preserve">94</w:t>
             </w:r>
           </w:p>
         </w:tc>
@@ -11853,7 +12645,7 @@
         </w:trPr>
         <w:tc>
           <w:tcPr>
-            <w:tcW w:type="dxa" w:w="7106"/>
+            <w:tcW w:type="dxa" w:w="6252"/>
             <w:gridSpan w:val="1"/>
             <w:tcBorders>
               <w:top w:val="none" w:color="FFFFFF" w:sz="0"/>
@@ -11880,46 +12672,79 @@
                 <w:sz w:val="17"/>
                 <w:szCs w:val="17"/>
               </w:rPr>
-              <w:t xml:space="preserve">Q3 false region on normal images (/107)</w:t>
-            </w:r>
-          </w:p>
-        </w:tc>
-        <w:tc>
-          <w:tcPr>
-            <w:tcW w:type="dxa" w:w="676"/>
-            <w:gridSpan w:val="1"/>
-            <w:tcBorders>
-              <w:top w:val="none" w:color="FFFFFF" w:sz="0"/>
-              <w:left w:val="none" w:color="FFFFFF" w:sz="0"/>
-              <w:bottom w:val="none" w:color="FFFFFF" w:sz="0"/>
-              <w:right w:val="none" w:color="FFFFFF" w:sz="0"/>
-            </w:tcBorders>
-            <w:tcMar>
-              <w:top w:type="dxa" w:w="40"/>
-              <w:left w:type="dxa" w:w="80"/>
-              <w:bottom w:type="dxa" w:w="40"/>
-              <w:right w:type="dxa" w:w="80"/>
-            </w:tcMar>
-          </w:tcPr>
-          <w:p>
-            <w:pPr>
-              <w:spacing w:after="0" w:before="0"/>
-              <w:jc w:val="right"/>
-            </w:pPr>
-            <w:r>
-              <w:rPr>
-                <w:b w:val="false"/>
-                <w:bCs w:val="false"/>
-                <w:sz w:val="17"/>
-                <w:szCs w:val="17"/>
-              </w:rPr>
-              <w:t xml:space="preserve">93</w:t>
-            </w:r>
-          </w:p>
-        </w:tc>
-        <w:tc>
-          <w:tcPr>
-            <w:tcW w:type="dxa" w:w="676"/>
+              <w:t xml:space="preserve">Q1–Q2 joint correct (/246)</w:t>
+            </w:r>
+          </w:p>
+        </w:tc>
+        <w:tc>
+          <w:tcPr>
+            <w:tcW w:type="dxa" w:w="1017"/>
+            <w:gridSpan w:val="1"/>
+            <w:tcBorders>
+              <w:top w:val="none" w:color="FFFFFF" w:sz="0"/>
+              <w:left w:val="none" w:color="FFFFFF" w:sz="0"/>
+              <w:bottom w:val="none" w:color="FFFFFF" w:sz="0"/>
+              <w:right w:val="none" w:color="FFFFFF" w:sz="0"/>
+            </w:tcBorders>
+            <w:tcMar>
+              <w:top w:type="dxa" w:w="40"/>
+              <w:left w:type="dxa" w:w="80"/>
+              <w:bottom w:type="dxa" w:w="40"/>
+              <w:right w:type="dxa" w:w="80"/>
+            </w:tcMar>
+          </w:tcPr>
+          <w:p>
+            <w:pPr>
+              <w:spacing w:after="0" w:before="0"/>
+              <w:jc w:val="right"/>
+            </w:pPr>
+            <w:r>
+              <w:rPr>
+                <w:b w:val="false"/>
+                <w:bCs w:val="false"/>
+                <w:sz w:val="17"/>
+                <w:szCs w:val="17"/>
+              </w:rPr>
+              <w:t xml:space="preserve">142</w:t>
+            </w:r>
+          </w:p>
+        </w:tc>
+        <w:tc>
+          <w:tcPr>
+            <w:tcW w:type="dxa" w:w="1017"/>
+            <w:gridSpan w:val="1"/>
+            <w:tcBorders>
+              <w:top w:val="none" w:color="FFFFFF" w:sz="0"/>
+              <w:left w:val="none" w:color="FFFFFF" w:sz="0"/>
+              <w:bottom w:val="none" w:color="FFFFFF" w:sz="0"/>
+              <w:right w:val="none" w:color="FFFFFF" w:sz="0"/>
+            </w:tcBorders>
+            <w:tcMar>
+              <w:top w:type="dxa" w:w="40"/>
+              <w:left w:type="dxa" w:w="80"/>
+              <w:bottom w:type="dxa" w:w="40"/>
+              <w:right w:type="dxa" w:w="80"/>
+            </w:tcMar>
+          </w:tcPr>
+          <w:p>
+            <w:pPr>
+              <w:spacing w:after="0" w:before="0"/>
+              <w:jc w:val="right"/>
+            </w:pPr>
+            <w:r>
+              <w:rPr>
+                <w:b w:val="false"/>
+                <w:bCs w:val="false"/>
+                <w:sz w:val="17"/>
+                <w:szCs w:val="17"/>
+              </w:rPr>
+              <w:t xml:space="preserve">163</w:t>
+            </w:r>
+          </w:p>
+        </w:tc>
+        <w:tc>
+          <w:tcPr>
+            <w:tcW w:type="dxa" w:w="1020"/>
             <w:gridSpan w:val="1"/>
             <w:tcBorders>
               <w:top w:val="none" w:color="FFFFFF" w:sz="0"/>
@@ -11946,40 +12771,7 @@
                 <w:sz w:val="17"/>
                 <w:szCs w:val="17"/>
               </w:rPr>
-              <w:t xml:space="preserve">16</w:t>
-            </w:r>
-          </w:p>
-        </w:tc>
-        <w:tc>
-          <w:tcPr>
-            <w:tcW w:type="dxa" w:w="848"/>
-            <w:gridSpan w:val="1"/>
-            <w:tcBorders>
-              <w:top w:val="none" w:color="FFFFFF" w:sz="0"/>
-              <w:left w:val="none" w:color="FFFFFF" w:sz="0"/>
-              <w:bottom w:val="none" w:color="FFFFFF" w:sz="0"/>
-              <w:right w:val="none" w:color="FFFFFF" w:sz="0"/>
-            </w:tcBorders>
-            <w:tcMar>
-              <w:top w:type="dxa" w:w="40"/>
-              <w:left w:type="dxa" w:w="80"/>
-              <w:bottom w:type="dxa" w:w="40"/>
-              <w:right w:type="dxa" w:w="80"/>
-            </w:tcMar>
-          </w:tcPr>
-          <w:p>
-            <w:pPr>
-              <w:spacing w:after="0" w:before="0"/>
-              <w:jc w:val="right"/>
-            </w:pPr>
-            <w:r>
-              <w:rPr>
-                <w:b/>
-                <w:bCs/>
-                <w:sz w:val="17"/>
-                <w:szCs w:val="17"/>
-              </w:rPr>
-              <w:t xml:space="preserve">16</w:t>
+              <w:t xml:space="preserve">165</w:t>
             </w:r>
           </w:p>
         </w:tc>
@@ -11990,7 +12782,7 @@
         </w:trPr>
         <w:tc>
           <w:tcPr>
-            <w:tcW w:type="dxa" w:w="7106"/>
+            <w:tcW w:type="dxa" w:w="6252"/>
             <w:gridSpan w:val="1"/>
             <w:tcBorders>
               <w:top w:val="none" w:color="FFFFFF" w:sz="0"/>
@@ -12017,13 +12809,79 @@
                 <w:sz w:val="17"/>
                 <w:szCs w:val="17"/>
               </w:rPr>
-              <w:t xml:space="preserve">Q3 false “none” on defective images (/139)</w:t>
-            </w:r>
-          </w:p>
-        </w:tc>
-        <w:tc>
-          <w:tcPr>
-            <w:tcW w:type="dxa" w:w="676"/>
+              <w:t xml:space="preserve">Q1–Q2 consistency error</w:t>
+            </w:r>
+          </w:p>
+        </w:tc>
+        <w:tc>
+          <w:tcPr>
+            <w:tcW w:type="dxa" w:w="1017"/>
+            <w:gridSpan w:val="1"/>
+            <w:tcBorders>
+              <w:top w:val="none" w:color="FFFFFF" w:sz="0"/>
+              <w:left w:val="none" w:color="FFFFFF" w:sz="0"/>
+              <w:bottom w:val="none" w:color="FFFFFF" w:sz="0"/>
+              <w:right w:val="none" w:color="FFFFFF" w:sz="0"/>
+            </w:tcBorders>
+            <w:tcMar>
+              <w:top w:type="dxa" w:w="40"/>
+              <w:left w:type="dxa" w:w="80"/>
+              <w:bottom w:type="dxa" w:w="40"/>
+              <w:right w:type="dxa" w:w="80"/>
+            </w:tcMar>
+          </w:tcPr>
+          <w:p>
+            <w:pPr>
+              <w:spacing w:after="0" w:before="0"/>
+              <w:jc w:val="right"/>
+            </w:pPr>
+            <w:r>
+              <w:rPr>
+                <w:b w:val="false"/>
+                <w:bCs w:val="false"/>
+                <w:sz w:val="17"/>
+                <w:szCs w:val="17"/>
+              </w:rPr>
+              <w:t xml:space="preserve">.211</w:t>
+            </w:r>
+          </w:p>
+        </w:tc>
+        <w:tc>
+          <w:tcPr>
+            <w:tcW w:type="dxa" w:w="1017"/>
+            <w:gridSpan w:val="1"/>
+            <w:tcBorders>
+              <w:top w:val="none" w:color="FFFFFF" w:sz="0"/>
+              <w:left w:val="none" w:color="FFFFFF" w:sz="0"/>
+              <w:bottom w:val="none" w:color="FFFFFF" w:sz="0"/>
+              <w:right w:val="none" w:color="FFFFFF" w:sz="0"/>
+            </w:tcBorders>
+            <w:tcMar>
+              <w:top w:type="dxa" w:w="40"/>
+              <w:left w:type="dxa" w:w="80"/>
+              <w:bottom w:type="dxa" w:w="40"/>
+              <w:right w:type="dxa" w:w="80"/>
+            </w:tcMar>
+          </w:tcPr>
+          <w:p>
+            <w:pPr>
+              <w:spacing w:after="0" w:before="0"/>
+              <w:jc w:val="right"/>
+            </w:pPr>
+            <w:r>
+              <w:rPr>
+                <w:b w:val="false"/>
+                <w:bCs w:val="false"/>
+                <w:sz w:val="17"/>
+                <w:szCs w:val="17"/>
+              </w:rPr>
+              <w:t xml:space="preserve">.167</w:t>
+            </w:r>
+          </w:p>
+        </w:tc>
+        <w:tc>
+          <w:tcPr>
+            <w:tcW w:type="dxa" w:w="1020"/>
             <w:gridSpan w:val="1"/>
             <w:tcBorders>
               <w:top w:val="none" w:color="FFFFFF" w:sz="0"/>
@@ -12050,73 +12908,7 @@
                 <w:sz w:val="17"/>
                 <w:szCs w:val="17"/>
               </w:rPr>
-              <w:t xml:space="preserve">4</w:t>
-            </w:r>
-          </w:p>
-        </w:tc>
-        <w:tc>
-          <w:tcPr>
-            <w:tcW w:type="dxa" w:w="676"/>
-            <w:gridSpan w:val="1"/>
-            <w:tcBorders>
-              <w:top w:val="none" w:color="FFFFFF" w:sz="0"/>
-              <w:left w:val="none" w:color="FFFFFF" w:sz="0"/>
-              <w:bottom w:val="none" w:color="FFFFFF" w:sz="0"/>
-              <w:right w:val="none" w:color="FFFFFF" w:sz="0"/>
-            </w:tcBorders>
-            <w:tcMar>
-              <w:top w:type="dxa" w:w="40"/>
-              <w:left w:type="dxa" w:w="80"/>
-              <w:bottom w:type="dxa" w:w="40"/>
-              <w:right w:type="dxa" w:w="80"/>
-            </w:tcMar>
-          </w:tcPr>
-          <w:p>
-            <w:pPr>
-              <w:spacing w:after="0" w:before="0"/>
-              <w:jc w:val="right"/>
-            </w:pPr>
-            <w:r>
-              <w:rPr>
-                <w:b w:val="false"/>
-                <w:bCs w:val="false"/>
-                <w:sz w:val="17"/>
-                <w:szCs w:val="17"/>
-              </w:rPr>
-              <w:t xml:space="preserve">27</w:t>
-            </w:r>
-          </w:p>
-        </w:tc>
-        <w:tc>
-          <w:tcPr>
-            <w:tcW w:type="dxa" w:w="848"/>
-            <w:gridSpan w:val="1"/>
-            <w:tcBorders>
-              <w:top w:val="none" w:color="FFFFFF" w:sz="0"/>
-              <w:left w:val="none" w:color="FFFFFF" w:sz="0"/>
-              <w:bottom w:val="none" w:color="FFFFFF" w:sz="0"/>
-              <w:right w:val="none" w:color="FFFFFF" w:sz="0"/>
-            </w:tcBorders>
-            <w:tcMar>
-              <w:top w:type="dxa" w:w="40"/>
-              <w:left w:type="dxa" w:w="80"/>
-              <w:bottom w:type="dxa" w:w="40"/>
-              <w:right w:type="dxa" w:w="80"/>
-            </w:tcMar>
-          </w:tcPr>
-          <w:p>
-            <w:pPr>
-              <w:spacing w:after="0" w:before="0"/>
-              <w:jc w:val="right"/>
-            </w:pPr>
-            <w:r>
-              <w:rPr>
-                <w:b w:val="false"/>
-                <w:bCs w:val="false"/>
-                <w:sz w:val="17"/>
-                <w:szCs w:val="17"/>
-              </w:rPr>
-              <w:t xml:space="preserve">27</w:t>
+              <w:t xml:space="preserve">.150</w:t>
             </w:r>
           </w:p>
         </w:tc>
@@ -12127,7 +12919,555 @@
         </w:trPr>
         <w:tc>
           <w:tcPr>
-            <w:tcW w:type="dxa" w:w="7106"/>
+            <w:tcW w:type="dxa" w:w="6252"/>
+            <w:gridSpan w:val="1"/>
+            <w:tcBorders>
+              <w:top w:val="single" w:color="000000" w:sz="8"/>
+              <w:left w:val="none" w:color="FFFFFF" w:sz="0"/>
+              <w:bottom w:val="none" w:color="FFFFFF" w:sz="0"/>
+              <w:right w:val="none" w:color="FFFFFF" w:sz="0"/>
+            </w:tcBorders>
+            <w:tcMar>
+              <w:top w:type="dxa" w:w="40"/>
+              <w:left w:type="dxa" w:w="80"/>
+              <w:bottom w:type="dxa" w:w="40"/>
+              <w:right w:type="dxa" w:w="80"/>
+            </w:tcMar>
+          </w:tcPr>
+          <w:p>
+            <w:pPr>
+              <w:spacing w:after="0" w:before="0"/>
+              <w:jc w:val="left"/>
+            </w:pPr>
+            <w:r>
+              <w:rPr>
+                <w:b w:val="false"/>
+                <w:bCs w:val="false"/>
+                <w:sz w:val="17"/>
+                <w:szCs w:val="17"/>
+              </w:rPr>
+              <w:t xml:space="preserve">Q3 region presence BAcc (constant: .500)</w:t>
+            </w:r>
+          </w:p>
+        </w:tc>
+        <w:tc>
+          <w:tcPr>
+            <w:tcW w:type="dxa" w:w="1017"/>
+            <w:gridSpan w:val="1"/>
+            <w:tcBorders>
+              <w:top w:val="single" w:color="000000" w:sz="8"/>
+              <w:left w:val="none" w:color="FFFFFF" w:sz="0"/>
+              <w:bottom w:val="none" w:color="FFFFFF" w:sz="0"/>
+              <w:right w:val="none" w:color="FFFFFF" w:sz="0"/>
+            </w:tcBorders>
+            <w:tcMar>
+              <w:top w:type="dxa" w:w="40"/>
+              <w:left w:type="dxa" w:w="80"/>
+              <w:bottom w:type="dxa" w:w="40"/>
+              <w:right w:type="dxa" w:w="80"/>
+            </w:tcMar>
+          </w:tcPr>
+          <w:p>
+            <w:pPr>
+              <w:spacing w:after="0" w:before="0"/>
+              <w:jc w:val="right"/>
+            </w:pPr>
+            <w:r>
+              <w:rPr>
+                <w:b w:val="false"/>
+                <w:bCs w:val="false"/>
+                <w:sz w:val="17"/>
+                <w:szCs w:val="17"/>
+              </w:rPr>
+              <w:t xml:space="preserve">.551</w:t>
+            </w:r>
+          </w:p>
+        </w:tc>
+        <w:tc>
+          <w:tcPr>
+            <w:tcW w:type="dxa" w:w="1017"/>
+            <w:gridSpan w:val="1"/>
+            <w:tcBorders>
+              <w:top w:val="single" w:color="000000" w:sz="8"/>
+              <w:left w:val="none" w:color="FFFFFF" w:sz="0"/>
+              <w:bottom w:val="none" w:color="FFFFFF" w:sz="0"/>
+              <w:right w:val="none" w:color="FFFFFF" w:sz="0"/>
+            </w:tcBorders>
+            <w:tcMar>
+              <w:top w:type="dxa" w:w="40"/>
+              <w:left w:type="dxa" w:w="80"/>
+              <w:bottom w:type="dxa" w:w="40"/>
+              <w:right w:type="dxa" w:w="80"/>
+            </w:tcMar>
+          </w:tcPr>
+          <w:p>
+            <w:pPr>
+              <w:spacing w:after="0" w:before="0"/>
+              <w:jc w:val="right"/>
+            </w:pPr>
+            <w:r>
+              <w:rPr>
+                <w:b/>
+                <w:bCs/>
+                <w:sz w:val="17"/>
+                <w:szCs w:val="17"/>
+              </w:rPr>
+              <w:t xml:space="preserve">.828</w:t>
+            </w:r>
+          </w:p>
+        </w:tc>
+        <w:tc>
+          <w:tcPr>
+            <w:tcW w:type="dxa" w:w="1020"/>
+            <w:gridSpan w:val="1"/>
+            <w:tcBorders>
+              <w:top w:val="single" w:color="000000" w:sz="8"/>
+              <w:left w:val="none" w:color="FFFFFF" w:sz="0"/>
+              <w:bottom w:val="none" w:color="FFFFFF" w:sz="0"/>
+              <w:right w:val="none" w:color="FFFFFF" w:sz="0"/>
+            </w:tcBorders>
+            <w:tcMar>
+              <w:top w:type="dxa" w:w="40"/>
+              <w:left w:type="dxa" w:w="80"/>
+              <w:bottom w:type="dxa" w:w="40"/>
+              <w:right w:type="dxa" w:w="80"/>
+            </w:tcMar>
+          </w:tcPr>
+          <w:p>
+            <w:pPr>
+              <w:spacing w:after="0" w:before="0"/>
+              <w:jc w:val="right"/>
+            </w:pPr>
+            <w:r>
+              <w:rPr>
+                <w:b/>
+                <w:bCs/>
+                <w:sz w:val="17"/>
+                <w:szCs w:val="17"/>
+              </w:rPr>
+              <w:t xml:space="preserve">.828</w:t>
+            </w:r>
+          </w:p>
+        </w:tc>
+      </w:tr>
+      <w:tr>
+        <w:trPr>
+          <w:tblHeader w:val="off"/>
+        </w:trPr>
+        <w:tc>
+          <w:tcPr>
+            <w:tcW w:type="dxa" w:w="6252"/>
+            <w:gridSpan w:val="1"/>
+            <w:tcBorders>
+              <w:top w:val="none" w:color="FFFFFF" w:sz="0"/>
+              <w:left w:val="none" w:color="FFFFFF" w:sz="0"/>
+              <w:bottom w:val="none" w:color="FFFFFF" w:sz="0"/>
+              <w:right w:val="none" w:color="FFFFFF" w:sz="0"/>
+            </w:tcBorders>
+            <w:tcMar>
+              <w:top w:type="dxa" w:w="40"/>
+              <w:left w:type="dxa" w:w="80"/>
+              <w:bottom w:type="dxa" w:w="40"/>
+              <w:right w:type="dxa" w:w="80"/>
+            </w:tcMar>
+          </w:tcPr>
+          <w:p>
+            <w:pPr>
+              <w:spacing w:after="0" w:before="0"/>
+              <w:jc w:val="left"/>
+            </w:pPr>
+            <w:r>
+              <w:rPr>
+                <w:b w:val="false"/>
+                <w:bCs w:val="false"/>
+                <w:sz w:val="17"/>
+                <w:szCs w:val="17"/>
+              </w:rPr>
+              <w:t xml:space="preserve">Q3 false region on normal images (/107)</w:t>
+            </w:r>
+          </w:p>
+        </w:tc>
+        <w:tc>
+          <w:tcPr>
+            <w:tcW w:type="dxa" w:w="1017"/>
+            <w:gridSpan w:val="1"/>
+            <w:tcBorders>
+              <w:top w:val="none" w:color="FFFFFF" w:sz="0"/>
+              <w:left w:val="none" w:color="FFFFFF" w:sz="0"/>
+              <w:bottom w:val="none" w:color="FFFFFF" w:sz="0"/>
+              <w:right w:val="none" w:color="FFFFFF" w:sz="0"/>
+            </w:tcBorders>
+            <w:tcMar>
+              <w:top w:type="dxa" w:w="40"/>
+              <w:left w:type="dxa" w:w="80"/>
+              <w:bottom w:type="dxa" w:w="40"/>
+              <w:right w:type="dxa" w:w="80"/>
+            </w:tcMar>
+          </w:tcPr>
+          <w:p>
+            <w:pPr>
+              <w:spacing w:after="0" w:before="0"/>
+              <w:jc w:val="right"/>
+            </w:pPr>
+            <w:r>
+              <w:rPr>
+                <w:b w:val="false"/>
+                <w:bCs w:val="false"/>
+                <w:sz w:val="17"/>
+                <w:szCs w:val="17"/>
+              </w:rPr>
+              <w:t xml:space="preserve">93</w:t>
+            </w:r>
+          </w:p>
+        </w:tc>
+        <w:tc>
+          <w:tcPr>
+            <w:tcW w:type="dxa" w:w="1017"/>
+            <w:gridSpan w:val="1"/>
+            <w:tcBorders>
+              <w:top w:val="none" w:color="FFFFFF" w:sz="0"/>
+              <w:left w:val="none" w:color="FFFFFF" w:sz="0"/>
+              <w:bottom w:val="none" w:color="FFFFFF" w:sz="0"/>
+              <w:right w:val="none" w:color="FFFFFF" w:sz="0"/>
+            </w:tcBorders>
+            <w:tcMar>
+              <w:top w:type="dxa" w:w="40"/>
+              <w:left w:type="dxa" w:w="80"/>
+              <w:bottom w:type="dxa" w:w="40"/>
+              <w:right w:type="dxa" w:w="80"/>
+            </w:tcMar>
+          </w:tcPr>
+          <w:p>
+            <w:pPr>
+              <w:spacing w:after="0" w:before="0"/>
+              <w:jc w:val="right"/>
+            </w:pPr>
+            <w:r>
+              <w:rPr>
+                <w:b/>
+                <w:bCs/>
+                <w:sz w:val="17"/>
+                <w:szCs w:val="17"/>
+              </w:rPr>
+              <w:t xml:space="preserve">16</w:t>
+            </w:r>
+          </w:p>
+        </w:tc>
+        <w:tc>
+          <w:tcPr>
+            <w:tcW w:type="dxa" w:w="1020"/>
+            <w:gridSpan w:val="1"/>
+            <w:tcBorders>
+              <w:top w:val="none" w:color="FFFFFF" w:sz="0"/>
+              <w:left w:val="none" w:color="FFFFFF" w:sz="0"/>
+              <w:bottom w:val="none" w:color="FFFFFF" w:sz="0"/>
+              <w:right w:val="none" w:color="FFFFFF" w:sz="0"/>
+            </w:tcBorders>
+            <w:tcMar>
+              <w:top w:type="dxa" w:w="40"/>
+              <w:left w:type="dxa" w:w="80"/>
+              <w:bottom w:type="dxa" w:w="40"/>
+              <w:right w:type="dxa" w:w="80"/>
+            </w:tcMar>
+          </w:tcPr>
+          <w:p>
+            <w:pPr>
+              <w:spacing w:after="0" w:before="0"/>
+              <w:jc w:val="right"/>
+            </w:pPr>
+            <w:r>
+              <w:rPr>
+                <w:b/>
+                <w:bCs/>
+                <w:sz w:val="17"/>
+                <w:szCs w:val="17"/>
+              </w:rPr>
+              <w:t xml:space="preserve">16</w:t>
+            </w:r>
+          </w:p>
+        </w:tc>
+      </w:tr>
+      <w:tr>
+        <w:trPr>
+          <w:tblHeader w:val="off"/>
+        </w:trPr>
+        <w:tc>
+          <w:tcPr>
+            <w:tcW w:type="dxa" w:w="6252"/>
+            <w:gridSpan w:val="1"/>
+            <w:tcBorders>
+              <w:top w:val="none" w:color="FFFFFF" w:sz="0"/>
+              <w:left w:val="none" w:color="FFFFFF" w:sz="0"/>
+              <w:bottom w:val="none" w:color="FFFFFF" w:sz="0"/>
+              <w:right w:val="none" w:color="FFFFFF" w:sz="0"/>
+            </w:tcBorders>
+            <w:tcMar>
+              <w:top w:type="dxa" w:w="40"/>
+              <w:left w:type="dxa" w:w="80"/>
+              <w:bottom w:type="dxa" w:w="40"/>
+              <w:right w:type="dxa" w:w="80"/>
+            </w:tcMar>
+          </w:tcPr>
+          <w:p>
+            <w:pPr>
+              <w:spacing w:after="0" w:before="0"/>
+              <w:jc w:val="left"/>
+            </w:pPr>
+            <w:r>
+              <w:rPr>
+                <w:b w:val="false"/>
+                <w:bCs w:val="false"/>
+                <w:sz w:val="17"/>
+                <w:szCs w:val="17"/>
+              </w:rPr>
+              <w:t xml:space="preserve">Q3 false “none” on defective images (/139)</w:t>
+            </w:r>
+          </w:p>
+        </w:tc>
+        <w:tc>
+          <w:tcPr>
+            <w:tcW w:type="dxa" w:w="1017"/>
+            <w:gridSpan w:val="1"/>
+            <w:tcBorders>
+              <w:top w:val="none" w:color="FFFFFF" w:sz="0"/>
+              <w:left w:val="none" w:color="FFFFFF" w:sz="0"/>
+              <w:bottom w:val="none" w:color="FFFFFF" w:sz="0"/>
+              <w:right w:val="none" w:color="FFFFFF" w:sz="0"/>
+            </w:tcBorders>
+            <w:tcMar>
+              <w:top w:type="dxa" w:w="40"/>
+              <w:left w:type="dxa" w:w="80"/>
+              <w:bottom w:type="dxa" w:w="40"/>
+              <w:right w:type="dxa" w:w="80"/>
+            </w:tcMar>
+          </w:tcPr>
+          <w:p>
+            <w:pPr>
+              <w:spacing w:after="0" w:before="0"/>
+              <w:jc w:val="right"/>
+            </w:pPr>
+            <w:r>
+              <w:rPr>
+                <w:b/>
+                <w:bCs/>
+                <w:sz w:val="17"/>
+                <w:szCs w:val="17"/>
+              </w:rPr>
+              <w:t xml:space="preserve">4</w:t>
+            </w:r>
+          </w:p>
+        </w:tc>
+        <w:tc>
+          <w:tcPr>
+            <w:tcW w:type="dxa" w:w="1017"/>
+            <w:gridSpan w:val="1"/>
+            <w:tcBorders>
+              <w:top w:val="none" w:color="FFFFFF" w:sz="0"/>
+              <w:left w:val="none" w:color="FFFFFF" w:sz="0"/>
+              <w:bottom w:val="none" w:color="FFFFFF" w:sz="0"/>
+              <w:right w:val="none" w:color="FFFFFF" w:sz="0"/>
+            </w:tcBorders>
+            <w:tcMar>
+              <w:top w:type="dxa" w:w="40"/>
+              <w:left w:type="dxa" w:w="80"/>
+              <w:bottom w:type="dxa" w:w="40"/>
+              <w:right w:type="dxa" w:w="80"/>
+            </w:tcMar>
+          </w:tcPr>
+          <w:p>
+            <w:pPr>
+              <w:spacing w:after="0" w:before="0"/>
+              <w:jc w:val="right"/>
+            </w:pPr>
+            <w:r>
+              <w:rPr>
+                <w:b w:val="false"/>
+                <w:bCs w:val="false"/>
+                <w:sz w:val="17"/>
+                <w:szCs w:val="17"/>
+              </w:rPr>
+              <w:t xml:space="preserve">27</w:t>
+            </w:r>
+          </w:p>
+        </w:tc>
+        <w:tc>
+          <w:tcPr>
+            <w:tcW w:type="dxa" w:w="1020"/>
+            <w:gridSpan w:val="1"/>
+            <w:tcBorders>
+              <w:top w:val="none" w:color="FFFFFF" w:sz="0"/>
+              <w:left w:val="none" w:color="FFFFFF" w:sz="0"/>
+              <w:bottom w:val="none" w:color="FFFFFF" w:sz="0"/>
+              <w:right w:val="none" w:color="FFFFFF" w:sz="0"/>
+            </w:tcBorders>
+            <w:tcMar>
+              <w:top w:type="dxa" w:w="40"/>
+              <w:left w:type="dxa" w:w="80"/>
+              <w:bottom w:type="dxa" w:w="40"/>
+              <w:right w:type="dxa" w:w="80"/>
+            </w:tcMar>
+          </w:tcPr>
+          <w:p>
+            <w:pPr>
+              <w:spacing w:after="0" w:before="0"/>
+              <w:jc w:val="right"/>
+            </w:pPr>
+            <w:r>
+              <w:rPr>
+                <w:b w:val="false"/>
+                <w:bCs w:val="false"/>
+                <w:sz w:val="17"/>
+                <w:szCs w:val="17"/>
+              </w:rPr>
+              <w:t xml:space="preserve">27</w:t>
+            </w:r>
+          </w:p>
+        </w:tc>
+      </w:tr>
+      <w:tr>
+        <w:trPr>
+          <w:tblHeader w:val="off"/>
+        </w:trPr>
+        <w:tc>
+          <w:tcPr>
+            <w:tcW w:type="dxa" w:w="6252"/>
+            <w:gridSpan w:val="1"/>
+            <w:tcBorders>
+              <w:top w:val="none" w:color="FFFFFF" w:sz="0"/>
+              <w:left w:val="none" w:color="FFFFFF" w:sz="0"/>
+              <w:bottom w:val="none" w:color="FFFFFF" w:sz="0"/>
+              <w:right w:val="none" w:color="FFFFFF" w:sz="0"/>
+            </w:tcBorders>
+            <w:tcMar>
+              <w:top w:type="dxa" w:w="40"/>
+              <w:left w:type="dxa" w:w="80"/>
+              <w:bottom w:type="dxa" w:w="40"/>
+              <w:right w:type="dxa" w:w="80"/>
+            </w:tcMar>
+          </w:tcPr>
+          <w:p>
+            <w:pPr>
+              <w:spacing w:after="0" w:before="0"/>
+              <w:jc w:val="left"/>
+            </w:pPr>
+            <w:r>
+              <w:rPr>
+                <w:b w:val="false"/>
+                <w:bCs w:val="false"/>
+                <w:sz w:val="17"/>
+                <w:szCs w:val="17"/>
+              </w:rPr>
+              <w:t xml:space="preserve">Q3 position hit (/133; constant center: 72)</w:t>
+            </w:r>
+          </w:p>
+        </w:tc>
+        <w:tc>
+          <w:tcPr>
+            <w:tcW w:type="dxa" w:w="1017"/>
+            <w:gridSpan w:val="1"/>
+            <w:tcBorders>
+              <w:top w:val="none" w:color="FFFFFF" w:sz="0"/>
+              <w:left w:val="none" w:color="FFFFFF" w:sz="0"/>
+              <w:bottom w:val="none" w:color="FFFFFF" w:sz="0"/>
+              <w:right w:val="none" w:color="FFFFFF" w:sz="0"/>
+            </w:tcBorders>
+            <w:tcMar>
+              <w:top w:type="dxa" w:w="40"/>
+              <w:left w:type="dxa" w:w="80"/>
+              <w:bottom w:type="dxa" w:w="40"/>
+              <w:right w:type="dxa" w:w="80"/>
+            </w:tcMar>
+          </w:tcPr>
+          <w:p>
+            <w:pPr>
+              <w:spacing w:after="0" w:before="0"/>
+              <w:jc w:val="right"/>
+            </w:pPr>
+            <w:r>
+              <w:rPr>
+                <w:b w:val="false"/>
+                <w:bCs w:val="false"/>
+                <w:sz w:val="17"/>
+                <w:szCs w:val="17"/>
+              </w:rPr>
+              <w:t xml:space="preserve">29</w:t>
+            </w:r>
+          </w:p>
+        </w:tc>
+        <w:tc>
+          <w:tcPr>
+            <w:tcW w:type="dxa" w:w="1017"/>
+            <w:gridSpan w:val="1"/>
+            <w:tcBorders>
+              <w:top w:val="none" w:color="FFFFFF" w:sz="0"/>
+              <w:left w:val="none" w:color="FFFFFF" w:sz="0"/>
+              <w:bottom w:val="none" w:color="FFFFFF" w:sz="0"/>
+              <w:right w:val="none" w:color="FFFFFF" w:sz="0"/>
+            </w:tcBorders>
+            <w:tcMar>
+              <w:top w:type="dxa" w:w="40"/>
+              <w:left w:type="dxa" w:w="80"/>
+              <w:bottom w:type="dxa" w:w="40"/>
+              <w:right w:type="dxa" w:w="80"/>
+            </w:tcMar>
+          </w:tcPr>
+          <w:p>
+            <w:pPr>
+              <w:spacing w:after="0" w:before="0"/>
+              <w:jc w:val="right"/>
+            </w:pPr>
+            <w:r>
+              <w:rPr>
+                <w:b/>
+                <w:bCs/>
+                <w:sz w:val="17"/>
+                <w:szCs w:val="17"/>
+              </w:rPr>
+              <w:t xml:space="preserve">31</w:t>
+            </w:r>
+          </w:p>
+        </w:tc>
+        <w:tc>
+          <w:tcPr>
+            <w:tcW w:type="dxa" w:w="1020"/>
+            <w:gridSpan w:val="1"/>
+            <w:tcBorders>
+              <w:top w:val="none" w:color="FFFFFF" w:sz="0"/>
+              <w:left w:val="none" w:color="FFFFFF" w:sz="0"/>
+              <w:bottom w:val="none" w:color="FFFFFF" w:sz="0"/>
+              <w:right w:val="none" w:color="FFFFFF" w:sz="0"/>
+            </w:tcBorders>
+            <w:tcMar>
+              <w:top w:type="dxa" w:w="40"/>
+              <w:left w:type="dxa" w:w="80"/>
+              <w:bottom w:type="dxa" w:w="40"/>
+              <w:right w:type="dxa" w:w="80"/>
+            </w:tcMar>
+          </w:tcPr>
+          <w:p>
+            <w:pPr>
+              <w:spacing w:after="0" w:before="0"/>
+              <w:jc w:val="right"/>
+            </w:pPr>
+            <w:r>
+              <w:rPr>
+                <w:b/>
+                <w:bCs/>
+                <w:sz w:val="17"/>
+                <w:szCs w:val="17"/>
+              </w:rPr>
+              <w:t xml:space="preserve">31</w:t>
+            </w:r>
+          </w:p>
+        </w:tc>
+      </w:tr>
+      <w:tr>
+        <w:trPr>
+          <w:tblHeader w:val="off"/>
+        </w:trPr>
+        <w:tc>
+          <w:tcPr>
+            <w:tcW w:type="dxa" w:w="6252"/>
             <w:gridSpan w:val="1"/>
             <w:tcBorders>
               <w:top w:val="none" w:color="FFFFFF" w:sz="0"/>
@@ -12154,13 +13494,13 @@
                 <w:sz w:val="17"/>
                 <w:szCs w:val="17"/>
               </w:rPr>
-              <w:t xml:space="preserve">Q1–Q2–Q3 joint correct (/246)</w:t>
-            </w:r>
-          </w:p>
-        </w:tc>
-        <w:tc>
-          <w:tcPr>
-            <w:tcW w:type="dxa" w:w="676"/>
+              <w:t xml:space="preserve">Q1–Q2–Q3 presence joint correct (/246)</w:t>
+            </w:r>
+          </w:p>
+        </w:tc>
+        <w:tc>
+          <w:tcPr>
+            <w:tcW w:type="dxa" w:w="1017"/>
             <w:gridSpan w:val="1"/>
             <w:tcBorders>
               <w:top w:val="none" w:color="FFFFFF" w:sz="0"/>
@@ -12193,7 +13533,7 @@
         </w:tc>
         <w:tc>
           <w:tcPr>
-            <w:tcW w:type="dxa" w:w="676"/>
+            <w:tcW w:type="dxa" w:w="1017"/>
             <w:gridSpan w:val="1"/>
             <w:tcBorders>
               <w:top w:val="none" w:color="FFFFFF" w:sz="0"/>
@@ -12226,7 +13566,7 @@
         </w:tc>
         <w:tc>
           <w:tcPr>
-            <w:tcW w:type="dxa" w:w="848"/>
+            <w:tcW w:type="dxa" w:w="1020"/>
             <w:gridSpan w:val="1"/>
             <w:tcBorders>
               <w:top w:val="none" w:color="FFFFFF" w:sz="0"/>
@@ -13696,6 +15036,161 @@
             <w:tcBorders>
               <w:top w:val="none" w:color="FFFFFF" w:sz="0"/>
               <w:left w:val="none" w:color="FFFFFF" w:sz="0"/>
+              <w:bottom w:val="none" w:color="FFFFFF" w:sz="0"/>
+              <w:right w:val="none" w:color="FFFFFF" w:sz="0"/>
+            </w:tcBorders>
+            <w:tcMar>
+              <w:top w:type="dxa" w:w="40"/>
+              <w:left w:type="dxa" w:w="80"/>
+              <w:bottom w:type="dxa" w:w="40"/>
+              <w:right w:type="dxa" w:w="80"/>
+            </w:tcMar>
+          </w:tcPr>
+          <w:p>
+            <w:pPr>
+              <w:spacing w:after="0" w:before="0"/>
+              <w:jc w:val="left"/>
+            </w:pPr>
+            <w:r>
+              <w:rPr>
+                <w:b w:val="false"/>
+                <w:bCs w:val="false"/>
+                <w:sz w:val="17"/>
+                <w:szCs w:val="17"/>
+              </w:rPr>
+              <w:t xml:space="preserve">Agent/candidate </w:t>
+            </w:r>
+            <w:r>
+              <w:rPr>
+                <w:b w:val="false"/>
+                <w:bCs w:val="false"/>
+                <w:sz w:val="17"/>
+                <w:szCs w:val="17"/>
+              </w:rPr>
+              <w:t xml:space="preserve">−</w:t>
+            </w:r>
+            <w:r>
+              <w:rPr>
+                <w:b w:val="false"/>
+                <w:bCs w:val="false"/>
+                <w:sz w:val="17"/>
+                <w:szCs w:val="17"/>
+              </w:rPr>
+              <w:t xml:space="preserve"> direct</w:t>
+            </w:r>
+          </w:p>
+        </w:tc>
+        <w:tc>
+          <w:tcPr>
+            <w:tcW w:type="dxa" w:w="3589"/>
+            <w:gridSpan w:val="1"/>
+            <w:tcBorders>
+              <w:top w:val="none" w:color="FFFFFF" w:sz="0"/>
+              <w:left w:val="none" w:color="FFFFFF" w:sz="0"/>
+              <w:bottom w:val="none" w:color="FFFFFF" w:sz="0"/>
+              <w:right w:val="none" w:color="FFFFFF" w:sz="0"/>
+            </w:tcBorders>
+            <w:tcMar>
+              <w:top w:type="dxa" w:w="40"/>
+              <w:left w:type="dxa" w:w="80"/>
+              <w:bottom w:type="dxa" w:w="40"/>
+              <w:right w:type="dxa" w:w="80"/>
+            </w:tcMar>
+          </w:tcPr>
+          <w:p>
+            <w:pPr>
+              <w:spacing w:after="0" w:before="0"/>
+              <w:jc w:val="left"/>
+            </w:pPr>
+            <w:r>
+              <w:rPr>
+                <w:b w:val="false"/>
+                <w:bCs w:val="false"/>
+                <w:sz w:val="17"/>
+                <w:szCs w:val="17"/>
+              </w:rPr>
+              <w:t xml:space="preserve">Q3 defect false-none rate</w:t>
+            </w:r>
+          </w:p>
+        </w:tc>
+        <w:tc>
+          <w:tcPr>
+            <w:tcW w:type="dxa" w:w="664"/>
+            <w:gridSpan w:val="1"/>
+            <w:tcBorders>
+              <w:top w:val="none" w:color="FFFFFF" w:sz="0"/>
+              <w:left w:val="none" w:color="FFFFFF" w:sz="0"/>
+              <w:bottom w:val="none" w:color="FFFFFF" w:sz="0"/>
+              <w:right w:val="none" w:color="FFFFFF" w:sz="0"/>
+            </w:tcBorders>
+            <w:tcMar>
+              <w:top w:type="dxa" w:w="40"/>
+              <w:left w:type="dxa" w:w="80"/>
+              <w:bottom w:type="dxa" w:w="40"/>
+              <w:right w:type="dxa" w:w="80"/>
+            </w:tcMar>
+          </w:tcPr>
+          <w:p>
+            <w:pPr>
+              <w:spacing w:after="0" w:before="0"/>
+              <w:jc w:val="right"/>
+            </w:pPr>
+            <w:r>
+              <w:rPr>
+                <w:b w:val="false"/>
+                <w:bCs w:val="false"/>
+                <w:sz w:val="17"/>
+                <w:szCs w:val="17"/>
+              </w:rPr>
+              <w:t xml:space="preserve">+.165</w:t>
+            </w:r>
+          </w:p>
+        </w:tc>
+        <w:tc>
+          <w:tcPr>
+            <w:tcW w:type="dxa" w:w="1863"/>
+            <w:gridSpan w:val="1"/>
+            <w:tcBorders>
+              <w:top w:val="none" w:color="FFFFFF" w:sz="0"/>
+              <w:left w:val="none" w:color="FFFFFF" w:sz="0"/>
+              <w:bottom w:val="none" w:color="FFFFFF" w:sz="0"/>
+              <w:right w:val="none" w:color="FFFFFF" w:sz="0"/>
+            </w:tcBorders>
+            <w:tcMar>
+              <w:top w:type="dxa" w:w="40"/>
+              <w:left w:type="dxa" w:w="80"/>
+              <w:bottom w:type="dxa" w:w="40"/>
+              <w:right w:type="dxa" w:w="80"/>
+            </w:tcMar>
+          </w:tcPr>
+          <w:p>
+            <w:pPr>
+              <w:spacing w:after="0" w:before="0"/>
+              <w:jc w:val="right"/>
+            </w:pPr>
+            <w:r>
+              <w:rPr>
+                <w:b w:val="false"/>
+                <w:bCs w:val="false"/>
+                <w:sz w:val="17"/>
+                <w:szCs w:val="17"/>
+              </w:rPr>
+              <w:t xml:space="preserve">[+.103, +.234]</w:t>
+            </w:r>
+          </w:p>
+        </w:tc>
+      </w:tr>
+      <w:tr>
+        <w:trPr>
+          <w:tblHeader w:val="off"/>
+        </w:trPr>
+        <w:tc>
+          <w:tcPr>
+            <w:tcW w:type="dxa" w:w="3190"/>
+            <w:gridSpan w:val="1"/>
+            <w:tcBorders>
+              <w:top w:val="none" w:color="FFFFFF" w:sz="0"/>
+              <w:left w:val="none" w:color="FFFFFF" w:sz="0"/>
               <w:bottom w:val="single" w:color="000000" w:sz="8"/>
               <w:right w:val="none" w:color="FFFFFF" w:sz="0"/>
             </w:tcBorders>
@@ -13769,7 +15264,7 @@
                 <w:sz w:val="17"/>
                 <w:szCs w:val="17"/>
               </w:rPr>
-              <w:t xml:space="preserve">Q3 defect false-none rate</w:t>
+              <w:t xml:space="preserve">Q3 position hit rate (/133)</w:t>
             </w:r>
           </w:p>
         </w:tc>
@@ -13802,7 +15297,7 @@
                 <w:sz w:val="17"/>
                 <w:szCs w:val="17"/>
               </w:rPr>
-              <w:t xml:space="preserve">+.165</w:t>
+              <w:t xml:space="preserve">+.015</w:t>
             </w:r>
           </w:p>
         </w:tc>
@@ -13835,7 +15330,7 @@
                 <w:sz w:val="17"/>
                 <w:szCs w:val="17"/>
               </w:rPr>
-              <w:t xml:space="preserve">[+.103, +.234]</w:t>
+              <w:t xml:space="preserve">[−.045, +.075]</w:t>
             </w:r>
           </w:p>
         </w:tc>
@@ -13879,7 +15374,7 @@
           <w:sz w:val="19"/>
           <w:szCs w:val="19"/>
         </w:rPr>
-        <w:t xml:space="preserve">절).</w:t>
+        <w:t xml:space="preserve">절). Defective: 결함 세 종류의 합.</w:t>
       </w:r>
     </w:p>
     <w:tbl>
@@ -13895,12 +15390,12 @@
         </w:tblBorders>
       </w:tblPr>
       <w:tblGrid>
-        <w:gridCol w:w="3198"/>
-        <w:gridCol w:w="1163"/>
-        <w:gridCol w:w="1163"/>
-        <w:gridCol w:w="1163"/>
-        <w:gridCol w:w="1163"/>
-        <w:gridCol w:w="1456"/>
+        <w:gridCol w:w="3877"/>
+        <w:gridCol w:w="1034"/>
+        <w:gridCol w:w="1034"/>
+        <w:gridCol w:w="1034"/>
+        <w:gridCol w:w="1034"/>
+        <w:gridCol w:w="1293"/>
       </w:tblGrid>
       <w:tr>
         <w:trPr>
@@ -13908,7 +15403,7 @@
         </w:trPr>
         <w:tc>
           <w:tcPr>
-            <w:tcW w:type="dxa" w:w="3198"/>
+            <w:tcW w:type="dxa" w:w="3877"/>
             <w:gridSpan w:val="1"/>
             <w:tcBorders>
               <w:top w:val="single" w:color="000000" w:sz="8"/>
@@ -13942,7 +15437,7 @@
         </w:tc>
         <w:tc>
           <w:tcPr>
-            <w:tcW w:type="dxa" w:w="1163"/>
+            <w:tcW w:type="dxa" w:w="1034"/>
             <w:gridSpan w:val="1"/>
             <w:tcBorders>
               <w:top w:val="single" w:color="000000" w:sz="8"/>
@@ -13976,7 +15471,7 @@
         </w:tc>
         <w:tc>
           <w:tcPr>
-            <w:tcW w:type="dxa" w:w="1163"/>
+            <w:tcW w:type="dxa" w:w="1034"/>
             <w:gridSpan w:val="1"/>
             <w:tcBorders>
               <w:top w:val="single" w:color="000000" w:sz="8"/>
@@ -14010,7 +15505,7 @@
         </w:tc>
         <w:tc>
           <w:tcPr>
-            <w:tcW w:type="dxa" w:w="1163"/>
+            <w:tcW w:type="dxa" w:w="1034"/>
             <w:gridSpan w:val="1"/>
             <w:tcBorders>
               <w:top w:val="single" w:color="000000" w:sz="8"/>
@@ -14044,7 +15539,7 @@
         </w:tc>
         <w:tc>
           <w:tcPr>
-            <w:tcW w:type="dxa" w:w="1163"/>
+            <w:tcW w:type="dxa" w:w="1034"/>
             <w:gridSpan w:val="1"/>
             <w:tcBorders>
               <w:top w:val="single" w:color="000000" w:sz="8"/>
@@ -14078,7 +15573,7 @@
         </w:tc>
         <w:tc>
           <w:tcPr>
-            <w:tcW w:type="dxa" w:w="1456"/>
+            <w:tcW w:type="dxa" w:w="1293"/>
             <w:gridSpan w:val="1"/>
             <w:tcBorders>
               <w:top w:val="single" w:color="000000" w:sz="8"/>
@@ -14117,7 +15612,7 @@
         </w:trPr>
         <w:tc>
           <w:tcPr>
-            <w:tcW w:type="dxa" w:w="3198"/>
+            <w:tcW w:type="dxa" w:w="3877"/>
             <w:gridSpan w:val="1"/>
             <w:tcBorders>
               <w:top w:val="single" w:color="000000" w:sz="8"/>
@@ -14150,7 +15645,7 @@
         </w:tc>
         <w:tc>
           <w:tcPr>
-            <w:tcW w:type="dxa" w:w="1163"/>
+            <w:tcW w:type="dxa" w:w="1034"/>
             <w:gridSpan w:val="1"/>
             <w:tcBorders>
               <w:top w:val="single" w:color="000000" w:sz="8"/>
@@ -14183,7 +15678,7 @@
         </w:tc>
         <w:tc>
           <w:tcPr>
-            <w:tcW w:type="dxa" w:w="1163"/>
+            <w:tcW w:type="dxa" w:w="1034"/>
             <w:gridSpan w:val="1"/>
             <w:tcBorders>
               <w:top w:val="single" w:color="000000" w:sz="8"/>
@@ -14216,7 +15711,7 @@
         </w:tc>
         <w:tc>
           <w:tcPr>
-            <w:tcW w:type="dxa" w:w="1163"/>
+            <w:tcW w:type="dxa" w:w="1034"/>
             <w:gridSpan w:val="1"/>
             <w:tcBorders>
               <w:top w:val="single" w:color="000000" w:sz="8"/>
@@ -14249,7 +15744,7 @@
         </w:tc>
         <w:tc>
           <w:tcPr>
-            <w:tcW w:type="dxa" w:w="1163"/>
+            <w:tcW w:type="dxa" w:w="1034"/>
             <w:gridSpan w:val="1"/>
             <w:tcBorders>
               <w:top w:val="single" w:color="000000" w:sz="8"/>
@@ -14282,7 +15777,7 @@
         </w:tc>
         <w:tc>
           <w:tcPr>
-            <w:tcW w:type="dxa" w:w="1456"/>
+            <w:tcW w:type="dxa" w:w="1293"/>
             <w:gridSpan w:val="1"/>
             <w:tcBorders>
               <w:top w:val="single" w:color="000000" w:sz="8"/>
@@ -14320,7 +15815,7 @@
         </w:trPr>
         <w:tc>
           <w:tcPr>
-            <w:tcW w:type="dxa" w:w="3198"/>
+            <w:tcW w:type="dxa" w:w="3877"/>
             <w:gridSpan w:val="1"/>
             <w:tcBorders>
               <w:top w:val="none" w:color="FFFFFF" w:sz="0"/>
@@ -14353,7 +15848,7 @@
         </w:tc>
         <w:tc>
           <w:tcPr>
-            <w:tcW w:type="dxa" w:w="1163"/>
+            <w:tcW w:type="dxa" w:w="1034"/>
             <w:gridSpan w:val="1"/>
             <w:tcBorders>
               <w:top w:val="none" w:color="FFFFFF" w:sz="0"/>
@@ -14386,7 +15881,7 @@
         </w:tc>
         <w:tc>
           <w:tcPr>
-            <w:tcW w:type="dxa" w:w="1163"/>
+            <w:tcW w:type="dxa" w:w="1034"/>
             <w:gridSpan w:val="1"/>
             <w:tcBorders>
               <w:top w:val="none" w:color="FFFFFF" w:sz="0"/>
@@ -14419,7 +15914,7 @@
         </w:tc>
         <w:tc>
           <w:tcPr>
-            <w:tcW w:type="dxa" w:w="1163"/>
+            <w:tcW w:type="dxa" w:w="1034"/>
             <w:gridSpan w:val="1"/>
             <w:tcBorders>
               <w:top w:val="none" w:color="FFFFFF" w:sz="0"/>
@@ -14452,7 +15947,7 @@
         </w:tc>
         <w:tc>
           <w:tcPr>
-            <w:tcW w:type="dxa" w:w="1163"/>
+            <w:tcW w:type="dxa" w:w="1034"/>
             <w:gridSpan w:val="1"/>
             <w:tcBorders>
               <w:top w:val="none" w:color="FFFFFF" w:sz="0"/>
@@ -14485,7 +15980,7 @@
         </w:tc>
         <w:tc>
           <w:tcPr>
-            <w:tcW w:type="dxa" w:w="1456"/>
+            <w:tcW w:type="dxa" w:w="1293"/>
             <w:gridSpan w:val="1"/>
             <w:tcBorders>
               <w:top w:val="none" w:color="FFFFFF" w:sz="0"/>
@@ -14523,7 +16018,7 @@
         </w:trPr>
         <w:tc>
           <w:tcPr>
-            <w:tcW w:type="dxa" w:w="3198"/>
+            <w:tcW w:type="dxa" w:w="3877"/>
             <w:gridSpan w:val="1"/>
             <w:tcBorders>
               <w:top w:val="none" w:color="FFFFFF" w:sz="0"/>
@@ -14556,7 +16051,7 @@
         </w:tc>
         <w:tc>
           <w:tcPr>
-            <w:tcW w:type="dxa" w:w="1163"/>
+            <w:tcW w:type="dxa" w:w="1034"/>
             <w:gridSpan w:val="1"/>
             <w:tcBorders>
               <w:top w:val="none" w:color="FFFFFF" w:sz="0"/>
@@ -14589,7 +16084,7 @@
         </w:tc>
         <w:tc>
           <w:tcPr>
-            <w:tcW w:type="dxa" w:w="1163"/>
+            <w:tcW w:type="dxa" w:w="1034"/>
             <w:gridSpan w:val="1"/>
             <w:tcBorders>
               <w:top w:val="none" w:color="FFFFFF" w:sz="0"/>
@@ -14622,7 +16117,7 @@
         </w:tc>
         <w:tc>
           <w:tcPr>
-            <w:tcW w:type="dxa" w:w="1163"/>
+            <w:tcW w:type="dxa" w:w="1034"/>
             <w:gridSpan w:val="1"/>
             <w:tcBorders>
               <w:top w:val="none" w:color="FFFFFF" w:sz="0"/>
@@ -14655,7 +16150,7 @@
         </w:tc>
         <w:tc>
           <w:tcPr>
-            <w:tcW w:type="dxa" w:w="1163"/>
+            <w:tcW w:type="dxa" w:w="1034"/>
             <w:gridSpan w:val="1"/>
             <w:tcBorders>
               <w:top w:val="none" w:color="FFFFFF" w:sz="0"/>
@@ -14688,7 +16183,7 @@
         </w:tc>
         <w:tc>
           <w:tcPr>
-            <w:tcW w:type="dxa" w:w="1456"/>
+            <w:tcW w:type="dxa" w:w="1293"/>
             <w:gridSpan w:val="1"/>
             <w:tcBorders>
               <w:top w:val="none" w:color="FFFFFF" w:sz="0"/>
@@ -14726,12 +16221,12 @@
         </w:trPr>
         <w:tc>
           <w:tcPr>
-            <w:tcW w:type="dxa" w:w="3198"/>
-            <w:gridSpan w:val="1"/>
-            <w:tcBorders>
-              <w:top w:val="none" w:color="FFFFFF" w:sz="0"/>
-              <w:left w:val="none" w:color="FFFFFF" w:sz="0"/>
-              <w:bottom w:val="single" w:color="000000" w:sz="8"/>
+            <w:tcW w:type="dxa" w:w="3877"/>
+            <w:gridSpan w:val="1"/>
+            <w:tcBorders>
+              <w:top w:val="none" w:color="FFFFFF" w:sz="0"/>
+              <w:left w:val="none" w:color="FFFFFF" w:sz="0"/>
+              <w:bottom w:val="none" w:color="FFFFFF" w:sz="0"/>
               <w:right w:val="none" w:color="FFFFFF" w:sz="0"/>
             </w:tcBorders>
             <w:tcMar>
@@ -14759,12 +16254,12 @@
         </w:tc>
         <w:tc>
           <w:tcPr>
-            <w:tcW w:type="dxa" w:w="1163"/>
-            <w:gridSpan w:val="1"/>
-            <w:tcBorders>
-              <w:top w:val="none" w:color="FFFFFF" w:sz="0"/>
-              <w:left w:val="none" w:color="FFFFFF" w:sz="0"/>
-              <w:bottom w:val="single" w:color="000000" w:sz="8"/>
+            <w:tcW w:type="dxa" w:w="1034"/>
+            <w:gridSpan w:val="1"/>
+            <w:tcBorders>
+              <w:top w:val="none" w:color="FFFFFF" w:sz="0"/>
+              <w:left w:val="none" w:color="FFFFFF" w:sz="0"/>
+              <w:bottom w:val="none" w:color="FFFFFF" w:sz="0"/>
               <w:right w:val="none" w:color="FFFFFF" w:sz="0"/>
             </w:tcBorders>
             <w:tcMar>
@@ -14792,12 +16287,12 @@
         </w:tc>
         <w:tc>
           <w:tcPr>
-            <w:tcW w:type="dxa" w:w="1163"/>
-            <w:gridSpan w:val="1"/>
-            <w:tcBorders>
-              <w:top w:val="none" w:color="FFFFFF" w:sz="0"/>
-              <w:left w:val="none" w:color="FFFFFF" w:sz="0"/>
-              <w:bottom w:val="single" w:color="000000" w:sz="8"/>
+            <w:tcW w:type="dxa" w:w="1034"/>
+            <w:gridSpan w:val="1"/>
+            <w:tcBorders>
+              <w:top w:val="none" w:color="FFFFFF" w:sz="0"/>
+              <w:left w:val="none" w:color="FFFFFF" w:sz="0"/>
+              <w:bottom w:val="none" w:color="FFFFFF" w:sz="0"/>
               <w:right w:val="none" w:color="FFFFFF" w:sz="0"/>
             </w:tcBorders>
             <w:tcMar>
@@ -14825,10 +16320,114 @@
         </w:tc>
         <w:tc>
           <w:tcPr>
-            <w:tcW w:type="dxa" w:w="1163"/>
-            <w:gridSpan w:val="1"/>
-            <w:tcBorders>
-              <w:top w:val="none" w:color="FFFFFF" w:sz="0"/>
+            <w:tcW w:type="dxa" w:w="1034"/>
+            <w:gridSpan w:val="1"/>
+            <w:tcBorders>
+              <w:top w:val="none" w:color="FFFFFF" w:sz="0"/>
+              <w:left w:val="none" w:color="FFFFFF" w:sz="0"/>
+              <w:bottom w:val="none" w:color="FFFFFF" w:sz="0"/>
+              <w:right w:val="none" w:color="FFFFFF" w:sz="0"/>
+            </w:tcBorders>
+            <w:tcMar>
+              <w:top w:type="dxa" w:w="40"/>
+              <w:left w:type="dxa" w:w="80"/>
+              <w:bottom w:type="dxa" w:w="40"/>
+              <w:right w:type="dxa" w:w="80"/>
+            </w:tcMar>
+          </w:tcPr>
+          <w:p>
+            <w:pPr>
+              <w:spacing w:after="0" w:before="0"/>
+              <w:jc w:val="right"/>
+            </w:pPr>
+            <w:r>
+              <w:rPr>
+                <w:b w:val="false"/>
+                <w:bCs w:val="false"/>
+                <w:sz w:val="17"/>
+                <w:szCs w:val="17"/>
+              </w:rPr>
+              <w:t xml:space="preserve">3</w:t>
+            </w:r>
+          </w:p>
+        </w:tc>
+        <w:tc>
+          <w:tcPr>
+            <w:tcW w:type="dxa" w:w="1034"/>
+            <w:gridSpan w:val="1"/>
+            <w:tcBorders>
+              <w:top w:val="none" w:color="FFFFFF" w:sz="0"/>
+              <w:left w:val="none" w:color="FFFFFF" w:sz="0"/>
+              <w:bottom w:val="none" w:color="FFFFFF" w:sz="0"/>
+              <w:right w:val="none" w:color="FFFFFF" w:sz="0"/>
+            </w:tcBorders>
+            <w:tcMar>
+              <w:top w:type="dxa" w:w="40"/>
+              <w:left w:type="dxa" w:w="80"/>
+              <w:bottom w:type="dxa" w:w="40"/>
+              <w:right w:type="dxa" w:w="80"/>
+            </w:tcMar>
+          </w:tcPr>
+          <w:p>
+            <w:pPr>
+              <w:spacing w:after="0" w:before="0"/>
+              <w:jc w:val="right"/>
+            </w:pPr>
+            <w:r>
+              <w:rPr>
+                <w:b w:val="false"/>
+                <w:bCs w:val="false"/>
+                <w:sz w:val="17"/>
+                <w:szCs w:val="17"/>
+              </w:rPr>
+              <w:t xml:space="preserve">5</w:t>
+            </w:r>
+          </w:p>
+        </w:tc>
+        <w:tc>
+          <w:tcPr>
+            <w:tcW w:type="dxa" w:w="1293"/>
+            <w:gridSpan w:val="1"/>
+            <w:tcBorders>
+              <w:top w:val="none" w:color="FFFFFF" w:sz="0"/>
+              <w:left w:val="none" w:color="FFFFFF" w:sz="0"/>
+              <w:bottom w:val="none" w:color="FFFFFF" w:sz="0"/>
+              <w:right w:val="none" w:color="FFFFFF" w:sz="0"/>
+            </w:tcBorders>
+            <w:tcMar>
+              <w:top w:type="dxa" w:w="40"/>
+              <w:left w:type="dxa" w:w="80"/>
+              <w:bottom w:type="dxa" w:w="40"/>
+              <w:right w:type="dxa" w:w="80"/>
+            </w:tcMar>
+          </w:tcPr>
+          <w:p>
+            <w:pPr>
+              <w:spacing w:after="0" w:before="0"/>
+              <w:jc w:val="right"/>
+            </w:pPr>
+            <w:r>
+              <w:rPr>
+                <w:b w:val="false"/>
+                <w:bCs w:val="false"/>
+                <w:sz w:val="17"/>
+                <w:szCs w:val="17"/>
+              </w:rPr>
+              <w:t xml:space="preserve">2</w:t>
+            </w:r>
+          </w:p>
+        </w:tc>
+      </w:tr>
+      <w:tr>
+        <w:trPr>
+          <w:tblHeader w:val="off"/>
+        </w:trPr>
+        <w:tc>
+          <w:tcPr>
+            <w:tcW w:type="dxa" w:w="3877"/>
+            <w:gridSpan w:val="1"/>
+            <w:tcBorders>
+              <w:top w:val="single" w:color="000000" w:sz="8"/>
               <w:left w:val="none" w:color="FFFFFF" w:sz="0"/>
               <w:bottom w:val="single" w:color="000000" w:sz="8"/>
               <w:right w:val="none" w:color="FFFFFF" w:sz="0"/>
@@ -14843,25 +16442,25 @@
           <w:p>
             <w:pPr>
               <w:spacing w:after="0" w:before="0"/>
-              <w:jc w:val="right"/>
-            </w:pPr>
-            <w:r>
-              <w:rPr>
-                <w:b w:val="false"/>
-                <w:bCs w:val="false"/>
-                <w:sz w:val="17"/>
-                <w:szCs w:val="17"/>
-              </w:rPr>
-              <w:t xml:space="preserve">3</w:t>
-            </w:r>
-          </w:p>
-        </w:tc>
-        <w:tc>
-          <w:tcPr>
-            <w:tcW w:type="dxa" w:w="1163"/>
-            <w:gridSpan w:val="1"/>
-            <w:tcBorders>
-              <w:top w:val="none" w:color="FFFFFF" w:sz="0"/>
+              <w:jc w:val="left"/>
+            </w:pPr>
+            <w:r>
+              <w:rPr>
+                <w:b w:val="false"/>
+                <w:bCs w:val="false"/>
+                <w:sz w:val="17"/>
+                <w:szCs w:val="17"/>
+              </w:rPr>
+              <w:t xml:space="preserve">Defective (sum)</w:t>
+            </w:r>
+          </w:p>
+        </w:tc>
+        <w:tc>
+          <w:tcPr>
+            <w:tcW w:type="dxa" w:w="1034"/>
+            <w:gridSpan w:val="1"/>
+            <w:tcBorders>
+              <w:top w:val="single" w:color="000000" w:sz="8"/>
               <w:left w:val="none" w:color="FFFFFF" w:sz="0"/>
               <w:bottom w:val="single" w:color="000000" w:sz="8"/>
               <w:right w:val="none" w:color="FFFFFF" w:sz="0"/>
@@ -14885,16 +16484,16 @@
                 <w:sz w:val="17"/>
                 <w:szCs w:val="17"/>
               </w:rPr>
-              <w:t xml:space="preserve">5</w:t>
-            </w:r>
-          </w:p>
-        </w:tc>
-        <w:tc>
-          <w:tcPr>
-            <w:tcW w:type="dxa" w:w="1456"/>
-            <w:gridSpan w:val="1"/>
-            <w:tcBorders>
-              <w:top w:val="none" w:color="FFFFFF" w:sz="0"/>
+              <w:t xml:space="preserve">139</w:t>
+            </w:r>
+          </w:p>
+        </w:tc>
+        <w:tc>
+          <w:tcPr>
+            <w:tcW w:type="dxa" w:w="1034"/>
+            <w:gridSpan w:val="1"/>
+            <w:tcBorders>
+              <w:top w:val="single" w:color="000000" w:sz="8"/>
               <w:left w:val="none" w:color="FFFFFF" w:sz="0"/>
               <w:bottom w:val="single" w:color="000000" w:sz="8"/>
               <w:right w:val="none" w:color="FFFFFF" w:sz="0"/>
@@ -14918,7 +16517,106 @@
                 <w:sz w:val="17"/>
                 <w:szCs w:val="17"/>
               </w:rPr>
-              <w:t xml:space="preserve">2</w:t>
+              <w:t xml:space="preserve">93</w:t>
+            </w:r>
+          </w:p>
+        </w:tc>
+        <w:tc>
+          <w:tcPr>
+            <w:tcW w:type="dxa" w:w="1034"/>
+            <w:gridSpan w:val="1"/>
+            <w:tcBorders>
+              <w:top w:val="single" w:color="000000" w:sz="8"/>
+              <w:left w:val="none" w:color="FFFFFF" w:sz="0"/>
+              <w:bottom w:val="single" w:color="000000" w:sz="8"/>
+              <w:right w:val="none" w:color="FFFFFF" w:sz="0"/>
+            </w:tcBorders>
+            <w:tcMar>
+              <w:top w:type="dxa" w:w="40"/>
+              <w:left w:type="dxa" w:w="80"/>
+              <w:bottom w:type="dxa" w:w="40"/>
+              <w:right w:type="dxa" w:w="80"/>
+            </w:tcMar>
+          </w:tcPr>
+          <w:p>
+            <w:pPr>
+              <w:spacing w:after="0" w:before="0"/>
+              <w:jc w:val="right"/>
+            </w:pPr>
+            <w:r>
+              <w:rPr>
+                <w:b w:val="false"/>
+                <w:bCs w:val="false"/>
+                <w:sz w:val="17"/>
+                <w:szCs w:val="17"/>
+              </w:rPr>
+              <w:t xml:space="preserve">64</w:t>
+            </w:r>
+          </w:p>
+        </w:tc>
+        <w:tc>
+          <w:tcPr>
+            <w:tcW w:type="dxa" w:w="1034"/>
+            <w:gridSpan w:val="1"/>
+            <w:tcBorders>
+              <w:top w:val="single" w:color="000000" w:sz="8"/>
+              <w:left w:val="none" w:color="FFFFFF" w:sz="0"/>
+              <w:bottom w:val="single" w:color="000000" w:sz="8"/>
+              <w:right w:val="none" w:color="FFFFFF" w:sz="0"/>
+            </w:tcBorders>
+            <w:tcMar>
+              <w:top w:type="dxa" w:w="40"/>
+              <w:left w:type="dxa" w:w="80"/>
+              <w:bottom w:type="dxa" w:w="40"/>
+              <w:right w:type="dxa" w:w="80"/>
+            </w:tcMar>
+          </w:tcPr>
+          <w:p>
+            <w:pPr>
+              <w:spacing w:after="0" w:before="0"/>
+              <w:jc w:val="right"/>
+            </w:pPr>
+            <w:r>
+              <w:rPr>
+                <w:b/>
+                <w:bCs/>
+                <w:sz w:val="17"/>
+                <w:szCs w:val="17"/>
+              </w:rPr>
+              <w:t xml:space="preserve">97</w:t>
+            </w:r>
+          </w:p>
+        </w:tc>
+        <w:tc>
+          <w:tcPr>
+            <w:tcW w:type="dxa" w:w="1293"/>
+            <w:gridSpan w:val="1"/>
+            <w:tcBorders>
+              <w:top w:val="single" w:color="000000" w:sz="8"/>
+              <w:left w:val="none" w:color="FFFFFF" w:sz="0"/>
+              <w:bottom w:val="single" w:color="000000" w:sz="8"/>
+              <w:right w:val="none" w:color="FFFFFF" w:sz="0"/>
+            </w:tcBorders>
+            <w:tcMar>
+              <w:top w:type="dxa" w:w="40"/>
+              <w:left w:type="dxa" w:w="80"/>
+              <w:bottom w:type="dxa" w:w="40"/>
+              <w:right w:type="dxa" w:w="80"/>
+            </w:tcMar>
+          </w:tcPr>
+          <w:p>
+            <w:pPr>
+              <w:spacing w:after="0" w:before="0"/>
+              <w:jc w:val="right"/>
+            </w:pPr>
+            <w:r>
+              <w:rPr>
+                <w:b w:val="false"/>
+                <w:bCs w:val="false"/>
+                <w:sz w:val="17"/>
+                <w:szCs w:val="17"/>
+              </w:rPr>
+              <w:t xml:space="preserve">94</w:t>
             </w:r>
           </w:p>
         </w:tc>
@@ -15001,12 +16699,12 @@
         </w:tblBorders>
       </w:tblPr>
       <w:tblGrid>
-        <w:gridCol w:w="3807"/>
-        <w:gridCol w:w="846"/>
-        <w:gridCol w:w="1057"/>
-        <w:gridCol w:w="1480"/>
-        <w:gridCol w:w="1057"/>
-        <w:gridCol w:w="1059"/>
+        <w:gridCol w:w="3564"/>
+        <w:gridCol w:w="792"/>
+        <w:gridCol w:w="990"/>
+        <w:gridCol w:w="1980"/>
+        <w:gridCol w:w="990"/>
+        <w:gridCol w:w="990"/>
       </w:tblGrid>
       <w:tr>
         <w:trPr>
@@ -15014,7 +16712,7 @@
         </w:trPr>
         <w:tc>
           <w:tcPr>
-            <w:tcW w:type="dxa" w:w="3807"/>
+            <w:tcW w:type="dxa" w:w="3564"/>
             <w:gridSpan w:val="1"/>
             <w:tcBorders>
               <w:top w:val="single" w:color="000000" w:sz="8"/>
@@ -15048,7 +16746,7 @@
         </w:tc>
         <w:tc>
           <w:tcPr>
-            <w:tcW w:type="dxa" w:w="846"/>
+            <w:tcW w:type="dxa" w:w="792"/>
             <w:gridSpan w:val="1"/>
             <w:tcBorders>
               <w:top w:val="single" w:color="000000" w:sz="8"/>
@@ -15082,7 +16780,7 @@
         </w:tc>
         <w:tc>
           <w:tcPr>
-            <w:tcW w:type="dxa" w:w="1057"/>
+            <w:tcW w:type="dxa" w:w="990"/>
             <w:gridSpan w:val="1"/>
             <w:tcBorders>
               <w:top w:val="single" w:color="000000" w:sz="8"/>
@@ -15116,7 +16814,7 @@
         </w:tc>
         <w:tc>
           <w:tcPr>
-            <w:tcW w:type="dxa" w:w="1480"/>
+            <w:tcW w:type="dxa" w:w="1980"/>
             <w:gridSpan w:val="1"/>
             <w:tcBorders>
               <w:top w:val="single" w:color="000000" w:sz="8"/>
@@ -15144,13 +16842,13 @@
                 <w:sz w:val="17"/>
                 <w:szCs w:val="17"/>
               </w:rPr>
-              <w:t xml:space="preserve">Q3 BAcc</w:t>
-            </w:r>
-          </w:p>
-        </w:tc>
-        <w:tc>
-          <w:tcPr>
-            <w:tcW w:type="dxa" w:w="1057"/>
+              <w:t xml:space="preserve">Q3 유무 BAcc</w:t>
+            </w:r>
+          </w:p>
+        </w:tc>
+        <w:tc>
+          <w:tcPr>
+            <w:tcW w:type="dxa" w:w="990"/>
             <w:gridSpan w:val="1"/>
             <w:tcBorders>
               <w:top w:val="single" w:color="000000" w:sz="8"/>
@@ -15184,7 +16882,7 @@
         </w:tc>
         <w:tc>
           <w:tcPr>
-            <w:tcW w:type="dxa" w:w="1059"/>
+            <w:tcW w:type="dxa" w:w="990"/>
             <w:gridSpan w:val="1"/>
             <w:tcBorders>
               <w:top w:val="single" w:color="000000" w:sz="8"/>
@@ -15223,7 +16921,7 @@
         </w:trPr>
         <w:tc>
           <w:tcPr>
-            <w:tcW w:type="dxa" w:w="3807"/>
+            <w:tcW w:type="dxa" w:w="3564"/>
             <w:gridSpan w:val="1"/>
             <w:tcBorders>
               <w:top w:val="single" w:color="000000" w:sz="8"/>
@@ -15256,7 +16954,7 @@
         </w:tc>
         <w:tc>
           <w:tcPr>
-            <w:tcW w:type="dxa" w:w="846"/>
+            <w:tcW w:type="dxa" w:w="792"/>
             <w:gridSpan w:val="1"/>
             <w:tcBorders>
               <w:top w:val="single" w:color="000000" w:sz="8"/>
@@ -15289,7 +16987,7 @@
         </w:tc>
         <w:tc>
           <w:tcPr>
-            <w:tcW w:type="dxa" w:w="1057"/>
+            <w:tcW w:type="dxa" w:w="990"/>
             <w:gridSpan w:val="1"/>
             <w:tcBorders>
               <w:top w:val="single" w:color="000000" w:sz="8"/>
@@ -15322,7 +17020,7 @@
         </w:tc>
         <w:tc>
           <w:tcPr>
-            <w:tcW w:type="dxa" w:w="1480"/>
+            <w:tcW w:type="dxa" w:w="1980"/>
             <w:gridSpan w:val="1"/>
             <w:tcBorders>
               <w:top w:val="single" w:color="000000" w:sz="8"/>
@@ -15355,7 +17053,7 @@
         </w:tc>
         <w:tc>
           <w:tcPr>
-            <w:tcW w:type="dxa" w:w="1057"/>
+            <w:tcW w:type="dxa" w:w="990"/>
             <w:gridSpan w:val="1"/>
             <w:tcBorders>
               <w:top w:val="single" w:color="000000" w:sz="8"/>
@@ -15388,7 +17086,7 @@
         </w:tc>
         <w:tc>
           <w:tcPr>
-            <w:tcW w:type="dxa" w:w="1059"/>
+            <w:tcW w:type="dxa" w:w="990"/>
             <w:gridSpan w:val="1"/>
             <w:tcBorders>
               <w:top w:val="single" w:color="000000" w:sz="8"/>
@@ -15426,7 +17124,7 @@
         </w:trPr>
         <w:tc>
           <w:tcPr>
-            <w:tcW w:type="dxa" w:w="3807"/>
+            <w:tcW w:type="dxa" w:w="3564"/>
             <w:gridSpan w:val="1"/>
             <w:tcBorders>
               <w:top w:val="none" w:color="FFFFFF" w:sz="0"/>
@@ -15459,7 +17157,7 @@
         </w:tc>
         <w:tc>
           <w:tcPr>
-            <w:tcW w:type="dxa" w:w="846"/>
+            <w:tcW w:type="dxa" w:w="792"/>
             <w:gridSpan w:val="1"/>
             <w:tcBorders>
               <w:top w:val="none" w:color="FFFFFF" w:sz="0"/>
@@ -15492,7 +17190,7 @@
         </w:tc>
         <w:tc>
           <w:tcPr>
-            <w:tcW w:type="dxa" w:w="1057"/>
+            <w:tcW w:type="dxa" w:w="990"/>
             <w:gridSpan w:val="1"/>
             <w:tcBorders>
               <w:top w:val="none" w:color="FFFFFF" w:sz="0"/>
@@ -15525,7 +17223,7 @@
         </w:tc>
         <w:tc>
           <w:tcPr>
-            <w:tcW w:type="dxa" w:w="1480"/>
+            <w:tcW w:type="dxa" w:w="1980"/>
             <w:gridSpan w:val="1"/>
             <w:tcBorders>
               <w:top w:val="none" w:color="FFFFFF" w:sz="0"/>
@@ -15558,7 +17256,7 @@
         </w:tc>
         <w:tc>
           <w:tcPr>
-            <w:tcW w:type="dxa" w:w="1057"/>
+            <w:tcW w:type="dxa" w:w="990"/>
             <w:gridSpan w:val="1"/>
             <w:tcBorders>
               <w:top w:val="none" w:color="FFFFFF" w:sz="0"/>
@@ -15591,7 +17289,7 @@
         </w:tc>
         <w:tc>
           <w:tcPr>
-            <w:tcW w:type="dxa" w:w="1059"/>
+            <w:tcW w:type="dxa" w:w="990"/>
             <w:gridSpan w:val="1"/>
             <w:tcBorders>
               <w:top w:val="none" w:color="FFFFFF" w:sz="0"/>
@@ -15629,7 +17327,7 @@
         </w:trPr>
         <w:tc>
           <w:tcPr>
-            <w:tcW w:type="dxa" w:w="3807"/>
+            <w:tcW w:type="dxa" w:w="3564"/>
             <w:gridSpan w:val="1"/>
             <w:tcBorders>
               <w:top w:val="none" w:color="FFFFFF" w:sz="0"/>
@@ -15662,7 +17360,7 @@
         </w:tc>
         <w:tc>
           <w:tcPr>
-            <w:tcW w:type="dxa" w:w="846"/>
+            <w:tcW w:type="dxa" w:w="792"/>
             <w:gridSpan w:val="1"/>
             <w:tcBorders>
               <w:top w:val="none" w:color="FFFFFF" w:sz="0"/>
@@ -15695,7 +17393,7 @@
         </w:tc>
         <w:tc>
           <w:tcPr>
-            <w:tcW w:type="dxa" w:w="1057"/>
+            <w:tcW w:type="dxa" w:w="990"/>
             <w:gridSpan w:val="1"/>
             <w:tcBorders>
               <w:top w:val="none" w:color="FFFFFF" w:sz="0"/>
@@ -15728,7 +17426,7 @@
         </w:tc>
         <w:tc>
           <w:tcPr>
-            <w:tcW w:type="dxa" w:w="1480"/>
+            <w:tcW w:type="dxa" w:w="1980"/>
             <w:gridSpan w:val="1"/>
             <w:tcBorders>
               <w:top w:val="none" w:color="FFFFFF" w:sz="0"/>
@@ -15761,7 +17459,7 @@
         </w:tc>
         <w:tc>
           <w:tcPr>
-            <w:tcW w:type="dxa" w:w="1057"/>
+            <w:tcW w:type="dxa" w:w="990"/>
             <w:gridSpan w:val="1"/>
             <w:tcBorders>
               <w:top w:val="none" w:color="FFFFFF" w:sz="0"/>
@@ -15794,7 +17492,7 @@
         </w:tc>
         <w:tc>
           <w:tcPr>
-            <w:tcW w:type="dxa" w:w="1059"/>
+            <w:tcW w:type="dxa" w:w="990"/>
             <w:gridSpan w:val="1"/>
             <w:tcBorders>
               <w:top w:val="none" w:color="FFFFFF" w:sz="0"/>
@@ -15832,7 +17530,7 @@
         </w:trPr>
         <w:tc>
           <w:tcPr>
-            <w:tcW w:type="dxa" w:w="3807"/>
+            <w:tcW w:type="dxa" w:w="3564"/>
             <w:gridSpan w:val="1"/>
             <w:tcBorders>
               <w:top w:val="none" w:color="FFFFFF" w:sz="0"/>
@@ -15865,7 +17563,7 @@
         </w:tc>
         <w:tc>
           <w:tcPr>
-            <w:tcW w:type="dxa" w:w="846"/>
+            <w:tcW w:type="dxa" w:w="792"/>
             <w:gridSpan w:val="1"/>
             <w:tcBorders>
               <w:top w:val="none" w:color="FFFFFF" w:sz="0"/>
@@ -15898,7 +17596,7 @@
         </w:tc>
         <w:tc>
           <w:tcPr>
-            <w:tcW w:type="dxa" w:w="1057"/>
+            <w:tcW w:type="dxa" w:w="990"/>
             <w:gridSpan w:val="1"/>
             <w:tcBorders>
               <w:top w:val="none" w:color="FFFFFF" w:sz="0"/>
@@ -15931,7 +17629,7 @@
         </w:tc>
         <w:tc>
           <w:tcPr>
-            <w:tcW w:type="dxa" w:w="1480"/>
+            <w:tcW w:type="dxa" w:w="1980"/>
             <w:gridSpan w:val="1"/>
             <w:tcBorders>
               <w:top w:val="none" w:color="FFFFFF" w:sz="0"/>
@@ -15964,7 +17662,7 @@
         </w:tc>
         <w:tc>
           <w:tcPr>
-            <w:tcW w:type="dxa" w:w="1057"/>
+            <w:tcW w:type="dxa" w:w="990"/>
             <w:gridSpan w:val="1"/>
             <w:tcBorders>
               <w:top w:val="none" w:color="FFFFFF" w:sz="0"/>
@@ -15997,7 +17695,7 @@
         </w:tc>
         <w:tc>
           <w:tcPr>
-            <w:tcW w:type="dxa" w:w="1059"/>
+            <w:tcW w:type="dxa" w:w="990"/>
             <w:gridSpan w:val="1"/>
             <w:tcBorders>
               <w:top w:val="none" w:color="FFFFFF" w:sz="0"/>
@@ -16354,7 +18052,7 @@
         <w:t xml:space="preserve">[+.025,+.124]</w:t>
       </w:r>
       <w:r>
-        <w:t xml:space="preserve">), 정상 오경보는 93에서 74로, 결함 미탐은 4에서 8로 소폭 움직였다. 단계형 유무 질문은 이 두 효과를 모두 키웠다. 재질문과 비교하면 오경보를 훨씬 많이 없앴고(비율 </w:t>
+        <w:t xml:space="preserve">), 정상 오경보는 93에서 74로, 결함 미탐은 4에서 8로 소폭 움직였다. 위치 적중은 133장 중 30장(직접 29장)이었다. 단계형 유무 질문은 이 두 효과를 모두 키웠다. 재질문과 비교하면 오경보를 훨씬 많이 없앴고(비율 </w:t>
       </w:r>
       <w:r>
         <w:t xml:space="preserve">−.542</w:t>
@@ -16399,7 +18097,7 @@
         <w:jc w:val="left"/>
       </w:pPr>
       <w:r>
-        <w:t xml:space="preserve">에이전트가 가장 크게 실패한 결함은 캡 누락이다. 단계형 Q3는 27장 중 9장에서만 결함 영역을 보고했고(직접 질문 23장), 결함 종류는 27장 중 5장에서만 맞혔다(직접 질문 7장, 수정 후보 2장). gold의 27장은 모두 유리 애자이고 이 설비의 gold 정상 이미지는 5장뿐이어서, 설비 효과와 결함 효과가 섞여 있다. 그래서 gold가 아닌 개발 데이터로만 분석했다. dev240에는 캡 누락이 25장 있고, 대부분의 모델 교체 실험에 쓴 40장 설계 부분집합에는 그중 4장이 들어 있다. 시도마다 설정을 고정했고, 통과 기준이 있는 경우에는 실행 전에 정했다. 예외가 하나 있다. 다른 모델 재검토는 무효 출력이 나온 뒤 제안 형식을 바꿔 한 번 다시 돌렸다(부록 표 </w:t>
+        <w:t xml:space="preserve">어떤 문항도 캡 누락을 안정적으로 찾지 못했다. gold에서 Q1은 27장 중 3장을 이상으로 답했고, Q2는 직접 질문 7장, 에이전트 5장, 수정 후보 2장에서 결함 종류를 맞혔으며, 단계형 Q3는 9장에서 영역을 보고했다. 직접 영역 질문은 23장에서 영역을 보고했지만, 정상 이미지의 87%에도 영역이 있다고 답했다. 직접 질문이 덜 치우친(정상 오경보 29/107) gold 복수 위치 실행에서는 고정 참조로 결함 칸을 모두 묻게 했는데, 직접·단계형 모두 캡 누락 27장 중 25장을 놓쳤다. gold의 27장은 모두 유리 애자이고 이 설비의 gold 정상 이미지는 5장뿐이어서, 설비 효과와 결함 효과가 섞여 있다. 그래서 gold가 아닌 개발 데이터로만 분석했다. dev240에는 캡 누락이 25장 있고, 대부분의 모델 교체 실험에 쓴 40장 설계 부분집합에는 그중 4장이 들어 있다. 시도마다 설정을 고정했고, 통과 기준이 있는 경우에는 실행 전에 정했다. 예외가 하나 있다. 다른 모델 재검토는 무효 출력이 나온 뒤 제안 형식을 바꿔 한 번 다시 돌렸다(부록 표 </w:t>
       </w:r>
       <w:r>
         <w:t xml:space="preserve">11</w:t>
@@ -16556,7 +18254,7 @@
           <w:b/>
           <w:bCs/>
         </w:rPr>
-        <w:t xml:space="preserve">오경보는 줄고 미탐은 늘었다. </w:t>
+        <w:t xml:space="preserve">에이전트가 바꾼 것. </w:t>
       </w:r>
       <w:r>
         <w:t xml:space="preserve">검증 에이전트는 모델을 보수적으로 만든다. 호출 수 맞춘 대조를 보면 이 보수화의 일부는 다시 묻는 것 자체에서 오고 </w:t>
@@ -16565,7 +18263,7 @@
         <w:t xml:space="preserve">[12]</w:t>
       </w:r>
       <w:r>
-        <w:t xml:space="preserve">, 에이전트의 정의와 단계 구조가 그것을 실제 이득으로 이끈다. 에이전트는 정상 이미지의 오경보는 대부분 없애지만 미탐은 늘리며, 특히 “무언가 없다”는 미묘한 종류에서 그렇다. 안전이 중요한 점검에서는 결함을 놓치는 비용이 오경보보다 큰 경우가 많다. 하나의 정확도 숫자는 이 차이를 가리므로, 벤치마크는 macro-F1과 함께 정상 오경보율과 종류별 재현율을 보고해야 한다.</w:t>
+        <w:t xml:space="preserve">, 에이전트의 정의와 단계 구조가 그것을 실제 이득으로 이끈다. 직접 영역 질문과 비교하면 에이전트는 정상 이미지의 오경보를 대부분 없애고 결함을 더 많이 놓친다. 이 맞바꿈의 일부는 비교 방식에서 생긴다. 직접 질문이 거의 모든 이미지에 영역이 있다고 답하므로, 조금이라도 구분하는 답이면 거의 어떤 답이든 그보다 오경보는 줄고 미탐은 는다. 같은 모델의 이진 문항과 비교하면 단계형 답은 두 지표 모두 낫다. 또 에이전트에서 늘어난 Q2 정답은 대부분 정상 이미지였고, 결함 위치는 더 잘 맞히지 못했다. 요약 점수 하나로는 이런 차이가 보이지 않는다. 벤치마크는 macro-F1과 함께 정상 오경보율과 종류별 재현율을 보고하고, 모든 답을 상수 기준선과 비교해야 한다.</w:t>
       </w:r>
     </w:p>
     <w:p>
@@ -16581,7 +18279,7 @@
         <w:t xml:space="preserve">우리의 제안. </w:t>
       </w:r>
       <w:r>
-        <w:t xml:space="preserve">위험은 에이전트가 가린 결함에 있다. gold에서 단계형 Q3는 직접 질문이 찾은 결함 24장을 “영역 없음”으로 바꿨고, 그중 15장이 캡 누락이었다. 부품이 빠진 결함은 선로 고장으로 이어질 수 있지만, 오경보는 한 번 더 보는 비용에 그친다. 그래서 에이전트의 “결함 없음”을 최종 판정으로 쓰는 것은 권하지 않는다. 데이터로 보면 세 방향이 있다.</w:t>
+        <w:t xml:space="preserve">가장 큰 위험은 부품 누락이다. gold에서 단계형 Q3는 결함 이미지 27장에 “영역 없음”이라고 답했고, 그중 18장이 캡 누락이었다. 부품이 빠진 결함은 선로 고장으로 이어질 수 있지만, 오경보는 한 번 더 보는 비용에 그친다. 그래서 에이전트의 “결함 없음”을 최종 판정으로 쓰는 것은 권하지 않는다. 데이터로 보면 세 방향이 있다.</w:t>
       </w:r>
     </w:p>
     <w:p>
@@ -16599,10 +18297,10 @@
           <w:b/>
           <w:bCs/>
         </w:rPr>
-        <w:t xml:space="preserve">엇갈림을 재검토 신호로.</w:t>
-      </w:r>
-      <w:r>
-        <w:t xml:space="preserve"> 직접 질문과 단계형 Q3는 246장 중 102장(41%)에서 답이 엇갈린다. 사람이 이 102장만 검토하고 옳게 판단하면 미탐은 27장에서 3장(모두 캡 누락)으로 줄고, 오경보는 16장이 남는다. 이 수치는 gold에서 사후에 계산한 예시이고, 검토 규칙을 따로 조정하지는 않았다. 두 답을 단순히 합치면(OR) 직접 질문의 정상 오경보 93장이 그대로 돌아온다.</w:t>
+        <w:t xml:space="preserve">“결함 없음” 답 재검토.</w:t>
+      </w:r>
+      <w:r>
+        <w:t xml:space="preserve"> 직접 질문이 거의 늘 영역을 보고하므로, 직접 질문과 단계형 Q3가 엇갈리는 102장(41%)은 에이전트가 “영역 없음”이라고 답한 118장(48%)과 거의 같다. 사람이 102장을 검토하고 옳게 판단하면 미탐은 27장에서 3장(모두 캡 누락)으로 줄고, 118장을 모두 검토하면 미탐이 없어진다. 어느 쪽이든 오경보 16장은 남는다. 따라서 엇갈림 신호는 “결함 없음” 답을 모두 검토하는 단순 규칙보다 나은 점이 거의 없고, 두 규칙 모두 이미지의 절반 가까이를 사람에게 보낸다. 이 수치는 gold에서 사후에 계산한 예시이고, 검토 규칙을 따로 조정하지는 않았다. 검토량을 줄이려면 캡 누락을 알아보는 신호가 필요한데, LVLM의 답 중에는 그런 신호가 없다.</w:t>
       </w:r>
     </w:p>
     <w:p>
@@ -16728,7 +18426,7 @@
         <w:jc w:val="left"/>
       </w:pPr>
       <w:r>
-        <w:t xml:space="preserve">Q3는 위치가 아니라 유무로 채점했다. 공간 라벨이 있는 gold 결함 133건에 대해 고정 참조로 별도 복수 위치 실행을 했다. 정확한 격자 칸 위치 정답은 직접 질문과 단계형 모두 133건 중 12건으로, 늘 “중앙”이라고만 답하는 경우(46건)보다 낮았다.</w:t>
+        <w:t xml:space="preserve">위치 성능이 낮고 위치 라벨도 거칠다. 위치 박스가 있는 결함 133장에서 에이전트가 보고한 칸의 위치 적중은 31장(직접 질문 29장)이었고, 복수 위치 실행에서 칸 집합이 정확히 일치한 경우는 두 방식 모두 12장이었다. 늘 “중앙”이라고 답하면 이 두 기준에서 각각 72장, 46장이 맞는다. 박스 중심마다 칸 하나로 나타내는 방식은 크거나 넓게 퍼진 결함을 충분히 표현하지 못한다.</w:t>
       </w:r>
     </w:p>
     <w:p>
@@ -16791,7 +18489,7 @@
         <w:jc w:val="left"/>
       </w:pPr>
       <w:r>
-        <w:t xml:space="preserve">InsPLAD-QA는 공통 프롬프트·형식·채점기를 갖춘, 해시로 정렬하고 수작업으로 검토한 LVLM 송전선 점검 벤치마크다. 정상 참조는 이상탐지 F1을 높이지만 MiniCPM-V-4.5에서는 균형정확도가 떨어지고, 일관성에 미치는 영향도 엇갈린다. 이상탐지 모델 단서는 이상탐지를 잃고 결함 종류를 얻는 식으로 작용한다. 문항 독립 검증 에이전트는 결함 종류와 영역 유무를 개선하고, 오경보를 미탐과 맞바꾼다. 같은 호출 수로 다시 묻기만 해서는 이 개선이 재현되지 않으므로, 개선은 에이전트의 정의와 단계 구성에서 온다. 시도한 학습 없는 방법들로는 표시된 위치를 잘라 보여줘도 부품 누락을 안정적으로 복구하지 못했다.</w:t>
+        <w:t xml:space="preserve">InsPLAD-QA는 공통 프롬프트·형식·채점기를 갖춘, 해시로 정렬하고 수작업으로 검토한 LVLM 송전선 점검 벤치마크다. 정상 참조는 이상탐지 F1을 높이지만, 균형정확도는 InternVL3.5-8B와 Qwen3.5-4B에서만 뚜렷이 오르고 MiniCPM-V-4.5에서는 떨어지며, 일관성에 미치는 영향도 엇갈린다. 이상탐지 모델 단서는 이상탐지를 잃고 결함 종류를 얻는 식으로 작용한다. 문항 독립 검증 에이전트는 4지선다 종류 답을 개선하지만, 늘어난 정답은 대부분 정상 이미지다. 단계형 영역 유무 답은 같은 모델의 이진 답보다 오경보와 미탐이 모두 적다. 다만 비교 대상인 직접 영역 질문은 거의 모든 이미지에 영역이 있다고 답하고, 위치는 나아지지 않았다. 같은 호출 수로 다시 묻기만 해서는 이 개선이 재현되지 않으므로, 개선은 에이전트의 정의와 단계 구성에서 온다. 어떤 문항도 캡 누락을 안정적으로 찾지 못했다. 개발 데이터에서 시도한 학습 없는 방법들로는 이 결함을 복구하지 못했고, 표시된 위치를 잘라 보여줘도 InternVL3.5-8B는 결함을 보고하지 않았다.</w:t>
       </w:r>
     </w:p>
     <w:p>
